--- a/downloads/teacher/ai-3-week-33.docx
+++ b/downloads/teacher/ai-3-week-33.docx
@@ -2756,6 +2756,396 @@
         <w:t>For your Verified Study Buddy, save the input, procedure, observed result and limitation of this check. Label this worked example as practice; use a different, previously unreviewed case when checking independent understanding.</w:t>
       </w:r>
     </w:p>
+    <w:p>
+      <w:pPr>
+        <w:pStyle w:val="Heading1"/>
+      </w:pPr>
+      <w:r>
+        <w:t>07. Prepare, teach and assess</w:t>
+      </w:r>
+    </w:p>
+    <w:p>
+      <w:r>
+        <w:t>Teaching target: Explain the mechanism and terminology of capstone requirements and corpus</w:t>
+      </w:r>
+    </w:p>
+    <w:p>
+      <w:r>
+        <w:t>Prepare the labelled worked-case picture, the matching workbook, fictional input cards and a place for individual responses. No paid AI account is required for the paper reasoning activities.</w:t>
+      </w:r>
+    </w:p>
+    <w:tbl>
+      <w:tblPr>
+        <w:tblStyle w:val="LightShading-Accent1"/>
+        <w:tblW w:type="auto" w:w="0"/>
+        <w:tblLook w:firstColumn="1" w:firstRow="1" w:lastColumn="0" w:lastRow="0" w:noHBand="0" w:noVBand="1" w:val="04A0"/>
+      </w:tblPr>
+      <w:tblGrid>
+        <w:gridCol w:w="3408"/>
+        <w:gridCol w:w="3408"/>
+        <w:gridCol w:w="3408"/>
+      </w:tblGrid>
+      <w:tr>
+        <w:trPr>
+          <w:tblHeader/>
+        </w:trPr>
+        <w:tc>
+          <w:tcPr>
+            <w:tcW w:type="dxa" w:w="3408"/>
+          </w:tcPr>
+          <w:p>
+            <w:r>
+              <w:t>Session</w:t>
+            </w:r>
+          </w:p>
+        </w:tc>
+        <w:tc>
+          <w:tcPr>
+            <w:tcW w:type="dxa" w:w="3408"/>
+          </w:tcPr>
+          <w:p>
+            <w:r>
+              <w:t>Plan</w:t>
+            </w:r>
+          </w:p>
+        </w:tc>
+        <w:tc>
+          <w:tcPr>
+            <w:tcW w:type="dxa" w:w="3408"/>
+          </w:tcPr>
+          <w:p>
+            <w:r>
+              <w:t>Resources</w:t>
+            </w:r>
+          </w:p>
+        </w:tc>
+      </w:tr>
+      <w:tr>
+        <w:tc>
+          <w:tcPr>
+            <w:tcW w:type="dxa" w:w="3408"/>
+          </w:tcPr>
+          <w:p>
+            <w:r>
+              <w:t>Session 1 · Understand · 45 min</w:t>
+            </w:r>
+          </w:p>
+        </w:tc>
+        <w:tc>
+          <w:tcPr>
+            <w:tcW w:type="dxa" w:w="3408"/>
+          </w:tcPr>
+          <w:p>
+            <w:r>
+              <w:t>0–7: recall and prerequisite; 7–15: inspect the concrete case and predict; 15–30: teacher models the worked trace; 30–40: learners explain a step using the text and visual; 40–45: check the core idea.</w:t>
+            </w:r>
+          </w:p>
+        </w:tc>
+        <w:tc>
+          <w:tcPr>
+            <w:tcW w:type="dxa" w:w="3408"/>
+          </w:tcPr>
+          <w:p>
+            <w:r>
+              <w:t>Sections 1–6; record the brief recall in the workbook.</w:t>
+            </w:r>
+          </w:p>
+        </w:tc>
+      </w:tr>
+      <w:tr>
+        <w:tc>
+          <w:tcPr>
+            <w:tcW w:type="dxa" w:w="3408"/>
+          </w:tcPr>
+          <w:p>
+            <w:r>
+              <w:t>Session 2 · Practise · 45 min</w:t>
+            </w:r>
+          </w:p>
+        </w:tc>
+        <w:tc>
+          <w:tcPr>
+            <w:tcW w:type="dxa" w:w="3408"/>
+          </w:tcPr>
+          <w:p>
+            <w:r>
+              <w:t>0–5: retrieve the procedure; 5–15: W2 completion practice; 15–23: explain and check with a partner; 23–30: each learner answers the misconception check; 30–40: targeted reteaching or a harder variation; 40–45: prepare the investigation.</w:t>
+            </w:r>
+          </w:p>
+        </w:tc>
+        <w:tc>
+          <w:tcPr>
+            <w:tcW w:type="dxa" w:w="3408"/>
+          </w:tcPr>
+          <w:p>
+            <w:r>
+              <w:t>Sections 7–10; use the matching workbook W2 and misconception check.</w:t>
+            </w:r>
+          </w:p>
+        </w:tc>
+      </w:tr>
+      <w:tr>
+        <w:tc>
+          <w:tcPr>
+            <w:tcW w:type="dxa" w:w="3408"/>
+          </w:tcPr>
+          <w:p>
+            <w:r>
+              <w:t>Session 3 · Investigate and transfer · 45 min</w:t>
+            </w:r>
+          </w:p>
+        </w:tc>
+        <w:tc>
+          <w:tcPr>
+            <w:tcW w:type="dxa" w:w="3408"/>
+          </w:tcPr>
+          <w:p>
+            <w:r>
+              <w:t>0–5: retrieve the decision rule; 5–20: investigate or trace; 20–30: start the independent case; 30–38: connect the project; 38–43: act on feedback; 43–45: plan the return check.</w:t>
+            </w:r>
+          </w:p>
+        </w:tc>
+        <w:tc>
+          <w:tcPr>
+            <w:tcW w:type="dxa" w:w="3408"/>
+          </w:tcPr>
+          <w:p>
+            <w:r>
+              <w:t>Sections 9 and 11–14. Give extra time to finish the full task set; use Section 15 when the week includes a coding lab.</w:t>
+            </w:r>
+          </w:p>
+        </w:tc>
+      </w:tr>
+    </w:tbl>
+    <w:p>
+      <w:r>
+        <w:t>Before class, solve the supported practice: Student room assistant corpus contains public register P, teacher-only guide T and current approval A. It must report approved room capacity or needs_review. Show the intermediate steps and give the conclusion with its scope.</w:t>
+      </w:r>
+    </w:p>
+    <w:p>
+      <w:r>
+        <w:t>Reasoned practice answer: Teacher explanation: Authorised corpus contains P and A, excluding T. Baseline manually checks same-room current approval and capacity. Reserve complete, missing and conflicting cases before development.</w:t>
+      </w:r>
+    </w:p>
+    <w:p>
+      <w:r>
+        <w:t>Check every learner before discussion: Use the worked case for Capstone requirements and corpus. Proposed explanation: “The worked result establishes every future case”. Decide whether this explanation is supported. Point to the step or supplied fact that decides; explain your repair if needed.</w:t>
+      </w:r>
+    </w:p>
+    <w:p>
+      <w:r>
+        <w:t>Misconception repair: A complete capstone plan is not evidence that the implementation meets it; evaluate after building.</w:t>
+      </w:r>
+    </w:p>
+    <w:p>
+      <w:r>
+        <w:t>Support: read the exact case aloud, enlarge the labelled picture, supply input cards and model only the first deciding step. Accept a spoken explanation or drawing; retain the reasoning goal.</w:t>
+      </w:r>
+    </w:p>
+    <w:p>
+      <w:r>
+        <w:t>Extension: The corpus gains a teacher-approved flower definition in V2. Require a prediction and a reason before comparing. Expected result: Add a flower test using V2 and record the corpus version. Reason: The evidence boundary changed explicitly; the earlier corpus could not support this new entry.</w:t>
+      </w:r>
+    </w:p>
+    <w:p>
+      <w:r>
+        <w:t>Independent assessment: withhold the reserved answer until the learner has attempted the new case. Record support separately from correctness.</w:t>
+      </w:r>
+    </w:p>
+    <w:tbl>
+      <w:tblPr>
+        <w:tblStyle w:val="LightShading-Accent1"/>
+        <w:tblW w:type="auto" w:w="0"/>
+        <w:tblLook w:firstColumn="1" w:firstRow="1" w:lastColumn="0" w:lastRow="0" w:noHBand="0" w:noVBand="1" w:val="04A0"/>
+      </w:tblPr>
+      <w:tblGrid>
+        <w:gridCol w:w="2556"/>
+        <w:gridCol w:w="2556"/>
+        <w:gridCol w:w="2556"/>
+        <w:gridCol w:w="2556"/>
+      </w:tblGrid>
+      <w:tr>
+        <w:trPr>
+          <w:tblHeader/>
+        </w:trPr>
+        <w:tc>
+          <w:tcPr>
+            <w:tcW w:type="dxa" w:w="2556"/>
+          </w:tcPr>
+          <w:p>
+            <w:r>
+              <w:t>Criterion</w:t>
+            </w:r>
+          </w:p>
+        </w:tc>
+        <w:tc>
+          <w:tcPr>
+            <w:tcW w:type="dxa" w:w="2556"/>
+          </w:tcPr>
+          <w:p>
+            <w:r>
+              <w:t>Not yet</w:t>
+            </w:r>
+          </w:p>
+        </w:tc>
+        <w:tc>
+          <w:tcPr>
+            <w:tcW w:type="dxa" w:w="2556"/>
+          </w:tcPr>
+          <w:p>
+            <w:r>
+              <w:t>With support</w:t>
+            </w:r>
+          </w:p>
+        </w:tc>
+        <w:tc>
+          <w:tcPr>
+            <w:tcW w:type="dxa" w:w="2556"/>
+          </w:tcPr>
+          <w:p>
+            <w:r>
+              <w:t>Independent</w:t>
+            </w:r>
+          </w:p>
+        </w:tc>
+      </w:tr>
+      <w:tr>
+        <w:tc>
+          <w:tcPr>
+            <w:tcW w:type="dxa" w:w="2556"/>
+          </w:tcPr>
+          <w:p>
+            <w:r>
+              <w:t>Explanation</w:t>
+            </w:r>
+          </w:p>
+        </w:tc>
+        <w:tc>
+          <w:tcPr>
+            <w:tcW w:type="dxa" w:w="2556"/>
+          </w:tcPr>
+          <w:p>
+            <w:r>
+              <w:t>Names an answer without a deciding fact</w:t>
+            </w:r>
+          </w:p>
+        </w:tc>
+        <w:tc>
+          <w:tcPr>
+            <w:tcW w:type="dxa" w:w="2556"/>
+          </w:tcPr>
+          <w:p>
+            <w:r>
+              <w:t>Uses a hint to link fact and decision</w:t>
+            </w:r>
+          </w:p>
+        </w:tc>
+        <w:tc>
+          <w:tcPr>
+            <w:tcW w:type="dxa" w:w="2556"/>
+          </w:tcPr>
+          <w:p>
+            <w:r>
+              <w:t>Explains the deciding fact in own words</w:t>
+            </w:r>
+          </w:p>
+        </w:tc>
+      </w:tr>
+      <w:tr>
+        <w:tc>
+          <w:tcPr>
+            <w:tcW w:type="dxa" w:w="2556"/>
+          </w:tcPr>
+          <w:p>
+            <w:r>
+              <w:t>Trace or test</w:t>
+            </w:r>
+          </w:p>
+        </w:tc>
+        <w:tc>
+          <w:tcPr>
+            <w:tcW w:type="dxa" w:w="2556"/>
+          </w:tcPr>
+          <w:p>
+            <w:r>
+              <w:t>Cannot connect input and result</w:t>
+            </w:r>
+          </w:p>
+        </w:tc>
+        <w:tc>
+          <w:tcPr>
+            <w:tcW w:type="dxa" w:w="2556"/>
+          </w:tcPr>
+          <w:p>
+            <w:r>
+              <w:t>Completes steps with prompts</w:t>
+            </w:r>
+          </w:p>
+        </w:tc>
+        <w:tc>
+          <w:tcPr>
+            <w:tcW w:type="dxa" w:w="2556"/>
+          </w:tcPr>
+          <w:p>
+            <w:r>
+              <w:t>Traces or tests a changed case accurately</w:t>
+            </w:r>
+          </w:p>
+        </w:tc>
+      </w:tr>
+      <w:tr>
+        <w:tc>
+          <w:tcPr>
+            <w:tcW w:type="dxa" w:w="2556"/>
+          </w:tcPr>
+          <w:p>
+            <w:r>
+              <w:t>Limits and revision</w:t>
+            </w:r>
+          </w:p>
+        </w:tc>
+        <w:tc>
+          <w:tcPr>
+            <w:tcW w:type="dxa" w:w="2556"/>
+          </w:tcPr>
+          <w:p>
+            <w:r>
+              <w:t>Claims more than evidence supports</w:t>
+            </w:r>
+          </w:p>
+        </w:tc>
+        <w:tc>
+          <w:tcPr>
+            <w:tcW w:type="dxa" w:w="2556"/>
+          </w:tcPr>
+          <w:p>
+            <w:r>
+              <w:t>Names a limit after a prompt</w:t>
+            </w:r>
+          </w:p>
+        </w:tc>
+        <w:tc>
+          <w:tcPr>
+            <w:tcW w:type="dxa" w:w="2556"/>
+          </w:tcPr>
+          <w:p>
+            <w:r>
+              <w:t>States a defensible limit and useful next test</w:t>
+            </w:r>
+          </w:p>
+        </w:tc>
+      </w:tr>
+    </w:tbl>
+    <w:p>
+      <w:r>
+        <w:t>Project checkpoint: Present and defend. Demonstrate the system, explain one failure and justify the next improvement with evidence.</w:t>
+      </w:r>
+    </w:p>
+    <w:p>
+      <w:r>
+        <w:t>Use the weekly teacher answer for topic-specific reasoning. A saved progress tick is an activity record; judge mastery from the learner’s explanation and evidence.</w:t>
+      </w:r>
+    </w:p>
     <w:sectPr>
       <w:pgSz w:w="12240" w:h="15840"/>
       <w:pgMar w:top="936" w:right="1008" w:bottom="936" w:left="1008" w:header="720" w:footer="720" w:gutter="0"/>

--- a/downloads/teacher/ai-3-week-33.docx
+++ b/downloads/teacher/ai-3-week-33.docx
@@ -3146,6 +3146,39 @@
         <w:t>Use the weekly teacher answer for topic-specific reasoning. A saved progress tick is an activity record; judge mastery from the learner’s explanation and evidence.</w:t>
       </w:r>
     </w:p>
+    <w:p>
+      <w:pPr>
+        <w:pStyle w:val="Heading1"/>
+      </w:pPr>
+      <w:r>
+        <w:t>08. Use feedback, labs and repair paths</w:t>
+      </w:r>
+    </w:p>
+    <w:p>
+      <w:r>
+        <w:t>Use the two formative questions as supported practice, not as independent mastery scores. Discuss the deciding evidence rather than accepting a guessed selection.</w:t>
+      </w:r>
+    </w:p>
+    <w:p>
+      <w:r>
+        <w:t>The feedback comes from the reviewed public worked case. Do not reveal the separately reserved independent teacher answer until the learner has attempted that case.</w:t>
+      </w:r>
+    </w:p>
+    <w:p>
+      <w:r>
+        <w:t>Ask students to predict before running code. Preserve errors and actual outputs; collect a changed test and an explanation. The branch-boundary and indexing lessons deliberately include failure cases.</w:t>
+      </w:r>
+    </w:p>
+    <w:p>
+      <w:r>
+        <w:t>Use the earlier worked-explanation links to address a specific missing building block, then return to the current question. Adapt this suggestion after observing the learner; it is not an automatic diagnosis.</w:t>
+      </w:r>
+    </w:p>
+    <w:p>
+      <w:r>
+        <w:t>Collect the completed-work portfolio as evidence. Record support separately from correctness, and assess explanation, trace/test and limitations. Progress ticks and quiz selections alone do not establish mastery.</w:t>
+      </w:r>
+    </w:p>
     <w:sectPr>
       <w:pgSz w:w="12240" w:h="15840"/>
       <w:pgMar w:top="936" w:right="1008" w:bottom="936" w:left="1008" w:header="720" w:footer="720" w:gutter="0"/>

--- a/downloads/teacher/ai-3-week-33.docx
+++ b/downloads/teacher/ai-3-week-33.docx
@@ -29,6 +29,11 @@
       </w:r>
     </w:p>
     <w:p>
+      <w:r>
+        <w:t>Prepare Capstone Design: check the target, prerequisites, resources and adaptable teaching schedule.</w:t>
+      </w:r>
+    </w:p>
+    <w:p>
       <w:pPr>
         <w:pStyle w:val="Heading3"/>
       </w:pPr>
@@ -37,8 +42,38 @@
       </w:r>
     </w:p>
     <w:p>
-      <w:r>
-        <w:t>Primary target: Explain the mechanism and terminology of capstone requirements and corpus</w:t>
+      <w:pPr>
+        <w:spacing w:line="336" w:lineRule="auto" w:after="180"/>
+      </w:pPr>
+      <w:r>
+        <w:rPr>
+          <w:b w:val="0"/>
+        </w:rPr>
+        <w:t xml:space="preserve">Primary target: Explain the </w:t>
+      </w:r>
+      <w:r>
+        <w:rPr>
+          <w:b/>
+        </w:rPr>
+        <w:t>mechanism</w:t>
+      </w:r>
+      <w:r>
+        <w:rPr>
+          <w:b w:val="0"/>
+        </w:rPr>
+        <w:t xml:space="preserve"> and terminology of capstone </w:t>
+      </w:r>
+      <w:r>
+        <w:rPr>
+          <w:b/>
+        </w:rPr>
+        <w:t>requirement</w:t>
+      </w:r>
+      <w:r>
+        <w:rPr>
+          <w:b w:val="0"/>
+        </w:rPr>
+        <w:t>s and corpus</w:t>
       </w:r>
     </w:p>
     <w:tbl>
@@ -185,12 +220,47 @@
       </w:tr>
     </w:tbl>
     <w:p>
-      <w:r>
-        <w:t>This is a starting allocation of 135 minutes, not a validated duration. Preserve all named topics. Schedule extra time for connected examples, the full investigation, independent cases and project building. Repeated copies of a case share one recorded attempt; they are not new evidence.</w:t>
-      </w:r>
-    </w:p>
-    <w:p>
-      <w:r>
+      <w:pPr>
+        <w:spacing w:line="336" w:lineRule="auto" w:after="180"/>
+      </w:pPr>
+      <w:r>
+        <w:rPr>
+          <w:b w:val="0"/>
+        </w:rPr>
+        <w:t>This is a starting allocation of 135 minutes, not a validated duration. Preserve all named topics. Schedule extra time for connected examples, the full investigation, independent cases and project building.</w:t>
+      </w:r>
+    </w:p>
+    <w:p>
+      <w:pPr>
+        <w:spacing w:line="336" w:lineRule="auto" w:after="180"/>
+      </w:pPr>
+      <w:r>
+        <w:rPr>
+          <w:b w:val="0"/>
+        </w:rPr>
+        <w:t xml:space="preserve">Repeated copies of a case share one recorded attempt; they are not new </w:t>
+      </w:r>
+      <w:r>
+        <w:rPr>
+          <w:b/>
+        </w:rPr>
+        <w:t>evidence</w:t>
+      </w:r>
+      <w:r>
+        <w:rPr>
+          <w:b w:val="0"/>
+        </w:rPr>
+        <w:t>.</w:t>
+      </w:r>
+    </w:p>
+    <w:p>
+      <w:pPr>
+        <w:spacing w:line="336" w:lineRule="auto" w:after="180"/>
+      </w:pPr>
+      <w:r>
+        <w:rPr>
+          <w:b w:val="0"/>
+        </w:rPr>
         <w:t>Case exposure check: this source example appears in ai-3/19, ai-3/33. Reuse a familiar case for recall or modelling; verify that the case used to assess transfer has not already received feedback.</w:t>
       </w:r>
     </w:p>
@@ -211,18 +281,82 @@
       </w:r>
     </w:p>
     <w:p>
-      <w:r>
+      <w:pPr>
+        <w:spacing w:line="336" w:lineRule="auto" w:after="180"/>
+      </w:pPr>
+      <w:r>
+        <w:rPr>
+          <w:b w:val="0"/>
+        </w:rPr>
         <w:t>Without opening the old lesson, explain one key idea from Human AI Workflow. Give an example and a mistake that the idea helps you avoid.</w:t>
       </w:r>
     </w:p>
     <w:p>
-      <w:r>
-        <w:t>Look for: Explain the mechanism and terminology of human review and consequential use</w:t>
-      </w:r>
-    </w:p>
-    <w:p>
-      <w:r>
-        <w:t>Reference example, not the only acceptable wording: Teacher explanation: Human review needs a responsible actor, evidence packet and explicit authority. Adding a person to a workflow does not guarantee effective oversight. For this fictional workflow the assistant drafts a room request but only the coordinator can approve and submit it. Review packets include sources, uncertainty, requested action and the exact version. Any material change requires new approval.</w:t>
+      <w:pPr>
+        <w:spacing w:line="336" w:lineRule="auto" w:after="180"/>
+      </w:pPr>
+      <w:r>
+        <w:rPr>
+          <w:b w:val="0"/>
+        </w:rPr>
+        <w:t xml:space="preserve">Look for: Explain the </w:t>
+      </w:r>
+      <w:r>
+        <w:rPr>
+          <w:b/>
+        </w:rPr>
+        <w:t>mechanism</w:t>
+      </w:r>
+      <w:r>
+        <w:rPr>
+          <w:b w:val="0"/>
+        </w:rPr>
+        <w:t xml:space="preserve"> and terminology of human review and consequential use</w:t>
+      </w:r>
+    </w:p>
+    <w:p>
+      <w:pPr>
+        <w:spacing w:line="336" w:lineRule="auto" w:after="180"/>
+      </w:pPr>
+      <w:r>
+        <w:rPr>
+          <w:b w:val="0"/>
+        </w:rPr>
+        <w:t xml:space="preserve">Reference example, not the only acceptable wording: Teacher explanation: Human review needs a responsible actor, </w:t>
+      </w:r>
+      <w:r>
+        <w:rPr>
+          <w:b/>
+        </w:rPr>
+        <w:t>evidence</w:t>
+      </w:r>
+      <w:r>
+        <w:rPr>
+          <w:b w:val="0"/>
+        </w:rPr>
+        <w:t xml:space="preserve"> packet and explicit authority. Adding a person to a workflow does not guarantee effective oversight.</w:t>
+      </w:r>
+    </w:p>
+    <w:p>
+      <w:pPr>
+        <w:spacing w:line="336" w:lineRule="auto" w:after="180"/>
+      </w:pPr>
+      <w:r>
+        <w:rPr>
+          <w:b w:val="0"/>
+        </w:rPr>
+        <w:t>For this fictional workflow the assistant drafts a room request but only the coordinator can approve and submit it. Review packets include sources, uncertainty, requested action and the exact version.</w:t>
+      </w:r>
+    </w:p>
+    <w:p>
+      <w:pPr>
+        <w:spacing w:line="336" w:lineRule="auto" w:after="180"/>
+      </w:pPr>
+      <w:r>
+        <w:rPr>
+          <w:b w:val="0"/>
+        </w:rPr>
+        <w:t>Any material change requires new approval.</w:t>
       </w:r>
     </w:p>
     <w:p>
@@ -234,18 +368,70 @@
       </w:r>
     </w:p>
     <w:p>
-      <w:r>
+      <w:pPr>
+        <w:spacing w:line="336" w:lineRule="auto" w:after="180"/>
+      </w:pPr>
+      <w:r>
+        <w:rPr>
+          <w:b w:val="0"/>
+        </w:rPr>
         <w:t>Without opening the old lesson, explain one key idea from Bias and Representation. Give an example and a mistake that the idea helps you avoid.</w:t>
       </w:r>
     </w:p>
     <w:p>
-      <w:r>
-        <w:t>Look for: Explain the mechanism and terminology of representation and bias evaluation</w:t>
-      </w:r>
-    </w:p>
-    <w:p>
-      <w:r>
-        <w:t>Reference example, not the only acceptable wording: Teacher explanation: Bias evaluation tests defined outcomes across relevant conditions. Group averages can expose differences but cannot alone establish their cause or the correct remedy. Define the task, relevant groups, labels and denominators before comparing. Use fictional, non-identifying records. Evaluate quality and fallback outcomes separately; preserve sample sizes and unresolved explanations.</w:t>
+      <w:pPr>
+        <w:spacing w:line="336" w:lineRule="auto" w:after="180"/>
+      </w:pPr>
+      <w:r>
+        <w:rPr>
+          <w:b w:val="0"/>
+        </w:rPr>
+        <w:t xml:space="preserve">Look for: Explain the </w:t>
+      </w:r>
+      <w:r>
+        <w:rPr>
+          <w:b/>
+        </w:rPr>
+        <w:t>mechanism</w:t>
+      </w:r>
+      <w:r>
+        <w:rPr>
+          <w:b w:val="0"/>
+        </w:rPr>
+        <w:t xml:space="preserve"> and terminology of representation and bias evaluation</w:t>
+      </w:r>
+    </w:p>
+    <w:p>
+      <w:pPr>
+        <w:spacing w:line="336" w:lineRule="auto" w:after="180"/>
+      </w:pPr>
+      <w:r>
+        <w:rPr>
+          <w:b w:val="0"/>
+        </w:rPr>
+        <w:t>Reference example, not the only acceptable wording: Teacher explanation: Bias evaluation tests defined outcomes across relevant conditions.</w:t>
+      </w:r>
+    </w:p>
+    <w:p>
+      <w:pPr>
+        <w:spacing w:line="336" w:lineRule="auto" w:after="180"/>
+      </w:pPr>
+      <w:r>
+        <w:rPr>
+          <w:b w:val="0"/>
+        </w:rPr>
+        <w:t>Group averages can expose differences but cannot alone establish their cause or the correct remedy. Define the task, relevant groups, labels and denominators before comparing. Use fictional, non-identifying records.</w:t>
+      </w:r>
+    </w:p>
+    <w:p>
+      <w:pPr>
+        <w:spacing w:line="336" w:lineRule="auto" w:after="180"/>
+      </w:pPr>
+      <w:r>
+        <w:rPr>
+          <w:b w:val="0"/>
+        </w:rPr>
+        <w:t>Evaluate quality and fallback outcomes separately; preserve sample sizes and unresolved explanations.</w:t>
       </w:r>
     </w:p>
     <w:p>
@@ -257,22 +443,81 @@
       </w:r>
     </w:p>
     <w:p>
-      <w:r>
+      <w:pPr>
+        <w:spacing w:line="336" w:lineRule="auto" w:after="180"/>
+      </w:pPr>
+      <w:r>
+        <w:rPr>
+          <w:b w:val="0"/>
+        </w:rPr>
         <w:t>Without opening the old lesson, explain one key idea from Red Team the Product. Give an example and a mistake that the idea helps you avoid.</w:t>
       </w:r>
     </w:p>
     <w:p>
-      <w:r>
-        <w:t>Look for: Explain the mechanism and terminology of red team exercises</w:t>
-      </w:r>
-    </w:p>
-    <w:p>
-      <w:r>
-        <w:t>Reference example, not the only acceptable wording: Teacher explanation: Red-team exercises probe explicit failure boundaries in an authorised isolated fixture environment. Their purpose is evidence-based improvement. Use fictional records and allowed test routes. Define a target contract violation, record the exact case, observe action/data traces and preserve a reproducible report. Do not touch external systems.</w:t>
-      </w:r>
-    </w:p>
-    <w:p>
-      <w:r>
+      <w:pPr>
+        <w:spacing w:line="336" w:lineRule="auto" w:after="180"/>
+      </w:pPr>
+      <w:r>
+        <w:rPr>
+          <w:b w:val="0"/>
+        </w:rPr>
+        <w:t xml:space="preserve">Look for: Explain the </w:t>
+      </w:r>
+      <w:r>
+        <w:rPr>
+          <w:b/>
+        </w:rPr>
+        <w:t>mechanism</w:t>
+      </w:r>
+      <w:r>
+        <w:rPr>
+          <w:b w:val="0"/>
+        </w:rPr>
+        <w:t xml:space="preserve"> and terminology of red team exercises</w:t>
+      </w:r>
+    </w:p>
+    <w:p>
+      <w:pPr>
+        <w:spacing w:line="336" w:lineRule="auto" w:after="180"/>
+      </w:pPr>
+      <w:r>
+        <w:rPr>
+          <w:b w:val="0"/>
+        </w:rPr>
+        <w:t xml:space="preserve">Reference example, not the only acceptable wording: Teacher explanation: Red-team exercises probe explicit failure boundaries in an authorised isolated fixture environment. Their purpose is </w:t>
+      </w:r>
+      <w:r>
+        <w:rPr>
+          <w:b/>
+        </w:rPr>
+        <w:t>evidence</w:t>
+      </w:r>
+      <w:r>
+        <w:rPr>
+          <w:b w:val="0"/>
+        </w:rPr>
+        <w:t>-based improvement.</w:t>
+      </w:r>
+    </w:p>
+    <w:p>
+      <w:pPr>
+        <w:spacing w:line="336" w:lineRule="auto" w:after="180"/>
+      </w:pPr>
+      <w:r>
+        <w:rPr>
+          <w:b w:val="0"/>
+        </w:rPr>
+        <w:t>Use fictional records and allowed test routes. Define a target contract violation, record the exact case, observe action/data traces and preserve a reproducible report. Do not touch external systems.</w:t>
+      </w:r>
+    </w:p>
+    <w:p>
+      <w:pPr>
+        <w:spacing w:line="336" w:lineRule="auto" w:after="180"/>
+      </w:pPr>
+      <w:r>
+        <w:rPr>
+          <w:b w:val="0"/>
+        </w:rPr>
         <w:t>Use the student module and workbook section with this exact week title. The worked case, independent question and answers below form one aligned lesson sequence.</w:t>
       </w:r>
     </w:p>
@@ -285,7 +530,13 @@
       </w:r>
     </w:p>
     <w:p>
-      <w:r>
+      <w:pPr>
+        <w:spacing w:line="336" w:lineRule="auto" w:after="180"/>
+      </w:pPr>
+      <w:r>
+        <w:rPr>
+          <w:b w:val="0"/>
+        </w:rPr>
         <w:t>Design a chapter assistant with one answerable, one ambiguous and one unanswerable query. State the expected behaviour and one mandatory quality criterion.</w:t>
       </w:r>
     </w:p>
@@ -298,8 +549,32 @@
       </w:r>
     </w:p>
     <w:p>
-      <w:r>
-        <w:t>Requirements, success measures, sources, risks, and tests precede building.</w:t>
+      <w:pPr>
+        <w:spacing w:line="336" w:lineRule="auto" w:after="180"/>
+      </w:pPr>
+      <w:r>
+        <w:rPr>
+          <w:b/>
+        </w:rPr>
+        <w:t>Requirement</w:t>
+      </w:r>
+      <w:r>
+        <w:rPr>
+          <w:b w:val="0"/>
+        </w:rPr>
+        <w:t xml:space="preserve">s, </w:t>
+      </w:r>
+      <w:r>
+        <w:rPr>
+          <w:b/>
+        </w:rPr>
+        <w:t>success measure</w:t>
+      </w:r>
+      <w:r>
+        <w:rPr>
+          <w:b w:val="0"/>
+        </w:rPr>
+        <w:t>s, sources, risks, and tests precede building.</w:t>
       </w:r>
     </w:p>
     <w:tbl>
@@ -435,12 +710,38 @@
       </w:r>
     </w:p>
     <w:p>
-      <w:r>
+      <w:pPr>
+        <w:spacing w:line="336" w:lineRule="auto" w:after="180"/>
+      </w:pPr>
+      <w:r>
+        <w:rPr>
+          <w:b w:val="0"/>
+        </w:rPr>
         <w:t>Use the supplied scenario, student illustrations and blank paper. For numeric work, offer counters or a calculator after learners show the setup. Fictional records are supplied; personal data and paid accounts are unnecessary.</w:t>
       </w:r>
     </w:p>
     <w:p>
-      <w:r>
+      <w:pPr>
+        <w:pStyle w:val="Heading3"/>
+      </w:pPr>
+      <w:r>
+        <w:t>Alternative compact allocation</w:t>
+      </w:r>
+    </w:p>
+    <w:p>
+      <w:r>
+        <w:t>This compact option is not the full-week schedule. Use the main teaching cycle and allow extra sessions for the investigation, independent work and project.</w:t>
+      </w:r>
+    </w:p>
+    <w:p>
+      <w:pPr>
+        <w:spacing w:line="336" w:lineRule="auto" w:after="180"/>
+        <w:shd w:fill="F1F6F8"/>
+      </w:pPr>
+      <w:r>
+        <w:rPr>
+          <w:b w:val="0"/>
+        </w:rPr>
         <w:t>Allow 80 minutes: recall 8; explanation 12; worked demonstration 15; guided practice 20; independent assessment 15; project and reflection 10. Extend the lab into a second session when needed.</w:t>
       </w:r>
     </w:p>
@@ -453,8 +754,96 @@
       </w:r>
     </w:p>
     <w:p>
-      <w:r>
-        <w:t>Two 45-minute sessions. A grounded-assistant capstone begins with bounded requirements and a versioned permitted corpus. A baseline can be a manual lookup process using the same evidence. Use the supplied constructed scenarios to make the mechanism inspectable. Collect W4 before sharing solutions. Students should name intermediate evidence and limitations; classroom pacing and learning effectiveness remain unvalidated.</w:t>
+      <w:pPr>
+        <w:spacing w:line="336" w:lineRule="auto" w:after="180"/>
+      </w:pPr>
+      <w:r>
+        <w:rPr>
+          <w:b w:val="0"/>
+        </w:rPr>
+        <w:t xml:space="preserve">Two 45-minute sessions. A grounded-assistant capstone begins with bounded </w:t>
+      </w:r>
+      <w:r>
+        <w:rPr>
+          <w:b/>
+        </w:rPr>
+        <w:t>requirement</w:t>
+      </w:r>
+      <w:r>
+        <w:rPr>
+          <w:b w:val="0"/>
+        </w:rPr>
+        <w:t xml:space="preserve">s and a versioned permitted corpus. A baseline can be a manual lookup </w:t>
+      </w:r>
+      <w:r>
+        <w:rPr>
+          <w:b/>
+        </w:rPr>
+        <w:t>process</w:t>
+      </w:r>
+      <w:r>
+        <w:rPr>
+          <w:b w:val="0"/>
+        </w:rPr>
+        <w:t xml:space="preserve"> using the same </w:t>
+      </w:r>
+      <w:r>
+        <w:rPr>
+          <w:b/>
+        </w:rPr>
+        <w:t>evidence</w:t>
+      </w:r>
+      <w:r>
+        <w:rPr>
+          <w:b w:val="0"/>
+        </w:rPr>
+        <w:t>.</w:t>
+      </w:r>
+    </w:p>
+    <w:p>
+      <w:pPr>
+        <w:spacing w:line="336" w:lineRule="auto" w:after="180"/>
+      </w:pPr>
+      <w:r>
+        <w:rPr>
+          <w:b w:val="0"/>
+        </w:rPr>
+        <w:t xml:space="preserve">Use the supplied constructed scenarios to make the </w:t>
+      </w:r>
+      <w:r>
+        <w:rPr>
+          <w:b/>
+        </w:rPr>
+        <w:t>mechanism</w:t>
+      </w:r>
+      <w:r>
+        <w:rPr>
+          <w:b w:val="0"/>
+        </w:rPr>
+        <w:t xml:space="preserve"> inspectable. Collect W4 before sharing solutions.</w:t>
+      </w:r>
+    </w:p>
+    <w:p>
+      <w:pPr>
+        <w:spacing w:line="336" w:lineRule="auto" w:after="180"/>
+      </w:pPr>
+      <w:r>
+        <w:rPr>
+          <w:b w:val="0"/>
+        </w:rPr>
+        <w:t xml:space="preserve">Students should name intermediate </w:t>
+      </w:r>
+      <w:r>
+        <w:rPr>
+          <w:b/>
+        </w:rPr>
+        <w:t>evidence</w:t>
+      </w:r>
+      <w:r>
+        <w:rPr>
+          <w:b w:val="0"/>
+        </w:rPr>
+        <w:t xml:space="preserve"> and limitations; classroom pacing and learning effectiveness remain unvalidated.</w:t>
       </w:r>
     </w:p>
     <w:p>
@@ -466,22 +855,81 @@
       </w:r>
     </w:p>
     <w:p>
-      <w:r>
-        <w:t>A result depends on the inputs, procedure and conditions that produced it. Preserve data roles and distinguish observed outcomes from predictions or unmeasured conditions. If the prior concept cannot be explained, use a short retrieval activity before this chapter.</w:t>
-      </w:r>
-    </w:p>
-    <w:p>
-      <w:r>
+      <w:pPr>
+        <w:spacing w:line="336" w:lineRule="auto" w:after="180"/>
+      </w:pPr>
+      <w:r>
+        <w:rPr>
+          <w:b w:val="0"/>
+        </w:rPr>
+        <w:t xml:space="preserve">A result depends on the </w:t>
+      </w:r>
+      <w:r>
+        <w:rPr>
+          <w:b/>
+        </w:rPr>
+        <w:t>input</w:t>
+      </w:r>
+      <w:r>
+        <w:rPr>
+          <w:b w:val="0"/>
+        </w:rPr>
+        <w:t xml:space="preserve">s, procedure and conditions that produced it. Preserve data roles and distinguish observed outcomes from </w:t>
+      </w:r>
+      <w:r>
+        <w:rPr>
+          <w:b/>
+        </w:rPr>
+        <w:t>prediction</w:t>
+      </w:r>
+      <w:r>
+        <w:rPr>
+          <w:b w:val="0"/>
+        </w:rPr>
+        <w:t>s or unmeasured conditions.</w:t>
+      </w:r>
+    </w:p>
+    <w:p>
+      <w:pPr>
+        <w:spacing w:line="336" w:lineRule="auto" w:after="180"/>
+      </w:pPr>
+      <w:r>
+        <w:rPr>
+          <w:b w:val="0"/>
+        </w:rPr>
+        <w:t>If the prior concept cannot be explained, use a short retrieval activity before this chapter.</w:t>
+      </w:r>
+    </w:p>
+    <w:p>
+      <w:pPr>
+        <w:spacing w:line="336" w:lineRule="auto" w:after="180"/>
+      </w:pPr>
+      <w:r>
+        <w:rPr>
+          <w:b w:val="0"/>
+        </w:rPr>
         <w:t>Lesson and workbook; paper and pencil</w:t>
       </w:r>
     </w:p>
     <w:p>
-      <w:r>
+      <w:pPr>
+        <w:spacing w:line="336" w:lineRule="auto" w:after="180"/>
+      </w:pPr>
+      <w:r>
+        <w:rPr>
+          <w:b w:val="0"/>
+        </w:rPr>
         <w:t>Calculator and optional local Python 3 for arithmetic; no live API or private data</w:t>
       </w:r>
     </w:p>
     <w:p>
-      <w:r>
+      <w:pPr>
+        <w:spacing w:line="336" w:lineRule="auto" w:after="180"/>
+      </w:pPr>
+      <w:r>
+        <w:rPr>
+          <w:b w:val="0"/>
+        </w:rPr>
         <w:t>Prepare the fresh retry separately and withhold its solution until after collection</w:t>
       </w:r>
     </w:p>
@@ -494,12 +942,24 @@
       </w:r>
     </w:p>
     <w:p>
-      <w:r>
+      <w:pPr>
+        <w:spacing w:line="336" w:lineRule="auto" w:after="180"/>
+      </w:pPr>
+      <w:r>
+        <w:rPr>
+          <w:b w:val="0"/>
+        </w:rPr>
         <w:t>By the end, I can explain capstone design using a traced example and a stated limitation.</w:t>
       </w:r>
     </w:p>
     <w:p>
-      <w:r>
+      <w:pPr>
+        <w:spacing w:line="336" w:lineRule="auto" w:after="180"/>
+      </w:pPr>
+      <w:r>
+        <w:rPr>
+          <w:b w:val="0"/>
+        </w:rPr>
         <w:t>This added worked case illustrates the week’s main idea. Retain all original and connected topics; schedule its practice within the teaching cycle.</w:t>
       </w:r>
     </w:p>
@@ -512,61 +972,191 @@
       </w:r>
     </w:p>
     <w:p>
+      <w:r>
+        <w:t>Model Capstone Design using the supplied case, labelled mechanism and reasoning. Make the scope of each conclusion explicit.</w:t>
+      </w:r>
+    </w:p>
+    <w:p>
+      <w:pPr>
+        <w:spacing w:line="336" w:lineRule="auto" w:after="180"/>
+      </w:pPr>
+      <w:r>
+        <w:rPr>
+          <w:b/>
+        </w:rPr>
+        <w:t>Input</w:t>
+      </w:r>
+      <w:r>
+        <w:rPr>
+          <w:b w:val="0"/>
+        </w:rPr>
+        <w:t xml:space="preserve"> → </w:t>
+      </w:r>
+      <w:r>
+        <w:rPr>
+          <w:b/>
+        </w:rPr>
+        <w:t>Process</w:t>
+      </w:r>
+      <w:r>
+        <w:rPr>
+          <w:b w:val="0"/>
+        </w:rPr>
+        <w:t xml:space="preserve"> → </w:t>
+      </w:r>
+      <w:r>
+        <w:rPr>
+          <w:b/>
+        </w:rPr>
+        <w:t>Output</w:t>
+      </w:r>
+    </w:p>
+    <w:p>
+      <w:pPr>
+        <w:spacing w:line="336" w:lineRule="auto" w:after="180"/>
+      </w:pPr>
+      <w:r>
+        <w:rPr>
+          <w:b w:val="0"/>
+        </w:rPr>
+        <w:t>Trace the information. At each stage, ask what changed and how you could test it.</w:t>
+      </w:r>
+    </w:p>
+    <w:p>
+      <w:pPr>
+        <w:spacing w:line="336" w:lineRule="auto" w:after="180"/>
+      </w:pPr>
+      <w:r>
+        <w:rPr>
+          <w:b w:val="0"/>
+        </w:rPr>
+        <w:t>Which stage could fail even when the other two are correct? Explain:</w:t>
+      </w:r>
+    </w:p>
+    <w:p>
+      <w:pPr>
+        <w:spacing w:line="336" w:lineRule="auto" w:after="180"/>
+      </w:pPr>
+      <w:r>
+        <w:rPr>
+          <w:b w:val="0"/>
+        </w:rPr>
+        <w:t xml:space="preserve">Predict first. Then check each step. A correct answer without visible reasoning is incomplete </w:t>
+      </w:r>
+      <w:r>
+        <w:rPr>
+          <w:b/>
+        </w:rPr>
+        <w:t>evidence</w:t>
+      </w:r>
+      <w:r>
+        <w:rPr>
+          <w:b w:val="0"/>
+        </w:rPr>
+        <w:t>.</w:t>
+      </w:r>
+    </w:p>
+    <w:p>
+      <w:pPr>
+        <w:spacing w:line="336" w:lineRule="auto" w:after="180"/>
+        <w:shd w:fill="F4F9FC"/>
+      </w:pPr>
+      <w:r>
+        <w:rPr>
+          <w:b w:val="0"/>
+        </w:rPr>
+        <w:t>1. Need: answer questions from one approved science unit.</w:t>
+      </w:r>
+    </w:p>
+    <w:p>
+      <w:pPr>
+        <w:spacing w:line="336" w:lineRule="auto" w:after="180"/>
+        <w:shd w:fill="F4F9FC"/>
+      </w:pPr>
+      <w:r>
+        <w:rPr>
+          <w:b w:val="0"/>
+        </w:rPr>
+        <w:t xml:space="preserve">2. </w:t>
+      </w:r>
+      <w:r>
+        <w:rPr>
+          <w:b/>
+        </w:rPr>
+        <w:t>Requirement</w:t>
+      </w:r>
+      <w:r>
+        <w:rPr>
+          <w:b w:val="0"/>
+        </w:rPr>
+        <w:t>s include citations, age-fit explanation, and missing-source abstention.</w:t>
+      </w:r>
+    </w:p>
+    <w:p>
+      <w:pPr>
+        <w:spacing w:line="336" w:lineRule="auto" w:after="180"/>
+        <w:shd w:fill="F4F9FC"/>
+      </w:pPr>
+      <w:r>
+        <w:rPr>
+          <w:b w:val="0"/>
+        </w:rPr>
+        <w:t>3. Success: at least 8/10 fixed eval cases pass, with no unsupported claims.</w:t>
+      </w:r>
+    </w:p>
+    <w:p>
+      <w:pPr>
+        <w:spacing w:line="336" w:lineRule="auto" w:after="180"/>
+        <w:shd w:fill="F4F9FC"/>
+      </w:pPr>
+      <w:r>
+        <w:rPr>
+          <w:b w:val="0"/>
+        </w:rPr>
+        <w:t>4. Review architecture, privacy, provenance, and safety before building.</w:t>
+      </w:r>
+    </w:p>
+    <w:p>
+      <w:pPr>
+        <w:spacing w:line="336" w:lineRule="auto" w:after="180"/>
+      </w:pPr>
+      <w:r>
+        <w:rPr>
+          <w:b w:val="0"/>
+        </w:rPr>
+        <w:t>Recalculate, retrace, or restate the reasoning in your own representation:</w:t>
+      </w:r>
+    </w:p>
+    <w:p>
+      <w:pPr>
+        <w:spacing w:line="336" w:lineRule="auto" w:after="180"/>
+        <w:shd w:fill="F5F1FB"/>
+      </w:pPr>
+      <w:r>
+        <w:rPr>
+          <w:b w:val="0"/>
+        </w:rPr>
+        <w:t xml:space="preserve">CHECK Did the </w:t>
+      </w:r>
+      <w:r>
+        <w:rPr>
+          <w:b/>
+        </w:rPr>
+        <w:t>evidence</w:t>
+      </w:r>
+      <w:r>
+        <w:rPr>
+          <w:b w:val="0"/>
+        </w:rPr>
+        <w:t xml:space="preserve"> answer the exact question? Did the total, path, or source record stay consistent?</w:t>
+      </w:r>
+    </w:p>
+    <w:p>
       <w:pPr>
         <w:pStyle w:val="Heading3"/>
       </w:pPr>
       <w:r>
-        <w:t>Explain the mechanism</w:t>
-      </w:r>
-    </w:p>
-    <w:p>
-      <w:r>
-        <w:t>Input → Process → Output</w:t>
-      </w:r>
-    </w:p>
-    <w:p>
-      <w:r>
-        <w:t>Trace the information. At each stage, ask what changed and how you could test it.</w:t>
-      </w:r>
-    </w:p>
-    <w:p>
-      <w:r>
-        <w:t>Which stage could fail even when the other two are correct? Explain:</w:t>
-      </w:r>
-    </w:p>
-    <w:p>
-      <w:r>
-        <w:t>Predict first. Then check each step. A correct answer without visible reasoning is incomplete evidence.</w:t>
-      </w:r>
-    </w:p>
-    <w:p>
-      <w:r>
-        <w:t>1. Need: answer questions from one approved science unit.</w:t>
-      </w:r>
-    </w:p>
-    <w:p>
-      <w:r>
-        <w:t>2. Requirements include citations, age-fit explanation, and missing-source abstention.</w:t>
-      </w:r>
-    </w:p>
-    <w:p>
-      <w:r>
-        <w:t>3. Success: at least 8/10 fixed eval cases pass, with no unsupported claims.</w:t>
-      </w:r>
-    </w:p>
-    <w:p>
-      <w:r>
-        <w:t>4. Review architecture, privacy, provenance, and safety before building.</w:t>
-      </w:r>
-    </w:p>
-    <w:p>
-      <w:r>
-        <w:t>Recalculate, retrace, or restate the reasoning in your own representation:</w:t>
-      </w:r>
-    </w:p>
-    <w:p>
-      <w:r>
-        <w:t>CHECK Did the evidence answer the exact question? Did the total, path, or source record stay consistent?</w:t>
+        <w:t>Concrete teaching case</w:t>
       </w:r>
     </w:p>
     <w:p>
@@ -574,16 +1164,50 @@
         <w:pStyle w:val="Heading3"/>
       </w:pPr>
       <w:r>
-        <w:t>Concrete teaching case</w:t>
-      </w:r>
-    </w:p>
-    <w:p>
-      <w:r>
-        <w:t>Capstone: answer from one approved chapter with citations and a missing-evidence fallback.</w:t>
-      </w:r>
-    </w:p>
-    <w:p>
-      <w:r>
+        <w:t>The teaching case</w:t>
+      </w:r>
+    </w:p>
+    <w:p>
+      <w:pPr>
+        <w:spacing w:line="336" w:lineRule="auto" w:after="180"/>
+        <w:shd w:fill="F1F6FC"/>
+      </w:pPr>
+      <w:r>
+        <w:rPr>
+          <w:b w:val="0"/>
+        </w:rPr>
+        <w:t>Capstone: answer from one approved chapter with citations and a missing-</w:t>
+      </w:r>
+      <w:r>
+        <w:rPr>
+          <w:b/>
+        </w:rPr>
+        <w:t>evidence</w:t>
+      </w:r>
+      <w:r>
+        <w:rPr>
+          <w:b w:val="0"/>
+        </w:rPr>
+        <w:t xml:space="preserve"> fallback.</w:t>
+      </w:r>
+    </w:p>
+    <w:p>
+      <w:pPr>
+        <w:pStyle w:val="Heading3"/>
+      </w:pPr>
+      <w:r>
+        <w:t>The teaching case</w:t>
+      </w:r>
+    </w:p>
+    <w:p>
+      <w:pPr>
+        <w:spacing w:line="336" w:lineRule="auto" w:after="180"/>
+        <w:shd w:fill="F1F6FC"/>
+      </w:pPr>
+      <w:r>
+        <w:rPr>
+          <w:b w:val="0"/>
+        </w:rPr>
         <w:t>Define acceptance tests.</w:t>
       </w:r>
     </w:p>
@@ -596,7 +1220,22 @@
       </w:r>
     </w:p>
     <w:p>
-      <w:r>
+      <w:pPr>
+        <w:pStyle w:val="Heading3"/>
+      </w:pPr>
+      <w:r>
+        <w:t>Why the result follows</w:t>
+      </w:r>
+    </w:p>
+    <w:p>
+      <w:pPr>
+        <w:spacing w:line="336" w:lineRule="auto" w:after="180"/>
+        <w:shd w:fill="F1F6FC"/>
+      </w:pPr>
+      <w:r>
+        <w:rPr>
+          <w:b w:val="0"/>
+        </w:rPr>
         <w:t>Use answerable, ambiguous and unanswerable cases. Check correctness, support, format and fallback, plus declared permissions and privacy.</w:t>
       </w:r>
     </w:p>
@@ -609,23 +1248,157 @@
       </w:r>
     </w:p>
     <w:p>
-      <w:r>
-        <w:t>A grounded-assistant capstone begins with bounded requirements and a versioned permitted corpus. A baseline can be a manual lookup process using the same evidence.</w:t>
-      </w:r>
-    </w:p>
-    <w:p>
-      <w:r>
-        <w:t>Begin by writing the question the procedure is intended to answer. Identify the information already supplied, the information it will produce and the information still missing. These are constructed classroom examples; they do not require live accounts, private records or an external service. Do not treat a plausible explanation as a measured outcome.</w:t>
-      </w:r>
-    </w:p>
-    <w:p>
-      <w:r>
-        <w:t>Specify the user question, source authority, access, output/fallback contract and evaluation plan. Freeze corpus IDs and split cases before implementation. Keep teacher material out of student retrieval.</w:t>
-      </w:r>
-    </w:p>
-    <w:p>
-      <w:r>
-        <w:t>Before applying the procedure, write its units, denominator or decision boundary where relevant. A partner should be able to repeat each step using the same inputs. If a required input is absent or violates the stated contract, record that condition explicitly instead of quietly replacing it with a convenient value.</w:t>
+      <w:pPr>
+        <w:spacing w:line="336" w:lineRule="auto" w:after="180"/>
+      </w:pPr>
+      <w:r>
+        <w:rPr>
+          <w:b w:val="0"/>
+        </w:rPr>
+        <w:t xml:space="preserve">A grounded-assistant capstone begins with bounded </w:t>
+      </w:r>
+      <w:r>
+        <w:rPr>
+          <w:b/>
+        </w:rPr>
+        <w:t>requirement</w:t>
+      </w:r>
+      <w:r>
+        <w:rPr>
+          <w:b w:val="0"/>
+        </w:rPr>
+        <w:t xml:space="preserve">s and a versioned permitted corpus. A baseline can be a manual lookup </w:t>
+      </w:r>
+      <w:r>
+        <w:rPr>
+          <w:b/>
+        </w:rPr>
+        <w:t>process</w:t>
+      </w:r>
+      <w:r>
+        <w:rPr>
+          <w:b w:val="0"/>
+        </w:rPr>
+        <w:t xml:space="preserve"> using the same </w:t>
+      </w:r>
+      <w:r>
+        <w:rPr>
+          <w:b/>
+        </w:rPr>
+        <w:t>evidence</w:t>
+      </w:r>
+      <w:r>
+        <w:rPr>
+          <w:b w:val="0"/>
+        </w:rPr>
+        <w:t>.</w:t>
+      </w:r>
+    </w:p>
+    <w:p>
+      <w:pPr>
+        <w:pStyle w:val="Heading3"/>
+      </w:pPr>
+      <w:r>
+        <w:t>Explain the added worked example · 1</w:t>
+      </w:r>
+    </w:p>
+    <w:p>
+      <w:pPr>
+        <w:spacing w:line="336" w:lineRule="auto" w:after="180"/>
+      </w:pPr>
+      <w:r>
+        <w:rPr>
+          <w:b w:val="0"/>
+        </w:rPr>
+        <w:t>Begin by writing the question the procedure is intended to answer. Identify the information already supplied, the information it will produce and the information still missing.</w:t>
+      </w:r>
+    </w:p>
+    <w:p>
+      <w:pPr>
+        <w:spacing w:line="336" w:lineRule="auto" w:after="180"/>
+      </w:pPr>
+      <w:r>
+        <w:rPr>
+          <w:b w:val="0"/>
+        </w:rPr>
+        <w:t>These are constructed classroom examples; they do not require live accounts, private records or an external service. Do not treat a plausible explanation as a measured outcome.</w:t>
+      </w:r>
+    </w:p>
+    <w:p>
+      <w:pPr>
+        <w:spacing w:line="336" w:lineRule="auto" w:after="180"/>
+      </w:pPr>
+      <w:r>
+        <w:rPr>
+          <w:b w:val="0"/>
+        </w:rPr>
+        <w:t xml:space="preserve">Specify the user question, source authority, access, </w:t>
+      </w:r>
+      <w:r>
+        <w:rPr>
+          <w:b/>
+        </w:rPr>
+        <w:t>output</w:t>
+      </w:r>
+      <w:r>
+        <w:rPr>
+          <w:b w:val="0"/>
+        </w:rPr>
+        <w:t>/fallback contract and evaluation plan. Freeze corpus IDs and split cases before implementation. Keep teacher material out of student retrieval.</w:t>
+      </w:r>
+    </w:p>
+    <w:p>
+      <w:pPr>
+        <w:pStyle w:val="Heading3"/>
+      </w:pPr>
+      <w:r>
+        <w:t>Explain the added worked example · 2</w:t>
+      </w:r>
+    </w:p>
+    <w:p>
+      <w:pPr>
+        <w:spacing w:line="336" w:lineRule="auto" w:after="180"/>
+      </w:pPr>
+      <w:r>
+        <w:rPr>
+          <w:b w:val="0"/>
+        </w:rPr>
+        <w:t xml:space="preserve">Before applying the procedure, write its units, denominator or decision boundary where relevant. A partner should be able to repeat each step using the same </w:t>
+      </w:r>
+      <w:r>
+        <w:rPr>
+          <w:b/>
+        </w:rPr>
+        <w:t>input</w:t>
+      </w:r>
+      <w:r>
+        <w:rPr>
+          <w:b w:val="0"/>
+        </w:rPr>
+        <w:t>s.</w:t>
+      </w:r>
+    </w:p>
+    <w:p>
+      <w:pPr>
+        <w:spacing w:line="336" w:lineRule="auto" w:after="180"/>
+      </w:pPr>
+      <w:r>
+        <w:rPr>
+          <w:b w:val="0"/>
+        </w:rPr>
+        <w:t xml:space="preserve">If a required </w:t>
+      </w:r>
+      <w:r>
+        <w:rPr>
+          <w:b/>
+        </w:rPr>
+        <w:t>input</w:t>
+      </w:r>
+      <w:r>
+        <w:rPr>
+          <w:b w:val="0"/>
+        </w:rPr>
+        <w:t xml:space="preserve"> is absent or violates the stated contract, record that condition explicitly instead of quietly replacing it with a convenient value.</w:t>
       </w:r>
     </w:p>
     <w:p>
@@ -747,23 +1520,125 @@
       </w:r>
     </w:p>
     <w:p>
-      <w:r>
-        <w:t>Use the complete worked example below before asking learners to complete W2. Reveal a small part, invite a prediction, then explain the deciding step. These teacher notes contain solutions; do not reveal the independent case answer during modelling.</w:t>
-      </w:r>
-    </w:p>
-    <w:p>
-      <w:r>
+      <w:pPr>
+        <w:spacing w:line="336" w:lineRule="auto" w:after="180"/>
+      </w:pPr>
+      <w:r>
+        <w:rPr>
+          <w:b w:val="0"/>
+        </w:rPr>
+        <w:t xml:space="preserve">Use the complete worked example below before asking learners to complete W2. Reveal a small part, invite a </w:t>
+      </w:r>
+      <w:r>
+        <w:rPr>
+          <w:b/>
+        </w:rPr>
+        <w:t>prediction</w:t>
+      </w:r>
+      <w:r>
+        <w:rPr>
+          <w:b w:val="0"/>
+        </w:rPr>
+        <w:t>, then explain the deciding step.</w:t>
+      </w:r>
+    </w:p>
+    <w:p>
+      <w:pPr>
+        <w:spacing w:line="336" w:lineRule="auto" w:after="180"/>
+      </w:pPr>
+      <w:r>
+        <w:rPr>
+          <w:b w:val="0"/>
+        </w:rPr>
+        <w:t>These teacher notes contain solutions; do not reveal the independent case answer during modelling.</w:t>
+      </w:r>
+    </w:p>
+    <w:p>
+      <w:pPr>
+        <w:spacing w:line="336" w:lineRule="auto" w:after="180"/>
+      </w:pPr>
+      <w:r>
+        <w:rPr>
+          <w:b w:val="0"/>
+        </w:rPr>
         <w:t>Student room assistant corpus contains public register P, teacher-only guide T and current approval A. It must report approved room capacity or needs_review.</w:t>
       </w:r>
     </w:p>
     <w:p>
-      <w:r>
+      <w:pPr>
+        <w:spacing w:line="336" w:lineRule="auto" w:after="180"/>
+      </w:pPr>
+      <w:r>
+        <w:rPr>
+          <w:b w:val="0"/>
+        </w:rPr>
         <w:t>Authorised corpus contains P and A, excluding T. Baseline manually checks same-room current approval and capacity. Reserve complete, missing and conflicting cases before development.</w:t>
       </w:r>
     </w:p>
     <w:p>
-      <w:r>
-        <w:t>Compare the intermediate evidence with the final statement. Explain why each number or decision follows from the stated inputs. The conclusion belongs to this scenario and procedure; changing the inputs, evaluation population or authority can change what it establishes. Retain the raw record so a later revision can be compared honestly.</w:t>
+      <w:pPr>
+        <w:pStyle w:val="Heading3"/>
+      </w:pPr>
+      <w:r>
+        <w:t>Model the reasoning aloud · 3</w:t>
+      </w:r>
+    </w:p>
+    <w:p>
+      <w:pPr>
+        <w:spacing w:line="336" w:lineRule="auto" w:after="180"/>
+      </w:pPr>
+      <w:r>
+        <w:rPr>
+          <w:b w:val="0"/>
+        </w:rPr>
+        <w:t xml:space="preserve">Compare the intermediate </w:t>
+      </w:r>
+      <w:r>
+        <w:rPr>
+          <w:b/>
+        </w:rPr>
+        <w:t>evidence</w:t>
+      </w:r>
+      <w:r>
+        <w:rPr>
+          <w:b w:val="0"/>
+        </w:rPr>
+        <w:t xml:space="preserve"> with the final statement. Explain why each number or decision follows from the stated </w:t>
+      </w:r>
+      <w:r>
+        <w:rPr>
+          <w:b/>
+        </w:rPr>
+        <w:t>input</w:t>
+      </w:r>
+      <w:r>
+        <w:rPr>
+          <w:b w:val="0"/>
+        </w:rPr>
+        <w:t>s.</w:t>
+      </w:r>
+    </w:p>
+    <w:p>
+      <w:pPr>
+        <w:spacing w:line="336" w:lineRule="auto" w:after="180"/>
+      </w:pPr>
+      <w:r>
+        <w:rPr>
+          <w:b w:val="0"/>
+        </w:rPr>
+        <w:t xml:space="preserve">The conclusion belongs to this scenario and procedure; changing the </w:t>
+      </w:r>
+      <w:r>
+        <w:rPr>
+          <w:b/>
+        </w:rPr>
+        <w:t>input</w:t>
+      </w:r>
+      <w:r>
+        <w:rPr>
+          <w:b w:val="0"/>
+        </w:rPr>
+        <w:t>s, evaluation population or authority can change what it establishes. Retain the raw record so a later revision can be compared honestly.</w:t>
       </w:r>
     </w:p>
     <w:tbl>
@@ -869,7 +1744,13 @@
       </w:tr>
     </w:tbl>
     <w:p>
-      <w:r>
+      <w:pPr>
+        <w:spacing w:line="336" w:lineRule="auto" w:after="180"/>
+      </w:pPr>
+      <w:r>
+        <w:rPr>
+          <w:b w:val="0"/>
+        </w:rPr>
         <w:t>Use the diagram and verbal explanation together. Ask learners to match a sentence to a specific visual step; do not assign learners fixed visual or auditory learning styles.</w:t>
       </w:r>
     </w:p>
@@ -882,7 +1763,13 @@
       </w:r>
     </w:p>
     <w:p>
-      <w:r>
+      <w:pPr>
+        <w:spacing w:line="336" w:lineRule="auto" w:after="180"/>
+      </w:pPr>
+      <w:r>
+        <w:rPr>
+          <w:b w:val="0"/>
+        </w:rPr>
         <w:t>Plan a bounded study buddy around a small approved vocabulary corpus.</w:t>
       </w:r>
     </w:p>
@@ -895,13 +1782,55 @@
       </w:r>
     </w:p>
     <w:p>
-      <w:r>
+      <w:pPr>
+        <w:pStyle w:val="Heading3"/>
+      </w:pPr>
+      <w:r>
+        <w:t>Supplied facts</w:t>
+      </w:r>
+    </w:p>
+    <w:p>
+      <w:pPr>
+        <w:spacing w:line="336" w:lineRule="auto" w:after="180"/>
+        <w:shd w:fill="F1F6FC"/>
+      </w:pPr>
+      <w:r>
+        <w:rPr>
+          <w:b w:val="0"/>
+        </w:rPr>
         <w:t>Corpus V1 defines roots, stem and leaf. It contains no plant disease treatment. Success requires a source reference; missing definitions require a clear fallback.</w:t>
       </w:r>
     </w:p>
     <w:p>
-      <w:r>
-        <w:t>All inputs and outcomes in this worked example are invented classroom data; no real model run is claimed.</w:t>
+      <w:pPr>
+        <w:pStyle w:val="Heading3"/>
+      </w:pPr>
+      <w:r>
+        <w:t>Supplied facts</w:t>
+      </w:r>
+    </w:p>
+    <w:p>
+      <w:pPr>
+        <w:spacing w:line="336" w:lineRule="auto" w:after="180"/>
+        <w:shd w:fill="F1F6FC"/>
+      </w:pPr>
+      <w:r>
+        <w:rPr>
+          <w:b w:val="0"/>
+        </w:rPr>
+        <w:t xml:space="preserve">All </w:t>
+      </w:r>
+      <w:r>
+        <w:rPr>
+          <w:b/>
+        </w:rPr>
+        <w:t>input</w:t>
+      </w:r>
+      <w:r>
+        <w:rPr>
+          <w:b w:val="0"/>
+        </w:rPr>
+        <w:t>s and outcomes in this worked example are invented classroom data; no real model run is claimed.</w:t>
       </w:r>
     </w:p>
     <w:p>
@@ -1064,20 +1993,74 @@
       </w:r>
     </w:p>
     <w:p>
-      <w:r>
-        <w:t>Read the picture in order. “How do I cure this disease?” must produce an out-of-scope response, not a treatment guess. The arrows show which recorded input or intermediate result each decision uses. Explain the deciding step aloud before checking the changed case; pointing to the final answer alone does not show how it follows.</w:t>
-      </w:r>
-    </w:p>
-    <w:p>
       <w:pPr>
         <w:pStyle w:val="Heading3"/>
       </w:pPr>
       <w:r>
+        <w:t>Why the result follows</w:t>
+      </w:r>
+    </w:p>
+    <w:p>
+      <w:pPr>
+        <w:spacing w:line="336" w:lineRule="auto" w:after="180"/>
+        <w:shd w:fill="F1F6FC"/>
+      </w:pPr>
+      <w:r>
+        <w:rPr>
+          <w:b w:val="0"/>
+        </w:rPr>
+        <w:t xml:space="preserve">Read the picture in order. “How do I cure this disease?” must produce an out-of-scope response, not a treatment guess. The arrows show which recorded </w:t>
+      </w:r>
+      <w:r>
+        <w:rPr>
+          <w:b/>
+        </w:rPr>
+        <w:t>input</w:t>
+      </w:r>
+      <w:r>
+        <w:rPr>
+          <w:b w:val="0"/>
+        </w:rPr>
+        <w:t xml:space="preserve"> or intermediate result each decision uses.</w:t>
+      </w:r>
+    </w:p>
+    <w:p>
+      <w:pPr>
+        <w:spacing w:line="336" w:lineRule="auto" w:after="180"/>
+        <w:shd w:fill="F1F6FC"/>
+      </w:pPr>
+      <w:r>
+        <w:rPr>
+          <w:b w:val="0"/>
+        </w:rPr>
+        <w:t>Explain the deciding step aloud before checking the changed case; pointing to the final answer alone does not show how it follows.</w:t>
+      </w:r>
+    </w:p>
+    <w:p>
+      <w:pPr>
+        <w:pStyle w:val="Heading3"/>
+      </w:pPr>
+      <w:r>
         <w:t>What this example does not establish</w:t>
       </w:r>
     </w:p>
     <w:p>
-      <w:r>
+      <w:pPr>
+        <w:pStyle w:val="Heading3"/>
+      </w:pPr>
+      <w:r>
+        <w:t>Keep the stated limit</w:t>
+      </w:r>
+    </w:p>
+    <w:p>
+      <w:pPr>
+        <w:spacing w:line="336" w:lineRule="auto" w:after="180"/>
+        <w:shd w:fill="FFF5E6"/>
+      </w:pPr>
+      <w:r>
+        <w:rPr>
+          <w:b w:val="0"/>
+        </w:rPr>
         <w:t>A capstone design is a testable plan; its proposed behaviours are not verified outcomes until checked.</w:t>
       </w:r>
     </w:p>
@@ -1090,31 +2073,143 @@
       </w:r>
     </w:p>
     <w:p>
-      <w:r>
+      <w:pPr>
+        <w:pStyle w:val="Heading3"/>
+      </w:pPr>
+      <w:r>
+        <w:t>Change one thing</w:t>
+      </w:r>
+    </w:p>
+    <w:p>
+      <w:pPr>
+        <w:spacing w:line="336" w:lineRule="auto" w:after="180"/>
+        <w:shd w:fill="F5F1FB"/>
+      </w:pPr>
+      <w:r>
+        <w:rPr>
+          <w:b w:val="0"/>
+        </w:rPr>
         <w:t>Change: The corpus gains a teacher-approved flower definition in V2.</w:t>
       </w:r>
     </w:p>
     <w:p>
-      <w:r>
-        <w:t>Prediction: Add a flower test using V2 and record the corpus version.</w:t>
-      </w:r>
-    </w:p>
-    <w:p>
-      <w:r>
-        <w:t>Reason: The evidence boundary changed explicitly; the earlier corpus could not support this new entry.</w:t>
-      </w:r>
-    </w:p>
-    <w:p>
       <w:pPr>
         <w:pStyle w:val="Heading3"/>
       </w:pPr>
       <w:r>
+        <w:t>Predicted result</w:t>
+      </w:r>
+    </w:p>
+    <w:p>
+      <w:pPr>
+        <w:spacing w:line="336" w:lineRule="auto" w:after="180"/>
+        <w:shd w:fill="F1F6FC"/>
+      </w:pPr>
+      <w:r>
+        <w:rPr>
+          <w:b/>
+        </w:rPr>
+        <w:t>Prediction</w:t>
+      </w:r>
+      <w:r>
+        <w:rPr>
+          <w:b w:val="0"/>
+        </w:rPr>
+        <w:t>: Add a flower test using V2 and record the corpus version.</w:t>
+      </w:r>
+    </w:p>
+    <w:p>
+      <w:pPr>
+        <w:pStyle w:val="Heading3"/>
+      </w:pPr>
+      <w:r>
+        <w:t>Why the result follows</w:t>
+      </w:r>
+    </w:p>
+    <w:p>
+      <w:pPr>
+        <w:spacing w:line="336" w:lineRule="auto" w:after="180"/>
+        <w:shd w:fill="F1F6FC"/>
+      </w:pPr>
+      <w:r>
+        <w:rPr>
+          <w:b w:val="0"/>
+        </w:rPr>
+        <w:t xml:space="preserve">Reason: The </w:t>
+      </w:r>
+      <w:r>
+        <w:rPr>
+          <w:b/>
+        </w:rPr>
+        <w:t>evidence</w:t>
+      </w:r>
+      <w:r>
+        <w:rPr>
+          <w:b w:val="0"/>
+        </w:rPr>
+        <w:t xml:space="preserve"> boundary changed explicitly; the earlier corpus could not support this new entry.</w:t>
+      </w:r>
+    </w:p>
+    <w:p>
+      <w:pPr>
+        <w:pStyle w:val="Heading3"/>
+      </w:pPr>
+      <w:r>
         <w:t>Ask while showing the picture</w:t>
       </w:r>
     </w:p>
     <w:p>
-      <w:r>
-        <w:t>Cover the result. Ask learners to name the inputs and predict the next step. Uncover one step, connect the icon to the actual procedure, and explain its evidence. Then change the supplied condition and compare. The picture is a representation; it does not document execution of a real AI model.</w:t>
+      <w:pPr>
+        <w:pStyle w:val="Heading3"/>
+      </w:pPr>
+      <w:r>
+        <w:t>Ask while showing the picture · 4</w:t>
+      </w:r>
+    </w:p>
+    <w:p>
+      <w:pPr>
+        <w:spacing w:line="336" w:lineRule="auto" w:after="180"/>
+      </w:pPr>
+      <w:r>
+        <w:rPr>
+          <w:b w:val="0"/>
+        </w:rPr>
+        <w:t xml:space="preserve">Cover the result. Ask learners to name the </w:t>
+      </w:r>
+      <w:r>
+        <w:rPr>
+          <w:b/>
+        </w:rPr>
+        <w:t>input</w:t>
+      </w:r>
+      <w:r>
+        <w:rPr>
+          <w:b w:val="0"/>
+        </w:rPr>
+        <w:t xml:space="preserve">s and predict the next step. Uncover one step, connect the icon to the actual procedure, and explain its </w:t>
+      </w:r>
+      <w:r>
+        <w:rPr>
+          <w:b/>
+        </w:rPr>
+        <w:t>evidence</w:t>
+      </w:r>
+      <w:r>
+        <w:rPr>
+          <w:b w:val="0"/>
+        </w:rPr>
+        <w:t>. Then change the supplied condition and compare.</w:t>
+      </w:r>
+    </w:p>
+    <w:p>
+      <w:pPr>
+        <w:spacing w:line="336" w:lineRule="auto" w:after="180"/>
+      </w:pPr>
+      <w:r>
+        <w:rPr>
+          <w:b w:val="0"/>
+        </w:rPr>
+        <w:t>The picture is a representation; it does not document execution of a real AI model.</w:t>
       </w:r>
     </w:p>
     <w:p>
@@ -1126,11 +2221,16 @@
       </w:r>
     </w:p>
     <w:p>
+      <w:r>
+        <w:t>Demonstrate Capstone Design, reduce support deliberately and check individual reasoning before discussing answers.</w:t>
+      </w:r>
+    </w:p>
+    <w:p>
       <w:pPr>
         <w:pStyle w:val="Heading3"/>
       </w:pPr>
       <w:r>
-        <w:t>Demonstrate and guide practice</w:t>
+        <w:t>Board sequence</w:t>
       </w:r>
     </w:p>
     <w:p>
@@ -1138,26 +2238,102 @@
         <w:pStyle w:val="Heading3"/>
       </w:pPr>
       <w:r>
-        <w:t>Board sequence</w:t>
-      </w:r>
-    </w:p>
-    <w:p>
-      <w:r>
-        <w:t>Write the given facts: Capstone: answer from one approved chapter with citations and a missing-evidence fallback.</w:t>
-      </w:r>
-    </w:p>
-    <w:p>
-      <w:r>
+        <w:t>1. Put the facts on the board</w:t>
+      </w:r>
+    </w:p>
+    <w:p>
+      <w:pPr>
+        <w:spacing w:line="336" w:lineRule="auto" w:after="180"/>
+        <w:shd w:fill="F4F9FC"/>
+      </w:pPr>
+      <w:r>
+        <w:rPr>
+          <w:b w:val="0"/>
+        </w:rPr>
+        <w:t>Write the given facts: Capstone: answer from one approved chapter with citations and a missing-</w:t>
+      </w:r>
+      <w:r>
+        <w:rPr>
+          <w:b/>
+        </w:rPr>
+        <w:t>evidence</w:t>
+      </w:r>
+      <w:r>
+        <w:rPr>
+          <w:b w:val="0"/>
+        </w:rPr>
+        <w:t xml:space="preserve"> fallback.</w:t>
+      </w:r>
+    </w:p>
+    <w:p>
+      <w:pPr>
+        <w:pStyle w:val="Heading3"/>
+      </w:pPr>
+      <w:r>
+        <w:t>2. State the decision to explain</w:t>
+      </w:r>
+    </w:p>
+    <w:p>
+      <w:pPr>
+        <w:spacing w:line="336" w:lineRule="auto" w:after="180"/>
+        <w:shd w:fill="F4F9FC"/>
+      </w:pPr>
+      <w:r>
+        <w:rPr>
+          <w:b w:val="0"/>
+        </w:rPr>
         <w:t>Write the question to explain: Define acceptance tests.</w:t>
       </w:r>
     </w:p>
     <w:p>
-      <w:r>
-        <w:t>Reveal after predictions: Use answerable, ambiguous and unanswerable cases. Check correctness, support, format and fallback, plus declared permissions and privacy.</w:t>
-      </w:r>
-    </w:p>
-    <w:p>
-      <w:r>
+      <w:pPr>
+        <w:pStyle w:val="Heading3"/>
+      </w:pPr>
+      <w:r>
+        <w:t>3. Reveal the worked reasoning</w:t>
+      </w:r>
+    </w:p>
+    <w:p>
+      <w:pPr>
+        <w:spacing w:line="336" w:lineRule="auto" w:after="180"/>
+        <w:shd w:fill="F1F6FC"/>
+      </w:pPr>
+      <w:r>
+        <w:rPr>
+          <w:b w:val="0"/>
+        </w:rPr>
+        <w:t xml:space="preserve">Reveal after </w:t>
+      </w:r>
+      <w:r>
+        <w:rPr>
+          <w:b/>
+        </w:rPr>
+        <w:t>prediction</w:t>
+      </w:r>
+      <w:r>
+        <w:rPr>
+          <w:b w:val="0"/>
+        </w:rPr>
+        <w:t>s: Use answerable, ambiguous and unanswerable cases. Check correctness, support, format and fallback, plus declared permissions and privacy.</w:t>
+      </w:r>
+    </w:p>
+    <w:p>
+      <w:pPr>
+        <w:pStyle w:val="Heading3"/>
+      </w:pPr>
+      <w:r>
+        <w:t>Hold back the independent task</w:t>
+      </w:r>
+    </w:p>
+    <w:p>
+      <w:pPr>
+        <w:spacing w:line="336" w:lineRule="auto" w:after="180"/>
+        <w:shd w:fill="FFF5E6"/>
+      </w:pPr>
+      <w:r>
+        <w:rPr>
+          <w:b w:val="0"/>
+        </w:rPr>
         <w:t>Keep for an independent attempt: The capstone goal is helps students. Rewrite it as an observable test for a passage-based study assistant.</w:t>
       </w:r>
     </w:p>
@@ -1170,23 +2346,77 @@
       </w:r>
     </w:p>
     <w:p>
-      <w:r>
+      <w:pPr>
+        <w:pStyle w:val="Heading3"/>
+      </w:pPr>
+      <w:r>
+        <w:t>Ask the class</w:t>
+      </w:r>
+    </w:p>
+    <w:p>
+      <w:pPr>
+        <w:spacing w:line="336" w:lineRule="auto" w:after="180"/>
+        <w:shd w:fill="F5F1FB"/>
+      </w:pPr>
+      <w:r>
+        <w:rPr>
+          <w:b w:val="0"/>
+        </w:rPr>
         <w:t>Ask: Which facts are given, and which would we have to assume? Learners mark relevant details before discussing answers.</w:t>
       </w:r>
     </w:p>
     <w:p>
-      <w:r>
+      <w:pPr>
+        <w:pStyle w:val="Heading3"/>
+      </w:pPr>
+      <w:r>
+        <w:t>Language to model</w:t>
+      </w:r>
+    </w:p>
+    <w:p>
+      <w:pPr>
+        <w:spacing w:line="336" w:lineRule="auto" w:after="180"/>
+        <w:shd w:fill="F1F6F8"/>
+      </w:pPr>
+      <w:r>
+        <w:rPr>
+          <w:b w:val="0"/>
+        </w:rPr>
         <w:t>Say: Predict first. Show the rule, information path or calculation that would produce the result. A correct guess is not yet an explanation.</w:t>
       </w:r>
     </w:p>
     <w:p>
-      <w:r>
+      <w:pPr>
+        <w:spacing w:line="336" w:lineRule="auto" w:after="180"/>
+      </w:pPr>
+      <w:r>
+        <w:rPr>
+          <w:b w:val="0"/>
+        </w:rPr>
         <w:t>Reveal reasoning one step at a time. Explain why a tempting alternative fails. Write units and denominators for arithmetic, trace conditions for decisions, and identify supporting sources for claims.</w:t>
       </w:r>
     </w:p>
     <w:p>
-      <w:r>
-        <w:t>In pairs, one learner solves while the other checks evidence; exchange roles. Remove the worked answer before independent assessment.</w:t>
+      <w:pPr>
+        <w:spacing w:line="336" w:lineRule="auto" w:after="180"/>
+      </w:pPr>
+      <w:r>
+        <w:rPr>
+          <w:b w:val="0"/>
+        </w:rPr>
+        <w:t xml:space="preserve">In pairs, one learner solves while the other checks </w:t>
+      </w:r>
+      <w:r>
+        <w:rPr>
+          <w:b/>
+        </w:rPr>
+        <w:t>evidence</w:t>
+      </w:r>
+      <w:r>
+        <w:rPr>
+          <w:b w:val="0"/>
+        </w:rPr>
+        <w:t>; exchange roles. Remove the worked answer before independent assessment.</w:t>
       </w:r>
     </w:p>
     <w:p>
@@ -1198,8 +2428,72 @@
       </w:r>
     </w:p>
     <w:p>
-      <w:r>
-        <w:t>Guided: Authorised corpus contains P and A, excluding T. Baseline manually checks same-room current approval and capacity. Reserve complete, missing and conflicting cases before development. Qualification: A complete capstone plan is not evidence that the implementation meets it; evaluate after building. Exit: accept a concrete variation with its predicted outcome and a stated condition that would challenge the mechanism; reject a claim resting on unmeasured evidence.</w:t>
+      <w:pPr>
+        <w:spacing w:line="336" w:lineRule="auto" w:after="180"/>
+      </w:pPr>
+      <w:r>
+        <w:rPr>
+          <w:b w:val="0"/>
+        </w:rPr>
+        <w:t>Guided: Authorised corpus contains P and A, excluding T. Baseline manually checks same-room current approval and capacity. Reserve complete, missing and conflicting cases before development.</w:t>
+      </w:r>
+    </w:p>
+    <w:p>
+      <w:pPr>
+        <w:spacing w:line="336" w:lineRule="auto" w:after="180"/>
+      </w:pPr>
+      <w:r>
+        <w:rPr>
+          <w:b w:val="0"/>
+        </w:rPr>
+        <w:t xml:space="preserve">Qualification: A complete capstone plan is not </w:t>
+      </w:r>
+      <w:r>
+        <w:rPr>
+          <w:b/>
+        </w:rPr>
+        <w:t>evidence</w:t>
+      </w:r>
+      <w:r>
+        <w:rPr>
+          <w:b w:val="0"/>
+        </w:rPr>
+        <w:t xml:space="preserve"> that the implementation meets it; evaluate after building.</w:t>
+      </w:r>
+    </w:p>
+    <w:p>
+      <w:pPr>
+        <w:spacing w:line="336" w:lineRule="auto" w:after="180"/>
+      </w:pPr>
+      <w:r>
+        <w:rPr>
+          <w:b w:val="0"/>
+        </w:rPr>
+        <w:t xml:space="preserve">Exit: accept a concrete variation with its predicted outcome and a stated condition that would challenge the </w:t>
+      </w:r>
+      <w:r>
+        <w:rPr>
+          <w:b/>
+        </w:rPr>
+        <w:t>mechanism</w:t>
+      </w:r>
+      <w:r>
+        <w:rPr>
+          <w:b w:val="0"/>
+        </w:rPr>
+        <w:t xml:space="preserve">; reject a claim resting on unmeasured </w:t>
+      </w:r>
+      <w:r>
+        <w:rPr>
+          <w:b/>
+        </w:rPr>
+        <w:t>evidence</w:t>
+      </w:r>
+      <w:r>
+        <w:rPr>
+          <w:b w:val="0"/>
+        </w:rPr>
+        <w:t>.</w:t>
       </w:r>
     </w:p>
     <w:p>
@@ -1431,18 +2725,89 @@
       </w:r>
     </w:p>
     <w:p>
-      <w:r>
-        <w:t>Completion task: Student room assistant corpus contains public register P, teacher-only guide T and current approval A. It must report approved room capacity or needs_review. Show the intermediate steps and give the conclusion with its scope.</w:t>
-      </w:r>
-    </w:p>
-    <w:p>
-      <w:r>
+      <w:pPr>
+        <w:pStyle w:val="Heading3"/>
+      </w:pPr>
+      <w:r>
+        <w:t>Completion practice</w:t>
+      </w:r>
+    </w:p>
+    <w:p>
+      <w:pPr>
+        <w:spacing w:line="336" w:lineRule="auto" w:after="180"/>
+        <w:shd w:fill="F5F1FB"/>
+      </w:pPr>
+      <w:r>
+        <w:rPr>
+          <w:b w:val="0"/>
+        </w:rPr>
+        <w:t>Completion task: Student room assistant corpus contains public register P, teacher-only guide T and current approval A. It must report approved room capacity or needs_review.</w:t>
+      </w:r>
+    </w:p>
+    <w:p>
+      <w:pPr>
+        <w:spacing w:line="336" w:lineRule="auto" w:after="180"/>
+        <w:shd w:fill="F5F1FB"/>
+      </w:pPr>
+      <w:r>
+        <w:rPr>
+          <w:b w:val="0"/>
+        </w:rPr>
+        <w:t>Show the intermediate steps and give the conclusion with its scope.</w:t>
+      </w:r>
+    </w:p>
+    <w:p>
+      <w:pPr>
+        <w:pStyle w:val="Heading3"/>
+      </w:pPr>
+      <w:r>
+        <w:t>Reasoning to listen for</w:t>
+      </w:r>
+    </w:p>
+    <w:p>
+      <w:pPr>
+        <w:spacing w:line="336" w:lineRule="auto" w:after="180"/>
+        <w:shd w:fill="F1F6FC"/>
+      </w:pPr>
+      <w:r>
+        <w:rPr>
+          <w:b w:val="0"/>
+        </w:rPr>
         <w:t>Teacher check: Teacher explanation: Authorised corpus contains P and A, excluding T. Baseline manually checks same-room current approval and capacity. Reserve complete, missing and conflicting cases before development.</w:t>
       </w:r>
     </w:p>
     <w:p>
-      <w:r>
-        <w:t>Start by identifying the given inputs together. Leave the intermediate steps blank. If needed, model one step, then withdraw that help on the next step. Move to a full trace only when the partial trace is understood. For partners, alternate explainer and checker; collect a response from every learner before discussion.</w:t>
+      <w:pPr>
+        <w:spacing w:line="336" w:lineRule="auto" w:after="180"/>
+      </w:pPr>
+      <w:r>
+        <w:rPr>
+          <w:b w:val="0"/>
+        </w:rPr>
+        <w:t xml:space="preserve">Start by identifying the given </w:t>
+      </w:r>
+      <w:r>
+        <w:rPr>
+          <w:b/>
+        </w:rPr>
+        <w:t>input</w:t>
+      </w:r>
+      <w:r>
+        <w:rPr>
+          <w:b w:val="0"/>
+        </w:rPr>
+        <w:t>s together. Leave the intermediate steps blank. If needed, model one step, then withdraw that help on the next step. Move to a full trace only when the partial trace is understood.</w:t>
+      </w:r>
+    </w:p>
+    <w:p>
+      <w:pPr>
+        <w:spacing w:line="336" w:lineRule="auto" w:after="180"/>
+      </w:pPr>
+      <w:r>
+        <w:rPr>
+          <w:b w:val="0"/>
+        </w:rPr>
+        <w:t>For partners, alternate explainer and checker; collect a response from every learner before discussion.</w:t>
       </w:r>
     </w:p>
     <w:p>
@@ -1454,18 +2819,37 @@
       </w:r>
     </w:p>
     <w:p>
-      <w:r>
-        <w:t>Use the worked case for Capstone requirements and corpus. Proposed explanation: “The worked result establishes every future case”. Decide whether this explanation is supported. Point to the step or supplied fact that decides; explain your repair if needed.</w:t>
-      </w:r>
-    </w:p>
-    <w:p>
-      <w:r>
-        <w:t>Expected correction: A complete capstone plan is not evidence that the implementation meets it; evaluate after building.</w:t>
-      </w:r>
-    </w:p>
-    <w:p>
-      <w:r>
-        <w:t>Collect explanations, not only yes/no votes. If a misunderstanding is common, re-model the relevant step for the class. If it affects a few learners, give a short targeted group explanation while others solve a more demanding variation.</w:t>
+      <w:pPr>
+        <w:spacing w:line="336" w:lineRule="auto" w:after="180"/>
+      </w:pPr>
+      <w:r>
+        <w:rPr>
+          <w:b w:val="0"/>
+        </w:rPr>
+        <w:t xml:space="preserve">Use the worked case for Capstone </w:t>
+      </w:r>
+      <w:r>
+        <w:rPr>
+          <w:b/>
+        </w:rPr>
+        <w:t>requirement</w:t>
+      </w:r>
+      <w:r>
+        <w:rPr>
+          <w:b w:val="0"/>
+        </w:rPr>
+        <w:t>s and corpus. Proposed explanation: “The worked result establishes every future case”. Decide whether this explanation is supported.</w:t>
+      </w:r>
+    </w:p>
+    <w:p>
+      <w:pPr>
+        <w:spacing w:line="336" w:lineRule="auto" w:after="180"/>
+      </w:pPr>
+      <w:r>
+        <w:rPr>
+          <w:b w:val="0"/>
+        </w:rPr>
+        <w:t>Point to the step or supplied fact that decides; explain your repair if needed.</w:t>
       </w:r>
     </w:p>
     <w:p>
@@ -1473,12 +2857,84 @@
         <w:pStyle w:val="Heading3"/>
       </w:pPr>
       <w:r>
+        <w:t>Expected repair</w:t>
+      </w:r>
+    </w:p>
+    <w:p>
+      <w:pPr>
+        <w:spacing w:line="336" w:lineRule="auto" w:after="180"/>
+        <w:shd w:fill="F1F6FC"/>
+      </w:pPr>
+      <w:r>
+        <w:rPr>
+          <w:b w:val="0"/>
+        </w:rPr>
+        <w:t xml:space="preserve">Expected correction: A complete capstone plan is not </w:t>
+      </w:r>
+      <w:r>
+        <w:rPr>
+          <w:b/>
+        </w:rPr>
+        <w:t>evidence</w:t>
+      </w:r>
+      <w:r>
+        <w:rPr>
+          <w:b w:val="0"/>
+        </w:rPr>
+        <w:t xml:space="preserve"> that the implementation meets it; evaluate after building.</w:t>
+      </w:r>
+    </w:p>
+    <w:p>
+      <w:pPr>
+        <w:spacing w:line="336" w:lineRule="auto" w:after="180"/>
+      </w:pPr>
+      <w:r>
+        <w:rPr>
+          <w:b w:val="0"/>
+        </w:rPr>
+        <w:t>Collect explanations, not only yes/no votes. If a misunderstanding is common, re-model the relevant step for the class.</w:t>
+      </w:r>
+    </w:p>
+    <w:p>
+      <w:pPr>
+        <w:spacing w:line="336" w:lineRule="auto" w:after="180"/>
+      </w:pPr>
+      <w:r>
+        <w:rPr>
+          <w:b w:val="0"/>
+        </w:rPr>
+        <w:t>If it affects a few learners, give a short targeted group explanation while others solve a more demanding variation.</w:t>
+      </w:r>
+    </w:p>
+    <w:p>
+      <w:pPr>
+        <w:pStyle w:val="Heading3"/>
+      </w:pPr>
+      <w:r>
         <w:t>Pictorial practice question</w:t>
       </w:r>
     </w:p>
     <w:p>
-      <w:r>
-        <w:t>What should the project plan record before the new flower test? Point to the relevant step in the picture, then write the changed result and the rule or evidence that supports it.</w:t>
+      <w:pPr>
+        <w:spacing w:line="336" w:lineRule="auto" w:after="180"/>
+      </w:pPr>
+      <w:r>
+        <w:rPr>
+          <w:b w:val="0"/>
+        </w:rPr>
+        <w:t xml:space="preserve">What should the project plan record before the new flower test? Point to the relevant step in the picture, then write the changed result and the rule or </w:t>
+      </w:r>
+      <w:r>
+        <w:rPr>
+          <w:b/>
+        </w:rPr>
+        <w:t>evidence</w:t>
+      </w:r>
+      <w:r>
+        <w:rPr>
+          <w:b w:val="0"/>
+        </w:rPr>
+        <w:t xml:space="preserve"> that supports it.</w:t>
       </w:r>
     </w:p>
     <w:p>
@@ -1490,18 +2946,95 @@
       </w:r>
     </w:p>
     <w:p>
-      <w:r>
-        <w:t>Record approved corpus V2, the expected sourced definition and which evaluation cases belong to that version. Changed-case check: Add a flower test using V2 and record the corpus version. The evidence boundary changed explicitly; the earlier corpus could not support this new entry.</w:t>
-      </w:r>
-    </w:p>
-    <w:p>
-      <w:r>
-        <w:t>Changed-case reasoning: Add a flower test using V2 and record the corpus version. The evidence boundary changed explicitly; the earlier corpus could not support this new entry.</w:t>
-      </w:r>
-    </w:p>
-    <w:p>
-      <w:r>
-        <w:t>Collect each learner’s explanation before discussion. Use the first missing connection between input, deciding step and result to choose support. This question is worked-case practice, not fresh mastery evidence.</w:t>
+      <w:pPr>
+        <w:spacing w:line="336" w:lineRule="auto" w:after="180"/>
+      </w:pPr>
+      <w:r>
+        <w:rPr>
+          <w:b w:val="0"/>
+        </w:rPr>
+        <w:t>Record approved corpus V2, the expected sourced definition and which evaluation cases belong to that version. Changed-case check: Add a flower test using V2 and record the corpus version.</w:t>
+      </w:r>
+    </w:p>
+    <w:p>
+      <w:pPr>
+        <w:spacing w:line="336" w:lineRule="auto" w:after="180"/>
+      </w:pPr>
+      <w:r>
+        <w:rPr>
+          <w:b w:val="0"/>
+        </w:rPr>
+        <w:t xml:space="preserve">The </w:t>
+      </w:r>
+      <w:r>
+        <w:rPr>
+          <w:b/>
+        </w:rPr>
+        <w:t>evidence</w:t>
+      </w:r>
+      <w:r>
+        <w:rPr>
+          <w:b w:val="0"/>
+        </w:rPr>
+        <w:t xml:space="preserve"> boundary changed explicitly; the earlier corpus could not support this new entry.</w:t>
+      </w:r>
+    </w:p>
+    <w:p>
+      <w:pPr>
+        <w:spacing w:line="336" w:lineRule="auto" w:after="180"/>
+      </w:pPr>
+      <w:r>
+        <w:rPr>
+          <w:b w:val="0"/>
+        </w:rPr>
+        <w:t xml:space="preserve">Changed-case reasoning: Add a flower test using V2 and record the corpus version. The </w:t>
+      </w:r>
+      <w:r>
+        <w:rPr>
+          <w:b/>
+        </w:rPr>
+        <w:t>evidence</w:t>
+      </w:r>
+      <w:r>
+        <w:rPr>
+          <w:b w:val="0"/>
+        </w:rPr>
+        <w:t xml:space="preserve"> boundary changed explicitly; the earlier corpus could not support this new entry.</w:t>
+      </w:r>
+    </w:p>
+    <w:p>
+      <w:pPr>
+        <w:spacing w:line="336" w:lineRule="auto" w:after="180"/>
+      </w:pPr>
+      <w:r>
+        <w:rPr>
+          <w:b w:val="0"/>
+        </w:rPr>
+        <w:t xml:space="preserve">Collect each learner’s explanation before discussion. Use the first missing connection between </w:t>
+      </w:r>
+      <w:r>
+        <w:rPr>
+          <w:b/>
+        </w:rPr>
+        <w:t>input</w:t>
+      </w:r>
+      <w:r>
+        <w:rPr>
+          <w:b w:val="0"/>
+        </w:rPr>
+        <w:t xml:space="preserve">, deciding step and result to choose support. This question is worked-case practice, not fresh mastery </w:t>
+      </w:r>
+      <w:r>
+        <w:rPr>
+          <w:b/>
+        </w:rPr>
+        <w:t>evidence</w:t>
+      </w:r>
+      <w:r>
+        <w:rPr>
+          <w:b w:val="0"/>
+        </w:rPr>
+        <w:t>.</w:t>
       </w:r>
     </w:p>
     <w:p>
@@ -1513,54 +3046,105 @@
       </w:r>
     </w:p>
     <w:p>
+      <w:r>
+        <w:t>Run the Capstone Design investigation and use the first unsupported step to choose a teaching response.</w:t>
+      </w:r>
+    </w:p>
+    <w:p>
+      <w:pPr>
+        <w:spacing w:line="336" w:lineRule="auto" w:after="180"/>
+      </w:pPr>
+      <w:r>
+        <w:rPr>
+          <w:b w:val="0"/>
+        </w:rPr>
+        <w:t>Words You Can Use to Reason</w:t>
+      </w:r>
+    </w:p>
+    <w:p>
+      <w:pPr>
+        <w:spacing w:line="336" w:lineRule="auto" w:after="180"/>
+      </w:pPr>
+      <w:r>
+        <w:rPr>
+          <w:b w:val="0"/>
+        </w:rPr>
+        <w:t>A definition matters when you can recognize the idea, use it, and contrast it with a near-miss.</w:t>
+      </w:r>
+    </w:p>
+    <w:p>
+      <w:pPr>
+        <w:spacing w:line="336" w:lineRule="auto" w:after="180"/>
+      </w:pPr>
+      <w:r>
+        <w:rPr>
+          <w:b w:val="0"/>
+        </w:rPr>
+        <w:t>Predict → Test → Record → Explain</w:t>
+      </w:r>
+    </w:p>
+    <w:p>
+      <w:pPr>
+        <w:spacing w:line="336" w:lineRule="auto" w:after="180"/>
+      </w:pPr>
+      <w:r>
+        <w:rPr>
+          <w:b w:val="0"/>
+        </w:rPr>
+        <w:t>Keep expected and actual results separate. Surprises are useful data when recorded honestly.</w:t>
+      </w:r>
+    </w:p>
+    <w:p>
+      <w:pPr>
+        <w:spacing w:line="336" w:lineRule="auto" w:after="180"/>
+      </w:pPr>
+      <w:r>
+        <w:rPr>
+          <w:b w:val="0"/>
+        </w:rPr>
+        <w:t>Write the brief, architecture, source list, schema, rubric, eval set, risks, and approval gates; peer-review for testability.</w:t>
+      </w:r>
+    </w:p>
+    <w:p>
+      <w:pPr>
+        <w:spacing w:line="336" w:lineRule="auto" w:after="180"/>
+        <w:shd w:fill="F5F1FB"/>
+      </w:pPr>
+      <w:r>
+        <w:rPr>
+          <w:b w:val="0"/>
+        </w:rPr>
+        <w:t>What did the hardest test teach you that the normal test did not?</w:t>
+      </w:r>
+    </w:p>
+    <w:p>
       <w:pPr>
         <w:pStyle w:val="Heading3"/>
       </w:pPr>
       <w:r>
-        <w:t>Run the weekly evidence lab</w:t>
-      </w:r>
-    </w:p>
-    <w:p>
-      <w:r>
-        <w:t>Words You Can Use to Reason</w:t>
-      </w:r>
-    </w:p>
-    <w:p>
-      <w:r>
-        <w:t>A definition matters when you can recognize the idea, use it, and contrast it with a near-miss.</w:t>
-      </w:r>
-    </w:p>
-    <w:p>
-      <w:r>
-        <w:t>Predict → Test → Record → Explain</w:t>
-      </w:r>
-    </w:p>
-    <w:p>
-      <w:r>
-        <w:t>Keep expected and actual results separate. Surprises are useful data when recorded honestly.</w:t>
-      </w:r>
-    </w:p>
-    <w:p>
-      <w:r>
-        <w:t>Write the brief, architecture, source list, schema, rubric, eval set, risks, and approval gates; peer-review for testability.</w:t>
-      </w:r>
-    </w:p>
-    <w:p>
-      <w:r>
-        <w:t>What did the hardest test teach you that the normal test did not?</w:t>
-      </w:r>
-    </w:p>
-    <w:p>
-      <w:pPr>
-        <w:pStyle w:val="Heading3"/>
-      </w:pPr>
-      <w:r>
         <w:t>Make the lab runnable</w:t>
       </w:r>
     </w:p>
     <w:p>
-      <w:r>
-        <w:t>Use the concrete case as the shared normal case and the independent question as a second case. Each pair creates a boundary or missing-information case and predicts its result before testing. Keep the expected result separate from an observed mistake.</w:t>
+      <w:pPr>
+        <w:spacing w:line="336" w:lineRule="auto" w:after="180"/>
+      </w:pPr>
+      <w:r>
+        <w:rPr>
+          <w:b w:val="0"/>
+        </w:rPr>
+        <w:t>Use the concrete case as the shared normal case and the independent question as a second case. Each pair creates a boundary or missing-information case and predicts its result before testing.</w:t>
+      </w:r>
+    </w:p>
+    <w:p>
+      <w:pPr>
+        <w:spacing w:line="336" w:lineRule="auto" w:after="180"/>
+      </w:pPr>
+      <w:r>
+        <w:rPr>
+          <w:b w:val="0"/>
+        </w:rPr>
+        <w:t>Keep the expected result separate from an observed mistake.</w:t>
       </w:r>
     </w:p>
     <w:tbl>
@@ -1718,8 +3302,25 @@
       </w:r>
     </w:p>
     <w:p>
-      <w:r>
-        <w:t>For guessing, return to given facts and request a trace. For vocabulary without application, use one example and one non-example. For arithmetic errors, check the setup before the calculation. Finish with a different uncoached case before recording mastery.</w:t>
+      <w:pPr>
+        <w:spacing w:line="336" w:lineRule="auto" w:after="180"/>
+      </w:pPr>
+      <w:r>
+        <w:rPr>
+          <w:b w:val="0"/>
+        </w:rPr>
+        <w:t>For guessing, return to given facts and request a trace. For vocabulary without application, use one example and one non-example. For arithmetic errors, check the setup before the calculation.</w:t>
+      </w:r>
+    </w:p>
+    <w:p>
+      <w:pPr>
+        <w:spacing w:line="336" w:lineRule="auto" w:after="180"/>
+      </w:pPr>
+      <w:r>
+        <w:rPr>
+          <w:b w:val="0"/>
+        </w:rPr>
+        <w:t>Finish with a different uncoached case before recording mastery.</w:t>
       </w:r>
     </w:p>
     <w:p>
@@ -1731,18 +3332,84 @@
       </w:r>
     </w:p>
     <w:p>
-      <w:r>
-        <w:t>The worked result establishes every future case: A complete capstone plan is not evidence that the implementation meets it; evaluate after building.</w:t>
-      </w:r>
-    </w:p>
-    <w:p>
-      <w:r>
-        <w:t>A missing input may be replaced without recording the change: A replacement changes the evidence or contract. Record the change and its justification; do not silently turn unknown into a measured value.</w:t>
-      </w:r>
-    </w:p>
-    <w:p>
-      <w:r>
-        <w:t>Repeating an assessed case is new independent evidence: A replay checks consistency. An example used for feedback or revision cannot later be described as untouched final evaluation.</w:t>
+      <w:pPr>
+        <w:spacing w:line="336" w:lineRule="auto" w:after="180"/>
+      </w:pPr>
+      <w:r>
+        <w:rPr>
+          <w:b w:val="0"/>
+        </w:rPr>
+        <w:t xml:space="preserve">The worked result establishes every future case: A complete capstone plan is not </w:t>
+      </w:r>
+      <w:r>
+        <w:rPr>
+          <w:b/>
+        </w:rPr>
+        <w:t>evidence</w:t>
+      </w:r>
+      <w:r>
+        <w:rPr>
+          <w:b w:val="0"/>
+        </w:rPr>
+        <w:t xml:space="preserve"> that the implementation meets it; evaluate after building.</w:t>
+      </w:r>
+    </w:p>
+    <w:p>
+      <w:pPr>
+        <w:spacing w:line="336" w:lineRule="auto" w:after="180"/>
+      </w:pPr>
+      <w:r>
+        <w:rPr>
+          <w:b w:val="0"/>
+        </w:rPr>
+        <w:t xml:space="preserve">A missing </w:t>
+      </w:r>
+      <w:r>
+        <w:rPr>
+          <w:b/>
+        </w:rPr>
+        <w:t>input</w:t>
+      </w:r>
+      <w:r>
+        <w:rPr>
+          <w:b w:val="0"/>
+        </w:rPr>
+        <w:t xml:space="preserve"> may be replaced without recording the change: A replacement changes the </w:t>
+      </w:r>
+      <w:r>
+        <w:rPr>
+          <w:b/>
+        </w:rPr>
+        <w:t>evidence</w:t>
+      </w:r>
+      <w:r>
+        <w:rPr>
+          <w:b w:val="0"/>
+        </w:rPr>
+        <w:t xml:space="preserve"> or contract. Record the change and its justification; do not silently turn unknown into a measured value.</w:t>
+      </w:r>
+    </w:p>
+    <w:p>
+      <w:pPr>
+        <w:spacing w:line="336" w:lineRule="auto" w:after="180"/>
+      </w:pPr>
+      <w:r>
+        <w:rPr>
+          <w:b w:val="0"/>
+        </w:rPr>
+        <w:t xml:space="preserve">Repeating an assessed case is new independent </w:t>
+      </w:r>
+      <w:r>
+        <w:rPr>
+          <w:b/>
+        </w:rPr>
+        <w:t>evidence</w:t>
+      </w:r>
+      <w:r>
+        <w:rPr>
+          <w:b w:val="0"/>
+        </w:rPr>
+        <w:t>: A replay checks consistency. An example used for feedback or revision cannot later be described as untouched final evaluation.</w:t>
       </w:r>
     </w:p>
     <w:p>
@@ -1900,8 +3567,25 @@
       </w:tr>
     </w:tbl>
     <w:p>
-      <w:r>
-        <w:t>Offer an oral explanation, drawing, enlarged visual or fewer examples when that removes a reading/writing barrier. Keep the same reasoning goal. Stretch secure learners by changing a boundary or assumption and asking them to defend the effect, not simply by assigning more of the same questions.</w:t>
+      <w:pPr>
+        <w:spacing w:line="336" w:lineRule="auto" w:after="180"/>
+      </w:pPr>
+      <w:r>
+        <w:rPr>
+          <w:b w:val="0"/>
+        </w:rPr>
+        <w:t>Offer an oral explanation, drawing, enlarged visual or fewer examples when that removes a reading/writing barrier. Keep the same reasoning goal.</w:t>
+      </w:r>
+    </w:p>
+    <w:p>
+      <w:pPr>
+        <w:spacing w:line="336" w:lineRule="auto" w:after="180"/>
+      </w:pPr>
+      <w:r>
+        <w:rPr>
+          <w:b w:val="0"/>
+        </w:rPr>
+        <w:t>Stretch secure learners by changing a boundary or assumption and asking them to defend the effect, not simply by assigning more of the same questions.</w:t>
       </w:r>
     </w:p>
     <w:p>
@@ -1913,11 +3597,16 @@
       </w:r>
     </w:p>
     <w:p>
+      <w:r>
+        <w:t>Use the Capstone Design questions, teacher keys and criteria after the relevant attempts. Previously discussed cases are practice; protect the separately selected independent task.</w:t>
+      </w:r>
+    </w:p>
+    <w:p>
       <w:pPr>
         <w:pStyle w:val="Heading3"/>
       </w:pPr>
       <w:r>
-        <w:t>Assess and explain the answers</w:t>
+        <w:t>Worked case answer</w:t>
       </w:r>
     </w:p>
     <w:p>
@@ -1925,11 +3614,18 @@
         <w:pStyle w:val="Heading3"/>
       </w:pPr>
       <w:r>
-        <w:t>Worked case answer</w:t>
-      </w:r>
-    </w:p>
-    <w:p>
-      <w:r>
+        <w:t>Teacher key · Worked case answer</w:t>
+      </w:r>
+    </w:p>
+    <w:p>
+      <w:pPr>
+        <w:spacing w:line="336" w:lineRule="auto" w:after="180"/>
+        <w:shd w:fill="F1F6FC"/>
+      </w:pPr>
+      <w:r>
+        <w:rPr>
+          <w:b w:val="0"/>
+        </w:rPr>
         <w:t>Use answerable, ambiguous and unanswerable cases. Check correctness, support, format and fallback, plus declared permissions and privacy.</w:t>
       </w:r>
     </w:p>
@@ -1942,7 +3638,22 @@
       </w:r>
     </w:p>
     <w:p>
-      <w:r>
+      <w:pPr>
+        <w:pStyle w:val="Heading3"/>
+      </w:pPr>
+      <w:r>
+        <w:t>Independent question · withhold the key</w:t>
+      </w:r>
+    </w:p>
+    <w:p>
+      <w:pPr>
+        <w:spacing w:line="336" w:lineRule="auto" w:after="180"/>
+        <w:shd w:fill="F5F1FB"/>
+      </w:pPr>
+      <w:r>
+        <w:rPr>
+          <w:b w:val="0"/>
+        </w:rPr>
         <w:t>The capstone goal is helps students. Rewrite it as an observable test for a passage-based study assistant.</w:t>
       </w:r>
     </w:p>
@@ -1955,8 +3666,47 @@
       </w:r>
     </w:p>
     <w:p>
-      <w:r>
-        <w:t>For example: given five questions answerable from a supplied passage, answer each with supporting passage evidence, and abstain on two questions the passage cannot answer. State expected outputs before testing.</w:t>
+      <w:pPr>
+        <w:pStyle w:val="Heading3"/>
+      </w:pPr>
+      <w:r>
+        <w:t>Teacher key · Expected independent answer</w:t>
+      </w:r>
+    </w:p>
+    <w:p>
+      <w:pPr>
+        <w:spacing w:line="336" w:lineRule="auto" w:after="180"/>
+        <w:shd w:fill="F1F6FC"/>
+      </w:pPr>
+      <w:r>
+        <w:rPr>
+          <w:b w:val="0"/>
+        </w:rPr>
+        <w:t xml:space="preserve">For example: given five questions answerable from a supplied passage, answer each with supporting passage </w:t>
+      </w:r>
+      <w:r>
+        <w:rPr>
+          <w:b/>
+        </w:rPr>
+        <w:t>evidence</w:t>
+      </w:r>
+      <w:r>
+        <w:rPr>
+          <w:b w:val="0"/>
+        </w:rPr>
+        <w:t xml:space="preserve">, and abstain on two questions the passage cannot answer. State expected </w:t>
+      </w:r>
+      <w:r>
+        <w:rPr>
+          <w:b/>
+        </w:rPr>
+        <w:t>output</w:t>
+      </w:r>
+      <w:r>
+        <w:rPr>
+          <w:b w:val="0"/>
+        </w:rPr>
+        <w:t>s before testing.</w:t>
       </w:r>
     </w:p>
     <w:p>
@@ -2194,8 +3944,25 @@
       </w:tr>
     </w:tbl>
     <w:p>
-      <w:r>
-        <w:t>Use 6/8 as a classroom checkpoint, with 2 required for both Result and Reasoning. This is a proposed teaching rule, not a validated certification threshold. Do not count a coached answer as independent mastery; correct unsafe or unsupported claims regardless of total.</w:t>
+      <w:pPr>
+        <w:spacing w:line="336" w:lineRule="auto" w:after="180"/>
+      </w:pPr>
+      <w:r>
+        <w:rPr>
+          <w:b w:val="0"/>
+        </w:rPr>
+        <w:t>Use 6/8 as a classroom checkpoint, with 2 required for both Result and Reasoning. This is a proposed teaching rule, not a validated certification threshold.</w:t>
+      </w:r>
+    </w:p>
+    <w:p>
+      <w:pPr>
+        <w:spacing w:line="336" w:lineRule="auto" w:after="180"/>
+      </w:pPr>
+      <w:r>
+        <w:rPr>
+          <w:b w:val="0"/>
+        </w:rPr>
+        <w:t>Do not count a coached answer as independent mastery; correct unsafe or unsupported claims regardless of total.</w:t>
       </w:r>
     </w:p>
     <w:p>
@@ -2207,8 +3974,26 @@
       </w:r>
     </w:p>
     <w:p>
-      <w:r>
-        <w:t>Ask the learner to find the evidence that challenges this claim: “A broad goal is already a measurable acceptance criterion.” Keep the first attempt and an uncoached retry separate.</w:t>
+      <w:pPr>
+        <w:spacing w:line="336" w:lineRule="auto" w:after="180"/>
+      </w:pPr>
+      <w:r>
+        <w:rPr>
+          <w:b w:val="0"/>
+        </w:rPr>
+        <w:t xml:space="preserve">Ask the learner to find the </w:t>
+      </w:r>
+      <w:r>
+        <w:rPr>
+          <w:b/>
+        </w:rPr>
+        <w:t>evidence</w:t>
+      </w:r>
+      <w:r>
+        <w:rPr>
+          <w:b w:val="0"/>
+        </w:rPr>
+        <w:t xml:space="preserve"> that challenges this claim: “A broad goal is already a measurable acceptance criterion.” Keep the first attempt and an uncoached retry separate.</w:t>
       </w:r>
     </w:p>
     <w:p>
@@ -2220,15 +4005,42 @@
       </w:r>
     </w:p>
     <w:p>
-      <w:r>
-        <w:t>Supply a direct fact query with a supporting passage; an unclear 'it' query requiring clarification; and an absent fact requiring fallback. Require every factual answer claim to be supported by its cited passage. Preserve the cases before implementation.</w:t>
-      </w:r>
-    </w:p>
-    <w:p>
       <w:pPr>
         <w:pStyle w:val="Heading3"/>
       </w:pPr>
       <w:r>
+        <w:t>Teacher key · Original transfer answer</w:t>
+      </w:r>
+    </w:p>
+    <w:p>
+      <w:pPr>
+        <w:spacing w:line="336" w:lineRule="auto" w:after="180"/>
+        <w:shd w:fill="F1F6FC"/>
+      </w:pPr>
+      <w:r>
+        <w:rPr>
+          <w:b w:val="0"/>
+        </w:rPr>
+        <w:t>Supply a direct fact query with a supporting passage; an unclear 'it' query requiring clarification; and an absent fact requiring fallback. Require every factual answer claim to be supported by its cited passage.</w:t>
+      </w:r>
+    </w:p>
+    <w:p>
+      <w:pPr>
+        <w:spacing w:line="336" w:lineRule="auto" w:after="180"/>
+        <w:shd w:fill="F1F6FC"/>
+      </w:pPr>
+      <w:r>
+        <w:rPr>
+          <w:b w:val="0"/>
+        </w:rPr>
+        <w:t>Preserve the cases before implementation.</w:t>
+      </w:r>
+    </w:p>
+    <w:p>
+      <w:pPr>
+        <w:pStyle w:val="Heading3"/>
+      </w:pPr>
+      <w:r>
         <w:t>Explanations for the additional workbook examples</w:t>
       </w:r>
     </w:p>
@@ -2241,30 +4053,186 @@
       </w:r>
     </w:p>
     <w:p>
-      <w:r>
-        <w:t>Explain the weekly mechanism in your own words. Use the worked scenario to name its input, decision rule and output.</w:t>
-      </w:r>
-    </w:p>
-    <w:p>
-      <w:r>
-        <w:t>Teacher explanation: A grounded-assistant capstone begins with bounded requirements and a versioned permitted corpus. A baseline can be a manual lookup process using the same evidence. Specify the user question, source authority, access, output/fallback contract and evaluation plan. Freeze corpus IDs and split cases before implementation. Keep teacher material out of student retrieval.</w:t>
-      </w:r>
-    </w:p>
-    <w:p>
       <w:pPr>
         <w:pStyle w:val="Heading3"/>
       </w:pPr>
       <w:r>
+        <w:t>Workbook question · W1</w:t>
+      </w:r>
+    </w:p>
+    <w:p>
+      <w:pPr>
+        <w:spacing w:line="336" w:lineRule="auto" w:after="180"/>
+        <w:shd w:fill="F5F1FB"/>
+      </w:pPr>
+      <w:r>
+        <w:rPr>
+          <w:b w:val="0"/>
+        </w:rPr>
+        <w:t xml:space="preserve">Explain the weekly </w:t>
+      </w:r>
+      <w:r>
+        <w:rPr>
+          <w:b/>
+        </w:rPr>
+        <w:t>mechanism</w:t>
+      </w:r>
+      <w:r>
+        <w:rPr>
+          <w:b w:val="0"/>
+        </w:rPr>
+        <w:t xml:space="preserve"> in your own words. Use the worked scenario to name its </w:t>
+      </w:r>
+      <w:r>
+        <w:rPr>
+          <w:b/>
+        </w:rPr>
+        <w:t>input</w:t>
+      </w:r>
+      <w:r>
+        <w:rPr>
+          <w:b w:val="0"/>
+        </w:rPr>
+        <w:t xml:space="preserve">, decision rule and </w:t>
+      </w:r>
+      <w:r>
+        <w:rPr>
+          <w:b/>
+        </w:rPr>
+        <w:t>output</w:t>
+      </w:r>
+      <w:r>
+        <w:rPr>
+          <w:b w:val="0"/>
+        </w:rPr>
+        <w:t>.</w:t>
+      </w:r>
+    </w:p>
+    <w:p>
+      <w:pPr>
+        <w:pStyle w:val="Heading3"/>
+      </w:pPr>
+      <w:r>
+        <w:t>Teacher reasoning · W1</w:t>
+      </w:r>
+    </w:p>
+    <w:p>
+      <w:pPr>
+        <w:spacing w:line="336" w:lineRule="auto" w:after="180"/>
+        <w:shd w:fill="F1F6FC"/>
+      </w:pPr>
+      <w:r>
+        <w:rPr>
+          <w:b w:val="0"/>
+        </w:rPr>
+        <w:t xml:space="preserve">Teacher explanation: A grounded-assistant capstone begins with bounded </w:t>
+      </w:r>
+      <w:r>
+        <w:rPr>
+          <w:b/>
+        </w:rPr>
+        <w:t>requirement</w:t>
+      </w:r>
+      <w:r>
+        <w:rPr>
+          <w:b w:val="0"/>
+        </w:rPr>
+        <w:t xml:space="preserve">s and a versioned permitted corpus. A baseline can be a manual lookup </w:t>
+      </w:r>
+      <w:r>
+        <w:rPr>
+          <w:b/>
+        </w:rPr>
+        <w:t>process</w:t>
+      </w:r>
+      <w:r>
+        <w:rPr>
+          <w:b w:val="0"/>
+        </w:rPr>
+        <w:t xml:space="preserve"> using the same </w:t>
+      </w:r>
+      <w:r>
+        <w:rPr>
+          <w:b/>
+        </w:rPr>
+        <w:t>evidence</w:t>
+      </w:r>
+      <w:r>
+        <w:rPr>
+          <w:b w:val="0"/>
+        </w:rPr>
+        <w:t>.</w:t>
+      </w:r>
+    </w:p>
+    <w:p>
+      <w:pPr>
+        <w:spacing w:line="336" w:lineRule="auto" w:after="180"/>
+        <w:shd w:fill="F1F6FC"/>
+      </w:pPr>
+      <w:r>
+        <w:rPr>
+          <w:b w:val="0"/>
+        </w:rPr>
+        <w:t xml:space="preserve">Specify the user question, source authority, access, </w:t>
+      </w:r>
+      <w:r>
+        <w:rPr>
+          <w:b/>
+        </w:rPr>
+        <w:t>output</w:t>
+      </w:r>
+      <w:r>
+        <w:rPr>
+          <w:b w:val="0"/>
+        </w:rPr>
+        <w:t>/fallback contract and evaluation plan. Freeze corpus IDs and split cases before implementation. Keep teacher material out of student retrieval.</w:t>
+      </w:r>
+    </w:p>
+    <w:p>
+      <w:pPr>
+        <w:pStyle w:val="Heading3"/>
+      </w:pPr>
+      <w:r>
         <w:t>W2 Trace the worked case</w:t>
       </w:r>
     </w:p>
     <w:p>
-      <w:r>
+      <w:pPr>
+        <w:pStyle w:val="Heading3"/>
+      </w:pPr>
+      <w:r>
+        <w:t>Workbook question · W2</w:t>
+      </w:r>
+    </w:p>
+    <w:p>
+      <w:pPr>
+        <w:spacing w:line="336" w:lineRule="auto" w:after="180"/>
+        <w:shd w:fill="F5F1FB"/>
+      </w:pPr>
+      <w:r>
+        <w:rPr>
+          <w:b w:val="0"/>
+        </w:rPr>
         <w:t>Student room assistant corpus contains public register P, teacher-only guide T and current approval A. It must report approved room capacity or needs_review. Show the intermediate steps and give the conclusion with its scope.</w:t>
       </w:r>
     </w:p>
     <w:p>
-      <w:r>
+      <w:pPr>
+        <w:pStyle w:val="Heading3"/>
+      </w:pPr>
+      <w:r>
+        <w:t>Teacher reasoning · W2</w:t>
+      </w:r>
+    </w:p>
+    <w:p>
+      <w:pPr>
+        <w:spacing w:line="336" w:lineRule="auto" w:after="180"/>
+        <w:shd w:fill="F1F6FC"/>
+      </w:pPr>
+      <w:r>
+        <w:rPr>
+          <w:b w:val="0"/>
+        </w:rPr>
         <w:t>Teacher explanation: Authorised corpus contains P and A, excluding T. Baseline manually checks same-room current approval and capacity. Reserve complete, missing and conflicting cases before development.</w:t>
       </w:r>
     </w:p>
@@ -2277,75 +4245,399 @@
       </w:r>
     </w:p>
     <w:p>
-      <w:r>
-        <w:t>A report omits this qualification: A complete capstone plan is not evidence that the implementation meets it; evaluate after building. Explain how omitting it could change a reader's interpretation, and write an accurate replacement.</w:t>
-      </w:r>
-    </w:p>
-    <w:p>
-      <w:r>
-        <w:t>Teacher explanation: A complete capstone plan is not evidence that the implementation meets it; evaluate after building. State the observed result separately from the unverified or out-of-scope claim; preserve the original evidence rather than inventing a missing fact.</w:t>
-      </w:r>
-    </w:p>
-    <w:p>
       <w:pPr>
         <w:pStyle w:val="Heading3"/>
       </w:pPr>
       <w:r>
+        <w:t>Workbook question · W3</w:t>
+      </w:r>
+    </w:p>
+    <w:p>
+      <w:pPr>
+        <w:spacing w:line="336" w:lineRule="auto" w:after="180"/>
+        <w:shd w:fill="F5F1FB"/>
+      </w:pPr>
+      <w:r>
+        <w:rPr>
+          <w:b w:val="0"/>
+        </w:rPr>
+        <w:t xml:space="preserve">A report omits this qualification: A complete capstone plan is not </w:t>
+      </w:r>
+      <w:r>
+        <w:rPr>
+          <w:b/>
+        </w:rPr>
+        <w:t>evidence</w:t>
+      </w:r>
+      <w:r>
+        <w:rPr>
+          <w:b w:val="0"/>
+        </w:rPr>
+        <w:t xml:space="preserve"> that the implementation meets it; evaluate after building.</w:t>
+      </w:r>
+    </w:p>
+    <w:p>
+      <w:pPr>
+        <w:spacing w:line="336" w:lineRule="auto" w:after="180"/>
+        <w:shd w:fill="F5F1FB"/>
+      </w:pPr>
+      <w:r>
+        <w:rPr>
+          <w:b w:val="0"/>
+        </w:rPr>
+        <w:t>Explain how omitting it could change a reader's interpretation, and write an accurate replacement.</w:t>
+      </w:r>
+    </w:p>
+    <w:p>
+      <w:pPr>
+        <w:pStyle w:val="Heading3"/>
+      </w:pPr>
+      <w:r>
+        <w:t>Teacher reasoning · W3</w:t>
+      </w:r>
+    </w:p>
+    <w:p>
+      <w:pPr>
+        <w:spacing w:line="336" w:lineRule="auto" w:after="180"/>
+        <w:shd w:fill="F1F6FC"/>
+      </w:pPr>
+      <w:r>
+        <w:rPr>
+          <w:b w:val="0"/>
+        </w:rPr>
+        <w:t xml:space="preserve">Teacher explanation: A complete capstone plan is not </w:t>
+      </w:r>
+      <w:r>
+        <w:rPr>
+          <w:b/>
+        </w:rPr>
+        <w:t>evidence</w:t>
+      </w:r>
+      <w:r>
+        <w:rPr>
+          <w:b w:val="0"/>
+        </w:rPr>
+        <w:t xml:space="preserve"> that the implementation meets it; evaluate after building.</w:t>
+      </w:r>
+    </w:p>
+    <w:p>
+      <w:pPr>
+        <w:spacing w:line="336" w:lineRule="auto" w:after="180"/>
+        <w:shd w:fill="F1F6FC"/>
+      </w:pPr>
+      <w:r>
+        <w:rPr>
+          <w:b w:val="0"/>
+        </w:rPr>
+        <w:t xml:space="preserve">State the observed result separately from the unverified or out-of-scope claim; preserve the original </w:t>
+      </w:r>
+      <w:r>
+        <w:rPr>
+          <w:b/>
+        </w:rPr>
+        <w:t>evidence</w:t>
+      </w:r>
+      <w:r>
+        <w:rPr>
+          <w:b w:val="0"/>
+        </w:rPr>
+        <w:t xml:space="preserve"> rather than inventing a missing fact.</w:t>
+      </w:r>
+    </w:p>
+    <w:p>
+      <w:pPr>
+        <w:pStyle w:val="Heading3"/>
+      </w:pPr>
+      <w:r>
         <w:t>W4 Apply a new case independently</w:t>
       </w:r>
     </w:p>
     <w:p>
-      <w:r>
-        <w:t>Student equipment assistant has public inventory I, restricted purchase ledger L and public booking notice B. Define eligible corpus, baseline and a missing-evidence test.</w:t>
-      </w:r>
-    </w:p>
-    <w:p>
-      <w:r>
-        <w:t>Teacher explanation: Use I and B only; exclude L. Baseline manually matches item availability to authorised booking evidence. Missing notice should trigger the specified review outcome.</w:t>
-      </w:r>
-    </w:p>
-    <w:p>
       <w:pPr>
         <w:pStyle w:val="Heading3"/>
       </w:pPr>
       <w:r>
+        <w:t>Workbook question · W4</w:t>
+      </w:r>
+    </w:p>
+    <w:p>
+      <w:pPr>
+        <w:spacing w:line="336" w:lineRule="auto" w:after="180"/>
+        <w:shd w:fill="F5F1FB"/>
+      </w:pPr>
+      <w:r>
+        <w:rPr>
+          <w:b w:val="0"/>
+        </w:rPr>
+        <w:t>Student equipment assistant has public inventory I, restricted purchase ledger L and public booking notice B. Define eligible corpus, baseline and a missing-</w:t>
+      </w:r>
+      <w:r>
+        <w:rPr>
+          <w:b/>
+        </w:rPr>
+        <w:t>evidence</w:t>
+      </w:r>
+      <w:r>
+        <w:rPr>
+          <w:b w:val="0"/>
+        </w:rPr>
+        <w:t xml:space="preserve"> test.</w:t>
+      </w:r>
+    </w:p>
+    <w:p>
+      <w:pPr>
+        <w:pStyle w:val="Heading3"/>
+      </w:pPr>
+      <w:r>
+        <w:t>Teacher reasoning · W4</w:t>
+      </w:r>
+    </w:p>
+    <w:p>
+      <w:pPr>
+        <w:spacing w:line="336" w:lineRule="auto" w:after="180"/>
+        <w:shd w:fill="F1F6FC"/>
+      </w:pPr>
+      <w:r>
+        <w:rPr>
+          <w:b w:val="0"/>
+        </w:rPr>
+        <w:t xml:space="preserve">Teacher explanation: Use I and B only; exclude L. Baseline manually matches item availability to authorised booking </w:t>
+      </w:r>
+      <w:r>
+        <w:rPr>
+          <w:b/>
+        </w:rPr>
+        <w:t>evidence</w:t>
+      </w:r>
+      <w:r>
+        <w:rPr>
+          <w:b w:val="0"/>
+        </w:rPr>
+        <w:t>. Missing notice should trigger the specified review outcome.</w:t>
+      </w:r>
+    </w:p>
+    <w:p>
+      <w:pPr>
+        <w:pStyle w:val="Heading3"/>
+      </w:pPr>
+      <w:r>
         <w:t>W5 Design a revealing follow-up</w:t>
       </w:r>
     </w:p>
     <w:p>
-      <w:r>
-        <w:t>For the worked scenario, propose one additional case that could reveal a failure, describe its expected outcome before running it, and explain what would need to remain fixed for a fair comparison. Do not reuse W4 as a new final test after receiving feedback.</w:t>
-      </w:r>
-    </w:p>
-    <w:p>
-      <w:r>
-        <w:t>Teacher explanation: Accept a concrete variant of the worked input or a missing/conflicting/boundary condition, with an expectation derived from the declared procedure. Require preserved settings, original outputs and data roles. A complete capstone plan is not evidence that the implementation meets it; evaluate after building. The new case should test this particular mechanism rather than merely restate the original result.</w:t>
-      </w:r>
-    </w:p>
-    <w:p>
       <w:pPr>
         <w:pStyle w:val="Heading3"/>
       </w:pPr>
       <w:r>
+        <w:t>Workbook question · W5</w:t>
+      </w:r>
+    </w:p>
+    <w:p>
+      <w:pPr>
+        <w:spacing w:line="336" w:lineRule="auto" w:after="180"/>
+        <w:shd w:fill="F5F1FB"/>
+      </w:pPr>
+      <w:r>
+        <w:rPr>
+          <w:b w:val="0"/>
+        </w:rPr>
+        <w:t>For the worked scenario, propose one additional case that could reveal a failure, describe its expected outcome before running it, and explain what would need to remain fixed for a fair comparison.</w:t>
+      </w:r>
+    </w:p>
+    <w:p>
+      <w:pPr>
+        <w:spacing w:line="336" w:lineRule="auto" w:after="180"/>
+        <w:shd w:fill="F5F1FB"/>
+      </w:pPr>
+      <w:r>
+        <w:rPr>
+          <w:b w:val="0"/>
+        </w:rPr>
+        <w:t>Do not reuse W4 as a new final test after receiving feedback.</w:t>
+      </w:r>
+    </w:p>
+    <w:p>
+      <w:pPr>
+        <w:pStyle w:val="Heading3"/>
+      </w:pPr>
+      <w:r>
+        <w:t>Teacher reasoning · W5</w:t>
+      </w:r>
+    </w:p>
+    <w:p>
+      <w:pPr>
+        <w:spacing w:line="336" w:lineRule="auto" w:after="180"/>
+        <w:shd w:fill="F1F6FC"/>
+      </w:pPr>
+      <w:r>
+        <w:rPr>
+          <w:b w:val="0"/>
+        </w:rPr>
+        <w:t xml:space="preserve">Teacher explanation: Accept a concrete variant of the worked </w:t>
+      </w:r>
+      <w:r>
+        <w:rPr>
+          <w:b/>
+        </w:rPr>
+        <w:t>input</w:t>
+      </w:r>
+      <w:r>
+        <w:rPr>
+          <w:b w:val="0"/>
+        </w:rPr>
+        <w:t xml:space="preserve"> or a missing/conflicting/boundary condition, with an expectation derived from the declared procedure.</w:t>
+      </w:r>
+    </w:p>
+    <w:p>
+      <w:pPr>
+        <w:spacing w:line="336" w:lineRule="auto" w:after="180"/>
+        <w:shd w:fill="F1F6FC"/>
+      </w:pPr>
+      <w:r>
+        <w:rPr>
+          <w:b w:val="0"/>
+        </w:rPr>
+        <w:t xml:space="preserve">Require preserved settings, original </w:t>
+      </w:r>
+      <w:r>
+        <w:rPr>
+          <w:b/>
+        </w:rPr>
+        <w:t>output</w:t>
+      </w:r>
+      <w:r>
+        <w:rPr>
+          <w:b w:val="0"/>
+        </w:rPr>
+        <w:t xml:space="preserve">s and data roles. A complete capstone plan is not </w:t>
+      </w:r>
+      <w:r>
+        <w:rPr>
+          <w:b/>
+        </w:rPr>
+        <w:t>evidence</w:t>
+      </w:r>
+      <w:r>
+        <w:rPr>
+          <w:b w:val="0"/>
+        </w:rPr>
+        <w:t xml:space="preserve"> that the implementation meets it; evaluate after building.</w:t>
+      </w:r>
+    </w:p>
+    <w:p>
+      <w:pPr>
+        <w:spacing w:line="336" w:lineRule="auto" w:after="180"/>
+        <w:shd w:fill="F1F6FC"/>
+      </w:pPr>
+      <w:r>
+        <w:rPr>
+          <w:b w:val="0"/>
+        </w:rPr>
+        <w:t xml:space="preserve">The new case should test this particular </w:t>
+      </w:r>
+      <w:r>
+        <w:rPr>
+          <w:b/>
+        </w:rPr>
+        <w:t>mechanism</w:t>
+      </w:r>
+      <w:r>
+        <w:rPr>
+          <w:b w:val="0"/>
+        </w:rPr>
+        <w:t xml:space="preserve"> rather than merely restate the original result.</w:t>
+      </w:r>
+    </w:p>
+    <w:p>
+      <w:pPr>
+        <w:pStyle w:val="Heading3"/>
+      </w:pPr>
+      <w:r>
         <w:t>Assess independent transfer</w:t>
       </w:r>
     </w:p>
     <w:p>
-      <w:r>
-        <w:t>Selected case: A science assistant may use only these notes: evaporation is liquid becoming vapour; condensation is vapour becoming liquid. Specify behavior for “Define evaporation”, “Explain it”, and “What is tomorrow’s weather?”.</w:t>
-      </w:r>
-    </w:p>
-    <w:p>
       <w:pPr>
         <w:pStyle w:val="Heading3"/>
       </w:pPr>
       <w:r>
+        <w:t>Independent question · withhold the key</w:t>
+      </w:r>
+    </w:p>
+    <w:p>
+      <w:pPr>
+        <w:spacing w:line="336" w:lineRule="auto" w:after="180"/>
+        <w:shd w:fill="F5F1FB"/>
+      </w:pPr>
+      <w:r>
+        <w:rPr>
+          <w:b w:val="0"/>
+        </w:rPr>
+        <w:t>Selected case: A science assistant may use only these notes: evaporation is liquid becoming vapour; condensation is vapour becoming liquid.</w:t>
+      </w:r>
+    </w:p>
+    <w:p>
+      <w:pPr>
+        <w:spacing w:line="336" w:lineRule="auto" w:after="180"/>
+        <w:shd w:fill="F5F1FB"/>
+      </w:pPr>
+      <w:r>
+        <w:rPr>
+          <w:b w:val="0"/>
+        </w:rPr>
+        <w:t>Specify behavior for “Define evaporation”, “Explain it”, and “What is tomorrow’s weather?”.</w:t>
+      </w:r>
+    </w:p>
+    <w:p>
+      <w:pPr>
+        <w:pStyle w:val="Heading3"/>
+      </w:pPr>
+      <w:r>
         <w:t>Selected case answer</w:t>
       </w:r>
     </w:p>
     <w:p>
-      <w:r>
-        <w:t>Answer the definition using the supplied note and identify its source. Clarify the referent of “it”. Weather is absent from these notes: say the evidence is unavailable rather than inventing a forecast. Require support for every factual claim.</w:t>
+      <w:pPr>
+        <w:pStyle w:val="Heading3"/>
+      </w:pPr>
+      <w:r>
+        <w:t>Teacher key · Selected case answer</w:t>
+      </w:r>
+    </w:p>
+    <w:p>
+      <w:pPr>
+        <w:spacing w:line="336" w:lineRule="auto" w:after="180"/>
+        <w:shd w:fill="F1F6FC"/>
+      </w:pPr>
+      <w:r>
+        <w:rPr>
+          <w:b w:val="0"/>
+        </w:rPr>
+        <w:t xml:space="preserve">Answer the definition using the supplied note and identify its source. Clarify the referent of “it”. Weather is absent from these notes: say the </w:t>
+      </w:r>
+      <w:r>
+        <w:rPr>
+          <w:b/>
+        </w:rPr>
+        <w:t>evidence</w:t>
+      </w:r>
+      <w:r>
+        <w:rPr>
+          <w:b w:val="0"/>
+        </w:rPr>
+        <w:t xml:space="preserve"> is unavailable rather than inventing a forecast.</w:t>
+      </w:r>
+    </w:p>
+    <w:p>
+      <w:pPr>
+        <w:spacing w:line="336" w:lineRule="auto" w:after="180"/>
+        <w:shd w:fill="F1F6FC"/>
+      </w:pPr>
+      <w:r>
+        <w:rPr>
+          <w:b w:val="0"/>
+        </w:rPr>
+        <w:t>Require support for every factual claim.</w:t>
       </w:r>
     </w:p>
     <w:tbl>
@@ -2451,21 +4743,77 @@
       </w:tr>
     </w:tbl>
     <w:p>
-      <w:r>
-        <w:t>Record each dimension as not yet, with support, or independent. Accept a valid alternative procedure with a defensible trace. Do not penalise an honestly recorded model failure if the learner correctly explains its evidence and limits.</w:t>
-      </w:r>
-    </w:p>
-    <w:p>
       <w:pPr>
         <w:pStyle w:val="Heading3"/>
       </w:pPr>
       <w:r>
+        <w:t>Teacher key · Selected case answer</w:t>
+      </w:r>
+    </w:p>
+    <w:p>
+      <w:pPr>
+        <w:spacing w:line="336" w:lineRule="auto" w:after="180"/>
+        <w:shd w:fill="F1F6FC"/>
+      </w:pPr>
+      <w:r>
+        <w:rPr>
+          <w:b w:val="0"/>
+        </w:rPr>
+        <w:t>Record each dimension as not yet, with support, or independent. Accept a valid alternative procedure with a defensible trace.</w:t>
+      </w:r>
+    </w:p>
+    <w:p>
+      <w:pPr>
+        <w:spacing w:line="336" w:lineRule="auto" w:after="180"/>
+        <w:shd w:fill="F1F6FC"/>
+      </w:pPr>
+      <w:r>
+        <w:rPr>
+          <w:b w:val="0"/>
+        </w:rPr>
+        <w:t xml:space="preserve">Do not penalise an honestly recorded model failure if the learner correctly explains its </w:t>
+      </w:r>
+      <w:r>
+        <w:rPr>
+          <w:b/>
+        </w:rPr>
+        <w:t>evidence</w:t>
+      </w:r>
+      <w:r>
+        <w:rPr>
+          <w:b w:val="0"/>
+        </w:rPr>
+        <w:t xml:space="preserve"> and limits.</w:t>
+      </w:r>
+    </w:p>
+    <w:p>
+      <w:pPr>
+        <w:pStyle w:val="Heading3"/>
+      </w:pPr>
+      <w:r>
         <w:t>Feedback that the learner uses</w:t>
       </w:r>
     </w:p>
     <w:p>
-      <w:r>
-        <w:t>Name the earliest unsupported step and give one action to repair it. Have the learner make that repair now and explain why. Then assess the relevant skill on a fresh, fully specified case. Confirm it was not previously practised with feedback; solve and check the new case before assigning it. A follow-up design prompt is a starting brief, not automatically an equivalent test.</w:t>
+      <w:pPr>
+        <w:spacing w:line="336" w:lineRule="auto" w:after="180"/>
+      </w:pPr>
+      <w:r>
+        <w:rPr>
+          <w:b w:val="0"/>
+        </w:rPr>
+        <w:t>Name the earliest unsupported step and give one action to repair it. Have the learner make that repair now and explain why. Then assess the relevant skill on a fresh, fully specified case.</w:t>
+      </w:r>
+    </w:p>
+    <w:p>
+      <w:pPr>
+        <w:spacing w:line="336" w:lineRule="auto" w:after="180"/>
+      </w:pPr>
+      <w:r>
+        <w:rPr>
+          <w:b w:val="0"/>
+        </w:rPr>
+        <w:t>Confirm it was not previously practised with feedback; solve and check the new case before assigning it. A follow-up design prompt is a starting brief, not automatically an equivalent test.</w:t>
       </w:r>
     </w:p>
     <w:p>
@@ -2477,11 +4825,62 @@
       </w:r>
     </w:p>
     <w:p>
+      <w:r>
+        <w:t>Connect Capstone Design to Verified Study Buddy, adapt support and plan a later changed-case check.</w:t>
+      </w:r>
+    </w:p>
+    <w:p>
       <w:pPr>
         <w:pStyle w:val="Heading3"/>
       </w:pPr>
       <w:r>
-        <w:t>Connect and extend learning</w:t>
+        <w:t>Verified Study Buddy</w:t>
+      </w:r>
+    </w:p>
+    <w:p>
+      <w:pPr>
+        <w:spacing w:line="336" w:lineRule="auto" w:after="180"/>
+      </w:pPr>
+      <w:r>
+        <w:rPr>
+          <w:b w:val="0"/>
+        </w:rPr>
+        <w:t>Freeze the Study Buddy v1 design and acceptance tests before implementation.</w:t>
+      </w:r>
+    </w:p>
+    <w:p>
+      <w:pPr>
+        <w:spacing w:line="336" w:lineRule="auto" w:after="180"/>
+      </w:pPr>
+      <w:r>
+        <w:rPr>
+          <w:b w:val="0"/>
+        </w:rPr>
+        <w:t xml:space="preserve">Keep the decision, </w:t>
+      </w:r>
+      <w:r>
+        <w:rPr>
+          <w:b/>
+        </w:rPr>
+        <w:t>input</w:t>
+      </w:r>
+      <w:r>
+        <w:rPr>
+          <w:b w:val="0"/>
+        </w:rPr>
+        <w:t xml:space="preserve">, result, explanation and remaining limitation in the project </w:t>
+      </w:r>
+      <w:r>
+        <w:rPr>
+          <w:b/>
+        </w:rPr>
+        <w:t>evidence</w:t>
+      </w:r>
+      <w:r>
+        <w:rPr>
+          <w:b w:val="0"/>
+        </w:rPr>
+        <w:t xml:space="preserve"> record. Retrieve this record next week rather than restarting the project.</w:t>
       </w:r>
     </w:p>
     <w:p>
@@ -2489,17 +4888,54 @@
         <w:pStyle w:val="Heading3"/>
       </w:pPr>
       <w:r>
-        <w:t>Verified Study Buddy</w:t>
-      </w:r>
-    </w:p>
-    <w:p>
-      <w:r>
-        <w:t>Freeze the Study Buddy v1 design and acceptance tests before implementation.</w:t>
-      </w:r>
-    </w:p>
-    <w:p>
-      <w:r>
-        <w:t>Keep the decision, input, result, explanation and remaining limitation in the project evidence record. Retrieve this record next week rather than restarting the project.</w:t>
+        <w:t>Support and stretch</w:t>
+      </w:r>
+    </w:p>
+    <w:p>
+      <w:pPr>
+        <w:spacing w:line="336" w:lineRule="auto" w:after="180"/>
+      </w:pPr>
+      <w:r>
+        <w:rPr>
+          <w:b w:val="0"/>
+        </w:rPr>
+        <w:t xml:space="preserve">Provide one short approved passage; separate instruction, </w:t>
+      </w:r>
+      <w:r>
+        <w:rPr>
+          <w:b/>
+        </w:rPr>
+        <w:t>input</w:t>
+      </w:r>
+      <w:r>
+        <w:rPr>
+          <w:b w:val="0"/>
+        </w:rPr>
+        <w:t xml:space="preserve">, </w:t>
+      </w:r>
+      <w:r>
+        <w:rPr>
+          <w:b/>
+        </w:rPr>
+        <w:t>output</w:t>
+      </w:r>
+      <w:r>
+        <w:rPr>
+          <w:b w:val="0"/>
+        </w:rPr>
+        <w:t xml:space="preserve"> and </w:t>
+      </w:r>
+      <w:r>
+        <w:rPr>
+          <w:b/>
+        </w:rPr>
+        <w:t>evidence</w:t>
+      </w:r>
+      <w:r>
+        <w:rPr>
+          <w:b w:val="0"/>
+        </w:rPr>
+        <w:t>. Stretch: introduce an unsupported claim or conflicting source and validate claim by claim with a fallback.</w:t>
       </w:r>
     </w:p>
     <w:p>
@@ -2507,12 +4943,30 @@
         <w:pStyle w:val="Heading3"/>
       </w:pPr>
       <w:r>
-        <w:t>Support and stretch</w:t>
-      </w:r>
-    </w:p>
-    <w:p>
-      <w:r>
-        <w:t>Provide one short approved passage; separate instruction, input, output and evidence. Stretch: introduce an unsupported claim or conflicting source and validate claim by claim with a fallback.</w:t>
+        <w:t>Exit reflection</w:t>
+      </w:r>
+    </w:p>
+    <w:p>
+      <w:pPr>
+        <w:spacing w:line="336" w:lineRule="auto" w:after="180"/>
+      </w:pPr>
+      <w:r>
+        <w:rPr>
+          <w:b w:val="0"/>
+        </w:rPr>
+        <w:t xml:space="preserve">Ask for one decision the learner can now justify and one situation requiring more </w:t>
+      </w:r>
+      <w:r>
+        <w:rPr>
+          <w:b/>
+        </w:rPr>
+        <w:t>evidence</w:t>
+      </w:r>
+      <w:r>
+        <w:rPr>
+          <w:b w:val="0"/>
+        </w:rPr>
+        <w:t xml:space="preserve"> or human review. Confidence ratings are separate from correct independent performance.</w:t>
       </w:r>
     </w:p>
     <w:p>
@@ -2520,12 +4974,30 @@
         <w:pStyle w:val="Heading3"/>
       </w:pPr>
       <w:r>
-        <w:t>Exit reflection</w:t>
-      </w:r>
-    </w:p>
-    <w:p>
-      <w:r>
-        <w:t>Ask for one decision the learner can now justify and one situation requiring more evidence or human review. Confidence ratings are separate from correct independent performance.</w:t>
+        <w:t>Bridge to the next week</w:t>
+      </w:r>
+    </w:p>
+    <w:p>
+      <w:pPr>
+        <w:spacing w:line="336" w:lineRule="auto" w:after="180"/>
+      </w:pPr>
+      <w:r>
+        <w:rPr>
+          <w:b w:val="0"/>
+        </w:rPr>
+        <w:t xml:space="preserve">Next: Week 34: Capstone Build. Retrieve today’s </w:t>
+      </w:r>
+      <w:r>
+        <w:rPr>
+          <w:b/>
+        </w:rPr>
+        <w:t>evidence</w:t>
+      </w:r>
+      <w:r>
+        <w:rPr>
+          <w:b w:val="0"/>
+        </w:rPr>
+        <w:t xml:space="preserve"> and identify what carries forward and what is new.</w:t>
       </w:r>
     </w:p>
     <w:p>
@@ -2533,12 +5005,132 @@
         <w:pStyle w:val="Heading3"/>
       </w:pPr>
       <w:r>
-        <w:t>Bridge to the next week</w:t>
-      </w:r>
-    </w:p>
-    <w:p>
-      <w:r>
-        <w:t>Next: Week 34: Capstone Build. Retrieve today’s evidence and identify what carries forward and what is new.</w:t>
+        <w:t>Support and fresh reassessment</w:t>
+      </w:r>
+    </w:p>
+    <w:p>
+      <w:pPr>
+        <w:spacing w:line="336" w:lineRule="auto" w:after="180"/>
+      </w:pPr>
+      <w:r>
+        <w:rPr>
+          <w:b w:val="0"/>
+        </w:rPr>
+        <w:t xml:space="preserve">Provide an </w:t>
+      </w:r>
+      <w:r>
+        <w:rPr>
+          <w:b/>
+        </w:rPr>
+        <w:t>input</w:t>
+      </w:r>
+      <w:r>
+        <w:rPr>
+          <w:b w:val="0"/>
+        </w:rPr>
+        <w:t>/procedure/result/limit frame and a calculator when needed. Ask students to identify the first step before completing the whole trace.</w:t>
+      </w:r>
+    </w:p>
+    <w:p>
+      <w:pPr>
+        <w:spacing w:line="336" w:lineRule="auto" w:after="180"/>
+      </w:pPr>
+      <w:r>
+        <w:rPr>
+          <w:b w:val="0"/>
+        </w:rPr>
+        <w:t xml:space="preserve">Extension: compare two concrete variants of this </w:t>
+      </w:r>
+      <w:r>
+        <w:rPr>
+          <w:b/>
+        </w:rPr>
+        <w:t>mechanism</w:t>
+      </w:r>
+      <w:r>
+        <w:rPr>
+          <w:b w:val="0"/>
+        </w:rPr>
+        <w:t xml:space="preserve"> while holding unrelated conditions fixed; report both successful and unsuccessful outcomes.</w:t>
+      </w:r>
+    </w:p>
+    <w:p>
+      <w:pPr>
+        <w:spacing w:line="336" w:lineRule="auto" w:after="180"/>
+      </w:pPr>
+      <w:r>
+        <w:rPr>
+          <w:b w:val="0"/>
+        </w:rPr>
+        <w:t xml:space="preserve">W4: Use I and B only; exclude L. Baseline manually matches item availability to authorised booking </w:t>
+      </w:r>
+      <w:r>
+        <w:rPr>
+          <w:b/>
+        </w:rPr>
+        <w:t>evidence</w:t>
+      </w:r>
+      <w:r>
+        <w:rPr>
+          <w:b w:val="0"/>
+        </w:rPr>
+        <w:t>. Missing notice should trigger the specified review outcome. Require intermediate reasoning and the stated scope.</w:t>
+      </w:r>
+    </w:p>
+    <w:p>
+      <w:pPr>
+        <w:spacing w:line="336" w:lineRule="auto" w:after="180"/>
+      </w:pPr>
+      <w:r>
+        <w:rPr>
+          <w:b w:val="0"/>
+        </w:rPr>
+        <w:t>Fresh retry: Public timetable S and restricted staff notes N; student assistant reports meeting time. Expected reasoning: Use S only.</w:t>
+      </w:r>
+    </w:p>
+    <w:p>
+      <w:pPr>
+        <w:spacing w:line="336" w:lineRule="auto" w:after="180"/>
+      </w:pPr>
+      <w:r>
+        <w:rPr>
+          <w:b w:val="0"/>
+        </w:rPr>
+        <w:t>Manual timetable lookup is baseline; missing current timetable gives fallback rather than staff-note access.</w:t>
+      </w:r>
+    </w:p>
+    <w:p>
+      <w:pPr>
+        <w:spacing w:line="336" w:lineRule="auto" w:after="180"/>
+      </w:pPr>
+      <w:r>
+        <w:rPr>
+          <w:b w:val="0"/>
+        </w:rPr>
+        <w:t>If students need support, record it and reassess with another new case rather than awarding independence to a copied answer.</w:t>
+      </w:r>
+    </w:p>
+    <w:p>
+      <w:pPr>
+        <w:spacing w:line="336" w:lineRule="auto" w:after="180"/>
+      </w:pPr>
+      <w:r>
+        <w:rPr>
+          <w:b w:val="0"/>
+        </w:rPr>
+        <w:t xml:space="preserve">Next connection: Capstone grounded assistant. Preserve the current case record and retrieve its </w:t>
+      </w:r>
+      <w:r>
+        <w:rPr>
+          <w:b/>
+        </w:rPr>
+        <w:t>evidence</w:t>
+      </w:r>
+      <w:r>
+        <w:rPr>
+          <w:b w:val="0"/>
+        </w:rPr>
+        <w:t xml:space="preserve"> boundary before moving on.</w:t>
       </w:r>
     </w:p>
     <w:p>
@@ -2546,40 +5138,40 @@
         <w:pStyle w:val="Heading3"/>
       </w:pPr>
       <w:r>
-        <w:t>Support and fresh reassessment</w:t>
-      </w:r>
-    </w:p>
-    <w:p>
-      <w:r>
-        <w:t>Provide an input/procedure/result/limit frame and a calculator when needed. Ask students to identify the first step before completing the whole trace. Extension: compare two concrete variants of this mechanism while holding unrelated conditions fixed; report both successful and unsuccessful outcomes.</w:t>
-      </w:r>
-    </w:p>
-    <w:p>
-      <w:r>
-        <w:t>W4: Use I and B only; exclude L. Baseline manually matches item availability to authorised booking evidence. Missing notice should trigger the specified review outcome. Require intermediate reasoning and the stated scope. Fresh retry: Public timetable S and restricted staff notes N; student assistant reports meeting time. Expected reasoning: Use S only. Manual timetable lookup is baseline; missing current timetable gives fallback rather than staff-note access. If students need support, record it and reassess with another new case rather than awarding independence to a copied answer.</w:t>
-      </w:r>
-    </w:p>
-    <w:p>
-      <w:r>
-        <w:t>Next connection: Capstone grounded assistant. Preserve the current case record and retrieve its evidence boundary before moving on.</w:t>
-      </w:r>
-    </w:p>
-    <w:p>
-      <w:pPr>
-        <w:pStyle w:val="Heading3"/>
-      </w:pPr>
-      <w:r>
         <w:t>Plan the delayed return</w:t>
       </w:r>
     </w:p>
     <w:p>
-      <w:r>
+      <w:pPr>
+        <w:spacing w:line="336" w:lineRule="auto" w:after="180"/>
+      </w:pPr>
+      <w:r>
+        <w:rPr>
+          <w:b w:val="0"/>
+        </w:rPr>
         <w:t>Suggested return points in this level: ai-3/34, ai-3/36. Use actual classroom dates, adjusting for holidays and gaps. One, three and six teaching weeks are scheduling choices, not a claimed optimal spacing.</w:t>
       </w:r>
     </w:p>
     <w:p>
-      <w:r>
-        <w:t>At a delayed check, ask for the idea from memory and a changed application. Compare with the earlier independent response and record support used. For a new level, revisit the previous capstone before checking the new prerequisites.</w:t>
+      <w:pPr>
+        <w:spacing w:line="336" w:lineRule="auto" w:after="180"/>
+      </w:pPr>
+      <w:r>
+        <w:rPr>
+          <w:b w:val="0"/>
+        </w:rPr>
+        <w:t>At a delayed check, ask for the idea from memory and a changed application. Compare with the earlier independent response and record support used.</w:t>
+      </w:r>
+    </w:p>
+    <w:p>
+      <w:pPr>
+        <w:spacing w:line="336" w:lineRule="auto" w:after="180"/>
+      </w:pPr>
+      <w:r>
+        <w:rPr>
+          <w:b w:val="0"/>
+        </w:rPr>
+        <w:t>For a new level, revisit the previous capstone before checking the new prerequisites.</w:t>
       </w:r>
     </w:p>
     <w:tbl>
@@ -2739,8 +5331,26 @@
       </w:tr>
     </w:tbl>
     <w:p>
-      <w:r>
-        <w:t>Use the evidence to choose reteaching or the next step. A completed page, confidence rating or attractive project does not by itself demonstrate understanding.</w:t>
+      <w:pPr>
+        <w:spacing w:line="336" w:lineRule="auto" w:after="180"/>
+      </w:pPr>
+      <w:r>
+        <w:rPr>
+          <w:b w:val="0"/>
+        </w:rPr>
+        <w:t xml:space="preserve">Use the </w:t>
+      </w:r>
+      <w:r>
+        <w:rPr>
+          <w:b/>
+        </w:rPr>
+        <w:t>evidence</w:t>
+      </w:r>
+      <w:r>
+        <w:rPr>
+          <w:b w:val="0"/>
+        </w:rPr>
+        <w:t xml:space="preserve"> to choose reteaching or the next step. A completed page, confidence rating or attractive project does not by itself demonstrate understanding.</w:t>
       </w:r>
     </w:p>
     <w:p>
@@ -2752,8 +5362,37 @@
       </w:r>
     </w:p>
     <w:p>
-      <w:r>
-        <w:t>For your Verified Study Buddy, save the input, procedure, observed result and limitation of this check. Label this worked example as practice; use a different, previously unreviewed case when checking independent understanding.</w:t>
+      <w:pPr>
+        <w:spacing w:line="336" w:lineRule="auto" w:after="180"/>
+      </w:pPr>
+      <w:r>
+        <w:rPr>
+          <w:b w:val="0"/>
+        </w:rPr>
+        <w:t xml:space="preserve">For your Verified Study Buddy, save the </w:t>
+      </w:r>
+      <w:r>
+        <w:rPr>
+          <w:b/>
+        </w:rPr>
+        <w:t>input</w:t>
+      </w:r>
+      <w:r>
+        <w:rPr>
+          <w:b w:val="0"/>
+        </w:rPr>
+        <w:t>, procedure, observed result and limitation of this check.</w:t>
+      </w:r>
+    </w:p>
+    <w:p>
+      <w:pPr>
+        <w:spacing w:line="336" w:lineRule="auto" w:after="180"/>
+      </w:pPr>
+      <w:r>
+        <w:rPr>
+          <w:b w:val="0"/>
+        </w:rPr>
+        <w:t>Label this worked example as practice; use a different, previously unreviewed case when checking independent understanding.</w:t>
       </w:r>
     </w:p>
     <w:p>
@@ -2766,12 +5405,74 @@
     </w:p>
     <w:p>
       <w:r>
-        <w:t>Teaching target: Explain the mechanism and terminology of capstone requirements and corpus</w:t>
-      </w:r>
-    </w:p>
-    <w:p>
-      <w:r>
-        <w:t>Prepare the labelled worked-case picture, the matching workbook, fictional input cards and a place for individual responses. No paid AI account is required for the paper reasoning activities.</w:t>
+        <w:t>Use this preparation summary alongside the detailed Capstone Design lesson; it is a checklist rather than a replacement for the full sequence.</w:t>
+      </w:r>
+    </w:p>
+    <w:p>
+      <w:pPr>
+        <w:pStyle w:val="Heading3"/>
+      </w:pPr>
+      <w:r>
+        <w:t>Teaching target</w:t>
+      </w:r>
+    </w:p>
+    <w:p>
+      <w:pPr>
+        <w:spacing w:line="336" w:lineRule="auto" w:after="180"/>
+        <w:shd w:fill="EDF7F3"/>
+      </w:pPr>
+      <w:r>
+        <w:rPr>
+          <w:b w:val="0"/>
+        </w:rPr>
+        <w:t xml:space="preserve">Teaching target: Explain the </w:t>
+      </w:r>
+      <w:r>
+        <w:rPr>
+          <w:b/>
+        </w:rPr>
+        <w:t>mechanism</w:t>
+      </w:r>
+      <w:r>
+        <w:rPr>
+          <w:b w:val="0"/>
+        </w:rPr>
+        <w:t xml:space="preserve"> and terminology of capstone </w:t>
+      </w:r>
+      <w:r>
+        <w:rPr>
+          <w:b/>
+        </w:rPr>
+        <w:t>requirement</w:t>
+      </w:r>
+      <w:r>
+        <w:rPr>
+          <w:b w:val="0"/>
+        </w:rPr>
+        <w:t>s and corpus</w:t>
+      </w:r>
+    </w:p>
+    <w:p>
+      <w:pPr>
+        <w:spacing w:line="336" w:lineRule="auto" w:after="180"/>
+      </w:pPr>
+      <w:r>
+        <w:rPr>
+          <w:b w:val="0"/>
+        </w:rPr>
+        <w:t xml:space="preserve">Prepare the labelled worked-case picture, the matching workbook, fictional </w:t>
+      </w:r>
+      <w:r>
+        <w:rPr>
+          <w:b/>
+        </w:rPr>
+        <w:t>input</w:t>
+      </w:r>
+      <w:r>
+        <w:rPr>
+          <w:b w:val="0"/>
+        </w:rPr>
+        <w:t xml:space="preserve"> cards and a place for individual responses. No paid AI account is required for the paper reasoning activities.</w:t>
       </w:r>
     </w:p>
     <w:tbl>
@@ -2918,37 +5619,230 @@
       </w:tr>
     </w:tbl>
     <w:p>
-      <w:r>
-        <w:t>Before class, solve the supported practice: Student room assistant corpus contains public register P, teacher-only guide T and current approval A. It must report approved room capacity or needs_review. Show the intermediate steps and give the conclusion with its scope.</w:t>
-      </w:r>
-    </w:p>
-    <w:p>
-      <w:r>
-        <w:t>Reasoned practice answer: Teacher explanation: Authorised corpus contains P and A, excluding T. Baseline manually checks same-room current approval and capacity. Reserve complete, missing and conflicting cases before development.</w:t>
-      </w:r>
-    </w:p>
-    <w:p>
-      <w:r>
-        <w:t>Check every learner before discussion: Use the worked case for Capstone requirements and corpus. Proposed explanation: “The worked result establishes every future case”. Decide whether this explanation is supported. Point to the step or supplied fact that decides; explain your repair if needed.</w:t>
-      </w:r>
-    </w:p>
-    <w:p>
-      <w:r>
-        <w:t>Misconception repair: A complete capstone plan is not evidence that the implementation meets it; evaluate after building.</w:t>
-      </w:r>
-    </w:p>
-    <w:p>
-      <w:r>
-        <w:t>Support: read the exact case aloud, enlarge the labelled picture, supply input cards and model only the first deciding step. Accept a spoken explanation or drawing; retain the reasoning goal.</w:t>
-      </w:r>
-    </w:p>
-    <w:p>
-      <w:r>
-        <w:t>Extension: The corpus gains a teacher-approved flower definition in V2. Require a prediction and a reason before comparing. Expected result: Add a flower test using V2 and record the corpus version. Reason: The evidence boundary changed explicitly; the earlier corpus could not support this new entry.</w:t>
-      </w:r>
-    </w:p>
-    <w:p>
-      <w:r>
+      <w:pPr>
+        <w:spacing w:line="336" w:lineRule="auto" w:after="180"/>
+      </w:pPr>
+      <w:r>
+        <w:rPr>
+          <w:b w:val="0"/>
+        </w:rPr>
+        <w:t>Before class, solve the supported practice: Student room assistant corpus contains public register P, teacher-only guide T and current approval A. It must report approved room capacity or needs_review.</w:t>
+      </w:r>
+    </w:p>
+    <w:p>
+      <w:pPr>
+        <w:spacing w:line="336" w:lineRule="auto" w:after="180"/>
+      </w:pPr>
+      <w:r>
+        <w:rPr>
+          <w:b w:val="0"/>
+        </w:rPr>
+        <w:t>Show the intermediate steps and give the conclusion with its scope.</w:t>
+      </w:r>
+    </w:p>
+    <w:p>
+      <w:pPr>
+        <w:pStyle w:val="Heading3"/>
+      </w:pPr>
+      <w:r>
+        <w:t>Supported practice answer</w:t>
+      </w:r>
+    </w:p>
+    <w:p>
+      <w:pPr>
+        <w:spacing w:line="336" w:lineRule="auto" w:after="180"/>
+        <w:shd w:fill="F1F6FC"/>
+      </w:pPr>
+      <w:r>
+        <w:rPr>
+          <w:b w:val="0"/>
+        </w:rPr>
+        <w:t>Reasoned practice answer: Teacher explanation: Authorised corpus contains P and A, excluding T. Baseline manually checks same-room current approval and capacity.</w:t>
+      </w:r>
+    </w:p>
+    <w:p>
+      <w:pPr>
+        <w:spacing w:line="336" w:lineRule="auto" w:after="180"/>
+        <w:shd w:fill="F1F6FC"/>
+      </w:pPr>
+      <w:r>
+        <w:rPr>
+          <w:b w:val="0"/>
+        </w:rPr>
+        <w:t>Reserve complete, missing and conflicting cases before development.</w:t>
+      </w:r>
+    </w:p>
+    <w:p>
+      <w:pPr>
+        <w:spacing w:line="336" w:lineRule="auto" w:after="180"/>
+      </w:pPr>
+      <w:r>
+        <w:rPr>
+          <w:b w:val="0"/>
+        </w:rPr>
+        <w:t xml:space="preserve">Check every learner before discussion: Use the worked case for Capstone </w:t>
+      </w:r>
+      <w:r>
+        <w:rPr>
+          <w:b/>
+        </w:rPr>
+        <w:t>requirement</w:t>
+      </w:r>
+      <w:r>
+        <w:rPr>
+          <w:b w:val="0"/>
+        </w:rPr>
+        <w:t>s and corpus. Proposed explanation: “The worked result establishes every future case”. Decide whether this explanation is supported.</w:t>
+      </w:r>
+    </w:p>
+    <w:p>
+      <w:pPr>
+        <w:spacing w:line="336" w:lineRule="auto" w:after="180"/>
+      </w:pPr>
+      <w:r>
+        <w:rPr>
+          <w:b w:val="0"/>
+        </w:rPr>
+        <w:t>Point to the step or supplied fact that decides; explain your repair if needed.</w:t>
+      </w:r>
+    </w:p>
+    <w:p>
+      <w:pPr>
+        <w:pStyle w:val="Heading3"/>
+      </w:pPr>
+      <w:r>
+        <w:t>Repair the misconception</w:t>
+      </w:r>
+    </w:p>
+    <w:p>
+      <w:pPr>
+        <w:spacing w:line="336" w:lineRule="auto" w:after="180"/>
+        <w:shd w:fill="FFF5E6"/>
+      </w:pPr>
+      <w:r>
+        <w:rPr>
+          <w:b w:val="0"/>
+        </w:rPr>
+        <w:t xml:space="preserve">Misconception repair: A complete capstone plan is not </w:t>
+      </w:r>
+      <w:r>
+        <w:rPr>
+          <w:b/>
+        </w:rPr>
+        <w:t>evidence</w:t>
+      </w:r>
+      <w:r>
+        <w:rPr>
+          <w:b w:val="0"/>
+        </w:rPr>
+        <w:t xml:space="preserve"> that the implementation meets it; evaluate after building.</w:t>
+      </w:r>
+    </w:p>
+    <w:p>
+      <w:pPr>
+        <w:pStyle w:val="Heading3"/>
+      </w:pPr>
+      <w:r>
+        <w:t>Support without giving away the answer</w:t>
+      </w:r>
+    </w:p>
+    <w:p>
+      <w:pPr>
+        <w:spacing w:line="336" w:lineRule="auto" w:after="180"/>
+        <w:shd w:fill="F1F6F8"/>
+      </w:pPr>
+      <w:r>
+        <w:rPr>
+          <w:b w:val="0"/>
+        </w:rPr>
+        <w:t xml:space="preserve">Support: read the exact case aloud, enlarge the labelled picture, supply </w:t>
+      </w:r>
+      <w:r>
+        <w:rPr>
+          <w:b/>
+        </w:rPr>
+        <w:t>input</w:t>
+      </w:r>
+      <w:r>
+        <w:rPr>
+          <w:b w:val="0"/>
+        </w:rPr>
+        <w:t xml:space="preserve"> cards and model only the first deciding step. Accept a spoken explanation or drawing; retain the reasoning goal.</w:t>
+      </w:r>
+    </w:p>
+    <w:p>
+      <w:pPr>
+        <w:pStyle w:val="Heading3"/>
+      </w:pPr>
+      <w:r>
+        <w:t>Extend the reasoning</w:t>
+      </w:r>
+    </w:p>
+    <w:p>
+      <w:pPr>
+        <w:spacing w:line="336" w:lineRule="auto" w:after="180"/>
+        <w:shd w:fill="F5F1FB"/>
+      </w:pPr>
+      <w:r>
+        <w:rPr>
+          <w:b w:val="0"/>
+        </w:rPr>
+        <w:t xml:space="preserve">Extension: The corpus gains a teacher-approved flower definition in V2. Require a </w:t>
+      </w:r>
+      <w:r>
+        <w:rPr>
+          <w:b/>
+        </w:rPr>
+        <w:t>prediction</w:t>
+      </w:r>
+      <w:r>
+        <w:rPr>
+          <w:b w:val="0"/>
+        </w:rPr>
+        <w:t xml:space="preserve"> and a reason before comparing. Expected result: Add a flower test using V2 and record the corpus version.</w:t>
+      </w:r>
+    </w:p>
+    <w:p>
+      <w:pPr>
+        <w:spacing w:line="336" w:lineRule="auto" w:after="180"/>
+        <w:shd w:fill="F5F1FB"/>
+      </w:pPr>
+      <w:r>
+        <w:rPr>
+          <w:b w:val="0"/>
+        </w:rPr>
+        <w:t xml:space="preserve">Reason: The </w:t>
+      </w:r>
+      <w:r>
+        <w:rPr>
+          <w:b/>
+        </w:rPr>
+        <w:t>evidence</w:t>
+      </w:r>
+      <w:r>
+        <w:rPr>
+          <w:b w:val="0"/>
+        </w:rPr>
+        <w:t xml:space="preserve"> boundary changed explicitly; the earlier corpus could not support this new entry.</w:t>
+      </w:r>
+    </w:p>
+    <w:p>
+      <w:pPr>
+        <w:pStyle w:val="Heading3"/>
+      </w:pPr>
+      <w:r>
+        <w:t>Protect the independent attempt</w:t>
+      </w:r>
+    </w:p>
+    <w:p>
+      <w:pPr>
+        <w:spacing w:line="336" w:lineRule="auto" w:after="180"/>
+        <w:shd w:fill="FFF5E6"/>
+      </w:pPr>
+      <w:r>
+        <w:rPr>
+          <w:b w:val="0"/>
+        </w:rPr>
         <w:t>Independent assessment: withhold the reserved answer until the learner has attempted the new case. Record support separately from correctness.</w:t>
       </w:r>
     </w:p>
@@ -3137,13 +6031,58 @@
       </w:tr>
     </w:tbl>
     <w:p>
-      <w:r>
-        <w:t>Project checkpoint: Present and defend. Demonstrate the system, explain one failure and justify the next improvement with evidence.</w:t>
-      </w:r>
-    </w:p>
-    <w:p>
-      <w:r>
-        <w:t>Use the weekly teacher answer for topic-specific reasoning. A saved progress tick is an activity record; judge mastery from the learner’s explanation and evidence.</w:t>
+      <w:pPr>
+        <w:pStyle w:val="Heading3"/>
+      </w:pPr>
+      <w:r>
+        <w:t>Project checkpoint</w:t>
+      </w:r>
+    </w:p>
+    <w:p>
+      <w:pPr>
+        <w:spacing w:line="336" w:lineRule="auto" w:after="180"/>
+        <w:shd w:fill="EDF7F3"/>
+      </w:pPr>
+      <w:r>
+        <w:rPr>
+          <w:b w:val="0"/>
+        </w:rPr>
+        <w:t xml:space="preserve">Project checkpoint: Present and defend. Demonstrate the system, explain one failure and justify the next improvement with </w:t>
+      </w:r>
+      <w:r>
+        <w:rPr>
+          <w:b/>
+        </w:rPr>
+        <w:t>evidence</w:t>
+      </w:r>
+      <w:r>
+        <w:rPr>
+          <w:b w:val="0"/>
+        </w:rPr>
+        <w:t>.</w:t>
+      </w:r>
+    </w:p>
+    <w:p>
+      <w:pPr>
+        <w:spacing w:line="336" w:lineRule="auto" w:after="180"/>
+      </w:pPr>
+      <w:r>
+        <w:rPr>
+          <w:b w:val="0"/>
+        </w:rPr>
+        <w:t xml:space="preserve">Use the weekly teacher answer for topic-specific reasoning. A saved progress tick is an activity record; judge mastery from the learner’s explanation and </w:t>
+      </w:r>
+      <w:r>
+        <w:rPr>
+          <w:b/>
+        </w:rPr>
+        <w:t>evidence</w:t>
+      </w:r>
+      <w:r>
+        <w:rPr>
+          <w:b w:val="0"/>
+        </w:rPr>
+        <w:t>.</w:t>
       </w:r>
     </w:p>
     <w:p>
@@ -3156,27 +6095,997 @@
     </w:p>
     <w:p>
       <w:r>
-        <w:t>Use the two formative questions as supported practice, not as independent mastery scores. Discuss the deciding evidence rather than accepting a guessed selection.</w:t>
-      </w:r>
-    </w:p>
-    <w:p>
-      <w:r>
+        <w:t>Use feedback, earlier review and portfolios purposefully. Apply the coding routine only when this lesson has an executable lab.</w:t>
+      </w:r>
+    </w:p>
+    <w:p>
+      <w:pPr>
+        <w:spacing w:line="336" w:lineRule="auto" w:after="180"/>
+      </w:pPr>
+      <w:r>
+        <w:rPr>
+          <w:b w:val="0"/>
+        </w:rPr>
+        <w:t xml:space="preserve">Use the two formative questions as supported practice, not as independent mastery scores. Discuss the deciding </w:t>
+      </w:r>
+      <w:r>
+        <w:rPr>
+          <w:b/>
+        </w:rPr>
+        <w:t>evidence</w:t>
+      </w:r>
+      <w:r>
+        <w:rPr>
+          <w:b w:val="0"/>
+        </w:rPr>
+        <w:t xml:space="preserve"> rather than accepting a guessed selection.</w:t>
+      </w:r>
+    </w:p>
+    <w:p>
+      <w:pPr>
+        <w:spacing w:line="336" w:lineRule="auto" w:after="180"/>
+      </w:pPr>
+      <w:r>
+        <w:rPr>
+          <w:b w:val="0"/>
+        </w:rPr>
         <w:t>The feedback comes from the reviewed public worked case. Do not reveal the separately reserved independent teacher answer until the learner has attempted that case.</w:t>
       </w:r>
     </w:p>
     <w:p>
-      <w:r>
-        <w:t>Ask students to predict before running code. Preserve errors and actual outputs; collect a changed test and an explanation. The branch-boundary and indexing lessons deliberately include failure cases.</w:t>
-      </w:r>
-    </w:p>
-    <w:p>
-      <w:r>
+      <w:pPr>
+        <w:pStyle w:val="Heading3"/>
+      </w:pPr>
+      <w:r>
+        <w:t>For later coding lessons</w:t>
+      </w:r>
+    </w:p>
+    <w:p>
+      <w:r>
+        <w:t>This week has no code block. Use this routine when a later lesson includes an executable lab.</w:t>
+      </w:r>
+    </w:p>
+    <w:p>
+      <w:pPr>
+        <w:spacing w:line="336" w:lineRule="auto" w:after="180"/>
+        <w:shd w:fill="F1F6F8"/>
+      </w:pPr>
+      <w:r>
+        <w:rPr>
+          <w:b w:val="0"/>
+        </w:rPr>
+        <w:t xml:space="preserve">Ask students to predict before running code. Preserve errors and actual </w:t>
+      </w:r>
+      <w:r>
+        <w:rPr>
+          <w:b/>
+        </w:rPr>
+        <w:t>output</w:t>
+      </w:r>
+      <w:r>
+        <w:rPr>
+          <w:b w:val="0"/>
+        </w:rPr>
+        <w:t>s; collect a changed test and an explanation. The branch-boundary and indexing lessons deliberately include failure cases.</w:t>
+      </w:r>
+    </w:p>
+    <w:p>
+      <w:pPr>
+        <w:spacing w:line="336" w:lineRule="auto" w:after="180"/>
+      </w:pPr>
+      <w:r>
+        <w:rPr>
+          <w:b w:val="0"/>
+        </w:rPr>
         <w:t>Use the earlier worked-explanation links to address a specific missing building block, then return to the current question. Adapt this suggestion after observing the learner; it is not an automatic diagnosis.</w:t>
       </w:r>
     </w:p>
     <w:p>
-      <w:r>
-        <w:t>Collect the completed-work portfolio as evidence. Record support separately from correctness, and assess explanation, trace/test and limitations. Progress ticks and quiz selections alone do not establish mastery.</w:t>
+      <w:pPr>
+        <w:spacing w:line="336" w:lineRule="auto" w:after="180"/>
+      </w:pPr>
+      <w:r>
+        <w:rPr>
+          <w:b w:val="0"/>
+        </w:rPr>
+        <w:t xml:space="preserve">Collect the completed-work portfolio as </w:t>
+      </w:r>
+      <w:r>
+        <w:rPr>
+          <w:b/>
+        </w:rPr>
+        <w:t>evidence</w:t>
+      </w:r>
+      <w:r>
+        <w:rPr>
+          <w:b w:val="0"/>
+        </w:rPr>
+        <w:t>. Record support separately from correctness, and assess explanation, trace/test and limitations. Progress ticks and quiz selections alone do not establish mastery.</w:t>
+      </w:r>
+    </w:p>
+    <w:p>
+      <w:pPr>
+        <w:pStyle w:val="Heading1"/>
+      </w:pPr>
+      <w:r>
+        <w:t>09. Visual concept journey</w:t>
+      </w:r>
+    </w:p>
+    <w:p>
+      <w:r>
+        <w:t>Show one Capstone Design graphic at a time, request a prediction and discuss its trace before the independent assessment.</w:t>
+      </w:r>
+    </w:p>
+    <w:p>
+      <w:pPr>
+        <w:spacing w:line="336" w:lineRule="auto" w:after="180"/>
+      </w:pPr>
+      <w:r>
+        <w:rPr>
+          <w:b w:val="0"/>
+        </w:rPr>
+        <w:t xml:space="preserve">Use one picture at a time. Hide a worked result before asking for a </w:t>
+      </w:r>
+      <w:r>
+        <w:rPr>
+          <w:b/>
+        </w:rPr>
+        <w:t>prediction</w:t>
+      </w:r>
+      <w:r>
+        <w:rPr>
+          <w:b w:val="0"/>
+        </w:rPr>
+        <w:t>, then reveal it for feedback. These are supported teaching cases; retain the separate independent assessment for a fresh first attempt.</w:t>
+      </w:r>
+    </w:p>
+    <w:p>
+      <w:pPr>
+        <w:pStyle w:val="Heading3"/>
+      </w:pPr>
+      <w:r>
+        <w:t>01. Capstone Design: the case</w:t>
+      </w:r>
+    </w:p>
+    <w:p>
+      <w:r>
+        <w:drawing>
+          <wp:inline xmlns:a="http://schemas.openxmlformats.org/drawingml/2006/main" xmlns:pic="http://schemas.openxmlformats.org/drawingml/2006/picture">
+            <wp:extent cx="5486400" cy="3142488"/>
+            <wp:docPr id="2" name="Picture 2" descr="Plan a bounded study buddy around a small approved vocabulary corpus. Supplied facts: Corpus V1 defines roots, stem and leaf. It contains no plant disease treatment. Success requires a source reference; missing definitions require a clear fallback. All inputs and outcomes in this worked example are invented classroom data; no real model run is claimed."/>
+            <wp:cNvGraphicFramePr>
+              <a:graphicFrameLocks noChangeAspect="1"/>
+            </wp:cNvGraphicFramePr>
+            <a:graphic>
+              <a:graphicData uri="http://schemas.openxmlformats.org/drawingml/2006/picture">
+                <pic:pic>
+                  <pic:nvPicPr>
+                    <pic:cNvPr id="0" name="academy-story-ai-3-33-01.png"/>
+                    <pic:cNvPicPr/>
+                  </pic:nvPicPr>
+                  <pic:blipFill>
+                    <a:blip r:embed="rId10"/>
+                    <a:stretch>
+                      <a:fillRect/>
+                    </a:stretch>
+                  </pic:blipFill>
+                  <pic:spPr>
+                    <a:xfrm>
+                      <a:off x="0" y="0"/>
+                      <a:ext cx="5486400" cy="3142488"/>
+                    </a:xfrm>
+                    <a:prstGeom prst="rect"/>
+                  </pic:spPr>
+                </pic:pic>
+              </a:graphicData>
+            </a:graphic>
+          </wp:inline>
+        </w:drawing>
+      </w:r>
+    </w:p>
+    <w:p>
+      <w:pPr>
+        <w:spacing w:line="336" w:lineRule="auto" w:after="180"/>
+      </w:pPr>
+      <w:r>
+        <w:rPr>
+          <w:b w:val="0"/>
+        </w:rPr>
+        <w:t>Plan a bounded study buddy around a small approved vocabulary corpus. Supplied facts: Corpus V1 defines roots, stem and leaf. It contains no plant disease treatment.</w:t>
+      </w:r>
+    </w:p>
+    <w:p>
+      <w:pPr>
+        <w:spacing w:line="336" w:lineRule="auto" w:after="180"/>
+      </w:pPr>
+      <w:r>
+        <w:rPr>
+          <w:b w:val="0"/>
+        </w:rPr>
+        <w:t xml:space="preserve">Success requires a source reference; missing definitions require a clear fallback. All </w:t>
+      </w:r>
+      <w:r>
+        <w:rPr>
+          <w:b/>
+        </w:rPr>
+        <w:t>input</w:t>
+      </w:r>
+      <w:r>
+        <w:rPr>
+          <w:b w:val="0"/>
+        </w:rPr>
+        <w:t>s and outcomes in this worked example are invented classroom data; no real model run is claimed.</w:t>
+      </w:r>
+    </w:p>
+    <w:p>
+      <w:pPr>
+        <w:spacing w:line="336" w:lineRule="auto" w:after="180"/>
+        <w:shd w:fill="F5F1FB"/>
+      </w:pPr>
+      <w:r>
+        <w:rPr>
+          <w:b w:val="0"/>
+        </w:rPr>
+        <w:t>Point to the given fact that matters most. Explain why it matters.</w:t>
+      </w:r>
+    </w:p>
+    <w:p>
+      <w:pPr>
+        <w:pStyle w:val="Heading3"/>
+      </w:pPr>
+      <w:r>
+        <w:t>Discuss while showing the picture</w:t>
+      </w:r>
+    </w:p>
+    <w:p>
+      <w:pPr>
+        <w:spacing w:line="336" w:lineRule="auto" w:after="180"/>
+        <w:shd w:fill="F1F6F8"/>
+      </w:pPr>
+      <w:r>
+        <w:rPr>
+          <w:b w:val="0"/>
+        </w:rPr>
+        <w:t>Teacher prompt: Point to the given fact that matters most. Explain why it matters. Ask learners to describe one label or arrow in ordinary words. Use the adjacent transcript if the image is difficult to see.</w:t>
+      </w:r>
+    </w:p>
+    <w:p>
+      <w:pPr>
+        <w:pStyle w:val="Heading3"/>
+      </w:pPr>
+      <w:r>
+        <w:t>02. Follow the deciding steps</w:t>
+      </w:r>
+    </w:p>
+    <w:p>
+      <w:r>
+        <w:drawing>
+          <wp:inline xmlns:a="http://schemas.openxmlformats.org/drawingml/2006/main" xmlns:pic="http://schemas.openxmlformats.org/drawingml/2006/picture">
+            <wp:extent cx="5486400" cy="3337560"/>
+            <wp:docPr id="3" name="Picture 3" descr="Define contract: Answer only glossary-definition requests supported by V1. → Plan normal test: “What is a stem?” must point to V1’s stem entry. → Plan missing test: “How do I cure this disease?” must produce an out-of-scope response, not a treatment guess."/>
+            <wp:cNvGraphicFramePr>
+              <a:graphicFrameLocks noChangeAspect="1"/>
+            </wp:cNvGraphicFramePr>
+            <a:graphic>
+              <a:graphicData uri="http://schemas.openxmlformats.org/drawingml/2006/picture">
+                <pic:pic>
+                  <pic:nvPicPr>
+                    <pic:cNvPr id="0" name="academy-story-ai-3-33-02.png"/>
+                    <pic:cNvPicPr/>
+                  </pic:nvPicPr>
+                  <pic:blipFill>
+                    <a:blip r:embed="rId11"/>
+                    <a:stretch>
+                      <a:fillRect/>
+                    </a:stretch>
+                  </pic:blipFill>
+                  <pic:spPr>
+                    <a:xfrm>
+                      <a:off x="0" y="0"/>
+                      <a:ext cx="5486400" cy="3337560"/>
+                    </a:xfrm>
+                    <a:prstGeom prst="rect"/>
+                  </pic:spPr>
+                </pic:pic>
+              </a:graphicData>
+            </a:graphic>
+          </wp:inline>
+        </w:drawing>
+      </w:r>
+    </w:p>
+    <w:p>
+      <w:pPr>
+        <w:spacing w:line="336" w:lineRule="auto" w:after="180"/>
+      </w:pPr>
+      <w:r>
+        <w:rPr>
+          <w:b w:val="0"/>
+        </w:rPr>
+        <w:t>Define contract: Answer only glossary-definition requests supported by V1. → Plan normal test: “What is a stem?” must point to V1’s stem entry. → Plan missing test: “How do I cure this disease?” must produce an out-of-scope response, not a treatment guess.</w:t>
+      </w:r>
+    </w:p>
+    <w:p>
+      <w:pPr>
+        <w:spacing w:line="336" w:lineRule="auto" w:after="180"/>
+        <w:shd w:fill="F5F1FB"/>
+      </w:pPr>
+      <w:r>
+        <w:rPr>
+          <w:b w:val="0"/>
+        </w:rPr>
+        <w:t xml:space="preserve">Point to each numbered stage and explain which recorded </w:t>
+      </w:r>
+      <w:r>
+        <w:rPr>
+          <w:b/>
+        </w:rPr>
+        <w:t>input</w:t>
+      </w:r>
+      <w:r>
+        <w:rPr>
+          <w:b w:val="0"/>
+        </w:rPr>
+        <w:t xml:space="preserve"> it uses.</w:t>
+      </w:r>
+    </w:p>
+    <w:p>
+      <w:pPr>
+        <w:pStyle w:val="Heading3"/>
+      </w:pPr>
+      <w:r>
+        <w:t>Discuss while showing the picture</w:t>
+      </w:r>
+    </w:p>
+    <w:p>
+      <w:pPr>
+        <w:spacing w:line="336" w:lineRule="auto" w:after="180"/>
+        <w:shd w:fill="F1F6F8"/>
+      </w:pPr>
+      <w:r>
+        <w:rPr>
+          <w:b w:val="0"/>
+        </w:rPr>
+        <w:t xml:space="preserve">Teacher prompt: Point to each numbered stage and explain which recorded </w:t>
+      </w:r>
+      <w:r>
+        <w:rPr>
+          <w:b/>
+        </w:rPr>
+        <w:t>input</w:t>
+      </w:r>
+      <w:r>
+        <w:rPr>
+          <w:b w:val="0"/>
+        </w:rPr>
+        <w:t xml:space="preserve"> it uses. Ask learners to describe one label or arrow in ordinary words. Use the adjacent transcript if the image is difficult to see.</w:t>
+      </w:r>
+    </w:p>
+    <w:p>
+      <w:pPr>
+        <w:pStyle w:val="Heading3"/>
+      </w:pPr>
+      <w:r>
+        <w:t>03. Capstone requirements and corpus — evidence trace</w:t>
+      </w:r>
+    </w:p>
+    <w:p>
+      <w:r>
+        <w:drawing>
+          <wp:inline xmlns:a="http://schemas.openxmlformats.org/drawingml/2006/main" xmlns:pic="http://schemas.openxmlformats.org/drawingml/2006/picture">
+            <wp:extent cx="5486400" cy="3145536"/>
+            <wp:docPr id="4" name="Picture 4" descr="Capstone requirements and corpus — evidence trace. Student room assistant corpus contains public register P, teacher-only guide T and current approval A. It must report approved room capacity or needs_review. | Specify the user question, source authority, access, output/fallback contract and evaluation plan. Freeze corpus IDs and split cases before implementation. Keep teacher material out of student retrieval. | Authorised corpus contains P and A, excluding T. Baseline manually checks same-room current approval and capacity. Reserve complete, missing and conflicting cases before development."/>
+            <wp:cNvGraphicFramePr>
+              <a:graphicFrameLocks noChangeAspect="1"/>
+            </wp:cNvGraphicFramePr>
+            <a:graphic>
+              <a:graphicData uri="http://schemas.openxmlformats.org/drawingml/2006/picture">
+                <pic:pic>
+                  <pic:nvPicPr>
+                    <pic:cNvPr id="0" name="academy-story-ai-3-33-03.png"/>
+                    <pic:cNvPicPr/>
+                  </pic:nvPicPr>
+                  <pic:blipFill>
+                    <a:blip r:embed="rId12"/>
+                    <a:stretch>
+                      <a:fillRect/>
+                    </a:stretch>
+                  </pic:blipFill>
+                  <pic:spPr>
+                    <a:xfrm>
+                      <a:off x="0" y="0"/>
+                      <a:ext cx="5486400" cy="3145536"/>
+                    </a:xfrm>
+                    <a:prstGeom prst="rect"/>
+                  </pic:spPr>
+                </pic:pic>
+              </a:graphicData>
+            </a:graphic>
+          </wp:inline>
+        </w:drawing>
+      </w:r>
+    </w:p>
+    <w:p>
+      <w:pPr>
+        <w:spacing w:line="336" w:lineRule="auto" w:after="180"/>
+      </w:pPr>
+      <w:r>
+        <w:rPr>
+          <w:b w:val="0"/>
+        </w:rPr>
+        <w:t xml:space="preserve">Capstone </w:t>
+      </w:r>
+      <w:r>
+        <w:rPr>
+          <w:b/>
+        </w:rPr>
+        <w:t>requirement</w:t>
+      </w:r>
+      <w:r>
+        <w:rPr>
+          <w:b w:val="0"/>
+        </w:rPr>
+        <w:t xml:space="preserve">s and corpus — </w:t>
+      </w:r>
+      <w:r>
+        <w:rPr>
+          <w:b/>
+        </w:rPr>
+        <w:t>evidence</w:t>
+      </w:r>
+      <w:r>
+        <w:rPr>
+          <w:b w:val="0"/>
+        </w:rPr>
+        <w:t xml:space="preserve"> trace. Student room assistant corpus contains public register P, teacher-only guide T and current approval A.</w:t>
+      </w:r>
+    </w:p>
+    <w:p>
+      <w:pPr>
+        <w:spacing w:line="336" w:lineRule="auto" w:after="180"/>
+      </w:pPr>
+      <w:r>
+        <w:rPr>
+          <w:b w:val="0"/>
+        </w:rPr>
+        <w:t xml:space="preserve">It must report approved room capacity or needs_review. | Specify the user question, source authority, access, </w:t>
+      </w:r>
+      <w:r>
+        <w:rPr>
+          <w:b/>
+        </w:rPr>
+        <w:t>output</w:t>
+      </w:r>
+      <w:r>
+        <w:rPr>
+          <w:b w:val="0"/>
+        </w:rPr>
+        <w:t>/fallback contract and evaluation plan. Freeze corpus IDs and split cases before implementation.</w:t>
+      </w:r>
+    </w:p>
+    <w:p>
+      <w:pPr>
+        <w:spacing w:line="336" w:lineRule="auto" w:after="180"/>
+      </w:pPr>
+      <w:r>
+        <w:rPr>
+          <w:b w:val="0"/>
+        </w:rPr>
+        <w:t>Keep teacher material out of student retrieval. | Authorised corpus contains P and A, excluding T. Baseline manually checks same-room current approval and capacity.</w:t>
+      </w:r>
+    </w:p>
+    <w:p>
+      <w:pPr>
+        <w:spacing w:line="336" w:lineRule="auto" w:after="180"/>
+      </w:pPr>
+      <w:r>
+        <w:rPr>
+          <w:b w:val="0"/>
+        </w:rPr>
+        <w:t>Reserve complete, missing and conflicting cases before development.</w:t>
+      </w:r>
+    </w:p>
+    <w:p>
+      <w:pPr>
+        <w:spacing w:line="336" w:lineRule="auto" w:after="180"/>
+        <w:shd w:fill="F5F1FB"/>
+      </w:pPr>
+      <w:r>
+        <w:rPr>
+          <w:b w:val="0"/>
+        </w:rPr>
+        <w:t>Read the labels and values. Explain the relationship the model shows.</w:t>
+      </w:r>
+    </w:p>
+    <w:p>
+      <w:pPr>
+        <w:pStyle w:val="Heading3"/>
+      </w:pPr>
+      <w:r>
+        <w:t>Discuss while showing the picture</w:t>
+      </w:r>
+    </w:p>
+    <w:p>
+      <w:pPr>
+        <w:spacing w:line="336" w:lineRule="auto" w:after="180"/>
+        <w:shd w:fill="F1F6F8"/>
+      </w:pPr>
+      <w:r>
+        <w:rPr>
+          <w:b w:val="0"/>
+        </w:rPr>
+        <w:t>Teacher prompt: Read the labels and values. Explain the relationship the model shows. Ask learners to describe one label or arrow in ordinary words. Use the adjacent transcript if the image is difficult to see.</w:t>
+      </w:r>
+    </w:p>
+    <w:p>
+      <w:pPr>
+        <w:pStyle w:val="Heading3"/>
+      </w:pPr>
+      <w:r>
+        <w:t>04. Change one thing. Trace what follows.</w:t>
+      </w:r>
+    </w:p>
+    <w:p>
+      <w:r>
+        <w:drawing>
+          <wp:inline xmlns:a="http://schemas.openxmlformats.org/drawingml/2006/main" xmlns:pic="http://schemas.openxmlformats.org/drawingml/2006/picture">
+            <wp:extent cx="5486400" cy="3191256"/>
+            <wp:docPr id="5" name="Picture 5" descr="Original case: “How do I cure this disease?” must produce an out-of-scope response, not a treatment guess. Changed condition: The corpus gains a teacher-approved flower definition in V2. Expected result: Add a flower test using V2 and record the corpus version. Reason: The evidence boundary changed explicitly; the earlier corpus could not support this new entry."/>
+            <wp:cNvGraphicFramePr>
+              <a:graphicFrameLocks noChangeAspect="1"/>
+            </wp:cNvGraphicFramePr>
+            <a:graphic>
+              <a:graphicData uri="http://schemas.openxmlformats.org/drawingml/2006/picture">
+                <pic:pic>
+                  <pic:nvPicPr>
+                    <pic:cNvPr id="0" name="academy-story-ai-3-33-04.png"/>
+                    <pic:cNvPicPr/>
+                  </pic:nvPicPr>
+                  <pic:blipFill>
+                    <a:blip r:embed="rId13"/>
+                    <a:stretch>
+                      <a:fillRect/>
+                    </a:stretch>
+                  </pic:blipFill>
+                  <pic:spPr>
+                    <a:xfrm>
+                      <a:off x="0" y="0"/>
+                      <a:ext cx="5486400" cy="3191256"/>
+                    </a:xfrm>
+                    <a:prstGeom prst="rect"/>
+                  </pic:spPr>
+                </pic:pic>
+              </a:graphicData>
+            </a:graphic>
+          </wp:inline>
+        </w:drawing>
+      </w:r>
+    </w:p>
+    <w:p>
+      <w:pPr>
+        <w:spacing w:line="336" w:lineRule="auto" w:after="180"/>
+      </w:pPr>
+      <w:r>
+        <w:rPr>
+          <w:b w:val="0"/>
+        </w:rPr>
+        <w:t>Original case: “How do I cure this disease?” must produce an out-of-scope response, not a treatment guess. Changed condition: The corpus gains a teacher-approved flower definition in V2.</w:t>
+      </w:r>
+    </w:p>
+    <w:p>
+      <w:pPr>
+        <w:spacing w:line="336" w:lineRule="auto" w:after="180"/>
+      </w:pPr>
+      <w:r>
+        <w:rPr>
+          <w:b w:val="0"/>
+        </w:rPr>
+        <w:t xml:space="preserve">Expected result: Add a flower test using V2 and record the corpus version. Reason: The </w:t>
+      </w:r>
+      <w:r>
+        <w:rPr>
+          <w:b/>
+        </w:rPr>
+        <w:t>evidence</w:t>
+      </w:r>
+      <w:r>
+        <w:rPr>
+          <w:b w:val="0"/>
+        </w:rPr>
+        <w:t xml:space="preserve"> boundary changed explicitly; the earlier corpus could not support this new entry.</w:t>
+      </w:r>
+    </w:p>
+    <w:p>
+      <w:pPr>
+        <w:spacing w:line="336" w:lineRule="auto" w:after="180"/>
+        <w:shd w:fill="F5F1FB"/>
+      </w:pPr>
+      <w:r>
+        <w:rPr>
+          <w:b w:val="0"/>
+        </w:rPr>
+        <w:t>Predict before checking the worked changed-case result. Name what changed and what the supplied facts allow you to conclude.</w:t>
+      </w:r>
+    </w:p>
+    <w:p>
+      <w:pPr>
+        <w:pStyle w:val="Heading3"/>
+      </w:pPr>
+      <w:r>
+        <w:t>Discuss while showing the picture</w:t>
+      </w:r>
+    </w:p>
+    <w:p>
+      <w:pPr>
+        <w:spacing w:line="336" w:lineRule="auto" w:after="180"/>
+        <w:shd w:fill="F1F6F8"/>
+      </w:pPr>
+      <w:r>
+        <w:rPr>
+          <w:b w:val="0"/>
+        </w:rPr>
+        <w:t>Teacher prompt: Predict before checking the worked changed-case result. Name what changed and what the supplied facts allow you to conclude. Ask learners to describe one label or arrow in ordinary words.</w:t>
+      </w:r>
+    </w:p>
+    <w:p>
+      <w:pPr>
+        <w:spacing w:line="336" w:lineRule="auto" w:after="180"/>
+        <w:shd w:fill="F1F6F8"/>
+      </w:pPr>
+      <w:r>
+        <w:rPr>
+          <w:b w:val="0"/>
+        </w:rPr>
+        <w:t xml:space="preserve">Use the adjacent transcript if the image is difficult to see. Changed-case reasoning: The </w:t>
+      </w:r>
+      <w:r>
+        <w:rPr>
+          <w:b/>
+        </w:rPr>
+        <w:t>evidence</w:t>
+      </w:r>
+      <w:r>
+        <w:rPr>
+          <w:b w:val="0"/>
+        </w:rPr>
+        <w:t xml:space="preserve"> boundary changed explicitly; the earlier corpus could not support this new entry.</w:t>
+      </w:r>
+    </w:p>
+    <w:p>
+      <w:pPr>
+        <w:pStyle w:val="Heading3"/>
+      </w:pPr>
+      <w:r>
+        <w:t>05. Connect the explanation to its limit</w:t>
+      </w:r>
+    </w:p>
+    <w:p>
+      <w:r>
+        <w:drawing>
+          <wp:inline xmlns:a="http://schemas.openxmlformats.org/drawingml/2006/main" xmlns:pic="http://schemas.openxmlformats.org/drawingml/2006/picture">
+            <wp:extent cx="5486400" cy="2834640"/>
+            <wp:docPr id="6" name="Picture 6" descr="Read the picture in order. “How do I cure this disease?” must produce an out-of-scope response, not a treatment guess. The arrows show which recorded input or intermediate result each decision uses. Explain the deciding step aloud before checking the changed case; pointing to the final answer alone does not show how it follows. Limit: A capstone design is a testable plan; its proposed behaviours are not verified outcomes until checked."/>
+            <wp:cNvGraphicFramePr>
+              <a:graphicFrameLocks noChangeAspect="1"/>
+            </wp:cNvGraphicFramePr>
+            <a:graphic>
+              <a:graphicData uri="http://schemas.openxmlformats.org/drawingml/2006/picture">
+                <pic:pic>
+                  <pic:nvPicPr>
+                    <pic:cNvPr id="0" name="academy-story-ai-3-33-05.png"/>
+                    <pic:cNvPicPr/>
+                  </pic:nvPicPr>
+                  <pic:blipFill>
+                    <a:blip r:embed="rId14"/>
+                    <a:stretch>
+                      <a:fillRect/>
+                    </a:stretch>
+                  </pic:blipFill>
+                  <pic:spPr>
+                    <a:xfrm>
+                      <a:off x="0" y="0"/>
+                      <a:ext cx="5486400" cy="2834640"/>
+                    </a:xfrm>
+                    <a:prstGeom prst="rect"/>
+                  </pic:spPr>
+                </pic:pic>
+              </a:graphicData>
+            </a:graphic>
+          </wp:inline>
+        </w:drawing>
+      </w:r>
+    </w:p>
+    <w:p>
+      <w:pPr>
+        <w:spacing w:line="336" w:lineRule="auto" w:after="180"/>
+      </w:pPr>
+      <w:r>
+        <w:rPr>
+          <w:b w:val="0"/>
+        </w:rPr>
+        <w:t xml:space="preserve">Read the picture in order. “How do I cure this disease?” must produce an out-of-scope response, not a treatment guess. The arrows show which recorded </w:t>
+      </w:r>
+      <w:r>
+        <w:rPr>
+          <w:b/>
+        </w:rPr>
+        <w:t>input</w:t>
+      </w:r>
+      <w:r>
+        <w:rPr>
+          <w:b w:val="0"/>
+        </w:rPr>
+        <w:t xml:space="preserve"> or intermediate result each decision uses.</w:t>
+      </w:r>
+    </w:p>
+    <w:p>
+      <w:pPr>
+        <w:spacing w:line="336" w:lineRule="auto" w:after="180"/>
+      </w:pPr>
+      <w:r>
+        <w:rPr>
+          <w:b w:val="0"/>
+        </w:rPr>
+        <w:t>Explain the deciding step aloud before checking the changed case; pointing to the final answer alone does not show how it follows.</w:t>
+      </w:r>
+    </w:p>
+    <w:p>
+      <w:pPr>
+        <w:spacing w:line="336" w:lineRule="auto" w:after="180"/>
+      </w:pPr>
+      <w:r>
+        <w:rPr>
+          <w:b w:val="0"/>
+        </w:rPr>
+        <w:t>Limit: A capstone design is a testable plan; its proposed behaviours are not verified outcomes until checked.</w:t>
+      </w:r>
+    </w:p>
+    <w:p>
+      <w:pPr>
+        <w:spacing w:line="336" w:lineRule="auto" w:after="180"/>
+        <w:shd w:fill="F5F1FB"/>
+      </w:pPr>
+      <w:r>
+        <w:rPr>
+          <w:b w:val="0"/>
+        </w:rPr>
+        <w:t>Explain the case, then point to a limit on the claim.</w:t>
+      </w:r>
+    </w:p>
+    <w:p>
+      <w:pPr>
+        <w:pStyle w:val="Heading3"/>
+      </w:pPr>
+      <w:r>
+        <w:t>Discuss while showing the picture</w:t>
+      </w:r>
+    </w:p>
+    <w:p>
+      <w:pPr>
+        <w:spacing w:line="336" w:lineRule="auto" w:after="180"/>
+        <w:shd w:fill="F1F6F8"/>
+      </w:pPr>
+      <w:r>
+        <w:rPr>
+          <w:b w:val="0"/>
+        </w:rPr>
+        <w:t>Teacher prompt: Explain the case, then point to a limit on the claim. Ask learners to describe one label or arrow in ordinary words. Use the adjacent transcript if the image is difficult to see.</w:t>
+      </w:r>
+    </w:p>
+    <w:p>
+      <w:pPr>
+        <w:spacing w:line="336" w:lineRule="auto" w:after="180"/>
+        <w:shd w:fill="F1F6F8"/>
+      </w:pPr>
+      <w:r>
+        <w:rPr>
+          <w:b w:val="0"/>
+        </w:rPr>
+        <w:t>Keep the stated scope: A capstone design is a testable plan; its proposed behaviours are not verified outcomes until checked.</w:t>
+      </w:r>
+    </w:p>
+    <w:p>
+      <w:pPr>
+        <w:pStyle w:val="Heading3"/>
+      </w:pPr>
+      <w:r>
+        <w:t>06. Make the idea visible in your project</w:t>
+      </w:r>
+    </w:p>
+    <w:p>
+      <w:r>
+        <w:drawing>
+          <wp:inline xmlns:a="http://schemas.openxmlformats.org/drawingml/2006/main" xmlns:pic="http://schemas.openxmlformats.org/drawingml/2006/picture">
+            <wp:extent cx="5486400" cy="3681984"/>
+            <wp:docPr id="7" name="Picture 7" descr="For your Verified Study Buddy, save the input, procedure, observed result and limitation of this check. Label this worked example as practice; use a different, previously unreviewed case when checking independent understanding. Draw your input, deciding step, result and limit. Supported question: What should the project plan record before the new flower test? Point to the relevant step in the picture, then write the changed result and the rule or evidence that supports it."/>
+            <wp:cNvGraphicFramePr>
+              <a:graphicFrameLocks noChangeAspect="1"/>
+            </wp:cNvGraphicFramePr>
+            <a:graphic>
+              <a:graphicData uri="http://schemas.openxmlformats.org/drawingml/2006/picture">
+                <pic:pic>
+                  <pic:nvPicPr>
+                    <pic:cNvPr id="0" name="academy-story-ai-3-33-06.png"/>
+                    <pic:cNvPicPr/>
+                  </pic:nvPicPr>
+                  <pic:blipFill>
+                    <a:blip r:embed="rId15"/>
+                    <a:stretch>
+                      <a:fillRect/>
+                    </a:stretch>
+                  </pic:blipFill>
+                  <pic:spPr>
+                    <a:xfrm>
+                      <a:off x="0" y="0"/>
+                      <a:ext cx="5486400" cy="3681984"/>
+                    </a:xfrm>
+                    <a:prstGeom prst="rect"/>
+                  </pic:spPr>
+                </pic:pic>
+              </a:graphicData>
+            </a:graphic>
+          </wp:inline>
+        </w:drawing>
+      </w:r>
+    </w:p>
+    <w:p>
+      <w:pPr>
+        <w:spacing w:line="336" w:lineRule="auto" w:after="180"/>
+      </w:pPr>
+      <w:r>
+        <w:rPr>
+          <w:b w:val="0"/>
+        </w:rPr>
+        <w:t xml:space="preserve">For your Verified Study Buddy, save the </w:t>
+      </w:r>
+      <w:r>
+        <w:rPr>
+          <w:b/>
+        </w:rPr>
+        <w:t>input</w:t>
+      </w:r>
+      <w:r>
+        <w:rPr>
+          <w:b w:val="0"/>
+        </w:rPr>
+        <w:t>, procedure, observed result and limitation of this check.</w:t>
+      </w:r>
+    </w:p>
+    <w:p>
+      <w:pPr>
+        <w:spacing w:line="336" w:lineRule="auto" w:after="180"/>
+      </w:pPr>
+      <w:r>
+        <w:rPr>
+          <w:b w:val="0"/>
+        </w:rPr>
+        <w:t xml:space="preserve">Label this worked example as practice; use a different, previously unreviewed case when checking independent understanding. Draw your </w:t>
+      </w:r>
+      <w:r>
+        <w:rPr>
+          <w:b/>
+        </w:rPr>
+        <w:t>input</w:t>
+      </w:r>
+      <w:r>
+        <w:rPr>
+          <w:b w:val="0"/>
+        </w:rPr>
+        <w:t>, deciding step, result and limit.</w:t>
+      </w:r>
+    </w:p>
+    <w:p>
+      <w:pPr>
+        <w:spacing w:line="336" w:lineRule="auto" w:after="180"/>
+      </w:pPr>
+      <w:r>
+        <w:rPr>
+          <w:b w:val="0"/>
+        </w:rPr>
+        <w:t xml:space="preserve">Supported question: What should the project plan record before the new flower test? Point to the relevant step in the picture, then write the changed result and the rule or </w:t>
+      </w:r>
+      <w:r>
+        <w:rPr>
+          <w:b/>
+        </w:rPr>
+        <w:t>evidence</w:t>
+      </w:r>
+      <w:r>
+        <w:rPr>
+          <w:b w:val="0"/>
+        </w:rPr>
+        <w:t xml:space="preserve"> that supports it.</w:t>
+      </w:r>
+    </w:p>
+    <w:p>
+      <w:pPr>
+        <w:spacing w:line="336" w:lineRule="auto" w:after="180"/>
+        <w:shd w:fill="F5F1FB"/>
+      </w:pPr>
+      <w:r>
+        <w:rPr>
+          <w:b w:val="0"/>
+        </w:rPr>
+        <w:t xml:space="preserve">Draw your project trace and justify the deciding step using </w:t>
+      </w:r>
+      <w:r>
+        <w:rPr>
+          <w:b/>
+        </w:rPr>
+        <w:t>evidence</w:t>
+      </w:r>
+      <w:r>
+        <w:rPr>
+          <w:b w:val="0"/>
+        </w:rPr>
+        <w:t>.</w:t>
+      </w:r>
+    </w:p>
+    <w:p>
+      <w:pPr>
+        <w:pStyle w:val="Heading3"/>
+      </w:pPr>
+      <w:r>
+        <w:t>Discuss while showing the picture</w:t>
+      </w:r>
+    </w:p>
+    <w:p>
+      <w:pPr>
+        <w:spacing w:line="336" w:lineRule="auto" w:after="180"/>
+        <w:shd w:fill="F1F6F8"/>
+      </w:pPr>
+      <w:r>
+        <w:rPr>
+          <w:b w:val="0"/>
+        </w:rPr>
+        <w:t xml:space="preserve">Teacher prompt: Draw your project trace and justify the deciding step using </w:t>
+      </w:r>
+      <w:r>
+        <w:rPr>
+          <w:b/>
+        </w:rPr>
+        <w:t>evidence</w:t>
+      </w:r>
+      <w:r>
+        <w:rPr>
+          <w:b w:val="0"/>
+        </w:rPr>
+        <w:t>. Ask learners to describe one label or arrow in ordinary words. Use the adjacent transcript if the image is difficult to see.</w:t>
+      </w:r>
+    </w:p>
+    <w:p>
+      <w:pPr>
+        <w:spacing w:line="336" w:lineRule="auto" w:after="180"/>
+        <w:shd w:fill="F1F6F8"/>
+      </w:pPr>
+      <w:r>
+        <w:rPr>
+          <w:b w:val="0"/>
+        </w:rPr>
+        <w:t>Supported practice key: Record approved corpus V2, the expected sourced definition and which evaluation cases belong to that version. Changed-case check: Add a flower test using V2 and record the corpus version.</w:t>
+      </w:r>
+    </w:p>
+    <w:p>
+      <w:pPr>
+        <w:spacing w:line="336" w:lineRule="auto" w:after="180"/>
+        <w:shd w:fill="F1F6F8"/>
+      </w:pPr>
+      <w:r>
+        <w:rPr>
+          <w:b w:val="0"/>
+        </w:rPr>
+        <w:t xml:space="preserve">The </w:t>
+      </w:r>
+      <w:r>
+        <w:rPr>
+          <w:b/>
+        </w:rPr>
+        <w:t>evidence</w:t>
+      </w:r>
+      <w:r>
+        <w:rPr>
+          <w:b w:val="0"/>
+        </w:rPr>
+        <w:t xml:space="preserve"> boundary changed explicitly; the earlier corpus could not support this new entry.</w:t>
       </w:r>
     </w:p>
     <w:sectPr>

--- a/downloads/teacher/ai-3-week-33.docx
+++ b/downloads/teacher/ai-3-week-33.docx
@@ -213,7 +213,7 @@
           </w:tcPr>
           <w:p>
             <w:r>
-              <w:t>Sections 9 and 11–14. Give extra time to finish the full task set; use Section 15 when the week includes a coding lab.</w:t>
+              <w:t>Use “Run the investigation”, “Connect your project”, “Show what you know”, “Study a complete case” and “Try a new case independently”. Give extra time for the full task set. If this week has a coding lab, use its named section; section numbers can change when extra explanations are included.</w:t>
             </w:r>
           </w:p>
         </w:tc>
@@ -5612,7 +5612,7 @@
           </w:tcPr>
           <w:p>
             <w:r>
-              <w:t>Sections 9 and 11–14. Give extra time to finish the full task set; use Section 15 when the week includes a coding lab.</w:t>
+              <w:t>Use “Run the investigation”, “Connect your project”, “Show what you know”, “Study a complete case” and “Try a new case independently”. Give extra time for the full task set. If this week has a coding lab, use its named section; section numbers can change when extra explanations are included.</w:t>
             </w:r>
           </w:p>
         </w:tc>

--- a/downloads/teacher/ai-3-week-33.docx
+++ b/downloads/teacher/ai-3-week-33.docx
@@ -25,20 +25,38 @@
         <w:pStyle w:val="Heading1"/>
       </w:pPr>
       <w:r>
-        <w:t>01. Capstone Design</w:t>
-      </w:r>
-    </w:p>
-    <w:p>
-      <w:r>
-        <w:t>Prepare Capstone Design: check the target, prerequisites, resources and adaptable teaching schedule.</w:t>
-      </w:r>
-    </w:p>
-    <w:p>
-      <w:pPr>
-        <w:pStyle w:val="Heading3"/>
-      </w:pPr>
-      <w:r>
-        <w:t>Teach the learning cycle</w:t>
+        <w:t>Teach a testable plan without inventing success.</w:t>
+      </w:r>
+    </w:p>
+    <w:p>
+      <w:r>
+        <w:t>Supply full source entries, preserve scope/version changes and assess fresh standalone request behavior.</w:t>
+      </w:r>
+    </w:p>
+    <w:p>
+      <w:r>
+        <w:t>Ask what the next builder must do, how it will be checked and which result is still unobserved.</w:t>
+      </w:r>
+    </w:p>
+    <w:p>
+      <w:pPr>
+        <w:pStyle w:val="Heading1"/>
+      </w:pPr>
+      <w:r>
+        <w:t>01. Prepare this connected week</w:t>
+      </w:r>
+    </w:p>
+    <w:p>
+      <w:r>
+        <w:t>Use one main plan and keep practice separate from the independent first attempt.</w:t>
+      </w:r>
+    </w:p>
+    <w:p>
+      <w:pPr>
+        <w:pStyle w:val="Heading2"/>
+      </w:pPr>
+      <w:r>
+        <w:t>Learning goal and precision</w:t>
       </w:r>
     </w:p>
     <w:p>
@@ -74,6 +92,166 @@
           <w:b w:val="0"/>
         </w:rPr>
         <w:t>s and corpus</w:t>
+      </w:r>
+    </w:p>
+    <w:p>
+      <w:pPr>
+        <w:spacing w:line="336" w:lineRule="auto" w:after="180"/>
+      </w:pPr>
+      <w:r>
+        <w:rPr>
+          <w:b w:val="0"/>
+        </w:rPr>
+        <w:t xml:space="preserve">Two 45-minute sessions. A grounded-assistant capstone begins with bounded </w:t>
+      </w:r>
+      <w:r>
+        <w:rPr>
+          <w:b/>
+        </w:rPr>
+        <w:t>requirement</w:t>
+      </w:r>
+      <w:r>
+        <w:rPr>
+          <w:b w:val="0"/>
+        </w:rPr>
+        <w:t xml:space="preserve">s and a versioned permitted corpus. A baseline can be a manual lookup </w:t>
+      </w:r>
+      <w:r>
+        <w:rPr>
+          <w:b/>
+        </w:rPr>
+        <w:t>process</w:t>
+      </w:r>
+      <w:r>
+        <w:rPr>
+          <w:b w:val="0"/>
+        </w:rPr>
+        <w:t xml:space="preserve"> using the same </w:t>
+      </w:r>
+      <w:r>
+        <w:rPr>
+          <w:b/>
+        </w:rPr>
+        <w:t>evidence</w:t>
+      </w:r>
+      <w:r>
+        <w:rPr>
+          <w:b w:val="0"/>
+        </w:rPr>
+        <w:t>.</w:t>
+      </w:r>
+    </w:p>
+    <w:p>
+      <w:pPr>
+        <w:spacing w:line="336" w:lineRule="auto" w:after="180"/>
+      </w:pPr>
+      <w:r>
+        <w:rPr>
+          <w:b w:val="0"/>
+        </w:rPr>
+        <w:t xml:space="preserve">Use the supplied constructed scenarios to make the </w:t>
+      </w:r>
+      <w:r>
+        <w:rPr>
+          <w:b/>
+        </w:rPr>
+        <w:t>mechanism</w:t>
+      </w:r>
+      <w:r>
+        <w:rPr>
+          <w:b w:val="0"/>
+        </w:rPr>
+        <w:t xml:space="preserve"> inspectable. Collect W4 before sharing solutions.</w:t>
+      </w:r>
+    </w:p>
+    <w:p>
+      <w:pPr>
+        <w:spacing w:line="336" w:lineRule="auto" w:after="180"/>
+      </w:pPr>
+      <w:r>
+        <w:rPr>
+          <w:b w:val="0"/>
+        </w:rPr>
+        <w:t xml:space="preserve">Students should name intermediate </w:t>
+      </w:r>
+      <w:r>
+        <w:rPr>
+          <w:b/>
+        </w:rPr>
+        <w:t>evidence</w:t>
+      </w:r>
+      <w:r>
+        <w:rPr>
+          <w:b w:val="0"/>
+        </w:rPr>
+        <w:t xml:space="preserve"> and limitations; classroom pacing and learning effectiveness remain unvalidated.</w:t>
+      </w:r>
+    </w:p>
+    <w:p>
+      <w:pPr>
+        <w:spacing w:line="336" w:lineRule="auto" w:after="180"/>
+      </w:pPr>
+      <w:r>
+        <w:rPr>
+          <w:b w:val="0"/>
+        </w:rPr>
+        <w:t>By the end, I can explain capstone design using a traced example and a stated limitation.</w:t>
+      </w:r>
+    </w:p>
+    <w:p>
+      <w:pPr>
+        <w:pStyle w:val="Heading2"/>
+      </w:pPr>
+      <w:r>
+        <w:t>What to prepare</w:t>
+      </w:r>
+    </w:p>
+    <w:p>
+      <w:pPr>
+        <w:pStyle w:val="ListBullet"/>
+      </w:pPr>
+      <w:r>
+        <w:t>Use the supplied scenario, student illustrations and blank paper. For numeric work, offer counters or a calculator after learners show the setup. Fictional records are supplied; personal data and paid accounts are unnecessary.</w:t>
+      </w:r>
+    </w:p>
+    <w:p>
+      <w:pPr>
+        <w:pStyle w:val="ListBullet"/>
+      </w:pPr>
+      <w:r>
+        <w:t>Case exposure check: this source example appears in ai-3/19, ai-3/33. Reuse a familiar case for recall or modelling; verify that the case used to assess transfer has not already received feedback.</w:t>
+      </w:r>
+    </w:p>
+    <w:p>
+      <w:pPr>
+        <w:pStyle w:val="ListBullet"/>
+      </w:pPr>
+      <w:r>
+        <w:t>Lesson and workbook; paper and pencil</w:t>
+      </w:r>
+    </w:p>
+    <w:p>
+      <w:pPr>
+        <w:pStyle w:val="ListBullet"/>
+      </w:pPr>
+      <w:r>
+        <w:t>Calculator and optional local Python 3 for arithmetic; no live API or private data</w:t>
+      </w:r>
+    </w:p>
+    <w:p>
+      <w:pPr>
+        <w:pStyle w:val="ListBullet"/>
+      </w:pPr>
+      <w:r>
+        <w:t>Prepare the fresh retry separately and withhold its solution until after collection</w:t>
+      </w:r>
+    </w:p>
+    <w:p>
+      <w:pPr>
+        <w:pStyle w:val="Heading2"/>
+      </w:pPr>
+      <w:r>
+        <w:t>Main teaching plan</w:t>
       </w:r>
     </w:p>
     <w:tbl>
@@ -255,13 +433,278 @@
     </w:p>
     <w:p>
       <w:pPr>
+        <w:pStyle w:val="Heading2"/>
+      </w:pPr>
+      <w:r>
+        <w:t>Opening retrieval and readiness</w:t>
+      </w:r>
+    </w:p>
+    <w:p>
+      <w:pPr>
         <w:spacing w:line="336" w:lineRule="auto" w:after="180"/>
       </w:pPr>
       <w:r>
         <w:rPr>
           <w:b w:val="0"/>
         </w:rPr>
-        <w:t>Case exposure check: this source example appears in ai-3/19, ai-3/33. Reuse a familiar case for recall or modelling; verify that the case used to assess transfer has not already received feedback.</w:t>
+        <w:t>Without opening the old lesson, explain one key idea from Human AI Workflow. Give an example and a mistake that the idea helps you avoid.</w:t>
+      </w:r>
+    </w:p>
+    <w:p>
+      <w:pPr>
+        <w:spacing w:line="336" w:lineRule="auto" w:after="180"/>
+      </w:pPr>
+      <w:r>
+        <w:rPr>
+          <w:b w:val="0"/>
+        </w:rPr>
+        <w:t xml:space="preserve">Look for: Explain the </w:t>
+      </w:r>
+      <w:r>
+        <w:rPr>
+          <w:b/>
+        </w:rPr>
+        <w:t>mechanism</w:t>
+      </w:r>
+      <w:r>
+        <w:rPr>
+          <w:b w:val="0"/>
+        </w:rPr>
+        <w:t xml:space="preserve"> and terminology of human review and consequential use</w:t>
+      </w:r>
+    </w:p>
+    <w:p>
+      <w:pPr>
+        <w:spacing w:line="336" w:lineRule="auto" w:after="180"/>
+      </w:pPr>
+      <w:r>
+        <w:rPr>
+          <w:b w:val="0"/>
+        </w:rPr>
+        <w:t xml:space="preserve">Reference example, not the only acceptable wording: Teacher explanation: Human review needs a responsible actor, </w:t>
+      </w:r>
+      <w:r>
+        <w:rPr>
+          <w:b/>
+        </w:rPr>
+        <w:t>evidence</w:t>
+      </w:r>
+      <w:r>
+        <w:rPr>
+          <w:b w:val="0"/>
+        </w:rPr>
+        <w:t xml:space="preserve"> packet and explicit authority. Adding a person to a workflow does not guarantee effective oversight.</w:t>
+      </w:r>
+    </w:p>
+    <w:p>
+      <w:pPr>
+        <w:spacing w:line="336" w:lineRule="auto" w:after="180"/>
+      </w:pPr>
+      <w:r>
+        <w:rPr>
+          <w:b w:val="0"/>
+        </w:rPr>
+        <w:t>For this fictional workflow the assistant drafts a room request but only the coordinator can approve and submit it. Review packets include sources, uncertainty, requested action and the exact version.</w:t>
+      </w:r>
+    </w:p>
+    <w:p>
+      <w:pPr>
+        <w:spacing w:line="336" w:lineRule="auto" w:after="180"/>
+      </w:pPr>
+      <w:r>
+        <w:rPr>
+          <w:b w:val="0"/>
+        </w:rPr>
+        <w:t>Any material change requires new approval.</w:t>
+      </w:r>
+    </w:p>
+    <w:p>
+      <w:pPr>
+        <w:spacing w:line="336" w:lineRule="auto" w:after="180"/>
+      </w:pPr>
+      <w:r>
+        <w:rPr>
+          <w:b w:val="0"/>
+        </w:rPr>
+        <w:t>Without opening the old lesson, explain one key idea from Bias and Representation. Give an example and a mistake that the idea helps you avoid.</w:t>
+      </w:r>
+    </w:p>
+    <w:p>
+      <w:pPr>
+        <w:spacing w:line="336" w:lineRule="auto" w:after="180"/>
+      </w:pPr>
+      <w:r>
+        <w:rPr>
+          <w:b w:val="0"/>
+        </w:rPr>
+        <w:t xml:space="preserve">Look for: Explain the </w:t>
+      </w:r>
+      <w:r>
+        <w:rPr>
+          <w:b/>
+        </w:rPr>
+        <w:t>mechanism</w:t>
+      </w:r>
+      <w:r>
+        <w:rPr>
+          <w:b w:val="0"/>
+        </w:rPr>
+        <w:t xml:space="preserve"> and terminology of representation and bias evaluation</w:t>
+      </w:r>
+    </w:p>
+    <w:p>
+      <w:pPr>
+        <w:spacing w:line="336" w:lineRule="auto" w:after="180"/>
+      </w:pPr>
+      <w:r>
+        <w:rPr>
+          <w:b w:val="0"/>
+        </w:rPr>
+        <w:t>Reference example, not the only acceptable wording: Teacher explanation: Bias evaluation tests defined outcomes across relevant conditions.</w:t>
+      </w:r>
+    </w:p>
+    <w:p>
+      <w:pPr>
+        <w:spacing w:line="336" w:lineRule="auto" w:after="180"/>
+      </w:pPr>
+      <w:r>
+        <w:rPr>
+          <w:b w:val="0"/>
+        </w:rPr>
+        <w:t>Group averages can expose differences but cannot alone establish their cause or the correct remedy. Define the task, relevant groups, labels and denominators before comparing. Use fictional, non-identifying records.</w:t>
+      </w:r>
+    </w:p>
+    <w:p>
+      <w:pPr>
+        <w:spacing w:line="336" w:lineRule="auto" w:after="180"/>
+      </w:pPr>
+      <w:r>
+        <w:rPr>
+          <w:b w:val="0"/>
+        </w:rPr>
+        <w:t>Evaluate quality and fallback outcomes separately; preserve sample sizes and unresolved explanations.</w:t>
+      </w:r>
+    </w:p>
+    <w:p>
+      <w:pPr>
+        <w:spacing w:line="336" w:lineRule="auto" w:after="180"/>
+      </w:pPr>
+      <w:r>
+        <w:rPr>
+          <w:b w:val="0"/>
+        </w:rPr>
+        <w:t>Without opening the old lesson, explain one key idea from Red Team the Product. Give an example and a mistake that the idea helps you avoid.</w:t>
+      </w:r>
+    </w:p>
+    <w:p>
+      <w:pPr>
+        <w:spacing w:line="336" w:lineRule="auto" w:after="180"/>
+      </w:pPr>
+      <w:r>
+        <w:rPr>
+          <w:b w:val="0"/>
+        </w:rPr>
+        <w:t xml:space="preserve">Look for: Explain the </w:t>
+      </w:r>
+      <w:r>
+        <w:rPr>
+          <w:b/>
+        </w:rPr>
+        <w:t>mechanism</w:t>
+      </w:r>
+      <w:r>
+        <w:rPr>
+          <w:b w:val="0"/>
+        </w:rPr>
+        <w:t xml:space="preserve"> and terminology of red team exercises</w:t>
+      </w:r>
+    </w:p>
+    <w:p>
+      <w:pPr>
+        <w:spacing w:line="336" w:lineRule="auto" w:after="180"/>
+      </w:pPr>
+      <w:r>
+        <w:rPr>
+          <w:b w:val="0"/>
+        </w:rPr>
+        <w:t xml:space="preserve">Reference example, not the only acceptable wording: Teacher explanation: Red-team exercises probe explicit failure boundaries in an authorised isolated fixture environment. Their purpose is </w:t>
+      </w:r>
+      <w:r>
+        <w:rPr>
+          <w:b/>
+        </w:rPr>
+        <w:t>evidence</w:t>
+      </w:r>
+      <w:r>
+        <w:rPr>
+          <w:b w:val="0"/>
+        </w:rPr>
+        <w:t>-based improvement.</w:t>
+      </w:r>
+    </w:p>
+    <w:p>
+      <w:pPr>
+        <w:spacing w:line="336" w:lineRule="auto" w:after="180"/>
+      </w:pPr>
+      <w:r>
+        <w:rPr>
+          <w:b w:val="0"/>
+        </w:rPr>
+        <w:t>Use fictional records and allowed test routes. Define a target contract violation, record the exact case, observe action/data traces and preserve a reproducible report. Do not touch external systems.</w:t>
+      </w:r>
+    </w:p>
+    <w:p>
+      <w:pPr>
+        <w:spacing w:line="336" w:lineRule="auto" w:after="180"/>
+      </w:pPr>
+      <w:r>
+        <w:rPr>
+          <w:b w:val="0"/>
+        </w:rPr>
+        <w:t xml:space="preserve">A result depends on the </w:t>
+      </w:r>
+      <w:r>
+        <w:rPr>
+          <w:b/>
+        </w:rPr>
+        <w:t>input</w:t>
+      </w:r>
+      <w:r>
+        <w:rPr>
+          <w:b w:val="0"/>
+        </w:rPr>
+        <w:t xml:space="preserve">s, procedure and conditions that produced it. Preserve data roles and distinguish observed outcomes from </w:t>
+      </w:r>
+      <w:r>
+        <w:rPr>
+          <w:b/>
+        </w:rPr>
+        <w:t>prediction</w:t>
+      </w:r>
+      <w:r>
+        <w:rPr>
+          <w:b w:val="0"/>
+        </w:rPr>
+        <w:t>s or unmeasured conditions.</w:t>
+      </w:r>
+    </w:p>
+    <w:p>
+      <w:pPr>
+        <w:spacing w:line="336" w:lineRule="auto" w:after="180"/>
+      </w:pPr>
+      <w:r>
+        <w:rPr>
+          <w:b w:val="0"/>
+        </w:rPr>
+        <w:t>If the prior concept cannot be explained, use a short retrieval activity before this chapter.</w:t>
+      </w:r>
+    </w:p>
+    <w:p>
+      <w:pPr>
+        <w:pStyle w:val="Heading2"/>
+      </w:pPr>
+      <w:r>
+        <w:t>Earlier wording, alternatives and picture transcripts · reference / check after trying</w:t>
       </w:r>
     </w:p>
     <w:p>
@@ -269,6 +712,14 @@
         <w:pStyle w:val="Heading3"/>
       </w:pPr>
       <w:r>
+        <w:t>Teach the learning cycle</w:t>
+      </w:r>
+    </w:p>
+    <w:p>
+      <w:pPr>
+        <w:pStyle w:val="Heading3"/>
+      </w:pPr>
+      <w:r>
         <w:t>Retrieval answer guidance</w:t>
       </w:r>
     </w:p>
@@ -282,85 +733,6 @@
     </w:p>
     <w:p>
       <w:pPr>
-        <w:spacing w:line="336" w:lineRule="auto" w:after="180"/>
-      </w:pPr>
-      <w:r>
-        <w:rPr>
-          <w:b w:val="0"/>
-        </w:rPr>
-        <w:t>Without opening the old lesson, explain one key idea from Human AI Workflow. Give an example and a mistake that the idea helps you avoid.</w:t>
-      </w:r>
-    </w:p>
-    <w:p>
-      <w:pPr>
-        <w:spacing w:line="336" w:lineRule="auto" w:after="180"/>
-      </w:pPr>
-      <w:r>
-        <w:rPr>
-          <w:b w:val="0"/>
-        </w:rPr>
-        <w:t xml:space="preserve">Look for: Explain the </w:t>
-      </w:r>
-      <w:r>
-        <w:rPr>
-          <w:b/>
-        </w:rPr>
-        <w:t>mechanism</w:t>
-      </w:r>
-      <w:r>
-        <w:rPr>
-          <w:b w:val="0"/>
-        </w:rPr>
-        <w:t xml:space="preserve"> and terminology of human review and consequential use</w:t>
-      </w:r>
-    </w:p>
-    <w:p>
-      <w:pPr>
-        <w:spacing w:line="336" w:lineRule="auto" w:after="180"/>
-      </w:pPr>
-      <w:r>
-        <w:rPr>
-          <w:b w:val="0"/>
-        </w:rPr>
-        <w:t xml:space="preserve">Reference example, not the only acceptable wording: Teacher explanation: Human review needs a responsible actor, </w:t>
-      </w:r>
-      <w:r>
-        <w:rPr>
-          <w:b/>
-        </w:rPr>
-        <w:t>evidence</w:t>
-      </w:r>
-      <w:r>
-        <w:rPr>
-          <w:b w:val="0"/>
-        </w:rPr>
-        <w:t xml:space="preserve"> packet and explicit authority. Adding a person to a workflow does not guarantee effective oversight.</w:t>
-      </w:r>
-    </w:p>
-    <w:p>
-      <w:pPr>
-        <w:spacing w:line="336" w:lineRule="auto" w:after="180"/>
-      </w:pPr>
-      <w:r>
-        <w:rPr>
-          <w:b w:val="0"/>
-        </w:rPr>
-        <w:t>For this fictional workflow the assistant drafts a room request but only the coordinator can approve and submit it. Review packets include sources, uncertainty, requested action and the exact version.</w:t>
-      </w:r>
-    </w:p>
-    <w:p>
-      <w:pPr>
-        <w:spacing w:line="336" w:lineRule="auto" w:after="180"/>
-      </w:pPr>
-      <w:r>
-        <w:rPr>
-          <w:b w:val="0"/>
-        </w:rPr>
-        <w:t>Any material change requires new approval.</w:t>
-      </w:r>
-    </w:p>
-    <w:p>
-      <w:pPr>
         <w:pStyle w:val="Heading3"/>
       </w:pPr>
       <w:r>
@@ -369,145 +741,10 @@
     </w:p>
     <w:p>
       <w:pPr>
-        <w:spacing w:line="336" w:lineRule="auto" w:after="180"/>
-      </w:pPr>
-      <w:r>
-        <w:rPr>
-          <w:b w:val="0"/>
-        </w:rPr>
-        <w:t>Without opening the old lesson, explain one key idea from Bias and Representation. Give an example and a mistake that the idea helps you avoid.</w:t>
-      </w:r>
-    </w:p>
-    <w:p>
-      <w:pPr>
-        <w:spacing w:line="336" w:lineRule="auto" w:after="180"/>
-      </w:pPr>
-      <w:r>
-        <w:rPr>
-          <w:b w:val="0"/>
-        </w:rPr>
-        <w:t xml:space="preserve">Look for: Explain the </w:t>
-      </w:r>
-      <w:r>
-        <w:rPr>
-          <w:b/>
-        </w:rPr>
-        <w:t>mechanism</w:t>
-      </w:r>
-      <w:r>
-        <w:rPr>
-          <w:b w:val="0"/>
-        </w:rPr>
-        <w:t xml:space="preserve"> and terminology of representation and bias evaluation</w:t>
-      </w:r>
-    </w:p>
-    <w:p>
-      <w:pPr>
-        <w:spacing w:line="336" w:lineRule="auto" w:after="180"/>
-      </w:pPr>
-      <w:r>
-        <w:rPr>
-          <w:b w:val="0"/>
-        </w:rPr>
-        <w:t>Reference example, not the only acceptable wording: Teacher explanation: Bias evaluation tests defined outcomes across relevant conditions.</w:t>
-      </w:r>
-    </w:p>
-    <w:p>
-      <w:pPr>
-        <w:spacing w:line="336" w:lineRule="auto" w:after="180"/>
-      </w:pPr>
-      <w:r>
-        <w:rPr>
-          <w:b w:val="0"/>
-        </w:rPr>
-        <w:t>Group averages can expose differences but cannot alone establish their cause or the correct remedy. Define the task, relevant groups, labels and denominators before comparing. Use fictional, non-identifying records.</w:t>
-      </w:r>
-    </w:p>
-    <w:p>
-      <w:pPr>
-        <w:spacing w:line="336" w:lineRule="auto" w:after="180"/>
-      </w:pPr>
-      <w:r>
-        <w:rPr>
-          <w:b w:val="0"/>
-        </w:rPr>
-        <w:t>Evaluate quality and fallback outcomes separately; preserve sample sizes and unresolved explanations.</w:t>
-      </w:r>
-    </w:p>
-    <w:p>
-      <w:pPr>
         <w:pStyle w:val="Heading3"/>
       </w:pPr>
       <w:r>
         <w:t>Red Team the Product</w:t>
-      </w:r>
-    </w:p>
-    <w:p>
-      <w:pPr>
-        <w:spacing w:line="336" w:lineRule="auto" w:after="180"/>
-      </w:pPr>
-      <w:r>
-        <w:rPr>
-          <w:b w:val="0"/>
-        </w:rPr>
-        <w:t>Without opening the old lesson, explain one key idea from Red Team the Product. Give an example and a mistake that the idea helps you avoid.</w:t>
-      </w:r>
-    </w:p>
-    <w:p>
-      <w:pPr>
-        <w:spacing w:line="336" w:lineRule="auto" w:after="180"/>
-      </w:pPr>
-      <w:r>
-        <w:rPr>
-          <w:b w:val="0"/>
-        </w:rPr>
-        <w:t xml:space="preserve">Look for: Explain the </w:t>
-      </w:r>
-      <w:r>
-        <w:rPr>
-          <w:b/>
-        </w:rPr>
-        <w:t>mechanism</w:t>
-      </w:r>
-      <w:r>
-        <w:rPr>
-          <w:b w:val="0"/>
-        </w:rPr>
-        <w:t xml:space="preserve"> and terminology of red team exercises</w:t>
-      </w:r>
-    </w:p>
-    <w:p>
-      <w:pPr>
-        <w:spacing w:line="336" w:lineRule="auto" w:after="180"/>
-      </w:pPr>
-      <w:r>
-        <w:rPr>
-          <w:b w:val="0"/>
-        </w:rPr>
-        <w:t xml:space="preserve">Reference example, not the only acceptable wording: Teacher explanation: Red-team exercises probe explicit failure boundaries in an authorised isolated fixture environment. Their purpose is </w:t>
-      </w:r>
-      <w:r>
-        <w:rPr>
-          <w:b/>
-        </w:rPr>
-        <w:t>evidence</w:t>
-      </w:r>
-      <w:r>
-        <w:rPr>
-          <w:b w:val="0"/>
-        </w:rPr>
-        <w:t>-based improvement.</w:t>
-      </w:r>
-    </w:p>
-    <w:p>
-      <w:pPr>
-        <w:spacing w:line="336" w:lineRule="auto" w:after="180"/>
-      </w:pPr>
-      <w:r>
-        <w:rPr>
-          <w:b w:val="0"/>
-        </w:rPr>
-        <w:t>Use fictional records and allowed test routes. Define a target contract violation, record the exact case, observe action/data traces and preserve a reproducible report. Do not touch external systems.</w:t>
       </w:r>
     </w:p>
     <w:p>
@@ -710,6 +947,11 @@
       </w:r>
     </w:p>
     <w:p>
+      <w:r>
+        <w:t>This compact option is not the full-week schedule. Use the main teaching cycle and allow extra sessions for the investigation, independent work and project.</w:t>
+      </w:r>
+    </w:p>
+    <w:p>
       <w:pPr>
         <w:spacing w:line="336" w:lineRule="auto" w:after="180"/>
       </w:pPr>
@@ -717,7 +959,7 @@
         <w:rPr>
           <w:b w:val="0"/>
         </w:rPr>
-        <w:t>Use the supplied scenario, student illustrations and blank paper. For numeric work, offer counters or a calculator after learners show the setup. Fictional records are supplied; personal data and paid accounts are unnecessary.</w:t>
+        <w:t>Allow 80 minutes: recall 8; explanation 12; worked demonstration 15; guided practice 20; independent assessment 15; project and reflection 10. Extend the lab into a second session when needed.</w:t>
       </w:r>
     </w:p>
     <w:p>
@@ -725,24 +967,428 @@
         <w:pStyle w:val="Heading3"/>
       </w:pPr>
       <w:r>
-        <w:t>Alternative compact allocation</w:t>
-      </w:r>
-    </w:p>
-    <w:p>
-      <w:r>
-        <w:t>This compact option is not the full-week schedule. Use the main teaching cycle and allow extra sessions for the investigation, independent work and project.</w:t>
+        <w:t>Preparation for the connected explanation</w:t>
+      </w:r>
+    </w:p>
+    <w:p>
+      <w:pPr>
+        <w:pStyle w:val="Heading3"/>
+      </w:pPr>
+      <w:r>
+        <w:t>Readiness answer</w:t>
+      </w:r>
+    </w:p>
+    <w:p>
+      <w:pPr>
+        <w:pStyle w:val="Heading3"/>
+      </w:pPr>
+      <w:r>
+        <w:t>End goal for the pictorial case</w:t>
       </w:r>
     </w:p>
     <w:p>
       <w:pPr>
         <w:spacing w:line="336" w:lineRule="auto" w:after="180"/>
-        <w:shd w:fill="F1F6F8"/>
-      </w:pPr>
-      <w:r>
-        <w:rPr>
-          <w:b w:val="0"/>
-        </w:rPr>
-        <w:t>Allow 80 minutes: recall 8; explanation 12; worked demonstration 15; guided practice 20; independent assessment 15; project and reflection 10. Extend the lab into a second session when needed.</w:t>
+      </w:pPr>
+      <w:r>
+        <w:rPr>
+          <w:b w:val="0"/>
+        </w:rPr>
+        <w:t>This added worked case illustrates the week’s main idea. Retain all original and connected topics; schedule its practice within the teaching cycle.</w:t>
+      </w:r>
+    </w:p>
+    <w:p>
+      <w:pPr>
+        <w:pStyle w:val="Heading1"/>
+      </w:pPr>
+      <w:r>
+        <w:t>02. Teach a brief that can be built and checked by someone else</w:t>
+      </w:r>
+    </w:p>
+    <w:p>
+      <w:r>
+        <w:t>Supply the complete corpus and distinguish expected behavior from results.</w:t>
+      </w:r>
+    </w:p>
+    <w:p>
+      <w:pPr>
+        <w:pStyle w:val="Heading2"/>
+      </w:pPr>
+      <w:r>
+        <w:t>State bounded requirements and source access</w:t>
+      </w:r>
+    </w:p>
+    <w:p>
+      <w:pPr>
+        <w:spacing w:line="336" w:lineRule="auto" w:after="180"/>
+      </w:pPr>
+      <w:r>
+        <w:rPr>
+          <w:b w:val="0"/>
+        </w:rPr>
+        <w:t xml:space="preserve">A grounded-assistant capstone begins with bounded </w:t>
+      </w:r>
+      <w:r>
+        <w:rPr>
+          <w:b/>
+        </w:rPr>
+        <w:t>requirement</w:t>
+      </w:r>
+      <w:r>
+        <w:rPr>
+          <w:b w:val="0"/>
+        </w:rPr>
+        <w:t xml:space="preserve">s and a versioned permitted corpus. A baseline can be a manual lookup </w:t>
+      </w:r>
+      <w:r>
+        <w:rPr>
+          <w:b/>
+        </w:rPr>
+        <w:t>process</w:t>
+      </w:r>
+      <w:r>
+        <w:rPr>
+          <w:b w:val="0"/>
+        </w:rPr>
+        <w:t xml:space="preserve"> using the same </w:t>
+      </w:r>
+      <w:r>
+        <w:rPr>
+          <w:b/>
+        </w:rPr>
+        <w:t>evidence</w:t>
+      </w:r>
+      <w:r>
+        <w:rPr>
+          <w:b w:val="0"/>
+        </w:rPr>
+        <w:t>.</w:t>
+      </w:r>
+    </w:p>
+    <w:p>
+      <w:pPr>
+        <w:spacing w:line="336" w:lineRule="auto" w:after="180"/>
+      </w:pPr>
+      <w:r>
+        <w:rPr>
+          <w:b w:val="0"/>
+        </w:rPr>
+        <w:t xml:space="preserve">Specify the user question, source authority, access, </w:t>
+      </w:r>
+      <w:r>
+        <w:rPr>
+          <w:b/>
+        </w:rPr>
+        <w:t>output</w:t>
+      </w:r>
+      <w:r>
+        <w:rPr>
+          <w:b w:val="0"/>
+        </w:rPr>
+        <w:t>/fallback contract and evaluation plan. Freeze corpus IDs and split cases before implementation. Keep teacher material out of student retrieval.</w:t>
+      </w:r>
+    </w:p>
+    <w:p>
+      <w:pPr>
+        <w:spacing w:line="336" w:lineRule="auto" w:after="180"/>
+      </w:pPr>
+      <w:r>
+        <w:rPr>
+          <w:b w:val="0"/>
+        </w:rPr>
+        <w:t>Glossary design contract: standalone word-definition request → exact eligible entry → supported restatement with its corpus/version/entry reference. Output has status, answer and source_ids. Supported requires a matching entry. Missing entry gives status=not_in_source, answer=null and an explicit scope statement. Ambiguous term/referent gives clarification with no invented definition.</w:t>
+      </w:r>
+    </w:p>
+    <w:p>
+      <w:pPr>
+        <w:spacing w:line="336" w:lineRule="auto" w:after="180"/>
+      </w:pPr>
+      <w:r>
+        <w:rPr>
+          <w:b w:val="0"/>
+        </w:rPr>
+        <w:t>Baseline is direct glossary search over the same version. No personal data, external actions or treatment decisions. Record who reviews a corpus change before adding tests for it.</w:t>
+      </w:r>
+    </w:p>
+    <w:p>
+      <w:pPr>
+        <w:pStyle w:val="Heading2"/>
+      </w:pPr>
+      <w:r>
+        <w:t>Read complete V1/V2 entries</w:t>
+      </w:r>
+    </w:p>
+    <w:tbl>
+      <w:tblPr>
+        <w:tblStyle w:val="LightShading-Accent1"/>
+        <w:tblW w:type="auto" w:w="0"/>
+        <w:tblLook w:firstColumn="1" w:firstRow="1" w:lastColumn="0" w:lastRow="0" w:noHBand="0" w:noVBand="1" w:val="04A0"/>
+      </w:tblPr>
+      <w:tblGrid>
+        <w:gridCol w:w="5112"/>
+        <w:gridCol w:w="5112"/>
+      </w:tblGrid>
+      <w:tr>
+        <w:trPr>
+          <w:tblHeader/>
+        </w:trPr>
+        <w:tc>
+          <w:tcPr>
+            <w:tcW w:type="dxa" w:w="5112"/>
+          </w:tcPr>
+          <w:p>
+            <w:r>
+              <w:t>Complete fictional approved glossary</w:t>
+            </w:r>
+          </w:p>
+        </w:tc>
+        <w:tc>
+          <w:tcPr>
+            <w:tcW w:type="dxa" w:w="5112"/>
+          </w:tcPr>
+          <w:p>
+            <w:r>
+              <w:t>Entry and stable reference</w:t>
+            </w:r>
+          </w:p>
+        </w:tc>
+      </w:tr>
+      <w:tr>
+        <w:tc>
+          <w:tcPr>
+            <w:tcW w:type="dxa" w:w="5112"/>
+          </w:tcPr>
+          <w:p>
+            <w:r>
+              <w:t>V1/root</w:t>
+            </w:r>
+          </w:p>
+        </w:tc>
+        <w:tc>
+          <w:tcPr>
+            <w:tcW w:type="dxa" w:w="5112"/>
+          </w:tcPr>
+          <w:p>
+            <w:r>
+              <w:t>A root is a plant part that can anchor the plant in soil.</w:t>
+            </w:r>
+          </w:p>
+        </w:tc>
+      </w:tr>
+      <w:tr>
+        <w:tc>
+          <w:tcPr>
+            <w:tcW w:type="dxa" w:w="5112"/>
+          </w:tcPr>
+          <w:p>
+            <w:r>
+              <w:t>V1/stem</w:t>
+            </w:r>
+          </w:p>
+        </w:tc>
+        <w:tc>
+          <w:tcPr>
+            <w:tcW w:type="dxa" w:w="5112"/>
+          </w:tcPr>
+          <w:p>
+            <w:r>
+              <w:t>A stem is a plant part that supports leaves.</w:t>
+            </w:r>
+          </w:p>
+        </w:tc>
+      </w:tr>
+      <w:tr>
+        <w:tc>
+          <w:tcPr>
+            <w:tcW w:type="dxa" w:w="5112"/>
+          </w:tcPr>
+          <w:p>
+            <w:r>
+              <w:t>V1/leaf</w:t>
+            </w:r>
+          </w:p>
+        </w:tc>
+        <w:tc>
+          <w:tcPr>
+            <w:tcW w:type="dxa" w:w="5112"/>
+          </w:tcPr>
+          <w:p>
+            <w:r>
+              <w:t>A leaf is a plant part that captures light for photosynthesis.</w:t>
+            </w:r>
+          </w:p>
+        </w:tc>
+      </w:tr>
+      <w:tr>
+        <w:tc>
+          <w:tcPr>
+            <w:tcW w:type="dxa" w:w="5112"/>
+          </w:tcPr>
+          <w:p>
+            <w:r>
+              <w:t>V2/flower · changed case only</w:t>
+            </w:r>
+          </w:p>
+        </w:tc>
+        <w:tc>
+          <w:tcPr>
+            <w:tcW w:type="dxa" w:w="5112"/>
+          </w:tcPr>
+          <w:p>
+            <w:r>
+              <w:t>A flower is a reproductive structure of a flowering plant. V2 retains the three V1 entries.</w:t>
+            </w:r>
+          </w:p>
+        </w:tc>
+      </w:tr>
+      <w:tr>
+        <w:tc>
+          <w:tcPr>
+            <w:tcW w:type="dxa" w:w="5112"/>
+          </w:tcPr>
+          <w:p>
+            <w:r>
+              <w:t>Access and omissions</w:t>
+            </w:r>
+          </w:p>
+        </w:tc>
+        <w:tc>
+          <w:tcPr>
+            <w:tcW w:type="dxa" w:w="5112"/>
+          </w:tcPr>
+          <w:p>
+            <w:r>
+              <w:t>All listed entries are public for this exercise. No disease treatment, weather or other definitions are supplied.</w:t>
+            </w:r>
+          </w:p>
+        </w:tc>
+      </w:tr>
+    </w:tbl>
+    <w:p>
+      <w:pPr>
+        <w:pStyle w:val="Heading2"/>
+      </w:pPr>
+      <w:r>
+        <w:t>Review the earlier room design</w:t>
+      </w:r>
+    </w:p>
+    <w:p>
+      <w:pPr>
+        <w:spacing w:line="336" w:lineRule="auto" w:after="180"/>
+      </w:pPr>
+      <w:r>
+        <w:rPr>
+          <w:b w:val="0"/>
+        </w:rPr>
+        <w:t>Student room assistant corpus contains public register P, teacher-only guide T and current approval A. It must report approved room capacity or needs_review.</w:t>
+      </w:r>
+    </w:p>
+    <w:p>
+      <w:pPr>
+        <w:spacing w:line="336" w:lineRule="auto" w:after="180"/>
+      </w:pPr>
+      <w:r>
+        <w:rPr>
+          <w:b w:val="0"/>
+        </w:rPr>
+        <w:t>Authorised corpus contains P and A, excluding T. Baseline manually checks same-room current approval and capacity. Reserve complete, missing and conflicting cases before development.</w:t>
+      </w:r>
+    </w:p>
+    <w:p>
+      <w:pPr>
+        <w:pStyle w:val="Heading2"/>
+      </w:pPr>
+      <w:r>
+        <w:t>Read the pictured vocabulary brief</w:t>
+      </w:r>
+    </w:p>
+    <w:p>
+      <w:pPr>
+        <w:spacing w:line="336" w:lineRule="auto" w:after="180"/>
+      </w:pPr>
+      <w:r>
+        <w:rPr>
+          <w:b w:val="0"/>
+        </w:rPr>
+        <w:t>Plan a bounded study buddy around a small approved vocabulary corpus.</w:t>
+      </w:r>
+    </w:p>
+    <w:p>
+      <w:pPr>
+        <w:spacing w:line="336" w:lineRule="auto" w:after="180"/>
+      </w:pPr>
+      <w:r>
+        <w:rPr>
+          <w:b w:val="0"/>
+        </w:rPr>
+        <w:t>Corpus V1 defines roots, stem and leaf. It contains no plant disease treatment. Success requires a source reference; missing definitions require a clear fallback.</w:t>
+      </w:r>
+    </w:p>
+    <w:p>
+      <w:pPr>
+        <w:spacing w:line="336" w:lineRule="auto" w:after="180"/>
+      </w:pPr>
+      <w:r>
+        <w:rPr>
+          <w:b w:val="0"/>
+        </w:rPr>
+        <w:t xml:space="preserve">All </w:t>
+      </w:r>
+      <w:r>
+        <w:rPr>
+          <w:b/>
+        </w:rPr>
+        <w:t>input</w:t>
+      </w:r>
+      <w:r>
+        <w:rPr>
+          <w:b w:val="0"/>
+        </w:rPr>
+        <w:t>s and outcomes in this worked example are invented classroom data; no real model run is claimed.</w:t>
+      </w:r>
+    </w:p>
+    <w:p>
+      <w:pPr>
+        <w:pStyle w:val="Heading2"/>
+      </w:pPr>
+      <w:r>
+        <w:t>Trace normal and out-of-scope tests</w:t>
+      </w:r>
+    </w:p>
+    <w:p>
+      <w:r>
+        <w:drawing>
+          <wp:inline xmlns:a="http://schemas.openxmlformats.org/drawingml/2006/main" xmlns:pic="http://schemas.openxmlformats.org/drawingml/2006/picture">
+            <wp:extent cx="5486400" cy="3337560"/>
+            <wp:docPr id="1" name="Picture 1" descr="Define contract: Answer only glossary-definition requests supported by V1. → Plan normal test: “What is a stem?” must point to V1’s stem entry. → Plan missing test: “How do I cure this disease?” must produce an out-of-scope response, not a treatment guess."/>
+            <wp:cNvGraphicFramePr>
+              <a:graphicFrameLocks noChangeAspect="1"/>
+            </wp:cNvGraphicFramePr>
+            <a:graphic>
+              <a:graphicData uri="http://schemas.openxmlformats.org/drawingml/2006/picture">
+                <pic:pic>
+                  <pic:nvPicPr>
+                    <pic:cNvPr id="0" name="academy-story-ai-3-33-02.png"/>
+                    <pic:cNvPicPr/>
+                  </pic:nvPicPr>
+                  <pic:blipFill>
+                    <a:blip r:embed="rId9"/>
+                    <a:stretch>
+                      <a:fillRect/>
+                    </a:stretch>
+                  </pic:blipFill>
+                  <pic:spPr>
+                    <a:xfrm>
+                      <a:off x="0" y="0"/>
+                      <a:ext cx="5486400" cy="3337560"/>
+                    </a:xfrm>
+                    <a:prstGeom prst="rect"/>
+                  </pic:spPr>
+                </pic:pic>
+              </a:graphicData>
+            </a:graphic>
+          </wp:inline>
+        </w:drawing>
       </w:r>
     </w:p>
     <w:p>
@@ -750,7 +1396,114 @@
         <w:pStyle w:val="Heading3"/>
       </w:pPr>
       <w:r>
-        <w:t>Preparation for the connected explanation</w:t>
+        <w:t>Read the picture one step at a time</w:t>
+      </w:r>
+    </w:p>
+    <w:tbl>
+      <w:tblPr>
+        <w:tblStyle w:val="LightShading-Accent1"/>
+        <w:tblW w:type="auto" w:w="0"/>
+        <w:tblLook w:firstColumn="1" w:firstRow="1" w:lastColumn="0" w:lastRow="0" w:noHBand="0" w:noVBand="1" w:val="04A0"/>
+      </w:tblPr>
+      <w:tblGrid>
+        <w:gridCol w:w="5112"/>
+        <w:gridCol w:w="5112"/>
+      </w:tblGrid>
+      <w:tr>
+        <w:trPr>
+          <w:tblHeader/>
+        </w:trPr>
+        <w:tc>
+          <w:tcPr>
+            <w:tcW w:type="dxa" w:w="5112"/>
+          </w:tcPr>
+          <w:p>
+            <w:r>
+              <w:t>Step</w:t>
+            </w:r>
+          </w:p>
+        </w:tc>
+        <w:tc>
+          <w:tcPr>
+            <w:tcW w:type="dxa" w:w="5112"/>
+          </w:tcPr>
+          <w:p>
+            <w:r>
+              <w:t>What happens and why</w:t>
+            </w:r>
+          </w:p>
+        </w:tc>
+      </w:tr>
+      <w:tr>
+        <w:tc>
+          <w:tcPr>
+            <w:tcW w:type="dxa" w:w="5112"/>
+          </w:tcPr>
+          <w:p>
+            <w:r>
+              <w:t>1. Define contract</w:t>
+            </w:r>
+          </w:p>
+        </w:tc>
+        <w:tc>
+          <w:tcPr>
+            <w:tcW w:type="dxa" w:w="5112"/>
+          </w:tcPr>
+          <w:p>
+            <w:r>
+              <w:t>Answer only glossary-definition requests supported by V1.</w:t>
+            </w:r>
+          </w:p>
+        </w:tc>
+      </w:tr>
+      <w:tr>
+        <w:tc>
+          <w:tcPr>
+            <w:tcW w:type="dxa" w:w="5112"/>
+          </w:tcPr>
+          <w:p>
+            <w:r>
+              <w:t>2. Plan normal test</w:t>
+            </w:r>
+          </w:p>
+        </w:tc>
+        <w:tc>
+          <w:tcPr>
+            <w:tcW w:type="dxa" w:w="5112"/>
+          </w:tcPr>
+          <w:p>
+            <w:r>
+              <w:t>“What is a stem?” must point to V1’s stem entry.</w:t>
+            </w:r>
+          </w:p>
+        </w:tc>
+      </w:tr>
+      <w:tr>
+        <w:tc>
+          <w:tcPr>
+            <w:tcW w:type="dxa" w:w="5112"/>
+          </w:tcPr>
+          <w:p>
+            <w:r>
+              <w:t>3. Plan missing test</w:t>
+            </w:r>
+          </w:p>
+        </w:tc>
+        <w:tc>
+          <w:tcPr>
+            <w:tcW w:type="dxa" w:w="5112"/>
+          </w:tcPr>
+          <w:p>
+            <w:r>
+              <w:t>“How do I cure this disease?” must produce an out-of-scope response, not a treatment guess.</w:t>
+            </w:r>
+          </w:p>
+        </w:tc>
+      </w:tr>
+    </w:tbl>
+    <w:p>
+      <w:r>
+        <w:t>Match each pictured step to the supplied facts. This is a worked teaching case, not an independent assessment.</w:t>
       </w:r>
     </w:p>
     <w:p>
@@ -761,31 +1514,77 @@
         <w:rPr>
           <w:b w:val="0"/>
         </w:rPr>
-        <w:t xml:space="preserve">Two 45-minute sessions. A grounded-assistant capstone begins with bounded </w:t>
+        <w:t xml:space="preserve">Read the picture in order. “How do I cure this disease?” must produce an out-of-scope response, not a treatment guess. The arrows show which recorded </w:t>
       </w:r>
       <w:r>
         <w:rPr>
           <w:b/>
         </w:rPr>
-        <w:t>requirement</w:t>
-      </w:r>
-      <w:r>
-        <w:rPr>
-          <w:b w:val="0"/>
-        </w:rPr>
-        <w:t xml:space="preserve">s and a versioned permitted corpus. A baseline can be a manual lookup </w:t>
-      </w:r>
+        <w:t>input</w:t>
+      </w:r>
+      <w:r>
+        <w:rPr>
+          <w:b w:val="0"/>
+        </w:rPr>
+        <w:t xml:space="preserve"> or intermediate result each decision uses.</w:t>
+      </w:r>
+    </w:p>
+    <w:p>
+      <w:pPr>
+        <w:spacing w:line="336" w:lineRule="auto" w:after="180"/>
+      </w:pPr>
+      <w:r>
+        <w:rPr>
+          <w:b w:val="0"/>
+        </w:rPr>
+        <w:t>Explain the deciding step aloud before checking the changed case; pointing to the final answer alone does not show how it follows.</w:t>
+      </w:r>
+    </w:p>
+    <w:p>
+      <w:pPr>
+        <w:pStyle w:val="Heading2"/>
+      </w:pPr>
+      <w:r>
+        <w:t>Predict approved V2 evidence</w:t>
+      </w:r>
+    </w:p>
+    <w:p>
+      <w:pPr>
+        <w:spacing w:line="336" w:lineRule="auto" w:after="180"/>
+      </w:pPr>
+      <w:r>
+        <w:rPr>
+          <w:b w:val="0"/>
+        </w:rPr>
+        <w:t>Change: The corpus gains a teacher-approved flower definition in V2.</w:t>
+      </w:r>
+    </w:p>
+    <w:p>
+      <w:pPr>
+        <w:spacing w:line="336" w:lineRule="auto" w:after="180"/>
+      </w:pPr>
       <w:r>
         <w:rPr>
           <w:b/>
         </w:rPr>
-        <w:t>process</w:t>
-      </w:r>
-      <w:r>
-        <w:rPr>
-          <w:b w:val="0"/>
-        </w:rPr>
-        <w:t xml:space="preserve"> using the same </w:t>
+        <w:t>Prediction</w:t>
+      </w:r>
+      <w:r>
+        <w:rPr>
+          <w:b w:val="0"/>
+        </w:rPr>
+        <w:t>: Add a flower test using V2 and record the corpus version.</w:t>
+      </w:r>
+    </w:p>
+    <w:p>
+      <w:pPr>
+        <w:spacing w:line="336" w:lineRule="auto" w:after="180"/>
+      </w:pPr>
+      <w:r>
+        <w:rPr>
+          <w:b w:val="0"/>
+        </w:rPr>
+        <w:t xml:space="preserve">Reason: The </w:t>
       </w:r>
       <w:r>
         <w:rPr>
@@ -797,6 +1596,170 @@
         <w:rPr>
           <w:b w:val="0"/>
         </w:rPr>
+        <w:t xml:space="preserve"> boundary changed explicitly; the earlier corpus could not support this new entry.</w:t>
+      </w:r>
+    </w:p>
+    <w:p>
+      <w:pPr>
+        <w:pStyle w:val="Heading2"/>
+      </w:pPr>
+      <w:r>
+        <w:t>State the plan-versus-outcome limit</w:t>
+      </w:r>
+    </w:p>
+    <w:p>
+      <w:pPr>
+        <w:spacing w:line="336" w:lineRule="auto" w:after="180"/>
+      </w:pPr>
+      <w:r>
+        <w:rPr>
+          <w:b w:val="0"/>
+        </w:rPr>
+        <w:t>A capstone design is a testable plan; its proposed behaviours are not verified outcomes until checked.</w:t>
+      </w:r>
+    </w:p>
+    <w:p>
+      <w:pPr>
+        <w:spacing w:line="336" w:lineRule="auto" w:after="180"/>
+      </w:pPr>
+      <w:r>
+        <w:rPr>
+          <w:b w:val="0"/>
+        </w:rPr>
+        <w:t xml:space="preserve">Cover the result. Ask learners to name the </w:t>
+      </w:r>
+      <w:r>
+        <w:rPr>
+          <w:b/>
+        </w:rPr>
+        <w:t>input</w:t>
+      </w:r>
+      <w:r>
+        <w:rPr>
+          <w:b w:val="0"/>
+        </w:rPr>
+        <w:t xml:space="preserve">s and predict the next step. Uncover one step, connect the icon to the actual procedure, and explain its </w:t>
+      </w:r>
+      <w:r>
+        <w:rPr>
+          <w:b/>
+        </w:rPr>
+        <w:t>evidence</w:t>
+      </w:r>
+      <w:r>
+        <w:rPr>
+          <w:b w:val="0"/>
+        </w:rPr>
+        <w:t>. Then change the supplied condition and compare.</w:t>
+      </w:r>
+    </w:p>
+    <w:p>
+      <w:pPr>
+        <w:spacing w:line="336" w:lineRule="auto" w:after="180"/>
+      </w:pPr>
+      <w:r>
+        <w:rPr>
+          <w:b w:val="0"/>
+        </w:rPr>
+        <w:t>The picture is a representation; it does not document execution of a real AI model.</w:t>
+      </w:r>
+    </w:p>
+    <w:p>
+      <w:pPr>
+        <w:pStyle w:val="Heading2"/>
+      </w:pPr>
+      <w:r>
+        <w:t>Earlier wording, alternatives and picture transcripts · reference / check after trying</w:t>
+      </w:r>
+    </w:p>
+    <w:p>
+      <w:pPr>
+        <w:spacing w:line="336" w:lineRule="auto" w:after="180"/>
+      </w:pPr>
+      <w:r>
+        <w:rPr>
+          <w:b w:val="0"/>
+        </w:rPr>
+        <w:t>Explain the mechanism</w:t>
+      </w:r>
+    </w:p>
+    <w:p>
+      <w:pPr>
+        <w:spacing w:line="336" w:lineRule="auto" w:after="180"/>
+      </w:pPr>
+      <w:r>
+        <w:rPr>
+          <w:b/>
+        </w:rPr>
+        <w:t>Input</w:t>
+      </w:r>
+      <w:r>
+        <w:rPr>
+          <w:b w:val="0"/>
+        </w:rPr>
+        <w:t xml:space="preserve"> → </w:t>
+      </w:r>
+      <w:r>
+        <w:rPr>
+          <w:b/>
+        </w:rPr>
+        <w:t>Process</w:t>
+      </w:r>
+      <w:r>
+        <w:rPr>
+          <w:b w:val="0"/>
+        </w:rPr>
+        <w:t xml:space="preserve"> → </w:t>
+      </w:r>
+      <w:r>
+        <w:rPr>
+          <w:b/>
+        </w:rPr>
+        <w:t>Output</w:t>
+      </w:r>
+    </w:p>
+    <w:p>
+      <w:pPr>
+        <w:spacing w:line="336" w:lineRule="auto" w:after="180"/>
+      </w:pPr>
+      <w:r>
+        <w:rPr>
+          <w:b w:val="0"/>
+        </w:rPr>
+        <w:t>Trace the information. At each stage, ask what changed and how you could test it.</w:t>
+      </w:r>
+    </w:p>
+    <w:p>
+      <w:pPr>
+        <w:spacing w:line="336" w:lineRule="auto" w:after="180"/>
+      </w:pPr>
+      <w:r>
+        <w:rPr>
+          <w:b w:val="0"/>
+        </w:rPr>
+        <w:t>Which stage could fail even when the other two are correct? Explain:</w:t>
+      </w:r>
+    </w:p>
+    <w:p>
+      <w:pPr>
+        <w:spacing w:line="336" w:lineRule="auto" w:after="180"/>
+      </w:pPr>
+      <w:r>
+        <w:rPr>
+          <w:b w:val="0"/>
+        </w:rPr>
+        <w:t xml:space="preserve">Predict first. Then check each step. A correct answer without visible reasoning is incomplete </w:t>
+      </w:r>
+      <w:r>
+        <w:rPr>
+          <w:b/>
+        </w:rPr>
+        <w:t>evidence</w:t>
+      </w:r>
+      <w:r>
+        <w:rPr>
+          <w:b w:val="0"/>
+        </w:rPr>
         <w:t>.</w:t>
       </w:r>
     </w:p>
@@ -808,19 +1771,30 @@
         <w:rPr>
           <w:b w:val="0"/>
         </w:rPr>
-        <w:t xml:space="preserve">Use the supplied constructed scenarios to make the </w:t>
+        <w:t>1. Need: answer questions from one approved science unit.</w:t>
+      </w:r>
+    </w:p>
+    <w:p>
+      <w:pPr>
+        <w:spacing w:line="336" w:lineRule="auto" w:after="180"/>
+      </w:pPr>
+      <w:r>
+        <w:rPr>
+          <w:b w:val="0"/>
+        </w:rPr>
+        <w:t xml:space="preserve">2. </w:t>
       </w:r>
       <w:r>
         <w:rPr>
           <w:b/>
         </w:rPr>
-        <w:t>mechanism</w:t>
-      </w:r>
-      <w:r>
-        <w:rPr>
-          <w:b w:val="0"/>
-        </w:rPr>
-        <w:t xml:space="preserve"> inspectable. Collect W4 before sharing solutions.</w:t>
+        <w:t>Requirement</w:t>
+      </w:r>
+      <w:r>
+        <w:rPr>
+          <w:b w:val="0"/>
+        </w:rPr>
+        <w:t>s include citations, age-fit explanation, and missing-source abstention.</w:t>
       </w:r>
     </w:p>
     <w:p>
@@ -831,7 +1805,40 @@
         <w:rPr>
           <w:b w:val="0"/>
         </w:rPr>
-        <w:t xml:space="preserve">Students should name intermediate </w:t>
+        <w:t>3. Success: at least 8/10 fixed eval cases pass, with no unsupported claims.</w:t>
+      </w:r>
+    </w:p>
+    <w:p>
+      <w:pPr>
+        <w:spacing w:line="336" w:lineRule="auto" w:after="180"/>
+      </w:pPr>
+      <w:r>
+        <w:rPr>
+          <w:b w:val="0"/>
+        </w:rPr>
+        <w:t>4. Review architecture, privacy, provenance, and safety before building.</w:t>
+      </w:r>
+    </w:p>
+    <w:p>
+      <w:pPr>
+        <w:spacing w:line="336" w:lineRule="auto" w:after="180"/>
+      </w:pPr>
+      <w:r>
+        <w:rPr>
+          <w:b w:val="0"/>
+        </w:rPr>
+        <w:t>Recalculate, retrace, or restate the reasoning in your own representation:</w:t>
+      </w:r>
+    </w:p>
+    <w:p>
+      <w:pPr>
+        <w:spacing w:line="336" w:lineRule="auto" w:after="180"/>
+      </w:pPr>
+      <w:r>
+        <w:rPr>
+          <w:b w:val="0"/>
+        </w:rPr>
+        <w:t xml:space="preserve">CHECK Did the </w:t>
       </w:r>
       <w:r>
         <w:rPr>
@@ -843,7 +1850,7 @@
         <w:rPr>
           <w:b w:val="0"/>
         </w:rPr>
-        <w:t xml:space="preserve"> and limitations; classroom pacing and learning effectiveness remain unvalidated.</w:t>
+        <w:t xml:space="preserve"> answer the exact question? Did the total, path, or source record stay consistent?</w:t>
       </w:r>
     </w:p>
     <w:p>
@@ -851,7 +1858,7 @@
         <w:pStyle w:val="Heading3"/>
       </w:pPr>
       <w:r>
-        <w:t>Readiness answer</w:t>
+        <w:t>Concrete teaching case</w:t>
       </w:r>
     </w:p>
     <w:p>
@@ -862,31 +1869,19 @@
         <w:rPr>
           <w:b w:val="0"/>
         </w:rPr>
-        <w:t xml:space="preserve">A result depends on the </w:t>
+        <w:t>Capstone: answer from one approved chapter with citations and a missing-</w:t>
       </w:r>
       <w:r>
         <w:rPr>
           <w:b/>
         </w:rPr>
-        <w:t>input</w:t>
-      </w:r>
-      <w:r>
-        <w:rPr>
-          <w:b w:val="0"/>
-        </w:rPr>
-        <w:t xml:space="preserve">s, procedure and conditions that produced it. Preserve data roles and distinguish observed outcomes from </w:t>
-      </w:r>
-      <w:r>
-        <w:rPr>
-          <w:b/>
-        </w:rPr>
-        <w:t>prediction</w:t>
-      </w:r>
-      <w:r>
-        <w:rPr>
-          <w:b w:val="0"/>
-        </w:rPr>
-        <w:t>s or unmeasured conditions.</w:t>
+        <w:t>evidence</w:t>
+      </w:r>
+      <w:r>
+        <w:rPr>
+          <w:b w:val="0"/>
+        </w:rPr>
+        <w:t xml:space="preserve"> fallback.</w:t>
       </w:r>
     </w:p>
     <w:p>
@@ -897,7 +1892,15 @@
         <w:rPr>
           <w:b w:val="0"/>
         </w:rPr>
-        <w:t>If the prior concept cannot be explained, use a short retrieval activity before this chapter.</w:t>
+        <w:t>Define acceptance tests.</w:t>
+      </w:r>
+    </w:p>
+    <w:p>
+      <w:pPr>
+        <w:pStyle w:val="Heading3"/>
+      </w:pPr>
+      <w:r>
+        <w:t>Exact explanation to model</w:t>
       </w:r>
     </w:p>
     <w:p>
@@ -908,7 +1911,15 @@
         <w:rPr>
           <w:b w:val="0"/>
         </w:rPr>
-        <w:t>Lesson and workbook; paper and pencil</w:t>
+        <w:t>Use answerable, ambiguous and unanswerable cases. Check correctness, support, format and fallback, plus declared permissions and privacy.</w:t>
+      </w:r>
+    </w:p>
+    <w:p>
+      <w:pPr>
+        <w:pStyle w:val="Heading3"/>
+      </w:pPr>
+      <w:r>
+        <w:t>Explain the added worked example</w:t>
       </w:r>
     </w:p>
     <w:p>
@@ -919,7 +1930,7 @@
         <w:rPr>
           <w:b w:val="0"/>
         </w:rPr>
-        <w:t>Calculator and optional local Python 3 for arithmetic; no live API or private data</w:t>
+        <w:t>Begin by writing the question the procedure is intended to answer. Identify the information already supplied, the information it will produce and the information still missing.</w:t>
       </w:r>
     </w:p>
     <w:p>
@@ -930,429 +1941,7 @@
         <w:rPr>
           <w:b w:val="0"/>
         </w:rPr>
-        <w:t>Prepare the fresh retry separately and withhold its solution until after collection</w:t>
-      </w:r>
-    </w:p>
-    <w:p>
-      <w:pPr>
-        <w:pStyle w:val="Heading3"/>
-      </w:pPr>
-      <w:r>
-        <w:t>End goal for the pictorial case</w:t>
-      </w:r>
-    </w:p>
-    <w:p>
-      <w:pPr>
-        <w:spacing w:line="336" w:lineRule="auto" w:after="180"/>
-      </w:pPr>
-      <w:r>
-        <w:rPr>
-          <w:b w:val="0"/>
-        </w:rPr>
-        <w:t>By the end, I can explain capstone design using a traced example and a stated limitation.</w:t>
-      </w:r>
-    </w:p>
-    <w:p>
-      <w:pPr>
-        <w:spacing w:line="336" w:lineRule="auto" w:after="180"/>
-      </w:pPr>
-      <w:r>
-        <w:rPr>
-          <w:b w:val="0"/>
-        </w:rPr>
-        <w:t>This added worked case illustrates the week’s main idea. Retain all original and connected topics; schedule its practice within the teaching cycle.</w:t>
-      </w:r>
-    </w:p>
-    <w:p>
-      <w:pPr>
-        <w:pStyle w:val="Heading1"/>
-      </w:pPr>
-      <w:r>
-        <w:t>02. Explain the mechanism</w:t>
-      </w:r>
-    </w:p>
-    <w:p>
-      <w:r>
-        <w:t>Model Capstone Design using the supplied case, labelled mechanism and reasoning. Make the scope of each conclusion explicit.</w:t>
-      </w:r>
-    </w:p>
-    <w:p>
-      <w:pPr>
-        <w:spacing w:line="336" w:lineRule="auto" w:after="180"/>
-      </w:pPr>
-      <w:r>
-        <w:rPr>
-          <w:b/>
-        </w:rPr>
-        <w:t>Input</w:t>
-      </w:r>
-      <w:r>
-        <w:rPr>
-          <w:b w:val="0"/>
-        </w:rPr>
-        <w:t xml:space="preserve"> → </w:t>
-      </w:r>
-      <w:r>
-        <w:rPr>
-          <w:b/>
-        </w:rPr>
-        <w:t>Process</w:t>
-      </w:r>
-      <w:r>
-        <w:rPr>
-          <w:b w:val="0"/>
-        </w:rPr>
-        <w:t xml:space="preserve"> → </w:t>
-      </w:r>
-      <w:r>
-        <w:rPr>
-          <w:b/>
-        </w:rPr>
-        <w:t>Output</w:t>
-      </w:r>
-    </w:p>
-    <w:p>
-      <w:pPr>
-        <w:spacing w:line="336" w:lineRule="auto" w:after="180"/>
-      </w:pPr>
-      <w:r>
-        <w:rPr>
-          <w:b w:val="0"/>
-        </w:rPr>
-        <w:t>Trace the information. At each stage, ask what changed and how you could test it.</w:t>
-      </w:r>
-    </w:p>
-    <w:p>
-      <w:pPr>
-        <w:spacing w:line="336" w:lineRule="auto" w:after="180"/>
-      </w:pPr>
-      <w:r>
-        <w:rPr>
-          <w:b w:val="0"/>
-        </w:rPr>
-        <w:t>Which stage could fail even when the other two are correct? Explain:</w:t>
-      </w:r>
-    </w:p>
-    <w:p>
-      <w:pPr>
-        <w:spacing w:line="336" w:lineRule="auto" w:after="180"/>
-      </w:pPr>
-      <w:r>
-        <w:rPr>
-          <w:b w:val="0"/>
-        </w:rPr>
-        <w:t xml:space="preserve">Predict first. Then check each step. A correct answer without visible reasoning is incomplete </w:t>
-      </w:r>
-      <w:r>
-        <w:rPr>
-          <w:b/>
-        </w:rPr>
-        <w:t>evidence</w:t>
-      </w:r>
-      <w:r>
-        <w:rPr>
-          <w:b w:val="0"/>
-        </w:rPr>
-        <w:t>.</w:t>
-      </w:r>
-    </w:p>
-    <w:p>
-      <w:pPr>
-        <w:spacing w:line="336" w:lineRule="auto" w:after="180"/>
-        <w:shd w:fill="F4F9FC"/>
-      </w:pPr>
-      <w:r>
-        <w:rPr>
-          <w:b w:val="0"/>
-        </w:rPr>
-        <w:t>1. Need: answer questions from one approved science unit.</w:t>
-      </w:r>
-    </w:p>
-    <w:p>
-      <w:pPr>
-        <w:spacing w:line="336" w:lineRule="auto" w:after="180"/>
-        <w:shd w:fill="F4F9FC"/>
-      </w:pPr>
-      <w:r>
-        <w:rPr>
-          <w:b w:val="0"/>
-        </w:rPr>
-        <w:t xml:space="preserve">2. </w:t>
-      </w:r>
-      <w:r>
-        <w:rPr>
-          <w:b/>
-        </w:rPr>
-        <w:t>Requirement</w:t>
-      </w:r>
-      <w:r>
-        <w:rPr>
-          <w:b w:val="0"/>
-        </w:rPr>
-        <w:t>s include citations, age-fit explanation, and missing-source abstention.</w:t>
-      </w:r>
-    </w:p>
-    <w:p>
-      <w:pPr>
-        <w:spacing w:line="336" w:lineRule="auto" w:after="180"/>
-        <w:shd w:fill="F4F9FC"/>
-      </w:pPr>
-      <w:r>
-        <w:rPr>
-          <w:b w:val="0"/>
-        </w:rPr>
-        <w:t>3. Success: at least 8/10 fixed eval cases pass, with no unsupported claims.</w:t>
-      </w:r>
-    </w:p>
-    <w:p>
-      <w:pPr>
-        <w:spacing w:line="336" w:lineRule="auto" w:after="180"/>
-        <w:shd w:fill="F4F9FC"/>
-      </w:pPr>
-      <w:r>
-        <w:rPr>
-          <w:b w:val="0"/>
-        </w:rPr>
-        <w:t>4. Review architecture, privacy, provenance, and safety before building.</w:t>
-      </w:r>
-    </w:p>
-    <w:p>
-      <w:pPr>
-        <w:spacing w:line="336" w:lineRule="auto" w:after="180"/>
-      </w:pPr>
-      <w:r>
-        <w:rPr>
-          <w:b w:val="0"/>
-        </w:rPr>
-        <w:t>Recalculate, retrace, or restate the reasoning in your own representation:</w:t>
-      </w:r>
-    </w:p>
-    <w:p>
-      <w:pPr>
-        <w:spacing w:line="336" w:lineRule="auto" w:after="180"/>
-        <w:shd w:fill="F5F1FB"/>
-      </w:pPr>
-      <w:r>
-        <w:rPr>
-          <w:b w:val="0"/>
-        </w:rPr>
-        <w:t xml:space="preserve">CHECK Did the </w:t>
-      </w:r>
-      <w:r>
-        <w:rPr>
-          <w:b/>
-        </w:rPr>
-        <w:t>evidence</w:t>
-      </w:r>
-      <w:r>
-        <w:rPr>
-          <w:b w:val="0"/>
-        </w:rPr>
-        <w:t xml:space="preserve"> answer the exact question? Did the total, path, or source record stay consistent?</w:t>
-      </w:r>
-    </w:p>
-    <w:p>
-      <w:pPr>
-        <w:pStyle w:val="Heading3"/>
-      </w:pPr>
-      <w:r>
-        <w:t>Concrete teaching case</w:t>
-      </w:r>
-    </w:p>
-    <w:p>
-      <w:pPr>
-        <w:pStyle w:val="Heading3"/>
-      </w:pPr>
-      <w:r>
-        <w:t>The teaching case</w:t>
-      </w:r>
-    </w:p>
-    <w:p>
-      <w:pPr>
-        <w:spacing w:line="336" w:lineRule="auto" w:after="180"/>
-        <w:shd w:fill="F1F6FC"/>
-      </w:pPr>
-      <w:r>
-        <w:rPr>
-          <w:b w:val="0"/>
-        </w:rPr>
-        <w:t>Capstone: answer from one approved chapter with citations and a missing-</w:t>
-      </w:r>
-      <w:r>
-        <w:rPr>
-          <w:b/>
-        </w:rPr>
-        <w:t>evidence</w:t>
-      </w:r>
-      <w:r>
-        <w:rPr>
-          <w:b w:val="0"/>
-        </w:rPr>
-        <w:t xml:space="preserve"> fallback.</w:t>
-      </w:r>
-    </w:p>
-    <w:p>
-      <w:pPr>
-        <w:pStyle w:val="Heading3"/>
-      </w:pPr>
-      <w:r>
-        <w:t>The teaching case</w:t>
-      </w:r>
-    </w:p>
-    <w:p>
-      <w:pPr>
-        <w:spacing w:line="336" w:lineRule="auto" w:after="180"/>
-        <w:shd w:fill="F1F6FC"/>
-      </w:pPr>
-      <w:r>
-        <w:rPr>
-          <w:b w:val="0"/>
-        </w:rPr>
-        <w:t>Define acceptance tests.</w:t>
-      </w:r>
-    </w:p>
-    <w:p>
-      <w:pPr>
-        <w:pStyle w:val="Heading3"/>
-      </w:pPr>
-      <w:r>
-        <w:t>Exact explanation to model</w:t>
-      </w:r>
-    </w:p>
-    <w:p>
-      <w:pPr>
-        <w:pStyle w:val="Heading3"/>
-      </w:pPr>
-      <w:r>
-        <w:t>Why the result follows</w:t>
-      </w:r>
-    </w:p>
-    <w:p>
-      <w:pPr>
-        <w:spacing w:line="336" w:lineRule="auto" w:after="180"/>
-        <w:shd w:fill="F1F6FC"/>
-      </w:pPr>
-      <w:r>
-        <w:rPr>
-          <w:b w:val="0"/>
-        </w:rPr>
-        <w:t>Use answerable, ambiguous and unanswerable cases. Check correctness, support, format and fallback, plus declared permissions and privacy.</w:t>
-      </w:r>
-    </w:p>
-    <w:p>
-      <w:pPr>
-        <w:pStyle w:val="Heading3"/>
-      </w:pPr>
-      <w:r>
-        <w:t>Explain the added worked example</w:t>
-      </w:r>
-    </w:p>
-    <w:p>
-      <w:pPr>
-        <w:spacing w:line="336" w:lineRule="auto" w:after="180"/>
-      </w:pPr>
-      <w:r>
-        <w:rPr>
-          <w:b w:val="0"/>
-        </w:rPr>
-        <w:t xml:space="preserve">A grounded-assistant capstone begins with bounded </w:t>
-      </w:r>
-      <w:r>
-        <w:rPr>
-          <w:b/>
-        </w:rPr>
-        <w:t>requirement</w:t>
-      </w:r>
-      <w:r>
-        <w:rPr>
-          <w:b w:val="0"/>
-        </w:rPr>
-        <w:t xml:space="preserve">s and a versioned permitted corpus. A baseline can be a manual lookup </w:t>
-      </w:r>
-      <w:r>
-        <w:rPr>
-          <w:b/>
-        </w:rPr>
-        <w:t>process</w:t>
-      </w:r>
-      <w:r>
-        <w:rPr>
-          <w:b w:val="0"/>
-        </w:rPr>
-        <w:t xml:space="preserve"> using the same </w:t>
-      </w:r>
-      <w:r>
-        <w:rPr>
-          <w:b/>
-        </w:rPr>
-        <w:t>evidence</w:t>
-      </w:r>
-      <w:r>
-        <w:rPr>
-          <w:b w:val="0"/>
-        </w:rPr>
-        <w:t>.</w:t>
-      </w:r>
-    </w:p>
-    <w:p>
-      <w:pPr>
-        <w:pStyle w:val="Heading3"/>
-      </w:pPr>
-      <w:r>
-        <w:t>Explain the added worked example · 1</w:t>
-      </w:r>
-    </w:p>
-    <w:p>
-      <w:pPr>
-        <w:spacing w:line="336" w:lineRule="auto" w:after="180"/>
-      </w:pPr>
-      <w:r>
-        <w:rPr>
-          <w:b w:val="0"/>
-        </w:rPr>
-        <w:t>Begin by writing the question the procedure is intended to answer. Identify the information already supplied, the information it will produce and the information still missing.</w:t>
-      </w:r>
-    </w:p>
-    <w:p>
-      <w:pPr>
-        <w:spacing w:line="336" w:lineRule="auto" w:after="180"/>
-      </w:pPr>
-      <w:r>
-        <w:rPr>
-          <w:b w:val="0"/>
-        </w:rPr>
         <w:t>These are constructed classroom examples; they do not require live accounts, private records or an external service. Do not treat a plausible explanation as a measured outcome.</w:t>
-      </w:r>
-    </w:p>
-    <w:p>
-      <w:pPr>
-        <w:spacing w:line="336" w:lineRule="auto" w:after="180"/>
-      </w:pPr>
-      <w:r>
-        <w:rPr>
-          <w:b w:val="0"/>
-        </w:rPr>
-        <w:t xml:space="preserve">Specify the user question, source authority, access, </w:t>
-      </w:r>
-      <w:r>
-        <w:rPr>
-          <w:b/>
-        </w:rPr>
-        <w:t>output</w:t>
-      </w:r>
-      <w:r>
-        <w:rPr>
-          <w:b w:val="0"/>
-        </w:rPr>
-        <w:t>/fallback contract and evaluation plan. Freeze corpus IDs and split cases before implementation. Keep teacher material out of student retrieval.</w:t>
-      </w:r>
-    </w:p>
-    <w:p>
-      <w:pPr>
-        <w:pStyle w:val="Heading3"/>
-      </w:pPr>
-      <w:r>
-        <w:t>Explain the added worked example · 2</w:t>
       </w:r>
     </w:p>
     <w:p>
@@ -1561,36 +2150,6 @@
         <w:rPr>
           <w:b w:val="0"/>
         </w:rPr>
-        <w:t>Student room assistant corpus contains public register P, teacher-only guide T and current approval A. It must report approved room capacity or needs_review.</w:t>
-      </w:r>
-    </w:p>
-    <w:p>
-      <w:pPr>
-        <w:spacing w:line="336" w:lineRule="auto" w:after="180"/>
-      </w:pPr>
-      <w:r>
-        <w:rPr>
-          <w:b w:val="0"/>
-        </w:rPr>
-        <w:t>Authorised corpus contains P and A, excluding T. Baseline manually checks same-room current approval and capacity. Reserve complete, missing and conflicting cases before development.</w:t>
-      </w:r>
-    </w:p>
-    <w:p>
-      <w:pPr>
-        <w:pStyle w:val="Heading3"/>
-      </w:pPr>
-      <w:r>
-        <w:t>Model the reasoning aloud · 3</w:t>
-      </w:r>
-    </w:p>
-    <w:p>
-      <w:pPr>
-        <w:spacing w:line="336" w:lineRule="auto" w:after="180"/>
-      </w:pPr>
-      <w:r>
-        <w:rPr>
-          <w:b w:val="0"/>
-        </w:rPr>
         <w:t xml:space="preserve">Compare the intermediate </w:t>
       </w:r>
       <w:r>
@@ -1764,73 +2323,10 @@
     </w:p>
     <w:p>
       <w:pPr>
-        <w:spacing w:line="336" w:lineRule="auto" w:after="180"/>
-      </w:pPr>
-      <w:r>
-        <w:rPr>
-          <w:b w:val="0"/>
-        </w:rPr>
-        <w:t>Plan a bounded study buddy around a small approved vocabulary corpus.</w:t>
-      </w:r>
-    </w:p>
-    <w:p>
-      <w:pPr>
         <w:pStyle w:val="Heading3"/>
       </w:pPr>
       <w:r>
         <w:t>The facts we will use</w:t>
-      </w:r>
-    </w:p>
-    <w:p>
-      <w:pPr>
-        <w:pStyle w:val="Heading3"/>
-      </w:pPr>
-      <w:r>
-        <w:t>Supplied facts</w:t>
-      </w:r>
-    </w:p>
-    <w:p>
-      <w:pPr>
-        <w:spacing w:line="336" w:lineRule="auto" w:after="180"/>
-        <w:shd w:fill="F1F6FC"/>
-      </w:pPr>
-      <w:r>
-        <w:rPr>
-          <w:b w:val="0"/>
-        </w:rPr>
-        <w:t>Corpus V1 defines roots, stem and leaf. It contains no plant disease treatment. Success requires a source reference; missing definitions require a clear fallback.</w:t>
-      </w:r>
-    </w:p>
-    <w:p>
-      <w:pPr>
-        <w:pStyle w:val="Heading3"/>
-      </w:pPr>
-      <w:r>
-        <w:t>Supplied facts</w:t>
-      </w:r>
-    </w:p>
-    <w:p>
-      <w:pPr>
-        <w:spacing w:line="336" w:lineRule="auto" w:after="180"/>
-        <w:shd w:fill="F1F6FC"/>
-      </w:pPr>
-      <w:r>
-        <w:rPr>
-          <w:b w:val="0"/>
-        </w:rPr>
-        <w:t xml:space="preserve">All </w:t>
-      </w:r>
-      <w:r>
-        <w:rPr>
-          <w:b/>
-        </w:rPr>
-        <w:t>input</w:t>
-      </w:r>
-      <w:r>
-        <w:rPr>
-          <w:b w:val="0"/>
-        </w:rPr>
-        <w:t>s and outcomes in this worked example are invented classroom data; no real model run is claimed.</w:t>
       </w:r>
     </w:p>
     <w:p>
@@ -1838,7 +2334,7 @@
         <w:drawing>
           <wp:inline xmlns:a="http://schemas.openxmlformats.org/drawingml/2006/main" xmlns:pic="http://schemas.openxmlformats.org/drawingml/2006/picture">
             <wp:extent cx="5486400" cy="5185229"/>
-            <wp:docPr id="1" name="Picture 1" descr="Capstone Design. Define contract: Answer only glossary-definition requests supported by V1.. Plan normal test: “What is a stem?” must point to V1’s stem entry.. Plan missing test: “How do I cure this disease?” must produce an out-of-scope response, not a treatment guess."/>
+            <wp:docPr id="2" name="Picture 2" descr="Capstone Design. Define contract: Answer only glossary-definition requests supported by V1.. Plan normal test: “What is a stem?” must point to V1’s stem entry.. Plan missing test: “How do I cure this disease?” must produce an out-of-scope response, not a treatment guess."/>
             <wp:cNvGraphicFramePr>
               <a:graphicFrameLocks noChangeAspect="1"/>
             </wp:cNvGraphicFramePr>
@@ -1850,7 +2346,7 @@
                     <pic:cNvPicPr/>
                   </pic:nvPicPr>
                   <pic:blipFill>
-                    <a:blip r:embed="rId9"/>
+                    <a:blip r:embed="rId10"/>
                     <a:stretch>
                       <a:fillRect/>
                     </a:stretch>
@@ -1874,114 +2370,7 @@
         <w:pStyle w:val="Heading3"/>
       </w:pPr>
       <w:r>
-        <w:t>Read the picture one step at a time</w:t>
-      </w:r>
-    </w:p>
-    <w:tbl>
-      <w:tblPr>
-        <w:tblStyle w:val="LightShading-Accent1"/>
-        <w:tblW w:type="auto" w:w="0"/>
-        <w:tblLook w:firstColumn="1" w:firstRow="1" w:lastColumn="0" w:lastRow="0" w:noHBand="0" w:noVBand="1" w:val="04A0"/>
-      </w:tblPr>
-      <w:tblGrid>
-        <w:gridCol w:w="5112"/>
-        <w:gridCol w:w="5112"/>
-      </w:tblGrid>
-      <w:tr>
-        <w:trPr>
-          <w:tblHeader/>
-        </w:trPr>
-        <w:tc>
-          <w:tcPr>
-            <w:tcW w:type="dxa" w:w="5112"/>
-          </w:tcPr>
-          <w:p>
-            <w:r>
-              <w:t>Step</w:t>
-            </w:r>
-          </w:p>
-        </w:tc>
-        <w:tc>
-          <w:tcPr>
-            <w:tcW w:type="dxa" w:w="5112"/>
-          </w:tcPr>
-          <w:p>
-            <w:r>
-              <w:t>What happens and why</w:t>
-            </w:r>
-          </w:p>
-        </w:tc>
-      </w:tr>
-      <w:tr>
-        <w:tc>
-          <w:tcPr>
-            <w:tcW w:type="dxa" w:w="5112"/>
-          </w:tcPr>
-          <w:p>
-            <w:r>
-              <w:t>1. Define contract</w:t>
-            </w:r>
-          </w:p>
-        </w:tc>
-        <w:tc>
-          <w:tcPr>
-            <w:tcW w:type="dxa" w:w="5112"/>
-          </w:tcPr>
-          <w:p>
-            <w:r>
-              <w:t>Answer only glossary-definition requests supported by V1.</w:t>
-            </w:r>
-          </w:p>
-        </w:tc>
-      </w:tr>
-      <w:tr>
-        <w:tc>
-          <w:tcPr>
-            <w:tcW w:type="dxa" w:w="5112"/>
-          </w:tcPr>
-          <w:p>
-            <w:r>
-              <w:t>2. Plan normal test</w:t>
-            </w:r>
-          </w:p>
-        </w:tc>
-        <w:tc>
-          <w:tcPr>
-            <w:tcW w:type="dxa" w:w="5112"/>
-          </w:tcPr>
-          <w:p>
-            <w:r>
-              <w:t>“What is a stem?” must point to V1’s stem entry.</w:t>
-            </w:r>
-          </w:p>
-        </w:tc>
-      </w:tr>
-      <w:tr>
-        <w:tc>
-          <w:tcPr>
-            <w:tcW w:type="dxa" w:w="5112"/>
-          </w:tcPr>
-          <w:p>
-            <w:r>
-              <w:t>3. Plan missing test</w:t>
-            </w:r>
-          </w:p>
-        </w:tc>
-        <w:tc>
-          <w:tcPr>
-            <w:tcW w:type="dxa" w:w="5112"/>
-          </w:tcPr>
-          <w:p>
-            <w:r>
-              <w:t>“How do I cure this disease?” must produce an out-of-scope response, not a treatment guess.</w:t>
-            </w:r>
-          </w:p>
-        </w:tc>
-      </w:tr>
-    </w:tbl>
-    <w:p>
-      <w:r>
-        <w:t>Match each pictured step to the supplied facts. This is a worked teaching case, not an independent assessment.</w:t>
+        <w:t>Why this result follows</w:t>
       </w:r>
     </w:p>
     <w:p>
@@ -1989,7 +2378,7 @@
         <w:pStyle w:val="Heading3"/>
       </w:pPr>
       <w:r>
-        <w:t>Why this result follows</w:t>
+        <w:t>What this example does not establish</w:t>
       </w:r>
     </w:p>
     <w:p>
@@ -1997,19 +2386,88 @@
         <w:pStyle w:val="Heading3"/>
       </w:pPr>
       <w:r>
-        <w:t>Why the result follows</w:t>
+        <w:t>Change one thing in the pictured case</w:t>
+      </w:r>
+    </w:p>
+    <w:p>
+      <w:pPr>
+        <w:pStyle w:val="Heading3"/>
+      </w:pPr>
+      <w:r>
+        <w:t>Ask while showing the picture</w:t>
+      </w:r>
+    </w:p>
+    <w:p>
+      <w:pPr>
+        <w:pStyle w:val="Heading1"/>
+      </w:pPr>
+      <w:r>
+        <w:t>03. Guide the explanation, then remove help</w:t>
+      </w:r>
+    </w:p>
+    <w:p>
+      <w:r>
+        <w:t>Collect each learner’s reasoning before showing feedback.</w:t>
+      </w:r>
+    </w:p>
+    <w:p>
+      <w:pPr>
+        <w:pStyle w:val="Heading2"/>
+      </w:pPr>
+      <w:r>
+        <w:t>Main completion prompt</w:t>
       </w:r>
     </w:p>
     <w:p>
       <w:pPr>
         <w:spacing w:line="336" w:lineRule="auto" w:after="180"/>
-        <w:shd w:fill="F1F6FC"/>
-      </w:pPr>
-      <w:r>
-        <w:rPr>
-          <w:b w:val="0"/>
-        </w:rPr>
-        <w:t xml:space="preserve">Read the picture in order. “How do I cure this disease?” must produce an out-of-scope response, not a treatment guess. The arrows show which recorded </w:t>
+      </w:pPr>
+      <w:r>
+        <w:rPr>
+          <w:b w:val="0"/>
+        </w:rPr>
+        <w:t>Completion task: Student room assistant corpus contains public register P, teacher-only guide T and current approval A. It must report approved room capacity or needs_review.</w:t>
+      </w:r>
+    </w:p>
+    <w:p>
+      <w:pPr>
+        <w:spacing w:line="336" w:lineRule="auto" w:after="180"/>
+      </w:pPr>
+      <w:r>
+        <w:rPr>
+          <w:b w:val="0"/>
+        </w:rPr>
+        <w:t>Show the intermediate steps and give the conclusion with its scope.</w:t>
+      </w:r>
+    </w:p>
+    <w:p>
+      <w:pPr>
+        <w:pStyle w:val="Heading2"/>
+      </w:pPr>
+      <w:r>
+        <w:t>Expected reasoning and fading help</w:t>
+      </w:r>
+    </w:p>
+    <w:p>
+      <w:pPr>
+        <w:spacing w:line="336" w:lineRule="auto" w:after="180"/>
+      </w:pPr>
+      <w:r>
+        <w:rPr>
+          <w:b w:val="0"/>
+        </w:rPr>
+        <w:t>Teacher check: Teacher explanation: Authorised corpus contains P and A, excluding T. Baseline manually checks same-room current approval and capacity. Reserve complete, missing and conflicting cases before development.</w:t>
+      </w:r>
+    </w:p>
+    <w:p>
+      <w:pPr>
+        <w:spacing w:line="336" w:lineRule="auto" w:after="180"/>
+      </w:pPr>
+      <w:r>
+        <w:rPr>
+          <w:b w:val="0"/>
+        </w:rPr>
+        <w:t xml:space="preserve">Start by identifying the given </w:t>
       </w:r>
       <w:r>
         <w:rPr>
@@ -2021,19 +2479,279 @@
         <w:rPr>
           <w:b w:val="0"/>
         </w:rPr>
-        <w:t xml:space="preserve"> or intermediate result each decision uses.</w:t>
+        <w:t>s together. Leave the intermediate steps blank. If needed, model one step, then withdraw that help on the next step. Move to a full trace only when the partial trace is understood.</w:t>
       </w:r>
     </w:p>
     <w:p>
       <w:pPr>
         <w:spacing w:line="336" w:lineRule="auto" w:after="180"/>
-        <w:shd w:fill="F1F6FC"/>
-      </w:pPr>
-      <w:r>
-        <w:rPr>
-          <w:b w:val="0"/>
-        </w:rPr>
-        <w:t>Explain the deciding step aloud before checking the changed case; pointing to the final answer alone does not show how it follows.</w:t>
+      </w:pPr>
+      <w:r>
+        <w:rPr>
+          <w:b w:val="0"/>
+        </w:rPr>
+        <w:t>For partners, alternate explainer and checker; collect a response from every learner before discussion.</w:t>
+      </w:r>
+    </w:p>
+    <w:p>
+      <w:pPr>
+        <w:pStyle w:val="Heading2"/>
+      </w:pPr>
+      <w:r>
+        <w:t>Individual misconception check</w:t>
+      </w:r>
+    </w:p>
+    <w:p>
+      <w:pPr>
+        <w:spacing w:line="336" w:lineRule="auto" w:after="180"/>
+      </w:pPr>
+      <w:r>
+        <w:rPr>
+          <w:b w:val="0"/>
+        </w:rPr>
+        <w:t xml:space="preserve">Use the worked case for Capstone </w:t>
+      </w:r>
+      <w:r>
+        <w:rPr>
+          <w:b/>
+        </w:rPr>
+        <w:t>requirement</w:t>
+      </w:r>
+      <w:r>
+        <w:rPr>
+          <w:b w:val="0"/>
+        </w:rPr>
+        <w:t>s and corpus. Proposed explanation: “The worked result establishes every future case”. Decide whether this explanation is supported.</w:t>
+      </w:r>
+    </w:p>
+    <w:p>
+      <w:pPr>
+        <w:spacing w:line="336" w:lineRule="auto" w:after="180"/>
+      </w:pPr>
+      <w:r>
+        <w:rPr>
+          <w:b w:val="0"/>
+        </w:rPr>
+        <w:t>Point to the step or supplied fact that decides; explain your repair if needed.</w:t>
+      </w:r>
+    </w:p>
+    <w:p>
+      <w:pPr>
+        <w:spacing w:line="336" w:lineRule="auto" w:after="180"/>
+      </w:pPr>
+      <w:r>
+        <w:rPr>
+          <w:b w:val="0"/>
+        </w:rPr>
+        <w:t xml:space="preserve">Expected correction: A complete capstone plan is not </w:t>
+      </w:r>
+      <w:r>
+        <w:rPr>
+          <w:b/>
+        </w:rPr>
+        <w:t>evidence</w:t>
+      </w:r>
+      <w:r>
+        <w:rPr>
+          <w:b w:val="0"/>
+        </w:rPr>
+        <w:t xml:space="preserve"> that the implementation meets it; evaluate after building.</w:t>
+      </w:r>
+    </w:p>
+    <w:p>
+      <w:pPr>
+        <w:spacing w:line="336" w:lineRule="auto" w:after="180"/>
+      </w:pPr>
+      <w:r>
+        <w:rPr>
+          <w:b w:val="0"/>
+        </w:rPr>
+        <w:t>Collect explanations, not only yes/no votes. If a misunderstanding is common, re-model the relevant step for the class.</w:t>
+      </w:r>
+    </w:p>
+    <w:p>
+      <w:pPr>
+        <w:spacing w:line="336" w:lineRule="auto" w:after="180"/>
+      </w:pPr>
+      <w:r>
+        <w:rPr>
+          <w:b w:val="0"/>
+        </w:rPr>
+        <w:t>If it affects a few learners, give a short targeted group explanation while others solve a more demanding variation.</w:t>
+      </w:r>
+    </w:p>
+    <w:p>
+      <w:pPr>
+        <w:pStyle w:val="Heading2"/>
+      </w:pPr>
+      <w:r>
+        <w:t>Pictorial question and changed-case reasoning</w:t>
+      </w:r>
+    </w:p>
+    <w:p>
+      <w:pPr>
+        <w:spacing w:line="336" w:lineRule="auto" w:after="180"/>
+      </w:pPr>
+      <w:r>
+        <w:rPr>
+          <w:b w:val="0"/>
+        </w:rPr>
+        <w:t xml:space="preserve">What should the project plan record before the new flower test? Point to the relevant step in the picture, then write the changed result and the rule or </w:t>
+      </w:r>
+      <w:r>
+        <w:rPr>
+          <w:b/>
+        </w:rPr>
+        <w:t>evidence</w:t>
+      </w:r>
+      <w:r>
+        <w:rPr>
+          <w:b w:val="0"/>
+        </w:rPr>
+        <w:t xml:space="preserve"> that supports it.</w:t>
+      </w:r>
+    </w:p>
+    <w:p>
+      <w:pPr>
+        <w:spacing w:line="336" w:lineRule="auto" w:after="180"/>
+      </w:pPr>
+      <w:r>
+        <w:rPr>
+          <w:b w:val="0"/>
+        </w:rPr>
+        <w:t>Record approved corpus V2, the expected sourced definition and which evaluation cases belong to that version. Changed-case check: Add a flower test using V2 and record the corpus version.</w:t>
+      </w:r>
+    </w:p>
+    <w:p>
+      <w:pPr>
+        <w:spacing w:line="336" w:lineRule="auto" w:after="180"/>
+      </w:pPr>
+      <w:r>
+        <w:rPr>
+          <w:b w:val="0"/>
+        </w:rPr>
+        <w:t xml:space="preserve">The </w:t>
+      </w:r>
+      <w:r>
+        <w:rPr>
+          <w:b/>
+        </w:rPr>
+        <w:t>evidence</w:t>
+      </w:r>
+      <w:r>
+        <w:rPr>
+          <w:b w:val="0"/>
+        </w:rPr>
+        <w:t xml:space="preserve"> boundary changed explicitly; the earlier corpus could not support this new entry.</w:t>
+      </w:r>
+    </w:p>
+    <w:p>
+      <w:pPr>
+        <w:spacing w:line="336" w:lineRule="auto" w:after="180"/>
+      </w:pPr>
+      <w:r>
+        <w:rPr>
+          <w:b w:val="0"/>
+        </w:rPr>
+        <w:t xml:space="preserve">Changed-case reasoning: Add a flower test using V2 and record the corpus version. The </w:t>
+      </w:r>
+      <w:r>
+        <w:rPr>
+          <w:b/>
+        </w:rPr>
+        <w:t>evidence</w:t>
+      </w:r>
+      <w:r>
+        <w:rPr>
+          <w:b w:val="0"/>
+        </w:rPr>
+        <w:t xml:space="preserve"> boundary changed explicitly; the earlier corpus could not support this new entry.</w:t>
+      </w:r>
+    </w:p>
+    <w:p>
+      <w:pPr>
+        <w:spacing w:line="336" w:lineRule="auto" w:after="180"/>
+      </w:pPr>
+      <w:r>
+        <w:rPr>
+          <w:b w:val="0"/>
+        </w:rPr>
+        <w:t xml:space="preserve">Collect each learner’s explanation before discussion. Use the first missing connection between </w:t>
+      </w:r>
+      <w:r>
+        <w:rPr>
+          <w:b/>
+        </w:rPr>
+        <w:t>input</w:t>
+      </w:r>
+      <w:r>
+        <w:rPr>
+          <w:b w:val="0"/>
+        </w:rPr>
+        <w:t xml:space="preserve">, deciding step and result to choose support. This question is worked-case practice, not fresh mastery </w:t>
+      </w:r>
+      <w:r>
+        <w:rPr>
+          <w:b/>
+        </w:rPr>
+        <w:t>evidence</w:t>
+      </w:r>
+      <w:r>
+        <w:rPr>
+          <w:b w:val="0"/>
+        </w:rPr>
+        <w:t>.</w:t>
+      </w:r>
+    </w:p>
+    <w:p>
+      <w:pPr>
+        <w:pStyle w:val="Heading2"/>
+      </w:pPr>
+      <w:r>
+        <w:t>Keep each learner explaining</w:t>
+      </w:r>
+    </w:p>
+    <w:p>
+      <w:pPr>
+        <w:pStyle w:val="ListBullet"/>
+      </w:pPr>
+      <w:r>
+        <w:t>Ask: Which facts are given, and which would we have to assume? Learners mark relevant details before discussing answers.</w:t>
+      </w:r>
+    </w:p>
+    <w:p>
+      <w:pPr>
+        <w:pStyle w:val="ListBullet"/>
+      </w:pPr>
+      <w:r>
+        <w:t>Say: Predict first. Show the rule, information path or calculation that would produce the result. A correct guess is not yet an explanation.</w:t>
+      </w:r>
+    </w:p>
+    <w:p>
+      <w:pPr>
+        <w:pStyle w:val="ListBullet"/>
+      </w:pPr>
+      <w:r>
+        <w:t>In pairs, one learner solves while the other checks evidence; exchange roles. Remove the worked answer before independent assessment.</w:t>
+      </w:r>
+    </w:p>
+    <w:p>
+      <w:pPr>
+        <w:pStyle w:val="Heading2"/>
+      </w:pPr>
+      <w:r>
+        <w:t>Earlier wording, alternatives and picture transcripts · reference / check after trying</w:t>
+      </w:r>
+    </w:p>
+    <w:p>
+      <w:pPr>
+        <w:spacing w:line="336" w:lineRule="auto" w:after="180"/>
+      </w:pPr>
+      <w:r>
+        <w:rPr>
+          <w:b w:val="0"/>
+        </w:rPr>
+        <w:t>Demonstrate and guide practice</w:t>
       </w:r>
     </w:p>
     <w:p>
@@ -2041,7 +2759,75 @@
         <w:pStyle w:val="Heading3"/>
       </w:pPr>
       <w:r>
-        <w:t>What this example does not establish</w:t>
+        <w:t>Board sequence</w:t>
+      </w:r>
+    </w:p>
+    <w:p>
+      <w:pPr>
+        <w:spacing w:line="336" w:lineRule="auto" w:after="180"/>
+      </w:pPr>
+      <w:r>
+        <w:rPr>
+          <w:b w:val="0"/>
+        </w:rPr>
+        <w:t>Write the given facts: Capstone: answer from one approved chapter with citations and a missing-</w:t>
+      </w:r>
+      <w:r>
+        <w:rPr>
+          <w:b/>
+        </w:rPr>
+        <w:t>evidence</w:t>
+      </w:r>
+      <w:r>
+        <w:rPr>
+          <w:b w:val="0"/>
+        </w:rPr>
+        <w:t xml:space="preserve"> fallback.</w:t>
+      </w:r>
+    </w:p>
+    <w:p>
+      <w:pPr>
+        <w:spacing w:line="336" w:lineRule="auto" w:after="180"/>
+      </w:pPr>
+      <w:r>
+        <w:rPr>
+          <w:b w:val="0"/>
+        </w:rPr>
+        <w:t>Write the question to explain: Define acceptance tests.</w:t>
+      </w:r>
+    </w:p>
+    <w:p>
+      <w:pPr>
+        <w:spacing w:line="336" w:lineRule="auto" w:after="180"/>
+      </w:pPr>
+      <w:r>
+        <w:rPr>
+          <w:b w:val="0"/>
+        </w:rPr>
+        <w:t xml:space="preserve">Reveal after </w:t>
+      </w:r>
+      <w:r>
+        <w:rPr>
+          <w:b/>
+        </w:rPr>
+        <w:t>prediction</w:t>
+      </w:r>
+      <w:r>
+        <w:rPr>
+          <w:b w:val="0"/>
+        </w:rPr>
+        <w:t>s: Use answerable, ambiguous and unanswerable cases. Check correctness, support, format and fallback, plus declared permissions and privacy.</w:t>
+      </w:r>
+    </w:p>
+    <w:p>
+      <w:pPr>
+        <w:spacing w:line="336" w:lineRule="auto" w:after="180"/>
+      </w:pPr>
+      <w:r>
+        <w:rPr>
+          <w:b w:val="0"/>
+        </w:rPr>
+        <w:t>Use the earlier changed question as optional later practice. Reserve Design the new science-note request behavior independently for the first independent attempt before hints or feedback.</w:t>
       </w:r>
     </w:p>
     <w:p>
@@ -2049,374 +2835,18 @@
         <w:pStyle w:val="Heading3"/>
       </w:pPr>
       <w:r>
-        <w:t>Keep the stated limit</w:t>
+        <w:t>Classroom dialogue</w:t>
       </w:r>
     </w:p>
     <w:p>
       <w:pPr>
         <w:spacing w:line="336" w:lineRule="auto" w:after="180"/>
-        <w:shd w:fill="FFF5E6"/>
-      </w:pPr>
-      <w:r>
-        <w:rPr>
-          <w:b w:val="0"/>
-        </w:rPr>
-        <w:t>A capstone design is a testable plan; its proposed behaviours are not verified outcomes until checked.</w:t>
-      </w:r>
-    </w:p>
-    <w:p>
-      <w:pPr>
-        <w:pStyle w:val="Heading3"/>
-      </w:pPr>
-      <w:r>
-        <w:t>Change one thing in the pictured case</w:t>
-      </w:r>
-    </w:p>
-    <w:p>
-      <w:pPr>
-        <w:pStyle w:val="Heading3"/>
-      </w:pPr>
-      <w:r>
-        <w:t>Change one thing</w:t>
-      </w:r>
-    </w:p>
-    <w:p>
-      <w:pPr>
-        <w:spacing w:line="336" w:lineRule="auto" w:after="180"/>
-        <w:shd w:fill="F5F1FB"/>
-      </w:pPr>
-      <w:r>
-        <w:rPr>
-          <w:b w:val="0"/>
-        </w:rPr>
-        <w:t>Change: The corpus gains a teacher-approved flower definition in V2.</w:t>
-      </w:r>
-    </w:p>
-    <w:p>
-      <w:pPr>
-        <w:pStyle w:val="Heading3"/>
-      </w:pPr>
-      <w:r>
-        <w:t>Predicted result</w:t>
-      </w:r>
-    </w:p>
-    <w:p>
-      <w:pPr>
-        <w:spacing w:line="336" w:lineRule="auto" w:after="180"/>
-        <w:shd w:fill="F1F6FC"/>
-      </w:pPr>
-      <w:r>
-        <w:rPr>
-          <w:b/>
-        </w:rPr>
-        <w:t>Prediction</w:t>
-      </w:r>
-      <w:r>
-        <w:rPr>
-          <w:b w:val="0"/>
-        </w:rPr>
-        <w:t>: Add a flower test using V2 and record the corpus version.</w:t>
-      </w:r>
-    </w:p>
-    <w:p>
-      <w:pPr>
-        <w:pStyle w:val="Heading3"/>
-      </w:pPr>
-      <w:r>
-        <w:t>Why the result follows</w:t>
-      </w:r>
-    </w:p>
-    <w:p>
-      <w:pPr>
-        <w:spacing w:line="336" w:lineRule="auto" w:after="180"/>
-        <w:shd w:fill="F1F6FC"/>
-      </w:pPr>
-      <w:r>
-        <w:rPr>
-          <w:b w:val="0"/>
-        </w:rPr>
-        <w:t xml:space="preserve">Reason: The </w:t>
-      </w:r>
-      <w:r>
-        <w:rPr>
-          <w:b/>
-        </w:rPr>
-        <w:t>evidence</w:t>
-      </w:r>
-      <w:r>
-        <w:rPr>
-          <w:b w:val="0"/>
-        </w:rPr>
-        <w:t xml:space="preserve"> boundary changed explicitly; the earlier corpus could not support this new entry.</w:t>
-      </w:r>
-    </w:p>
-    <w:p>
-      <w:pPr>
-        <w:pStyle w:val="Heading3"/>
-      </w:pPr>
-      <w:r>
-        <w:t>Ask while showing the picture</w:t>
-      </w:r>
-    </w:p>
-    <w:p>
-      <w:pPr>
-        <w:pStyle w:val="Heading3"/>
-      </w:pPr>
-      <w:r>
-        <w:t>Ask while showing the picture · 4</w:t>
-      </w:r>
-    </w:p>
-    <w:p>
-      <w:pPr>
-        <w:spacing w:line="336" w:lineRule="auto" w:after="180"/>
-      </w:pPr>
-      <w:r>
-        <w:rPr>
-          <w:b w:val="0"/>
-        </w:rPr>
-        <w:t xml:space="preserve">Cover the result. Ask learners to name the </w:t>
-      </w:r>
-      <w:r>
-        <w:rPr>
-          <w:b/>
-        </w:rPr>
-        <w:t>input</w:t>
-      </w:r>
-      <w:r>
-        <w:rPr>
-          <w:b w:val="0"/>
-        </w:rPr>
-        <w:t xml:space="preserve">s and predict the next step. Uncover one step, connect the icon to the actual procedure, and explain its </w:t>
-      </w:r>
-      <w:r>
-        <w:rPr>
-          <w:b/>
-        </w:rPr>
-        <w:t>evidence</w:t>
-      </w:r>
-      <w:r>
-        <w:rPr>
-          <w:b w:val="0"/>
-        </w:rPr>
-        <w:t>. Then change the supplied condition and compare.</w:t>
-      </w:r>
-    </w:p>
-    <w:p>
-      <w:pPr>
-        <w:spacing w:line="336" w:lineRule="auto" w:after="180"/>
-      </w:pPr>
-      <w:r>
-        <w:rPr>
-          <w:b w:val="0"/>
-        </w:rPr>
-        <w:t>The picture is a representation; it does not document execution of a real AI model.</w:t>
-      </w:r>
-    </w:p>
-    <w:p>
-      <w:pPr>
-        <w:pStyle w:val="Heading1"/>
-      </w:pPr>
-      <w:r>
-        <w:t>03. Demonstrate and guide practice</w:t>
-      </w:r>
-    </w:p>
-    <w:p>
-      <w:r>
-        <w:t>Demonstrate Capstone Design, reduce support deliberately and check individual reasoning before discussing answers.</w:t>
-      </w:r>
-    </w:p>
-    <w:p>
-      <w:pPr>
-        <w:pStyle w:val="Heading3"/>
-      </w:pPr>
-      <w:r>
-        <w:t>Board sequence</w:t>
-      </w:r>
-    </w:p>
-    <w:p>
-      <w:pPr>
-        <w:pStyle w:val="Heading3"/>
-      </w:pPr>
-      <w:r>
-        <w:t>1. Put the facts on the board</w:t>
-      </w:r>
-    </w:p>
-    <w:p>
-      <w:pPr>
-        <w:spacing w:line="336" w:lineRule="auto" w:after="180"/>
-        <w:shd w:fill="F4F9FC"/>
-      </w:pPr>
-      <w:r>
-        <w:rPr>
-          <w:b w:val="0"/>
-        </w:rPr>
-        <w:t>Write the given facts: Capstone: answer from one approved chapter with citations and a missing-</w:t>
-      </w:r>
-      <w:r>
-        <w:rPr>
-          <w:b/>
-        </w:rPr>
-        <w:t>evidence</w:t>
-      </w:r>
-      <w:r>
-        <w:rPr>
-          <w:b w:val="0"/>
-        </w:rPr>
-        <w:t xml:space="preserve"> fallback.</w:t>
-      </w:r>
-    </w:p>
-    <w:p>
-      <w:pPr>
-        <w:pStyle w:val="Heading3"/>
-      </w:pPr>
-      <w:r>
-        <w:t>2. State the decision to explain</w:t>
-      </w:r>
-    </w:p>
-    <w:p>
-      <w:pPr>
-        <w:spacing w:line="336" w:lineRule="auto" w:after="180"/>
-        <w:shd w:fill="F4F9FC"/>
-      </w:pPr>
-      <w:r>
-        <w:rPr>
-          <w:b w:val="0"/>
-        </w:rPr>
-        <w:t>Write the question to explain: Define acceptance tests.</w:t>
-      </w:r>
-    </w:p>
-    <w:p>
-      <w:pPr>
-        <w:pStyle w:val="Heading3"/>
-      </w:pPr>
-      <w:r>
-        <w:t>3. Reveal the worked reasoning</w:t>
-      </w:r>
-    </w:p>
-    <w:p>
-      <w:pPr>
-        <w:spacing w:line="336" w:lineRule="auto" w:after="180"/>
-        <w:shd w:fill="F1F6FC"/>
-      </w:pPr>
-      <w:r>
-        <w:rPr>
-          <w:b w:val="0"/>
-        </w:rPr>
-        <w:t xml:space="preserve">Reveal after </w:t>
-      </w:r>
-      <w:r>
-        <w:rPr>
-          <w:b/>
-        </w:rPr>
-        <w:t>prediction</w:t>
-      </w:r>
-      <w:r>
-        <w:rPr>
-          <w:b w:val="0"/>
-        </w:rPr>
-        <w:t>s: Use answerable, ambiguous and unanswerable cases. Check correctness, support, format and fallback, plus declared permissions and privacy.</w:t>
-      </w:r>
-    </w:p>
-    <w:p>
-      <w:pPr>
-        <w:pStyle w:val="Heading3"/>
-      </w:pPr>
-      <w:r>
-        <w:t>Hold back the independent task</w:t>
-      </w:r>
-    </w:p>
-    <w:p>
-      <w:pPr>
-        <w:spacing w:line="336" w:lineRule="auto" w:after="180"/>
-        <w:shd w:fill="FFF5E6"/>
-      </w:pPr>
-      <w:r>
-        <w:rPr>
-          <w:b w:val="0"/>
-        </w:rPr>
-        <w:t>Keep for an independent attempt: The capstone goal is helps students. Rewrite it as an observable test for a passage-based study assistant.</w:t>
-      </w:r>
-    </w:p>
-    <w:p>
-      <w:pPr>
-        <w:pStyle w:val="Heading3"/>
-      </w:pPr>
-      <w:r>
-        <w:t>Classroom dialogue</w:t>
-      </w:r>
-    </w:p>
-    <w:p>
-      <w:pPr>
-        <w:pStyle w:val="Heading3"/>
-      </w:pPr>
-      <w:r>
-        <w:t>Ask the class</w:t>
-      </w:r>
-    </w:p>
-    <w:p>
-      <w:pPr>
-        <w:spacing w:line="336" w:lineRule="auto" w:after="180"/>
-        <w:shd w:fill="F5F1FB"/>
-      </w:pPr>
-      <w:r>
-        <w:rPr>
-          <w:b w:val="0"/>
-        </w:rPr>
-        <w:t>Ask: Which facts are given, and which would we have to assume? Learners mark relevant details before discussing answers.</w:t>
-      </w:r>
-    </w:p>
-    <w:p>
-      <w:pPr>
-        <w:pStyle w:val="Heading3"/>
-      </w:pPr>
-      <w:r>
-        <w:t>Language to model</w:t>
-      </w:r>
-    </w:p>
-    <w:p>
-      <w:pPr>
-        <w:spacing w:line="336" w:lineRule="auto" w:after="180"/>
-        <w:shd w:fill="F1F6F8"/>
-      </w:pPr>
-      <w:r>
-        <w:rPr>
-          <w:b w:val="0"/>
-        </w:rPr>
-        <w:t>Say: Predict first. Show the rule, information path or calculation that would produce the result. A correct guess is not yet an explanation.</w:t>
-      </w:r>
-    </w:p>
-    <w:p>
-      <w:pPr>
-        <w:spacing w:line="336" w:lineRule="auto" w:after="180"/>
       </w:pPr>
       <w:r>
         <w:rPr>
           <w:b w:val="0"/>
         </w:rPr>
         <w:t>Reveal reasoning one step at a time. Explain why a tempting alternative fails. Write units and denominators for arithmetic, trace conditions for decisions, and identify supporting sources for claims.</w:t>
-      </w:r>
-    </w:p>
-    <w:p>
-      <w:pPr>
-        <w:spacing w:line="336" w:lineRule="auto" w:after="180"/>
-      </w:pPr>
-      <w:r>
-        <w:rPr>
-          <w:b w:val="0"/>
-        </w:rPr>
-        <w:t xml:space="preserve">In pairs, one learner solves while the other checks </w:t>
-      </w:r>
-      <w:r>
-        <w:rPr>
-          <w:b/>
-        </w:rPr>
-        <w:t>evidence</w:t>
-      </w:r>
-      <w:r>
-        <w:rPr>
-          <w:b w:val="0"/>
-        </w:rPr>
-        <w:t>; exchange roles. Remove the worked answer before independent assessment.</w:t>
       </w:r>
     </w:p>
     <w:p>
@@ -2729,422 +3159,114 @@
         <w:pStyle w:val="Heading3"/>
       </w:pPr>
       <w:r>
-        <w:t>Completion practice</w:t>
+        <w:t>Individual reasoning check</w:t>
+      </w:r>
+    </w:p>
+    <w:p>
+      <w:pPr>
+        <w:pStyle w:val="Heading3"/>
+      </w:pPr>
+      <w:r>
+        <w:t>Pictorial practice question</w:t>
+      </w:r>
+    </w:p>
+    <w:p>
+      <w:pPr>
+        <w:pStyle w:val="Heading3"/>
+      </w:pPr>
+      <w:r>
+        <w:t>Reasoned teacher answer</w:t>
+      </w:r>
+    </w:p>
+    <w:p>
+      <w:pPr>
+        <w:pStyle w:val="Heading1"/>
+      </w:pPr>
+      <w:r>
+        <w:t>04. Run the supplied investigation</w:t>
+      </w:r>
+    </w:p>
+    <w:p>
+      <w:r>
+        <w:t>Keep expected results, observed paper traces and remaining limits distinguishable.</w:t>
+      </w:r>
+    </w:p>
+    <w:p>
+      <w:pPr>
+        <w:pStyle w:val="Heading2"/>
+      </w:pPr>
+      <w:r>
+        <w:t>Supplied materials and answer guidance</w:t>
       </w:r>
     </w:p>
     <w:p>
       <w:pPr>
         <w:spacing w:line="336" w:lineRule="auto" w:after="180"/>
-        <w:shd w:fill="F5F1FB"/>
-      </w:pPr>
-      <w:r>
-        <w:rPr>
-          <w:b w:val="0"/>
-        </w:rPr>
-        <w:t>Completion task: Student room assistant corpus contains public register P, teacher-only guide T and current approval A. It must report approved room capacity or needs_review.</w:t>
+      </w:pPr>
+      <w:r>
+        <w:rPr>
+          <w:b w:val="0"/>
+        </w:rPr>
+        <w:t>Glossary V1 supports root/stem/leaf entries only; flower under V1 missing, V2 flower supported after recorded approval/update; treatment remains out of scope. Requirement matrix links need/contract/test, no implementation results supplied. Room review uses P+A not T.</w:t>
       </w:r>
     </w:p>
     <w:p>
       <w:pPr>
         <w:spacing w:line="336" w:lineRule="auto" w:after="180"/>
-        <w:shd w:fill="F5F1FB"/>
-      </w:pPr>
-      <w:r>
-        <w:rPr>
-          <w:b w:val="0"/>
-        </w:rPr>
-        <w:t>Show the intermediate steps and give the conclusion with its scope.</w:t>
-      </w:r>
-    </w:p>
-    <w:p>
-      <w:pPr>
-        <w:pStyle w:val="Heading3"/>
-      </w:pPr>
-      <w:r>
-        <w:t>Reasoning to listen for</w:t>
-      </w:r>
-    </w:p>
-    <w:p>
-      <w:pPr>
-        <w:spacing w:line="336" w:lineRule="auto" w:after="180"/>
-        <w:shd w:fill="F1F6FC"/>
-      </w:pPr>
-      <w:r>
-        <w:rPr>
-          <w:b w:val="0"/>
-        </w:rPr>
-        <w:t>Teacher check: Teacher explanation: Authorised corpus contains P and A, excluding T. Baseline manually checks same-room current approval and capacity. Reserve complete, missing and conflicting cases before development.</w:t>
-      </w:r>
-    </w:p>
-    <w:p>
-      <w:pPr>
-        <w:spacing w:line="336" w:lineRule="auto" w:after="180"/>
-      </w:pPr>
-      <w:r>
-        <w:rPr>
-          <w:b w:val="0"/>
-        </w:rPr>
-        <w:t xml:space="preserve">Start by identifying the given </w:t>
-      </w:r>
-      <w:r>
-        <w:rPr>
-          <w:b/>
-        </w:rPr>
-        <w:t>input</w:t>
-      </w:r>
-      <w:r>
-        <w:rPr>
-          <w:b w:val="0"/>
-        </w:rPr>
-        <w:t>s together. Leave the intermediate steps blank. If needed, model one step, then withdraw that help on the next step. Move to a full trace only when the partial trace is understood.</w:t>
-      </w:r>
-    </w:p>
-    <w:p>
-      <w:pPr>
-        <w:spacing w:line="336" w:lineRule="auto" w:after="180"/>
-      </w:pPr>
-      <w:r>
-        <w:rPr>
-          <w:b w:val="0"/>
-        </w:rPr>
-        <w:t>For partners, alternate explainer and checker; collect a response from every learner before discussion.</w:t>
-      </w:r>
-    </w:p>
-    <w:p>
-      <w:pPr>
-        <w:pStyle w:val="Heading3"/>
-      </w:pPr>
-      <w:r>
-        <w:t>Individual reasoning check</w:t>
-      </w:r>
-    </w:p>
-    <w:p>
-      <w:pPr>
-        <w:spacing w:line="336" w:lineRule="auto" w:after="180"/>
-      </w:pPr>
-      <w:r>
-        <w:rPr>
-          <w:b w:val="0"/>
-        </w:rPr>
-        <w:t xml:space="preserve">Use the worked case for Capstone </w:t>
-      </w:r>
-      <w:r>
-        <w:rPr>
-          <w:b/>
-        </w:rPr>
-        <w:t>requirement</w:t>
-      </w:r>
-      <w:r>
-        <w:rPr>
-          <w:b w:val="0"/>
-        </w:rPr>
-        <w:t>s and corpus. Proposed explanation: “The worked result establishes every future case”. Decide whether this explanation is supported.</w:t>
-      </w:r>
-    </w:p>
-    <w:p>
-      <w:pPr>
-        <w:spacing w:line="336" w:lineRule="auto" w:after="180"/>
-      </w:pPr>
-      <w:r>
-        <w:rPr>
-          <w:b w:val="0"/>
-        </w:rPr>
-        <w:t>Point to the step or supplied fact that decides; explain your repair if needed.</w:t>
-      </w:r>
-    </w:p>
-    <w:p>
-      <w:pPr>
-        <w:pStyle w:val="Heading3"/>
-      </w:pPr>
-      <w:r>
-        <w:t>Expected repair</w:t>
-      </w:r>
-    </w:p>
-    <w:p>
-      <w:pPr>
-        <w:spacing w:line="336" w:lineRule="auto" w:after="180"/>
-        <w:shd w:fill="F1F6FC"/>
-      </w:pPr>
-      <w:r>
-        <w:rPr>
-          <w:b w:val="0"/>
-        </w:rPr>
-        <w:t xml:space="preserve">Expected correction: A complete capstone plan is not </w:t>
-      </w:r>
-      <w:r>
-        <w:rPr>
-          <w:b/>
-        </w:rPr>
-        <w:t>evidence</w:t>
-      </w:r>
-      <w:r>
-        <w:rPr>
-          <w:b w:val="0"/>
-        </w:rPr>
-        <w:t xml:space="preserve"> that the implementation meets it; evaluate after building.</w:t>
-      </w:r>
-    </w:p>
-    <w:p>
-      <w:pPr>
-        <w:spacing w:line="336" w:lineRule="auto" w:after="180"/>
-      </w:pPr>
-      <w:r>
-        <w:rPr>
-          <w:b w:val="0"/>
-        </w:rPr>
-        <w:t>Collect explanations, not only yes/no votes. If a misunderstanding is common, re-model the relevant step for the class.</w:t>
-      </w:r>
-    </w:p>
-    <w:p>
-      <w:pPr>
-        <w:spacing w:line="336" w:lineRule="auto" w:after="180"/>
-      </w:pPr>
-      <w:r>
-        <w:rPr>
-          <w:b w:val="0"/>
-        </w:rPr>
-        <w:t>If it affects a few learners, give a short targeted group explanation while others solve a more demanding variation.</w:t>
-      </w:r>
-    </w:p>
-    <w:p>
-      <w:pPr>
-        <w:pStyle w:val="Heading3"/>
-      </w:pPr>
-      <w:r>
-        <w:t>Pictorial practice question</w:t>
-      </w:r>
-    </w:p>
-    <w:p>
-      <w:pPr>
-        <w:spacing w:line="336" w:lineRule="auto" w:after="180"/>
-      </w:pPr>
-      <w:r>
-        <w:rPr>
-          <w:b w:val="0"/>
-        </w:rPr>
-        <w:t xml:space="preserve">What should the project plan record before the new flower test? Point to the relevant step in the picture, then write the changed result and the rule or </w:t>
-      </w:r>
-      <w:r>
-        <w:rPr>
-          <w:b/>
-        </w:rPr>
-        <w:t>evidence</w:t>
-      </w:r>
-      <w:r>
-        <w:rPr>
-          <w:b w:val="0"/>
-        </w:rPr>
-        <w:t xml:space="preserve"> that supports it.</w:t>
-      </w:r>
-    </w:p>
-    <w:p>
-      <w:pPr>
-        <w:pStyle w:val="Heading3"/>
-      </w:pPr>
-      <w:r>
-        <w:t>Reasoned teacher answer</w:t>
-      </w:r>
-    </w:p>
-    <w:p>
-      <w:pPr>
-        <w:spacing w:line="336" w:lineRule="auto" w:after="180"/>
-      </w:pPr>
-      <w:r>
-        <w:rPr>
-          <w:b w:val="0"/>
-        </w:rPr>
-        <w:t>Record approved corpus V2, the expected sourced definition and which evaluation cases belong to that version. Changed-case check: Add a flower test using V2 and record the corpus version.</w:t>
-      </w:r>
-    </w:p>
-    <w:p>
-      <w:pPr>
-        <w:spacing w:line="336" w:lineRule="auto" w:after="180"/>
-      </w:pPr>
-      <w:r>
-        <w:rPr>
-          <w:b w:val="0"/>
-        </w:rPr>
-        <w:t xml:space="preserve">The </w:t>
-      </w:r>
-      <w:r>
-        <w:rPr>
-          <w:b/>
-        </w:rPr>
-        <w:t>evidence</w:t>
-      </w:r>
-      <w:r>
-        <w:rPr>
-          <w:b w:val="0"/>
-        </w:rPr>
-        <w:t xml:space="preserve"> boundary changed explicitly; the earlier corpus could not support this new entry.</w:t>
-      </w:r>
-    </w:p>
-    <w:p>
-      <w:pPr>
-        <w:spacing w:line="336" w:lineRule="auto" w:after="180"/>
-      </w:pPr>
-      <w:r>
-        <w:rPr>
-          <w:b w:val="0"/>
-        </w:rPr>
-        <w:t xml:space="preserve">Changed-case reasoning: Add a flower test using V2 and record the corpus version. The </w:t>
-      </w:r>
-      <w:r>
-        <w:rPr>
-          <w:b/>
-        </w:rPr>
-        <w:t>evidence</w:t>
-      </w:r>
-      <w:r>
-        <w:rPr>
-          <w:b w:val="0"/>
-        </w:rPr>
-        <w:t xml:space="preserve"> boundary changed explicitly; the earlier corpus could not support this new entry.</w:t>
-      </w:r>
-    </w:p>
-    <w:p>
-      <w:pPr>
-        <w:spacing w:line="336" w:lineRule="auto" w:after="180"/>
-      </w:pPr>
-      <w:r>
-        <w:rPr>
-          <w:b w:val="0"/>
-        </w:rPr>
-        <w:t xml:space="preserve">Collect each learner’s explanation before discussion. Use the first missing connection between </w:t>
-      </w:r>
-      <w:r>
-        <w:rPr>
-          <w:b/>
-        </w:rPr>
-        <w:t>input</w:t>
-      </w:r>
-      <w:r>
-        <w:rPr>
-          <w:b w:val="0"/>
-        </w:rPr>
-        <w:t xml:space="preserve">, deciding step and result to choose support. This question is worked-case practice, not fresh mastery </w:t>
-      </w:r>
-      <w:r>
-        <w:rPr>
-          <w:b/>
-        </w:rPr>
-        <w:t>evidence</w:t>
-      </w:r>
-      <w:r>
-        <w:rPr>
-          <w:b w:val="0"/>
-        </w:rPr>
-        <w:t>.</w:t>
-      </w:r>
-    </w:p>
-    <w:p>
-      <w:pPr>
-        <w:pStyle w:val="Heading1"/>
-      </w:pPr>
-      <w:r>
-        <w:t>04. Run the weekly evidence lab</w:t>
-      </w:r>
-    </w:p>
-    <w:p>
-      <w:r>
-        <w:t>Run the Capstone Design investigation and use the first unsupported step to choose a teaching response.</w:t>
-      </w:r>
-    </w:p>
-    <w:p>
-      <w:pPr>
-        <w:spacing w:line="336" w:lineRule="auto" w:after="180"/>
-      </w:pPr>
-      <w:r>
-        <w:rPr>
-          <w:b w:val="0"/>
-        </w:rPr>
-        <w:t>Words You Can Use to Reason</w:t>
-      </w:r>
-    </w:p>
-    <w:p>
-      <w:pPr>
-        <w:spacing w:line="336" w:lineRule="auto" w:after="180"/>
-      </w:pPr>
-      <w:r>
-        <w:rPr>
-          <w:b w:val="0"/>
-        </w:rPr>
-        <w:t>A definition matters when you can recognize the idea, use it, and contrast it with a near-miss.</w:t>
-      </w:r>
-    </w:p>
-    <w:p>
-      <w:pPr>
-        <w:spacing w:line="336" w:lineRule="auto" w:after="180"/>
-      </w:pPr>
-      <w:r>
-        <w:rPr>
-          <w:b w:val="0"/>
-        </w:rPr>
+      </w:pPr>
+      <w:r>
+        <w:rPr>
+          <w:b w:val="0"/>
+        </w:rPr>
+        <w:t>Independent standalone science requests: define evaporation from its note with reference; Explain it asks for referent because no prior turn; weather unavailable from permitted notes. No forecast invented.</w:t>
+      </w:r>
+    </w:p>
+    <w:p>
+      <w:pPr>
+        <w:pStyle w:val="Heading2"/>
+      </w:pPr>
+      <w:r>
+        <w:t>Run and record</w:t>
+      </w:r>
+    </w:p>
+    <w:p>
+      <w:pPr>
+        <w:pStyle w:val="ListNumber"/>
+      </w:pPr>
+      <w:r>
         <w:t>Predict → Test → Record → Explain</w:t>
       </w:r>
     </w:p>
     <w:p>
       <w:pPr>
-        <w:spacing w:line="336" w:lineRule="auto" w:after="180"/>
-      </w:pPr>
-      <w:r>
-        <w:rPr>
-          <w:b w:val="0"/>
-        </w:rPr>
+        <w:pStyle w:val="ListNumber"/>
+      </w:pPr>
+      <w:r>
         <w:t>Keep expected and actual results separate. Surprises are useful data when recorded honestly.</w:t>
       </w:r>
     </w:p>
     <w:p>
       <w:pPr>
-        <w:spacing w:line="336" w:lineRule="auto" w:after="180"/>
-      </w:pPr>
-      <w:r>
-        <w:rPr>
-          <w:b w:val="0"/>
-        </w:rPr>
-        <w:t>Write the brief, architecture, source list, schema, rubric, eval set, risks, and approval gates; peer-review for testability.</w:t>
-      </w:r>
-    </w:p>
-    <w:p>
-      <w:pPr>
-        <w:spacing w:line="336" w:lineRule="auto" w:after="180"/>
-        <w:shd w:fill="F5F1FB"/>
-      </w:pPr>
-      <w:r>
-        <w:rPr>
-          <w:b w:val="0"/>
-        </w:rPr>
+        <w:pStyle w:val="ListNumber"/>
+      </w:pPr>
+      <w:r>
+        <w:t>Use the complete V1/V2 glossary cards and requirement-to-test matrix. Write the brief, stage map, source/version ledger, output/fallback rules, rubric, development/reserved-case roles and review owners. Peer-check testability; mark proposed outcomes as not run rather than claiming a working implementation.</w:t>
+      </w:r>
+    </w:p>
+    <w:p>
+      <w:pPr>
+        <w:pStyle w:val="ListNumber"/>
+      </w:pPr>
+      <w:r>
         <w:t>What did the hardest test teach you that the normal test did not?</w:t>
       </w:r>
     </w:p>
     <w:p>
       <w:pPr>
-        <w:pStyle w:val="Heading3"/>
-      </w:pPr>
-      <w:r>
-        <w:t>Make the lab runnable</w:t>
-      </w:r>
-    </w:p>
-    <w:p>
-      <w:pPr>
-        <w:spacing w:line="336" w:lineRule="auto" w:after="180"/>
-      </w:pPr>
-      <w:r>
-        <w:rPr>
-          <w:b w:val="0"/>
-        </w:rPr>
-        <w:t>Use the concrete case as the shared normal case and the independent question as a second case. Each pair creates a boundary or missing-information case and predicts its result before testing.</w:t>
-      </w:r>
-    </w:p>
-    <w:p>
-      <w:pPr>
-        <w:spacing w:line="336" w:lineRule="auto" w:after="180"/>
-      </w:pPr>
-      <w:r>
-        <w:rPr>
-          <w:b w:val="0"/>
-        </w:rPr>
-        <w:t>Keep the expected result separate from an observed mistake.</w:t>
+        <w:pStyle w:val="Heading2"/>
+      </w:pPr>
+      <w:r>
+        <w:t>Keep an inspectable record</w:t>
       </w:r>
     </w:p>
     <w:tbl>
@@ -3295,10 +3417,10 @@
     </w:tbl>
     <w:p>
       <w:pPr>
-        <w:pStyle w:val="Heading3"/>
-      </w:pPr>
-      <w:r>
-        <w:t>Diagnose and reteach</w:t>
+        <w:pStyle w:val="Heading2"/>
+      </w:pPr>
+      <w:r>
+        <w:t>Diagnose the first misunderstanding</w:t>
       </w:r>
     </w:p>
     <w:p>
@@ -3309,7 +3431,19 @@
         <w:rPr>
           <w:b w:val="0"/>
         </w:rPr>
-        <w:t>For guessing, return to given facts and request a trace. For vocabulary without application, use one example and one non-example. For arithmetic errors, check the setup before the calculation.</w:t>
+        <w:t xml:space="preserve">The worked result establishes every future case: A complete capstone plan is not </w:t>
+      </w:r>
+      <w:r>
+        <w:rPr>
+          <w:b/>
+        </w:rPr>
+        <w:t>evidence</w:t>
+      </w:r>
+      <w:r>
+        <w:rPr>
+          <w:b w:val="0"/>
+        </w:rPr>
+        <w:t xml:space="preserve"> that the implementation meets it; evaluate after building.</w:t>
       </w:r>
     </w:p>
     <w:p>
@@ -3320,15 +3454,31 @@
         <w:rPr>
           <w:b w:val="0"/>
         </w:rPr>
-        <w:t>Finish with a different uncoached case before recording mastery.</w:t>
-      </w:r>
-    </w:p>
-    <w:p>
-      <w:pPr>
-        <w:pStyle w:val="Heading3"/>
-      </w:pPr>
-      <w:r>
-        <w:t>Address these additional misconceptions</w:t>
+        <w:t xml:space="preserve">A missing </w:t>
+      </w:r>
+      <w:r>
+        <w:rPr>
+          <w:b/>
+        </w:rPr>
+        <w:t>input</w:t>
+      </w:r>
+      <w:r>
+        <w:rPr>
+          <w:b w:val="0"/>
+        </w:rPr>
+        <w:t xml:space="preserve"> may be replaced without recording the change: A replacement changes the </w:t>
+      </w:r>
+      <w:r>
+        <w:rPr>
+          <w:b/>
+        </w:rPr>
+        <w:t>evidence</w:t>
+      </w:r>
+      <w:r>
+        <w:rPr>
+          <w:b w:val="0"/>
+        </w:rPr>
+        <w:t xml:space="preserve"> or contract. Record the change and its justification; do not silently turn unknown into a measured value.</w:t>
       </w:r>
     </w:p>
     <w:p>
@@ -3339,7 +3489,7 @@
         <w:rPr>
           <w:b w:val="0"/>
         </w:rPr>
-        <w:t xml:space="preserve">The worked result establishes every future case: A complete capstone plan is not </w:t>
+        <w:t xml:space="preserve">Repeating an assessed case is new independent </w:t>
       </w:r>
       <w:r>
         <w:rPr>
@@ -3351,73 +3501,15 @@
         <w:rPr>
           <w:b w:val="0"/>
         </w:rPr>
-        <w:t xml:space="preserve"> that the implementation meets it; evaluate after building.</w:t>
-      </w:r>
-    </w:p>
-    <w:p>
-      <w:pPr>
-        <w:spacing w:line="336" w:lineRule="auto" w:after="180"/>
-      </w:pPr>
-      <w:r>
-        <w:rPr>
-          <w:b w:val="0"/>
-        </w:rPr>
-        <w:t xml:space="preserve">A missing </w:t>
-      </w:r>
-      <w:r>
-        <w:rPr>
-          <w:b/>
-        </w:rPr>
-        <w:t>input</w:t>
-      </w:r>
-      <w:r>
-        <w:rPr>
-          <w:b w:val="0"/>
-        </w:rPr>
-        <w:t xml:space="preserve"> may be replaced without recording the change: A replacement changes the </w:t>
-      </w:r>
-      <w:r>
-        <w:rPr>
-          <w:b/>
-        </w:rPr>
-        <w:t>evidence</w:t>
-      </w:r>
-      <w:r>
-        <w:rPr>
-          <w:b w:val="0"/>
-        </w:rPr>
-        <w:t xml:space="preserve"> or contract. Record the change and its justification; do not silently turn unknown into a measured value.</w:t>
-      </w:r>
-    </w:p>
-    <w:p>
-      <w:pPr>
-        <w:spacing w:line="336" w:lineRule="auto" w:after="180"/>
-      </w:pPr>
-      <w:r>
-        <w:rPr>
-          <w:b w:val="0"/>
-        </w:rPr>
-        <w:t xml:space="preserve">Repeating an assessed case is new independent </w:t>
-      </w:r>
-      <w:r>
-        <w:rPr>
-          <w:b/>
-        </w:rPr>
-        <w:t>evidence</w:t>
-      </w:r>
-      <w:r>
-        <w:rPr>
-          <w:b w:val="0"/>
-        </w:rPr>
         <w:t>: A replay checks consistency. An example used for feedback or revision cannot later be described as untouched final evaluation.</w:t>
       </w:r>
     </w:p>
     <w:p>
       <w:pPr>
-        <w:pStyle w:val="Heading3"/>
-      </w:pPr>
-      <w:r>
-        <w:t>Match the support to the first error</w:t>
+        <w:pStyle w:val="Heading2"/>
+      </w:pPr>
+      <w:r>
+        <w:t>Choose support from the response</w:t>
       </w:r>
     </w:p>
     <w:tbl>
@@ -3590,15 +3682,732 @@
     </w:p>
     <w:p>
       <w:pPr>
+        <w:pStyle w:val="Heading2"/>
+      </w:pPr>
+      <w:r>
+        <w:t>Earlier wording, alternatives and picture transcripts · reference / check after trying</w:t>
+      </w:r>
+    </w:p>
+    <w:p>
+      <w:pPr>
+        <w:spacing w:line="336" w:lineRule="auto" w:after="180"/>
+      </w:pPr>
+      <w:r>
+        <w:rPr>
+          <w:b w:val="0"/>
+        </w:rPr>
+        <w:t>Run the weekly evidence lab</w:t>
+      </w:r>
+    </w:p>
+    <w:p>
+      <w:pPr>
+        <w:spacing w:line="336" w:lineRule="auto" w:after="180"/>
+      </w:pPr>
+      <w:r>
+        <w:rPr>
+          <w:b w:val="0"/>
+        </w:rPr>
+        <w:t>Words You Can Use to Reason</w:t>
+      </w:r>
+    </w:p>
+    <w:p>
+      <w:pPr>
+        <w:spacing w:line="336" w:lineRule="auto" w:after="180"/>
+      </w:pPr>
+      <w:r>
+        <w:rPr>
+          <w:b w:val="0"/>
+        </w:rPr>
+        <w:t>A definition matters when you can recognize the idea, use it, and contrast it with a near-miss.</w:t>
+      </w:r>
+    </w:p>
+    <w:p>
+      <w:pPr>
+        <w:pStyle w:val="Heading3"/>
+      </w:pPr>
+      <w:r>
+        <w:t>Make the lab runnable</w:t>
+      </w:r>
+    </w:p>
+    <w:p>
+      <w:pPr>
+        <w:spacing w:line="336" w:lineRule="auto" w:after="180"/>
+      </w:pPr>
+      <w:r>
+        <w:rPr>
+          <w:b w:val="0"/>
+        </w:rPr>
+        <w:t>Use the supplied investigation for shared practice. Keep predictions and observed paper-trace results separate. Reserve Design the new science-note request behavior independently for the individual first attempt before feedback; do not use the reserved case as a paired lab task.</w:t>
+      </w:r>
+    </w:p>
+    <w:p>
+      <w:pPr>
+        <w:pStyle w:val="Heading3"/>
+      </w:pPr>
+      <w:r>
+        <w:t>Diagnose and reteach</w:t>
+      </w:r>
+    </w:p>
+    <w:p>
+      <w:pPr>
+        <w:spacing w:line="336" w:lineRule="auto" w:after="180"/>
+      </w:pPr>
+      <w:r>
+        <w:rPr>
+          <w:b w:val="0"/>
+        </w:rPr>
+        <w:t>For guessing, return to given facts and request a trace. For vocabulary without application, use one example and one non-example. For arithmetic errors, check the setup before the calculation.</w:t>
+      </w:r>
+    </w:p>
+    <w:p>
+      <w:pPr>
+        <w:spacing w:line="336" w:lineRule="auto" w:after="180"/>
+      </w:pPr>
+      <w:r>
+        <w:rPr>
+          <w:b w:val="0"/>
+        </w:rPr>
+        <w:t>Finish with a different uncoached case before recording mastery.</w:t>
+      </w:r>
+    </w:p>
+    <w:p>
+      <w:pPr>
+        <w:pStyle w:val="Heading3"/>
+      </w:pPr>
+      <w:r>
+        <w:t>Address these additional misconceptions</w:t>
+      </w:r>
+    </w:p>
+    <w:p>
+      <w:pPr>
+        <w:pStyle w:val="Heading3"/>
+      </w:pPr>
+      <w:r>
+        <w:t>Match the support to the first error</w:t>
+      </w:r>
+    </w:p>
+    <w:p>
+      <w:pPr>
         <w:pStyle w:val="Heading1"/>
       </w:pPr>
       <w:r>
-        <w:t>05. Assess and explain the answers</w:t>
-      </w:r>
-    </w:p>
-    <w:p>
-      <w:r>
-        <w:t>Use the Capstone Design questions, teacher keys and criteria after the relevant attempts. Previously discussed cases are practice; protect the separately selected independent task.</w:t>
+        <w:t>05. Assess the selected new case</w:t>
+      </w:r>
+    </w:p>
+    <w:p>
+      <w:r>
+        <w:t>Keep this key until after the first attempt; accept valid alternatives with defensible reasoning.</w:t>
+      </w:r>
+    </w:p>
+    <w:p>
+      <w:pPr>
+        <w:pStyle w:val="Heading2"/>
+      </w:pPr>
+      <w:r>
+        <w:t>Selected independent question and key</w:t>
+      </w:r>
+    </w:p>
+    <w:p>
+      <w:pPr>
+        <w:spacing w:line="336" w:lineRule="auto" w:after="180"/>
+      </w:pPr>
+      <w:r>
+        <w:rPr>
+          <w:b w:val="0"/>
+        </w:rPr>
+        <w:t>Selected case: A science assistant may use only these notes: evaporation is liquid becoming vapour; condensation is vapour becoming liquid.</w:t>
+      </w:r>
+    </w:p>
+    <w:p>
+      <w:pPr>
+        <w:spacing w:line="336" w:lineRule="auto" w:after="180"/>
+      </w:pPr>
+      <w:r>
+        <w:rPr>
+          <w:b w:val="0"/>
+        </w:rPr>
+        <w:t>Specify behavior for “Define evaporation”, “Explain it”, and “What is tomorrow’s weather?”.</w:t>
+      </w:r>
+    </w:p>
+    <w:p>
+      <w:pPr>
+        <w:spacing w:line="336" w:lineRule="auto" w:after="180"/>
+      </w:pPr>
+      <w:r>
+        <w:rPr>
+          <w:b w:val="0"/>
+        </w:rPr>
+        <w:t xml:space="preserve">Answer the definition using the supplied note and identify its source. Clarify the referent of “it”. Weather is absent from these notes: say the </w:t>
+      </w:r>
+      <w:r>
+        <w:rPr>
+          <w:b/>
+        </w:rPr>
+        <w:t>evidence</w:t>
+      </w:r>
+      <w:r>
+        <w:rPr>
+          <w:b w:val="0"/>
+        </w:rPr>
+        <w:t xml:space="preserve"> is unavailable rather than inventing a forecast.</w:t>
+      </w:r>
+    </w:p>
+    <w:p>
+      <w:pPr>
+        <w:spacing w:line="336" w:lineRule="auto" w:after="180"/>
+      </w:pPr>
+      <w:r>
+        <w:rPr>
+          <w:b w:val="0"/>
+        </w:rPr>
+        <w:t>Require support for every factual claim.</w:t>
+      </w:r>
+    </w:p>
+    <w:p>
+      <w:pPr>
+        <w:pStyle w:val="Heading2"/>
+      </w:pPr>
+      <w:r>
+        <w:t>Judge explanation, trace and limits</w:t>
+      </w:r>
+    </w:p>
+    <w:tbl>
+      <w:tblPr>
+        <w:tblStyle w:val="LightShading-Accent1"/>
+        <w:tblW w:type="auto" w:w="0"/>
+        <w:tblLook w:firstColumn="1" w:firstRow="1" w:lastColumn="0" w:lastRow="0" w:noHBand="0" w:noVBand="1" w:val="04A0"/>
+      </w:tblPr>
+      <w:tblGrid>
+        <w:gridCol w:w="5112"/>
+        <w:gridCol w:w="5112"/>
+      </w:tblGrid>
+      <w:tr>
+        <w:trPr>
+          <w:tblHeader/>
+        </w:trPr>
+        <w:tc>
+          <w:tcPr>
+            <w:tcW w:type="dxa" w:w="5112"/>
+          </w:tcPr>
+          <w:p>
+            <w:r>
+              <w:t>Dimension</w:t>
+            </w:r>
+          </w:p>
+        </w:tc>
+        <w:tc>
+          <w:tcPr>
+            <w:tcW w:type="dxa" w:w="5112"/>
+          </w:tcPr>
+          <w:p>
+            <w:r>
+              <w:t>Evidence required</w:t>
+            </w:r>
+          </w:p>
+        </w:tc>
+      </w:tr>
+      <w:tr>
+        <w:tc>
+          <w:tcPr>
+            <w:tcW w:type="dxa" w:w="5112"/>
+          </w:tcPr>
+          <w:p>
+            <w:r>
+              <w:t>Explanation</w:t>
+            </w:r>
+          </w:p>
+        </w:tc>
+        <w:tc>
+          <w:tcPr>
+            <w:tcW w:type="dxa" w:w="5112"/>
+          </w:tcPr>
+          <w:p>
+            <w:r>
+              <w:t>Names the applicable idea or procedure and ties it to the supplied facts.</w:t>
+            </w:r>
+          </w:p>
+        </w:tc>
+      </w:tr>
+      <w:tr>
+        <w:tc>
+          <w:tcPr>
+            <w:tcW w:type="dxa" w:w="5112"/>
+          </w:tcPr>
+          <w:p>
+            <w:r>
+              <w:t>Trace and result</w:t>
+            </w:r>
+          </w:p>
+        </w:tc>
+        <w:tc>
+          <w:tcPr>
+            <w:tcW w:type="dxa" w:w="5112"/>
+          </w:tcPr>
+          <w:p>
+            <w:r>
+              <w:t>Preserves the given inputs and shows the relevant intermediate steps; distinguishes a prediction from an observed execution.</w:t>
+            </w:r>
+          </w:p>
+        </w:tc>
+      </w:tr>
+      <w:tr>
+        <w:tc>
+          <w:tcPr>
+            <w:tcW w:type="dxa" w:w="5112"/>
+          </w:tcPr>
+          <w:p>
+            <w:r>
+              <w:t>Limits</w:t>
+            </w:r>
+          </w:p>
+        </w:tc>
+        <w:tc>
+          <w:tcPr>
+            <w:tcW w:type="dxa" w:w="5112"/>
+          </w:tcPr>
+          <w:p>
+            <w:r>
+              <w:t>States the assumptions, missing evidence or conditions under which the result would change.</w:t>
+            </w:r>
+          </w:p>
+        </w:tc>
+      </w:tr>
+    </w:tbl>
+    <w:p>
+      <w:pPr>
+        <w:spacing w:line="336" w:lineRule="auto" w:after="180"/>
+      </w:pPr>
+      <w:r>
+        <w:rPr>
+          <w:b w:val="0"/>
+        </w:rPr>
+        <w:t>Record each dimension as not yet, with support, or independent. Accept a valid alternative procedure with a defensible trace.</w:t>
+      </w:r>
+    </w:p>
+    <w:p>
+      <w:pPr>
+        <w:spacing w:line="336" w:lineRule="auto" w:after="180"/>
+      </w:pPr>
+      <w:r>
+        <w:rPr>
+          <w:b w:val="0"/>
+        </w:rPr>
+        <w:t xml:space="preserve">Do not penalise an honestly recorded model failure if the learner correctly explains its </w:t>
+      </w:r>
+      <w:r>
+        <w:rPr>
+          <w:b/>
+        </w:rPr>
+        <w:t>evidence</w:t>
+      </w:r>
+      <w:r>
+        <w:rPr>
+          <w:b w:val="0"/>
+        </w:rPr>
+        <w:t xml:space="preserve"> and limits.</w:t>
+      </w:r>
+    </w:p>
+    <w:p>
+      <w:pPr>
+        <w:pStyle w:val="Heading2"/>
+      </w:pPr>
+      <w:r>
+        <w:t>Give one usable repair action</w:t>
+      </w:r>
+    </w:p>
+    <w:p>
+      <w:pPr>
+        <w:spacing w:line="336" w:lineRule="auto" w:after="180"/>
+      </w:pPr>
+      <w:r>
+        <w:rPr>
+          <w:b w:val="0"/>
+        </w:rPr>
+        <w:t>Name the earliest unsupported step and give one action to repair it. Have the learner make that repair now and explain why. Then assess the relevant skill on a fresh, fully specified case.</w:t>
+      </w:r>
+    </w:p>
+    <w:p>
+      <w:pPr>
+        <w:spacing w:line="336" w:lineRule="auto" w:after="180"/>
+      </w:pPr>
+      <w:r>
+        <w:rPr>
+          <w:b w:val="0"/>
+        </w:rPr>
+        <w:t>Confirm it was not previously practised with feedback; solve and check the new case before assigning it. A follow-up design prompt is a starting brief, not automatically an equivalent test.</w:t>
+      </w:r>
+    </w:p>
+    <w:p>
+      <w:pPr>
+        <w:pStyle w:val="Heading2"/>
+      </w:pPr>
+      <w:r>
+        <w:t>W1 Explain the mechanism</w:t>
+      </w:r>
+    </w:p>
+    <w:p>
+      <w:pPr>
+        <w:spacing w:line="336" w:lineRule="auto" w:after="180"/>
+      </w:pPr>
+      <w:r>
+        <w:rPr>
+          <w:b w:val="0"/>
+        </w:rPr>
+        <w:t xml:space="preserve">Explain the weekly </w:t>
+      </w:r>
+      <w:r>
+        <w:rPr>
+          <w:b/>
+        </w:rPr>
+        <w:t>mechanism</w:t>
+      </w:r>
+      <w:r>
+        <w:rPr>
+          <w:b w:val="0"/>
+        </w:rPr>
+        <w:t xml:space="preserve"> in your own words. Use the worked scenario to name its </w:t>
+      </w:r>
+      <w:r>
+        <w:rPr>
+          <w:b/>
+        </w:rPr>
+        <w:t>input</w:t>
+      </w:r>
+      <w:r>
+        <w:rPr>
+          <w:b w:val="0"/>
+        </w:rPr>
+        <w:t xml:space="preserve">, decision rule and </w:t>
+      </w:r>
+      <w:r>
+        <w:rPr>
+          <w:b/>
+        </w:rPr>
+        <w:t>output</w:t>
+      </w:r>
+      <w:r>
+        <w:rPr>
+          <w:b w:val="0"/>
+        </w:rPr>
+        <w:t>.</w:t>
+      </w:r>
+    </w:p>
+    <w:p>
+      <w:pPr>
+        <w:spacing w:line="336" w:lineRule="auto" w:after="180"/>
+      </w:pPr>
+      <w:r>
+        <w:rPr>
+          <w:b w:val="0"/>
+        </w:rPr>
+        <w:t xml:space="preserve">Teacher explanation: A grounded-assistant capstone begins with bounded </w:t>
+      </w:r>
+      <w:r>
+        <w:rPr>
+          <w:b/>
+        </w:rPr>
+        <w:t>requirement</w:t>
+      </w:r>
+      <w:r>
+        <w:rPr>
+          <w:b w:val="0"/>
+        </w:rPr>
+        <w:t xml:space="preserve">s and a versioned permitted corpus. A baseline can be a manual lookup </w:t>
+      </w:r>
+      <w:r>
+        <w:rPr>
+          <w:b/>
+        </w:rPr>
+        <w:t>process</w:t>
+      </w:r>
+      <w:r>
+        <w:rPr>
+          <w:b w:val="0"/>
+        </w:rPr>
+        <w:t xml:space="preserve"> using the same </w:t>
+      </w:r>
+      <w:r>
+        <w:rPr>
+          <w:b/>
+        </w:rPr>
+        <w:t>evidence</w:t>
+      </w:r>
+      <w:r>
+        <w:rPr>
+          <w:b w:val="0"/>
+        </w:rPr>
+        <w:t>.</w:t>
+      </w:r>
+    </w:p>
+    <w:p>
+      <w:pPr>
+        <w:spacing w:line="336" w:lineRule="auto" w:after="180"/>
+      </w:pPr>
+      <w:r>
+        <w:rPr>
+          <w:b w:val="0"/>
+        </w:rPr>
+        <w:t xml:space="preserve">Specify the user question, source authority, access, </w:t>
+      </w:r>
+      <w:r>
+        <w:rPr>
+          <w:b/>
+        </w:rPr>
+        <w:t>output</w:t>
+      </w:r>
+      <w:r>
+        <w:rPr>
+          <w:b w:val="0"/>
+        </w:rPr>
+        <w:t>/fallback contract and evaluation plan. Freeze corpus IDs and split cases before implementation. Keep teacher material out of student retrieval.</w:t>
+      </w:r>
+    </w:p>
+    <w:p>
+      <w:pPr>
+        <w:pStyle w:val="Heading2"/>
+      </w:pPr>
+      <w:r>
+        <w:t>W2 Trace the worked case</w:t>
+      </w:r>
+    </w:p>
+    <w:p>
+      <w:pPr>
+        <w:spacing w:line="336" w:lineRule="auto" w:after="180"/>
+      </w:pPr>
+      <w:r>
+        <w:rPr>
+          <w:b w:val="0"/>
+        </w:rPr>
+        <w:t>Student room assistant corpus contains public register P, teacher-only guide T and current approval A. It must report approved room capacity or needs_review. Show the intermediate steps and give the conclusion with its scope.</w:t>
+      </w:r>
+    </w:p>
+    <w:p>
+      <w:pPr>
+        <w:spacing w:line="336" w:lineRule="auto" w:after="180"/>
+      </w:pPr>
+      <w:r>
+        <w:rPr>
+          <w:b w:val="0"/>
+        </w:rPr>
+        <w:t>Teacher explanation: Authorised corpus contains P and A, excluding T. Baseline manually checks same-room current approval and capacity. Reserve complete, missing and conflicting cases before development.</w:t>
+      </w:r>
+    </w:p>
+    <w:p>
+      <w:pPr>
+        <w:pStyle w:val="Heading2"/>
+      </w:pPr>
+      <w:r>
+        <w:t>W3 Audit the limit</w:t>
+      </w:r>
+    </w:p>
+    <w:p>
+      <w:pPr>
+        <w:spacing w:line="336" w:lineRule="auto" w:after="180"/>
+      </w:pPr>
+      <w:r>
+        <w:rPr>
+          <w:b w:val="0"/>
+        </w:rPr>
+        <w:t xml:space="preserve">A report omits this qualification: A complete capstone plan is not </w:t>
+      </w:r>
+      <w:r>
+        <w:rPr>
+          <w:b/>
+        </w:rPr>
+        <w:t>evidence</w:t>
+      </w:r>
+      <w:r>
+        <w:rPr>
+          <w:b w:val="0"/>
+        </w:rPr>
+        <w:t xml:space="preserve"> that the implementation meets it; evaluate after building.</w:t>
+      </w:r>
+    </w:p>
+    <w:p>
+      <w:pPr>
+        <w:spacing w:line="336" w:lineRule="auto" w:after="180"/>
+      </w:pPr>
+      <w:r>
+        <w:rPr>
+          <w:b w:val="0"/>
+        </w:rPr>
+        <w:t>Explain how omitting it could change a reader's interpretation, and write an accurate replacement.</w:t>
+      </w:r>
+    </w:p>
+    <w:p>
+      <w:pPr>
+        <w:spacing w:line="336" w:lineRule="auto" w:after="180"/>
+      </w:pPr>
+      <w:r>
+        <w:rPr>
+          <w:b w:val="0"/>
+        </w:rPr>
+        <w:t xml:space="preserve">Teacher explanation: A complete capstone plan is not </w:t>
+      </w:r>
+      <w:r>
+        <w:rPr>
+          <w:b/>
+        </w:rPr>
+        <w:t>evidence</w:t>
+      </w:r>
+      <w:r>
+        <w:rPr>
+          <w:b w:val="0"/>
+        </w:rPr>
+        <w:t xml:space="preserve"> that the implementation meets it; evaluate after building.</w:t>
+      </w:r>
+    </w:p>
+    <w:p>
+      <w:pPr>
+        <w:spacing w:line="336" w:lineRule="auto" w:after="180"/>
+      </w:pPr>
+      <w:r>
+        <w:rPr>
+          <w:b w:val="0"/>
+        </w:rPr>
+        <w:t xml:space="preserve">State the observed result separately from the unverified or out-of-scope claim; preserve the original </w:t>
+      </w:r>
+      <w:r>
+        <w:rPr>
+          <w:b/>
+        </w:rPr>
+        <w:t>evidence</w:t>
+      </w:r>
+      <w:r>
+        <w:rPr>
+          <w:b w:val="0"/>
+        </w:rPr>
+        <w:t xml:space="preserve"> rather than inventing a missing fact.</w:t>
+      </w:r>
+    </w:p>
+    <w:p>
+      <w:pPr>
+        <w:pStyle w:val="Heading2"/>
+      </w:pPr>
+      <w:r>
+        <w:t>W5 Design a revealing follow-up</w:t>
+      </w:r>
+    </w:p>
+    <w:p>
+      <w:pPr>
+        <w:spacing w:line="336" w:lineRule="auto" w:after="180"/>
+      </w:pPr>
+      <w:r>
+        <w:rPr>
+          <w:b w:val="0"/>
+        </w:rPr>
+        <w:t>For the worked scenario, propose one additional case that could reveal a failure, describe its expected outcome before running it, and explain what would need to remain fixed for a fair comparison.</w:t>
+      </w:r>
+    </w:p>
+    <w:p>
+      <w:pPr>
+        <w:spacing w:line="336" w:lineRule="auto" w:after="180"/>
+      </w:pPr>
+      <w:r>
+        <w:rPr>
+          <w:b w:val="0"/>
+        </w:rPr>
+        <w:t>Do not reuse W4 as a new final test after receiving feedback.</w:t>
+      </w:r>
+    </w:p>
+    <w:p>
+      <w:pPr>
+        <w:spacing w:line="336" w:lineRule="auto" w:after="180"/>
+      </w:pPr>
+      <w:r>
+        <w:rPr>
+          <w:b w:val="0"/>
+        </w:rPr>
+        <w:t xml:space="preserve">Teacher explanation: Accept a concrete variant of the worked </w:t>
+      </w:r>
+      <w:r>
+        <w:rPr>
+          <w:b/>
+        </w:rPr>
+        <w:t>input</w:t>
+      </w:r>
+      <w:r>
+        <w:rPr>
+          <w:b w:val="0"/>
+        </w:rPr>
+        <w:t xml:space="preserve"> or a missing/conflicting/boundary condition, with an expectation derived from the declared procedure.</w:t>
+      </w:r>
+    </w:p>
+    <w:p>
+      <w:pPr>
+        <w:spacing w:line="336" w:lineRule="auto" w:after="180"/>
+      </w:pPr>
+      <w:r>
+        <w:rPr>
+          <w:b w:val="0"/>
+        </w:rPr>
+        <w:t xml:space="preserve">Require preserved settings, original </w:t>
+      </w:r>
+      <w:r>
+        <w:rPr>
+          <w:b/>
+        </w:rPr>
+        <w:t>output</w:t>
+      </w:r>
+      <w:r>
+        <w:rPr>
+          <w:b w:val="0"/>
+        </w:rPr>
+        <w:t xml:space="preserve">s and data roles. A complete capstone plan is not </w:t>
+      </w:r>
+      <w:r>
+        <w:rPr>
+          <w:b/>
+        </w:rPr>
+        <w:t>evidence</w:t>
+      </w:r>
+      <w:r>
+        <w:rPr>
+          <w:b w:val="0"/>
+        </w:rPr>
+        <w:t xml:space="preserve"> that the implementation meets it; evaluate after building.</w:t>
+      </w:r>
+    </w:p>
+    <w:p>
+      <w:pPr>
+        <w:spacing w:line="336" w:lineRule="auto" w:after="180"/>
+      </w:pPr>
+      <w:r>
+        <w:rPr>
+          <w:b w:val="0"/>
+        </w:rPr>
+        <w:t xml:space="preserve">The new case should test this particular </w:t>
+      </w:r>
+      <w:r>
+        <w:rPr>
+          <w:b/>
+        </w:rPr>
+        <w:t>mechanism</w:t>
+      </w:r>
+      <w:r>
+        <w:rPr>
+          <w:b w:val="0"/>
+        </w:rPr>
+        <w:t xml:space="preserve"> rather than merely restate the original result.</w:t>
+      </w:r>
+    </w:p>
+    <w:p>
+      <w:pPr>
+        <w:pStyle w:val="Heading2"/>
+      </w:pPr>
+      <w:r>
+        <w:t>Earlier wording, alternatives and picture transcripts · reference / check after trying</w:t>
+      </w:r>
+    </w:p>
+    <w:p>
+      <w:pPr>
+        <w:spacing w:line="336" w:lineRule="auto" w:after="180"/>
+      </w:pPr>
+      <w:r>
+        <w:rPr>
+          <w:b w:val="0"/>
+        </w:rPr>
+        <w:t>Assess and explain the answers</w:t>
       </w:r>
     </w:p>
     <w:p>
@@ -3611,22 +4420,32 @@
     </w:p>
     <w:p>
       <w:pPr>
+        <w:spacing w:line="336" w:lineRule="auto" w:after="180"/>
+      </w:pPr>
+      <w:r>
+        <w:rPr>
+          <w:b w:val="0"/>
+        </w:rPr>
+        <w:t>Use answerable, ambiguous and unanswerable cases. Check correctness, support, format and fallback, plus declared permissions and privacy.</w:t>
+      </w:r>
+    </w:p>
+    <w:p>
+      <w:pPr>
         <w:pStyle w:val="Heading3"/>
       </w:pPr>
       <w:r>
-        <w:t>Teacher key · Worked case answer</w:t>
+        <w:t>Additional transfer practice question</w:t>
       </w:r>
     </w:p>
     <w:p>
       <w:pPr>
         <w:spacing w:line="336" w:lineRule="auto" w:after="180"/>
-        <w:shd w:fill="F1F6FC"/>
-      </w:pPr>
-      <w:r>
-        <w:rPr>
-          <w:b w:val="0"/>
-        </w:rPr>
-        <w:t>Use answerable, ambiguous and unanswerable cases. Check correctness, support, format and fallback, plus declared permissions and privacy.</w:t>
+      </w:pPr>
+      <w:r>
+        <w:rPr>
+          <w:b w:val="0"/>
+        </w:rPr>
+        <w:t>The capstone goal is helps students. Rewrite it as an observable test for a passage-based study assistant.</w:t>
       </w:r>
     </w:p>
     <w:p>
@@ -3634,49 +4453,12 @@
         <w:pStyle w:val="Heading3"/>
       </w:pPr>
       <w:r>
-        <w:t>Independent question</w:t>
-      </w:r>
-    </w:p>
-    <w:p>
-      <w:pPr>
-        <w:pStyle w:val="Heading3"/>
-      </w:pPr>
-      <w:r>
-        <w:t>Independent question · withhold the key</w:t>
+        <w:t>Reasoned practice answer</w:t>
       </w:r>
     </w:p>
     <w:p>
       <w:pPr>
         <w:spacing w:line="336" w:lineRule="auto" w:after="180"/>
-        <w:shd w:fill="F5F1FB"/>
-      </w:pPr>
-      <w:r>
-        <w:rPr>
-          <w:b w:val="0"/>
-        </w:rPr>
-        <w:t>The capstone goal is helps students. Rewrite it as an observable test for a passage-based study assistant.</w:t>
-      </w:r>
-    </w:p>
-    <w:p>
-      <w:pPr>
-        <w:pStyle w:val="Heading3"/>
-      </w:pPr>
-      <w:r>
-        <w:t>Expected independent answer</w:t>
-      </w:r>
-    </w:p>
-    <w:p>
-      <w:pPr>
-        <w:pStyle w:val="Heading3"/>
-      </w:pPr>
-      <w:r>
-        <w:t>Teacher key · Expected independent answer</w:t>
-      </w:r>
-    </w:p>
-    <w:p>
-      <w:pPr>
-        <w:spacing w:line="336" w:lineRule="auto" w:after="180"/>
-        <w:shd w:fill="F1F6FC"/>
       </w:pPr>
       <w:r>
         <w:rPr>
@@ -4006,34 +4788,110 @@
     </w:p>
     <w:p>
       <w:pPr>
+        <w:spacing w:line="336" w:lineRule="auto" w:after="180"/>
+      </w:pPr>
+      <w:r>
+        <w:rPr>
+          <w:b w:val="0"/>
+        </w:rPr>
+        <w:t>Supply a direct fact query with a supporting passage; an unclear 'it' query requiring clarification; and an absent fact requiring fallback. Require every factual answer claim to be supported by its cited passage.</w:t>
+      </w:r>
+    </w:p>
+    <w:p>
+      <w:pPr>
+        <w:spacing w:line="336" w:lineRule="auto" w:after="180"/>
+      </w:pPr>
+      <w:r>
+        <w:rPr>
+          <w:b w:val="0"/>
+        </w:rPr>
+        <w:t>Preserve the cases before implementation.</w:t>
+      </w:r>
+    </w:p>
+    <w:p>
+      <w:pPr>
         <w:pStyle w:val="Heading3"/>
       </w:pPr>
       <w:r>
-        <w:t>Teacher key · Original transfer answer</w:t>
+        <w:t>Explanations for the additional workbook examples</w:t>
+      </w:r>
+    </w:p>
+    <w:p>
+      <w:pPr>
+        <w:pStyle w:val="Heading3"/>
+      </w:pPr>
+      <w:r>
+        <w:t>W1 Explain the mechanism</w:t>
+      </w:r>
+    </w:p>
+    <w:p>
+      <w:pPr>
+        <w:pStyle w:val="Heading3"/>
+      </w:pPr>
+      <w:r>
+        <w:t>W2 Trace the worked case</w:t>
+      </w:r>
+    </w:p>
+    <w:p>
+      <w:pPr>
+        <w:pStyle w:val="Heading3"/>
+      </w:pPr>
+      <w:r>
+        <w:t>W3 Audit the limit</w:t>
+      </w:r>
+    </w:p>
+    <w:p>
+      <w:pPr>
+        <w:pStyle w:val="Heading3"/>
+      </w:pPr>
+      <w:r>
+        <w:t>W4 Apply a new case independently</w:t>
       </w:r>
     </w:p>
     <w:p>
       <w:pPr>
         <w:spacing w:line="336" w:lineRule="auto" w:after="180"/>
-        <w:shd w:fill="F1F6FC"/>
-      </w:pPr>
-      <w:r>
-        <w:rPr>
-          <w:b w:val="0"/>
-        </w:rPr>
-        <w:t>Supply a direct fact query with a supporting passage; an unclear 'it' query requiring clarification; and an absent fact requiring fallback. Require every factual answer claim to be supported by its cited passage.</w:t>
+      </w:pPr>
+      <w:r>
+        <w:rPr>
+          <w:b w:val="0"/>
+        </w:rPr>
+        <w:t>Student equipment assistant has public inventory I, restricted purchase ledger L and public booking notice B. Define eligible corpus, baseline and a missing-</w:t>
+      </w:r>
+      <w:r>
+        <w:rPr>
+          <w:b/>
+        </w:rPr>
+        <w:t>evidence</w:t>
+      </w:r>
+      <w:r>
+        <w:rPr>
+          <w:b w:val="0"/>
+        </w:rPr>
+        <w:t xml:space="preserve"> test.</w:t>
       </w:r>
     </w:p>
     <w:p>
       <w:pPr>
         <w:spacing w:line="336" w:lineRule="auto" w:after="180"/>
-        <w:shd w:fill="F1F6FC"/>
-      </w:pPr>
-      <w:r>
-        <w:rPr>
-          <w:b w:val="0"/>
-        </w:rPr>
-        <w:t>Preserve the cases before implementation.</w:t>
+      </w:pPr>
+      <w:r>
+        <w:rPr>
+          <w:b w:val="0"/>
+        </w:rPr>
+        <w:t xml:space="preserve">Teacher explanation: Use I and B only; exclude L. Baseline manually matches item availability to authorised booking </w:t>
+      </w:r>
+      <w:r>
+        <w:rPr>
+          <w:b/>
+        </w:rPr>
+        <w:t>evidence</w:t>
+      </w:r>
+      <w:r>
+        <w:rPr>
+          <w:b w:val="0"/>
+        </w:rPr>
+        <w:t>. Missing notice should trigger the specified review outcome.</w:t>
       </w:r>
     </w:p>
     <w:p>
@@ -4041,7 +4899,7 @@
         <w:pStyle w:val="Heading3"/>
       </w:pPr>
       <w:r>
-        <w:t>Explanations for the additional workbook examples</w:t>
+        <w:t>W5 Design a revealing follow-up</w:t>
       </w:r>
     </w:p>
     <w:p>
@@ -4049,7 +4907,7 @@
         <w:pStyle w:val="Heading3"/>
       </w:pPr>
       <w:r>
-        <w:t>W1 Explain the mechanism</w:t>
+        <w:t>Assess independent transfer</w:t>
       </w:r>
     </w:p>
     <w:p>
@@ -4057,1088 +4915,236 @@
         <w:pStyle w:val="Heading3"/>
       </w:pPr>
       <w:r>
-        <w:t>Workbook question · W1</w:t>
+        <w:t>Selected case answer</w:t>
+      </w:r>
+    </w:p>
+    <w:p>
+      <w:pPr>
+        <w:pStyle w:val="Heading3"/>
+      </w:pPr>
+      <w:r>
+        <w:t>Feedback that the learner uses</w:t>
+      </w:r>
+    </w:p>
+    <w:p>
+      <w:pPr>
+        <w:pStyle w:val="Heading1"/>
+      </w:pPr>
+      <w:r>
+        <w:t>06. Connect, adapt and return</w:t>
+      </w:r>
+    </w:p>
+    <w:p>
+      <w:r>
+        <w:t>Retain the project evidence and revisit the reasoning on a changed case.</w:t>
+      </w:r>
+    </w:p>
+    <w:p>
+      <w:pPr>
+        <w:pStyle w:val="Heading2"/>
+      </w:pPr>
+      <w:r>
+        <w:t>Project evidence to keep</w:t>
       </w:r>
     </w:p>
     <w:p>
       <w:pPr>
         <w:spacing w:line="336" w:lineRule="auto" w:after="180"/>
-        <w:shd w:fill="F5F1FB"/>
-      </w:pPr>
-      <w:r>
-        <w:rPr>
-          <w:b w:val="0"/>
-        </w:rPr>
-        <w:t xml:space="preserve">Explain the weekly </w:t>
+      </w:pPr>
+      <w:r>
+        <w:rPr>
+          <w:b w:val="0"/>
+        </w:rPr>
+        <w:t>Freeze the Study Buddy v1 design and acceptance tests before implementation.</w:t>
+      </w:r>
+    </w:p>
+    <w:p>
+      <w:pPr>
+        <w:spacing w:line="336" w:lineRule="auto" w:after="180"/>
+      </w:pPr>
+      <w:r>
+        <w:rPr>
+          <w:b w:val="0"/>
+        </w:rPr>
+        <w:t xml:space="preserve">Keep the decision, </w:t>
       </w:r>
       <w:r>
         <w:rPr>
           <w:b/>
         </w:rPr>
+        <w:t>input</w:t>
+      </w:r>
+      <w:r>
+        <w:rPr>
+          <w:b w:val="0"/>
+        </w:rPr>
+        <w:t xml:space="preserve">, result, explanation and remaining limitation in the project </w:t>
+      </w:r>
+      <w:r>
+        <w:rPr>
+          <w:b/>
+        </w:rPr>
+        <w:t>evidence</w:t>
+      </w:r>
+      <w:r>
+        <w:rPr>
+          <w:b w:val="0"/>
+        </w:rPr>
+        <w:t xml:space="preserve"> record. Retrieve this record next week rather than restarting the project.</w:t>
+      </w:r>
+    </w:p>
+    <w:p>
+      <w:pPr>
+        <w:spacing w:line="336" w:lineRule="auto" w:after="180"/>
+      </w:pPr>
+      <w:r>
+        <w:rPr>
+          <w:b w:val="0"/>
+        </w:rPr>
+        <w:t xml:space="preserve">For your Verified Study Buddy, save the </w:t>
+      </w:r>
+      <w:r>
+        <w:rPr>
+          <w:b/>
+        </w:rPr>
+        <w:t>input</w:t>
+      </w:r>
+      <w:r>
+        <w:rPr>
+          <w:b w:val="0"/>
+        </w:rPr>
+        <w:t>, procedure, observed result and limitation of this check.</w:t>
+      </w:r>
+    </w:p>
+    <w:p>
+      <w:pPr>
+        <w:spacing w:line="336" w:lineRule="auto" w:after="180"/>
+      </w:pPr>
+      <w:r>
+        <w:rPr>
+          <w:b w:val="0"/>
+        </w:rPr>
+        <w:t>Label this worked example as practice; use a different, previously unreviewed case when checking independent understanding.</w:t>
+      </w:r>
+    </w:p>
+    <w:p>
+      <w:pPr>
+        <w:pStyle w:val="Heading2"/>
+      </w:pPr>
+      <w:r>
+        <w:t>Support while preserving the reasoning goal</w:t>
+      </w:r>
+    </w:p>
+    <w:p>
+      <w:pPr>
+        <w:spacing w:line="336" w:lineRule="auto" w:after="180"/>
+      </w:pPr>
+      <w:r>
+        <w:rPr>
+          <w:b w:val="0"/>
+        </w:rPr>
+        <w:t xml:space="preserve">Provide one short approved passage; separate instruction, </w:t>
+      </w:r>
+      <w:r>
+        <w:rPr>
+          <w:b/>
+        </w:rPr>
+        <w:t>input</w:t>
+      </w:r>
+      <w:r>
+        <w:rPr>
+          <w:b w:val="0"/>
+        </w:rPr>
+        <w:t xml:space="preserve">, </w:t>
+      </w:r>
+      <w:r>
+        <w:rPr>
+          <w:b/>
+        </w:rPr>
+        <w:t>output</w:t>
+      </w:r>
+      <w:r>
+        <w:rPr>
+          <w:b w:val="0"/>
+        </w:rPr>
+        <w:t xml:space="preserve"> and </w:t>
+      </w:r>
+      <w:r>
+        <w:rPr>
+          <w:b/>
+        </w:rPr>
+        <w:t>evidence</w:t>
+      </w:r>
+      <w:r>
+        <w:rPr>
+          <w:b w:val="0"/>
+        </w:rPr>
+        <w:t>. Stretch: introduce an unsupported claim or conflicting source and validate claim by claim with a fallback.</w:t>
+      </w:r>
+    </w:p>
+    <w:p>
+      <w:pPr>
+        <w:spacing w:line="336" w:lineRule="auto" w:after="180"/>
+      </w:pPr>
+      <w:r>
+        <w:rPr>
+          <w:b w:val="0"/>
+        </w:rPr>
+        <w:t xml:space="preserve">Provide an </w:t>
+      </w:r>
+      <w:r>
+        <w:rPr>
+          <w:b/>
+        </w:rPr>
+        <w:t>input</w:t>
+      </w:r>
+      <w:r>
+        <w:rPr>
+          <w:b w:val="0"/>
+        </w:rPr>
+        <w:t>/procedure/result/limit frame and a calculator when needed. Ask students to identify the first step before completing the whole trace.</w:t>
+      </w:r>
+    </w:p>
+    <w:p>
+      <w:pPr>
+        <w:spacing w:line="336" w:lineRule="auto" w:after="180"/>
+      </w:pPr>
+      <w:r>
+        <w:rPr>
+          <w:b w:val="0"/>
+        </w:rPr>
+        <w:t xml:space="preserve">Extension: compare two concrete variants of this </w:t>
+      </w:r>
+      <w:r>
+        <w:rPr>
+          <w:b/>
+        </w:rPr>
         <w:t>mechanism</w:t>
       </w:r>
       <w:r>
         <w:rPr>
           <w:b w:val="0"/>
         </w:rPr>
-        <w:t xml:space="preserve"> in your own words. Use the worked scenario to name its </w:t>
-      </w:r>
-      <w:r>
-        <w:rPr>
-          <w:b/>
-        </w:rPr>
-        <w:t>input</w:t>
-      </w:r>
-      <w:r>
-        <w:rPr>
-          <w:b w:val="0"/>
-        </w:rPr>
-        <w:t xml:space="preserve">, decision rule and </w:t>
-      </w:r>
-      <w:r>
-        <w:rPr>
-          <w:b/>
-        </w:rPr>
-        <w:t>output</w:t>
-      </w:r>
-      <w:r>
-        <w:rPr>
-          <w:b w:val="0"/>
-        </w:rPr>
-        <w:t>.</w:t>
-      </w:r>
-    </w:p>
-    <w:p>
-      <w:pPr>
-        <w:pStyle w:val="Heading3"/>
-      </w:pPr>
-      <w:r>
-        <w:t>Teacher reasoning · W1</w:t>
+        <w:t xml:space="preserve"> while holding unrelated conditions fixed; report both successful and unsuccessful outcomes.</w:t>
       </w:r>
     </w:p>
     <w:p>
       <w:pPr>
         <w:spacing w:line="336" w:lineRule="auto" w:after="180"/>
-        <w:shd w:fill="F1F6FC"/>
-      </w:pPr>
-      <w:r>
-        <w:rPr>
-          <w:b w:val="0"/>
-        </w:rPr>
-        <w:t xml:space="preserve">Teacher explanation: A grounded-assistant capstone begins with bounded </w:t>
-      </w:r>
-      <w:r>
-        <w:rPr>
-          <w:b/>
-        </w:rPr>
-        <w:t>requirement</w:t>
-      </w:r>
-      <w:r>
-        <w:rPr>
-          <w:b w:val="0"/>
-        </w:rPr>
-        <w:t xml:space="preserve">s and a versioned permitted corpus. A baseline can be a manual lookup </w:t>
-      </w:r>
-      <w:r>
-        <w:rPr>
-          <w:b/>
-        </w:rPr>
-        <w:t>process</w:t>
-      </w:r>
-      <w:r>
-        <w:rPr>
-          <w:b w:val="0"/>
-        </w:rPr>
-        <w:t xml:space="preserve"> using the same </w:t>
-      </w:r>
-      <w:r>
-        <w:rPr>
-          <w:b/>
-        </w:rPr>
-        <w:t>evidence</w:t>
-      </w:r>
-      <w:r>
-        <w:rPr>
-          <w:b w:val="0"/>
-        </w:rPr>
-        <w:t>.</w:t>
-      </w:r>
-    </w:p>
-    <w:p>
-      <w:pPr>
-        <w:spacing w:line="336" w:lineRule="auto" w:after="180"/>
-        <w:shd w:fill="F1F6FC"/>
-      </w:pPr>
-      <w:r>
-        <w:rPr>
-          <w:b w:val="0"/>
-        </w:rPr>
-        <w:t xml:space="preserve">Specify the user question, source authority, access, </w:t>
-      </w:r>
-      <w:r>
-        <w:rPr>
-          <w:b/>
-        </w:rPr>
-        <w:t>output</w:t>
-      </w:r>
-      <w:r>
-        <w:rPr>
-          <w:b w:val="0"/>
-        </w:rPr>
-        <w:t>/fallback contract and evaluation plan. Freeze corpus IDs and split cases before implementation. Keep teacher material out of student retrieval.</w:t>
-      </w:r>
-    </w:p>
-    <w:p>
-      <w:pPr>
-        <w:pStyle w:val="Heading3"/>
-      </w:pPr>
-      <w:r>
-        <w:t>W2 Trace the worked case</w:t>
-      </w:r>
-    </w:p>
-    <w:p>
-      <w:pPr>
-        <w:pStyle w:val="Heading3"/>
-      </w:pPr>
-      <w:r>
-        <w:t>Workbook question · W2</w:t>
-      </w:r>
-    </w:p>
-    <w:p>
-      <w:pPr>
-        <w:spacing w:line="336" w:lineRule="auto" w:after="180"/>
-        <w:shd w:fill="F5F1FB"/>
-      </w:pPr>
-      <w:r>
-        <w:rPr>
-          <w:b w:val="0"/>
-        </w:rPr>
-        <w:t>Student room assistant corpus contains public register P, teacher-only guide T and current approval A. It must report approved room capacity or needs_review. Show the intermediate steps and give the conclusion with its scope.</w:t>
-      </w:r>
-    </w:p>
-    <w:p>
-      <w:pPr>
-        <w:pStyle w:val="Heading3"/>
-      </w:pPr>
-      <w:r>
-        <w:t>Teacher reasoning · W2</w:t>
-      </w:r>
-    </w:p>
-    <w:p>
-      <w:pPr>
-        <w:spacing w:line="336" w:lineRule="auto" w:after="180"/>
-        <w:shd w:fill="F1F6FC"/>
-      </w:pPr>
-      <w:r>
-        <w:rPr>
-          <w:b w:val="0"/>
-        </w:rPr>
-        <w:t>Teacher explanation: Authorised corpus contains P and A, excluding T. Baseline manually checks same-room current approval and capacity. Reserve complete, missing and conflicting cases before development.</w:t>
-      </w:r>
-    </w:p>
-    <w:p>
-      <w:pPr>
-        <w:pStyle w:val="Heading3"/>
-      </w:pPr>
-      <w:r>
-        <w:t>W3 Audit the limit</w:t>
-      </w:r>
-    </w:p>
-    <w:p>
-      <w:pPr>
-        <w:pStyle w:val="Heading3"/>
-      </w:pPr>
-      <w:r>
-        <w:t>Workbook question · W3</w:t>
-      </w:r>
-    </w:p>
-    <w:p>
-      <w:pPr>
-        <w:spacing w:line="336" w:lineRule="auto" w:after="180"/>
-        <w:shd w:fill="F5F1FB"/>
-      </w:pPr>
-      <w:r>
-        <w:rPr>
-          <w:b w:val="0"/>
-        </w:rPr>
-        <w:t xml:space="preserve">A report omits this qualification: A complete capstone plan is not </w:t>
-      </w:r>
-      <w:r>
-        <w:rPr>
-          <w:b/>
-        </w:rPr>
-        <w:t>evidence</w:t>
-      </w:r>
-      <w:r>
-        <w:rPr>
-          <w:b w:val="0"/>
-        </w:rPr>
-        <w:t xml:space="preserve"> that the implementation meets it; evaluate after building.</w:t>
-      </w:r>
-    </w:p>
-    <w:p>
-      <w:pPr>
-        <w:spacing w:line="336" w:lineRule="auto" w:after="180"/>
-        <w:shd w:fill="F5F1FB"/>
-      </w:pPr>
-      <w:r>
-        <w:rPr>
-          <w:b w:val="0"/>
-        </w:rPr>
-        <w:t>Explain how omitting it could change a reader's interpretation, and write an accurate replacement.</w:t>
-      </w:r>
-    </w:p>
-    <w:p>
-      <w:pPr>
-        <w:pStyle w:val="Heading3"/>
-      </w:pPr>
-      <w:r>
-        <w:t>Teacher reasoning · W3</w:t>
-      </w:r>
-    </w:p>
-    <w:p>
-      <w:pPr>
-        <w:spacing w:line="336" w:lineRule="auto" w:after="180"/>
-        <w:shd w:fill="F1F6FC"/>
-      </w:pPr>
-      <w:r>
-        <w:rPr>
-          <w:b w:val="0"/>
-        </w:rPr>
-        <w:t xml:space="preserve">Teacher explanation: A complete capstone plan is not </w:t>
-      </w:r>
-      <w:r>
-        <w:rPr>
-          <w:b/>
-        </w:rPr>
-        <w:t>evidence</w:t>
-      </w:r>
-      <w:r>
-        <w:rPr>
-          <w:b w:val="0"/>
-        </w:rPr>
-        <w:t xml:space="preserve"> that the implementation meets it; evaluate after building.</w:t>
-      </w:r>
-    </w:p>
-    <w:p>
-      <w:pPr>
-        <w:spacing w:line="336" w:lineRule="auto" w:after="180"/>
-        <w:shd w:fill="F1F6FC"/>
-      </w:pPr>
-      <w:r>
-        <w:rPr>
-          <w:b w:val="0"/>
-        </w:rPr>
-        <w:t xml:space="preserve">State the observed result separately from the unverified or out-of-scope claim; preserve the original </w:t>
-      </w:r>
-      <w:r>
-        <w:rPr>
-          <w:b/>
-        </w:rPr>
-        <w:t>evidence</w:t>
-      </w:r>
-      <w:r>
-        <w:rPr>
-          <w:b w:val="0"/>
-        </w:rPr>
-        <w:t xml:space="preserve"> rather than inventing a missing fact.</w:t>
-      </w:r>
-    </w:p>
-    <w:p>
-      <w:pPr>
-        <w:pStyle w:val="Heading3"/>
-      </w:pPr>
-      <w:r>
-        <w:t>W4 Apply a new case independently</w:t>
-      </w:r>
-    </w:p>
-    <w:p>
-      <w:pPr>
-        <w:pStyle w:val="Heading3"/>
-      </w:pPr>
-      <w:r>
-        <w:t>Workbook question · W4</w:t>
-      </w:r>
-    </w:p>
-    <w:p>
-      <w:pPr>
-        <w:spacing w:line="336" w:lineRule="auto" w:after="180"/>
-        <w:shd w:fill="F5F1FB"/>
-      </w:pPr>
-      <w:r>
-        <w:rPr>
-          <w:b w:val="0"/>
-        </w:rPr>
-        <w:t>Student equipment assistant has public inventory I, restricted purchase ledger L and public booking notice B. Define eligible corpus, baseline and a missing-</w:t>
-      </w:r>
-      <w:r>
-        <w:rPr>
-          <w:b/>
-        </w:rPr>
-        <w:t>evidence</w:t>
-      </w:r>
-      <w:r>
-        <w:rPr>
-          <w:b w:val="0"/>
-        </w:rPr>
-        <w:t xml:space="preserve"> test.</w:t>
-      </w:r>
-    </w:p>
-    <w:p>
-      <w:pPr>
-        <w:pStyle w:val="Heading3"/>
-      </w:pPr>
-      <w:r>
-        <w:t>Teacher reasoning · W4</w:t>
-      </w:r>
-    </w:p>
-    <w:p>
-      <w:pPr>
-        <w:spacing w:line="336" w:lineRule="auto" w:after="180"/>
-        <w:shd w:fill="F1F6FC"/>
-      </w:pPr>
-      <w:r>
-        <w:rPr>
-          <w:b w:val="0"/>
-        </w:rPr>
-        <w:t xml:space="preserve">Teacher explanation: Use I and B only; exclude L. Baseline manually matches item availability to authorised booking </w:t>
-      </w:r>
-      <w:r>
-        <w:rPr>
-          <w:b/>
-        </w:rPr>
-        <w:t>evidence</w:t>
-      </w:r>
-      <w:r>
-        <w:rPr>
-          <w:b w:val="0"/>
-        </w:rPr>
-        <w:t>. Missing notice should trigger the specified review outcome.</w:t>
-      </w:r>
-    </w:p>
-    <w:p>
-      <w:pPr>
-        <w:pStyle w:val="Heading3"/>
-      </w:pPr>
-      <w:r>
-        <w:t>W5 Design a revealing follow-up</w:t>
-      </w:r>
-    </w:p>
-    <w:p>
-      <w:pPr>
-        <w:pStyle w:val="Heading3"/>
-      </w:pPr>
-      <w:r>
-        <w:t>Workbook question · W5</w:t>
-      </w:r>
-    </w:p>
-    <w:p>
-      <w:pPr>
-        <w:spacing w:line="336" w:lineRule="auto" w:after="180"/>
-        <w:shd w:fill="F5F1FB"/>
-      </w:pPr>
-      <w:r>
-        <w:rPr>
-          <w:b w:val="0"/>
-        </w:rPr>
-        <w:t>For the worked scenario, propose one additional case that could reveal a failure, describe its expected outcome before running it, and explain what would need to remain fixed for a fair comparison.</w:t>
-      </w:r>
-    </w:p>
-    <w:p>
-      <w:pPr>
-        <w:spacing w:line="336" w:lineRule="auto" w:after="180"/>
-        <w:shd w:fill="F5F1FB"/>
-      </w:pPr>
-      <w:r>
-        <w:rPr>
-          <w:b w:val="0"/>
-        </w:rPr>
-        <w:t>Do not reuse W4 as a new final test after receiving feedback.</w:t>
-      </w:r>
-    </w:p>
-    <w:p>
-      <w:pPr>
-        <w:pStyle w:val="Heading3"/>
-      </w:pPr>
-      <w:r>
-        <w:t>Teacher reasoning · W5</w:t>
-      </w:r>
-    </w:p>
-    <w:p>
-      <w:pPr>
-        <w:spacing w:line="336" w:lineRule="auto" w:after="180"/>
-        <w:shd w:fill="F1F6FC"/>
-      </w:pPr>
-      <w:r>
-        <w:rPr>
-          <w:b w:val="0"/>
-        </w:rPr>
-        <w:t xml:space="preserve">Teacher explanation: Accept a concrete variant of the worked </w:t>
-      </w:r>
-      <w:r>
-        <w:rPr>
-          <w:b/>
-        </w:rPr>
-        <w:t>input</w:t>
-      </w:r>
-      <w:r>
-        <w:rPr>
-          <w:b w:val="0"/>
-        </w:rPr>
-        <w:t xml:space="preserve"> or a missing/conflicting/boundary condition, with an expectation derived from the declared procedure.</w:t>
-      </w:r>
-    </w:p>
-    <w:p>
-      <w:pPr>
-        <w:spacing w:line="336" w:lineRule="auto" w:after="180"/>
-        <w:shd w:fill="F1F6FC"/>
-      </w:pPr>
-      <w:r>
-        <w:rPr>
-          <w:b w:val="0"/>
-        </w:rPr>
-        <w:t xml:space="preserve">Require preserved settings, original </w:t>
-      </w:r>
-      <w:r>
-        <w:rPr>
-          <w:b/>
-        </w:rPr>
-        <w:t>output</w:t>
-      </w:r>
-      <w:r>
-        <w:rPr>
-          <w:b w:val="0"/>
-        </w:rPr>
-        <w:t xml:space="preserve">s and data roles. A complete capstone plan is not </w:t>
-      </w:r>
-      <w:r>
-        <w:rPr>
-          <w:b/>
-        </w:rPr>
-        <w:t>evidence</w:t>
-      </w:r>
-      <w:r>
-        <w:rPr>
-          <w:b w:val="0"/>
-        </w:rPr>
-        <w:t xml:space="preserve"> that the implementation meets it; evaluate after building.</w:t>
-      </w:r>
-    </w:p>
-    <w:p>
-      <w:pPr>
-        <w:spacing w:line="336" w:lineRule="auto" w:after="180"/>
-        <w:shd w:fill="F1F6FC"/>
-      </w:pPr>
-      <w:r>
-        <w:rPr>
-          <w:b w:val="0"/>
-        </w:rPr>
-        <w:t xml:space="preserve">The new case should test this particular </w:t>
-      </w:r>
-      <w:r>
-        <w:rPr>
-          <w:b/>
-        </w:rPr>
-        <w:t>mechanism</w:t>
-      </w:r>
-      <w:r>
-        <w:rPr>
-          <w:b w:val="0"/>
-        </w:rPr>
-        <w:t xml:space="preserve"> rather than merely restate the original result.</w:t>
-      </w:r>
-    </w:p>
-    <w:p>
-      <w:pPr>
-        <w:pStyle w:val="Heading3"/>
-      </w:pPr>
-      <w:r>
-        <w:t>Assess independent transfer</w:t>
-      </w:r>
-    </w:p>
-    <w:p>
-      <w:pPr>
-        <w:pStyle w:val="Heading3"/>
-      </w:pPr>
-      <w:r>
-        <w:t>Independent question · withhold the key</w:t>
-      </w:r>
-    </w:p>
-    <w:p>
-      <w:pPr>
-        <w:spacing w:line="336" w:lineRule="auto" w:after="180"/>
-        <w:shd w:fill="F5F1FB"/>
-      </w:pPr>
-      <w:r>
-        <w:rPr>
-          <w:b w:val="0"/>
-        </w:rPr>
-        <w:t>Selected case: A science assistant may use only these notes: evaporation is liquid becoming vapour; condensation is vapour becoming liquid.</w:t>
-      </w:r>
-    </w:p>
-    <w:p>
-      <w:pPr>
-        <w:spacing w:line="336" w:lineRule="auto" w:after="180"/>
-        <w:shd w:fill="F5F1FB"/>
-      </w:pPr>
-      <w:r>
-        <w:rPr>
-          <w:b w:val="0"/>
-        </w:rPr>
-        <w:t>Specify behavior for “Define evaporation”, “Explain it”, and “What is tomorrow’s weather?”.</w:t>
-      </w:r>
-    </w:p>
-    <w:p>
-      <w:pPr>
-        <w:pStyle w:val="Heading3"/>
-      </w:pPr>
-      <w:r>
-        <w:t>Selected case answer</w:t>
-      </w:r>
-    </w:p>
-    <w:p>
-      <w:pPr>
-        <w:pStyle w:val="Heading3"/>
-      </w:pPr>
-      <w:r>
-        <w:t>Teacher key · Selected case answer</w:t>
-      </w:r>
-    </w:p>
-    <w:p>
-      <w:pPr>
-        <w:spacing w:line="336" w:lineRule="auto" w:after="180"/>
-        <w:shd w:fill="F1F6FC"/>
-      </w:pPr>
-      <w:r>
-        <w:rPr>
-          <w:b w:val="0"/>
-        </w:rPr>
-        <w:t xml:space="preserve">Answer the definition using the supplied note and identify its source. Clarify the referent of “it”. Weather is absent from these notes: say the </w:t>
-      </w:r>
-      <w:r>
-        <w:rPr>
-          <w:b/>
-        </w:rPr>
-        <w:t>evidence</w:t>
-      </w:r>
-      <w:r>
-        <w:rPr>
-          <w:b w:val="0"/>
-        </w:rPr>
-        <w:t xml:space="preserve"> is unavailable rather than inventing a forecast.</w:t>
-      </w:r>
-    </w:p>
-    <w:p>
-      <w:pPr>
-        <w:spacing w:line="336" w:lineRule="auto" w:after="180"/>
-        <w:shd w:fill="F1F6FC"/>
-      </w:pPr>
-      <w:r>
-        <w:rPr>
-          <w:b w:val="0"/>
-        </w:rPr>
-        <w:t>Require support for every factual claim.</w:t>
-      </w:r>
-    </w:p>
-    <w:tbl>
-      <w:tblPr>
-        <w:tblStyle w:val="LightShading-Accent1"/>
-        <w:tblW w:type="auto" w:w="0"/>
-        <w:tblLook w:firstColumn="1" w:firstRow="1" w:lastColumn="0" w:lastRow="0" w:noHBand="0" w:noVBand="1" w:val="04A0"/>
-      </w:tblPr>
-      <w:tblGrid>
-        <w:gridCol w:w="5112"/>
-        <w:gridCol w:w="5112"/>
-      </w:tblGrid>
-      <w:tr>
-        <w:trPr>
-          <w:tblHeader/>
-        </w:trPr>
-        <w:tc>
-          <w:tcPr>
-            <w:tcW w:type="dxa" w:w="5112"/>
-          </w:tcPr>
-          <w:p>
-            <w:r>
-              <w:t>Dimension</w:t>
-            </w:r>
-          </w:p>
-        </w:tc>
-        <w:tc>
-          <w:tcPr>
-            <w:tcW w:type="dxa" w:w="5112"/>
-          </w:tcPr>
-          <w:p>
-            <w:r>
-              <w:t>Evidence required</w:t>
-            </w:r>
-          </w:p>
-        </w:tc>
-      </w:tr>
-      <w:tr>
-        <w:tc>
-          <w:tcPr>
-            <w:tcW w:type="dxa" w:w="5112"/>
-          </w:tcPr>
-          <w:p>
-            <w:r>
-              <w:t>Explanation</w:t>
-            </w:r>
-          </w:p>
-        </w:tc>
-        <w:tc>
-          <w:tcPr>
-            <w:tcW w:type="dxa" w:w="5112"/>
-          </w:tcPr>
-          <w:p>
-            <w:r>
-              <w:t>Names the applicable idea or procedure and ties it to the supplied facts.</w:t>
-            </w:r>
-          </w:p>
-        </w:tc>
-      </w:tr>
-      <w:tr>
-        <w:tc>
-          <w:tcPr>
-            <w:tcW w:type="dxa" w:w="5112"/>
-          </w:tcPr>
-          <w:p>
-            <w:r>
-              <w:t>Trace and result</w:t>
-            </w:r>
-          </w:p>
-        </w:tc>
-        <w:tc>
-          <w:tcPr>
-            <w:tcW w:type="dxa" w:w="5112"/>
-          </w:tcPr>
-          <w:p>
-            <w:r>
-              <w:t>Preserves the given inputs and shows the relevant intermediate steps; distinguishes a prediction from an observed execution.</w:t>
-            </w:r>
-          </w:p>
-        </w:tc>
-      </w:tr>
-      <w:tr>
-        <w:tc>
-          <w:tcPr>
-            <w:tcW w:type="dxa" w:w="5112"/>
-          </w:tcPr>
-          <w:p>
-            <w:r>
-              <w:t>Limits</w:t>
-            </w:r>
-          </w:p>
-        </w:tc>
-        <w:tc>
-          <w:tcPr>
-            <w:tcW w:type="dxa" w:w="5112"/>
-          </w:tcPr>
-          <w:p>
-            <w:r>
-              <w:t>States the assumptions, missing evidence or conditions under which the result would change.</w:t>
-            </w:r>
-          </w:p>
-        </w:tc>
-      </w:tr>
-    </w:tbl>
-    <w:p>
-      <w:pPr>
-        <w:pStyle w:val="Heading3"/>
-      </w:pPr>
-      <w:r>
-        <w:t>Teacher key · Selected case answer</w:t>
-      </w:r>
-    </w:p>
-    <w:p>
-      <w:pPr>
-        <w:spacing w:line="336" w:lineRule="auto" w:after="180"/>
-        <w:shd w:fill="F1F6FC"/>
-      </w:pPr>
-      <w:r>
-        <w:rPr>
-          <w:b w:val="0"/>
-        </w:rPr>
-        <w:t>Record each dimension as not yet, with support, or independent. Accept a valid alternative procedure with a defensible trace.</w:t>
-      </w:r>
-    </w:p>
-    <w:p>
-      <w:pPr>
-        <w:spacing w:line="336" w:lineRule="auto" w:after="180"/>
-        <w:shd w:fill="F1F6FC"/>
-      </w:pPr>
-      <w:r>
-        <w:rPr>
-          <w:b w:val="0"/>
-        </w:rPr>
-        <w:t xml:space="preserve">Do not penalise an honestly recorded model failure if the learner correctly explains its </w:t>
-      </w:r>
-      <w:r>
-        <w:rPr>
-          <w:b/>
-        </w:rPr>
-        <w:t>evidence</w:t>
-      </w:r>
-      <w:r>
-        <w:rPr>
-          <w:b w:val="0"/>
-        </w:rPr>
-        <w:t xml:space="preserve"> and limits.</w:t>
-      </w:r>
-    </w:p>
-    <w:p>
-      <w:pPr>
-        <w:pStyle w:val="Heading3"/>
-      </w:pPr>
-      <w:r>
-        <w:t>Feedback that the learner uses</w:t>
-      </w:r>
-    </w:p>
-    <w:p>
-      <w:pPr>
-        <w:spacing w:line="336" w:lineRule="auto" w:after="180"/>
-      </w:pPr>
-      <w:r>
-        <w:rPr>
-          <w:b w:val="0"/>
-        </w:rPr>
-        <w:t>Name the earliest unsupported step and give one action to repair it. Have the learner make that repair now and explain why. Then assess the relevant skill on a fresh, fully specified case.</w:t>
-      </w:r>
-    </w:p>
-    <w:p>
-      <w:pPr>
-        <w:spacing w:line="336" w:lineRule="auto" w:after="180"/>
-      </w:pPr>
-      <w:r>
-        <w:rPr>
-          <w:b w:val="0"/>
-        </w:rPr>
-        <w:t>Confirm it was not previously practised with feedback; solve and check the new case before assigning it. A follow-up design prompt is a starting brief, not automatically an equivalent test.</w:t>
-      </w:r>
-    </w:p>
-    <w:p>
-      <w:pPr>
-        <w:pStyle w:val="Heading1"/>
-      </w:pPr>
-      <w:r>
-        <w:t>06. Connect and extend learning</w:t>
-      </w:r>
-    </w:p>
-    <w:p>
-      <w:r>
-        <w:t>Connect Capstone Design to Verified Study Buddy, adapt support and plan a later changed-case check.</w:t>
-      </w:r>
-    </w:p>
-    <w:p>
-      <w:pPr>
-        <w:pStyle w:val="Heading3"/>
-      </w:pPr>
-      <w:r>
-        <w:t>Verified Study Buddy</w:t>
-      </w:r>
-    </w:p>
-    <w:p>
-      <w:pPr>
-        <w:spacing w:line="336" w:lineRule="auto" w:after="180"/>
-      </w:pPr>
-      <w:r>
-        <w:rPr>
-          <w:b w:val="0"/>
-        </w:rPr>
-        <w:t>Freeze the Study Buddy v1 design and acceptance tests before implementation.</w:t>
-      </w:r>
-    </w:p>
-    <w:p>
-      <w:pPr>
-        <w:spacing w:line="336" w:lineRule="auto" w:after="180"/>
-      </w:pPr>
-      <w:r>
-        <w:rPr>
-          <w:b w:val="0"/>
-        </w:rPr>
-        <w:t xml:space="preserve">Keep the decision, </w:t>
-      </w:r>
-      <w:r>
-        <w:rPr>
-          <w:b/>
-        </w:rPr>
-        <w:t>input</w:t>
-      </w:r>
-      <w:r>
-        <w:rPr>
-          <w:b w:val="0"/>
-        </w:rPr>
-        <w:t xml:space="preserve">, result, explanation and remaining limitation in the project </w:t>
-      </w:r>
-      <w:r>
-        <w:rPr>
-          <w:b/>
-        </w:rPr>
-        <w:t>evidence</w:t>
-      </w:r>
-      <w:r>
-        <w:rPr>
-          <w:b w:val="0"/>
-        </w:rPr>
-        <w:t xml:space="preserve"> record. Retrieve this record next week rather than restarting the project.</w:t>
-      </w:r>
-    </w:p>
-    <w:p>
-      <w:pPr>
-        <w:pStyle w:val="Heading3"/>
-      </w:pPr>
-      <w:r>
-        <w:t>Support and stretch</w:t>
-      </w:r>
-    </w:p>
-    <w:p>
-      <w:pPr>
-        <w:spacing w:line="336" w:lineRule="auto" w:after="180"/>
-      </w:pPr>
-      <w:r>
-        <w:rPr>
-          <w:b w:val="0"/>
-        </w:rPr>
-        <w:t xml:space="preserve">Provide one short approved passage; separate instruction, </w:t>
-      </w:r>
-      <w:r>
-        <w:rPr>
-          <w:b/>
-        </w:rPr>
-        <w:t>input</w:t>
-      </w:r>
-      <w:r>
-        <w:rPr>
-          <w:b w:val="0"/>
-        </w:rPr>
-        <w:t xml:space="preserve">, </w:t>
-      </w:r>
-      <w:r>
-        <w:rPr>
-          <w:b/>
-        </w:rPr>
-        <w:t>output</w:t>
-      </w:r>
-      <w:r>
-        <w:rPr>
-          <w:b w:val="0"/>
-        </w:rPr>
-        <w:t xml:space="preserve"> and </w:t>
-      </w:r>
-      <w:r>
-        <w:rPr>
-          <w:b/>
-        </w:rPr>
-        <w:t>evidence</w:t>
-      </w:r>
-      <w:r>
-        <w:rPr>
-          <w:b w:val="0"/>
-        </w:rPr>
-        <w:t>. Stretch: introduce an unsupported claim or conflicting source and validate claim by claim with a fallback.</w:t>
-      </w:r>
-    </w:p>
-    <w:p>
-      <w:pPr>
-        <w:pStyle w:val="Heading3"/>
-      </w:pPr>
-      <w:r>
-        <w:t>Exit reflection</w:t>
-      </w:r>
-    </w:p>
-    <w:p>
-      <w:pPr>
-        <w:spacing w:line="336" w:lineRule="auto" w:after="180"/>
-      </w:pPr>
-      <w:r>
-        <w:rPr>
-          <w:b w:val="0"/>
-        </w:rPr>
-        <w:t xml:space="preserve">Ask for one decision the learner can now justify and one situation requiring more </w:t>
-      </w:r>
-      <w:r>
-        <w:rPr>
-          <w:b/>
-        </w:rPr>
-        <w:t>evidence</w:t>
-      </w:r>
-      <w:r>
-        <w:rPr>
-          <w:b w:val="0"/>
-        </w:rPr>
-        <w:t xml:space="preserve"> or human review. Confidence ratings are separate from correct independent performance.</w:t>
-      </w:r>
-    </w:p>
-    <w:p>
-      <w:pPr>
-        <w:pStyle w:val="Heading3"/>
-      </w:pPr>
-      <w:r>
-        <w:t>Bridge to the next week</w:t>
-      </w:r>
-    </w:p>
-    <w:p>
-      <w:pPr>
-        <w:spacing w:line="336" w:lineRule="auto" w:after="180"/>
-      </w:pPr>
-      <w:r>
-        <w:rPr>
-          <w:b w:val="0"/>
-        </w:rPr>
-        <w:t xml:space="preserve">Next: Week 34: Capstone Build. Retrieve today’s </w:t>
-      </w:r>
-      <w:r>
-        <w:rPr>
-          <w:b/>
-        </w:rPr>
-        <w:t>evidence</w:t>
-      </w:r>
-      <w:r>
-        <w:rPr>
-          <w:b w:val="0"/>
-        </w:rPr>
-        <w:t xml:space="preserve"> and identify what carries forward and what is new.</w:t>
-      </w:r>
-    </w:p>
-    <w:p>
-      <w:pPr>
-        <w:pStyle w:val="Heading3"/>
-      </w:pPr>
-      <w:r>
-        <w:t>Support and fresh reassessment</w:t>
-      </w:r>
-    </w:p>
-    <w:p>
-      <w:pPr>
-        <w:spacing w:line="336" w:lineRule="auto" w:after="180"/>
-      </w:pPr>
-      <w:r>
-        <w:rPr>
-          <w:b w:val="0"/>
-        </w:rPr>
-        <w:t xml:space="preserve">Provide an </w:t>
-      </w:r>
-      <w:r>
-        <w:rPr>
-          <w:b/>
-        </w:rPr>
-        <w:t>input</w:t>
-      </w:r>
-      <w:r>
-        <w:rPr>
-          <w:b w:val="0"/>
-        </w:rPr>
-        <w:t>/procedure/result/limit frame and a calculator when needed. Ask students to identify the first step before completing the whole trace.</w:t>
-      </w:r>
-    </w:p>
-    <w:p>
-      <w:pPr>
-        <w:spacing w:line="336" w:lineRule="auto" w:after="180"/>
-      </w:pPr>
-      <w:r>
-        <w:rPr>
-          <w:b w:val="0"/>
-        </w:rPr>
-        <w:t xml:space="preserve">Extension: compare two concrete variants of this </w:t>
-      </w:r>
-      <w:r>
-        <w:rPr>
-          <w:b/>
-        </w:rPr>
-        <w:t>mechanism</w:t>
-      </w:r>
-      <w:r>
-        <w:rPr>
-          <w:b w:val="0"/>
-        </w:rPr>
-        <w:t xml:space="preserve"> while holding unrelated conditions fixed; report both successful and unsuccessful outcomes.</w:t>
-      </w:r>
-    </w:p>
-    <w:p>
-      <w:pPr>
-        <w:spacing w:line="336" w:lineRule="auto" w:after="180"/>
-      </w:pPr>
-      <w:r>
-        <w:rPr>
-          <w:b w:val="0"/>
-        </w:rPr>
-        <w:t xml:space="preserve">W4: Use I and B only; exclude L. Baseline manually matches item availability to authorised booking </w:t>
-      </w:r>
-      <w:r>
-        <w:rPr>
-          <w:b/>
-        </w:rPr>
-        <w:t>evidence</w:t>
-      </w:r>
-      <w:r>
-        <w:rPr>
-          <w:b w:val="0"/>
-        </w:rPr>
-        <w:t>. Missing notice should trigger the specified review outcome. Require intermediate reasoning and the stated scope.</w:t>
-      </w:r>
-    </w:p>
-    <w:p>
-      <w:pPr>
-        <w:spacing w:line="336" w:lineRule="auto" w:after="180"/>
-      </w:pPr>
-      <w:r>
-        <w:rPr>
-          <w:b w:val="0"/>
-        </w:rPr>
-        <w:t>Fresh retry: Public timetable S and restricted staff notes N; student assistant reports meeting time. Expected reasoning: Use S only.</w:t>
-      </w:r>
-    </w:p>
-    <w:p>
-      <w:pPr>
-        <w:spacing w:line="336" w:lineRule="auto" w:after="180"/>
-      </w:pPr>
-      <w:r>
-        <w:rPr>
-          <w:b w:val="0"/>
-        </w:rPr>
-        <w:t>Manual timetable lookup is baseline; missing current timetable gives fallback rather than staff-note access.</w:t>
-      </w:r>
-    </w:p>
-    <w:p>
-      <w:pPr>
-        <w:spacing w:line="336" w:lineRule="auto" w:after="180"/>
-      </w:pPr>
-      <w:r>
-        <w:rPr>
-          <w:b w:val="0"/>
-        </w:rPr>
-        <w:t>If students need support, record it and reassess with another new case rather than awarding independence to a copied answer.</w:t>
-      </w:r>
-    </w:p>
-    <w:p>
-      <w:pPr>
-        <w:spacing w:line="336" w:lineRule="auto" w:after="180"/>
-      </w:pPr>
-      <w:r>
-        <w:rPr>
-          <w:b w:val="0"/>
-        </w:rPr>
-        <w:t xml:space="preserve">Next connection: Capstone grounded assistant. Preserve the current case record and retrieve its </w:t>
-      </w:r>
-      <w:r>
-        <w:rPr>
-          <w:b/>
-        </w:rPr>
-        <w:t>evidence</w:t>
-      </w:r>
-      <w:r>
-        <w:rPr>
-          <w:b w:val="0"/>
-        </w:rPr>
-        <w:t xml:space="preserve"> boundary before moving on.</w:t>
-      </w:r>
-    </w:p>
-    <w:p>
-      <w:pPr>
-        <w:pStyle w:val="Heading3"/>
-      </w:pPr>
-      <w:r>
-        <w:t>Plan the delayed return</w:t>
+      </w:pPr>
+      <w:r>
+        <w:rPr>
+          <w:b w:val="0"/>
+        </w:rPr>
+        <w:t>Selected independent science task: treat requests as standalone with no previous turn. Define evaporation from supplied note with source; clarify it; weather absent, so state unavailable or request a permitted source. Fresh retry: notes define melting/freezing; separate requests define freezing, explain that, and give next week’s rainfall. Require supported definition, missing-referent clarification and missing-weather fallback. Earlier equipment-corpus tasks remain additional practice.</w:t>
+      </w:r>
+    </w:p>
+    <w:p>
+      <w:pPr>
+        <w:pStyle w:val="Heading2"/>
+      </w:pPr>
+      <w:r>
+        <w:t>Plan the delayed check</w:t>
       </w:r>
     </w:p>
     <w:p>
@@ -5355,71 +5361,176 @@
     </w:p>
     <w:p>
       <w:pPr>
+        <w:pStyle w:val="Heading2"/>
+      </w:pPr>
+      <w:r>
+        <w:t>Bridge to next week</w:t>
+      </w:r>
+    </w:p>
+    <w:p>
+      <w:pPr>
+        <w:spacing w:line="336" w:lineRule="auto" w:after="180"/>
+      </w:pPr>
+      <w:r>
+        <w:rPr>
+          <w:b w:val="0"/>
+        </w:rPr>
+        <w:t xml:space="preserve">Ask for one decision the learner can now justify and one situation requiring more </w:t>
+      </w:r>
+      <w:r>
+        <w:rPr>
+          <w:b/>
+        </w:rPr>
+        <w:t>evidence</w:t>
+      </w:r>
+      <w:r>
+        <w:rPr>
+          <w:b w:val="0"/>
+        </w:rPr>
+        <w:t xml:space="preserve"> or human review. Confidence ratings are separate from correct independent performance.</w:t>
+      </w:r>
+    </w:p>
+    <w:p>
+      <w:pPr>
+        <w:spacing w:line="336" w:lineRule="auto" w:after="180"/>
+      </w:pPr>
+      <w:r>
+        <w:rPr>
+          <w:b w:val="0"/>
+        </w:rPr>
+        <w:t xml:space="preserve">Next: Week 34: Capstone Build. Retrieve today’s </w:t>
+      </w:r>
+      <w:r>
+        <w:rPr>
+          <w:b/>
+        </w:rPr>
+        <w:t>evidence</w:t>
+      </w:r>
+      <w:r>
+        <w:rPr>
+          <w:b w:val="0"/>
+        </w:rPr>
+        <w:t xml:space="preserve"> and identify what carries forward and what is new.</w:t>
+      </w:r>
+    </w:p>
+    <w:p>
+      <w:pPr>
+        <w:spacing w:line="336" w:lineRule="auto" w:after="180"/>
+      </w:pPr>
+      <w:r>
+        <w:rPr>
+          <w:b w:val="0"/>
+        </w:rPr>
+        <w:t>Next is Week 34: Capstone Build. Carry forward the frozen brief, source versions, owners, expected outcomes and requirement-to-test links; record actual implementation behavior separately.</w:t>
+      </w:r>
+    </w:p>
+    <w:p>
+      <w:pPr>
+        <w:pStyle w:val="Heading2"/>
+      </w:pPr>
+      <w:r>
+        <w:t>Earlier wording, alternatives and picture transcripts · reference / check after trying</w:t>
+      </w:r>
+    </w:p>
+    <w:p>
+      <w:pPr>
+        <w:spacing w:line="336" w:lineRule="auto" w:after="180"/>
+      </w:pPr>
+      <w:r>
+        <w:rPr>
+          <w:b w:val="0"/>
+        </w:rPr>
+        <w:t>Connect and extend learning</w:t>
+      </w:r>
+    </w:p>
+    <w:p>
+      <w:pPr>
         <w:pStyle w:val="Heading3"/>
       </w:pPr>
       <w:r>
+        <w:t>Verified Study Buddy</w:t>
+      </w:r>
+    </w:p>
+    <w:p>
+      <w:pPr>
+        <w:pStyle w:val="Heading3"/>
+      </w:pPr>
+      <w:r>
+        <w:t>Support and stretch</w:t>
+      </w:r>
+    </w:p>
+    <w:p>
+      <w:pPr>
+        <w:pStyle w:val="Heading3"/>
+      </w:pPr>
+      <w:r>
+        <w:t>Exit reflection</w:t>
+      </w:r>
+    </w:p>
+    <w:p>
+      <w:pPr>
+        <w:pStyle w:val="Heading3"/>
+      </w:pPr>
+      <w:r>
+        <w:t>Bridge to the next week</w:t>
+      </w:r>
+    </w:p>
+    <w:p>
+      <w:pPr>
+        <w:pStyle w:val="Heading3"/>
+      </w:pPr>
+      <w:r>
+        <w:t>Support and fresh reassessment</w:t>
+      </w:r>
+    </w:p>
+    <w:p>
+      <w:pPr>
+        <w:pStyle w:val="Heading3"/>
+      </w:pPr>
+      <w:r>
+        <w:t>Plan the delayed return</w:t>
+      </w:r>
+    </w:p>
+    <w:p>
+      <w:pPr>
+        <w:pStyle w:val="Heading3"/>
+      </w:pPr>
+      <w:r>
         <w:t>Project evidence from this case</w:t>
       </w:r>
     </w:p>
     <w:p>
       <w:pPr>
+        <w:pStyle w:val="Heading1"/>
+      </w:pPr>
+      <w:r>
+        <w:t>Reference bank and extra practice</w:t>
+      </w:r>
+    </w:p>
+    <w:p>
+      <w:pPr>
+        <w:pStyle w:val="Heading1"/>
+      </w:pPr>
+      <w:r>
+        <w:t>07. Reference: alternative planning checklist</w:t>
+      </w:r>
+    </w:p>
+    <w:p>
+      <w:r>
+        <w:t>Use as a reminder alongside the main route rather than teaching the cycle twice.</w:t>
+      </w:r>
+    </w:p>
+    <w:p>
+      <w:pPr>
+        <w:pStyle w:val="Heading2"/>
+      </w:pPr>
+      <w:r>
+        <w:t>Preparation and schedule</w:t>
+      </w:r>
+    </w:p>
+    <w:p>
+      <w:pPr>
         <w:spacing w:line="336" w:lineRule="auto" w:after="180"/>
-      </w:pPr>
-      <w:r>
-        <w:rPr>
-          <w:b w:val="0"/>
-        </w:rPr>
-        <w:t xml:space="preserve">For your Verified Study Buddy, save the </w:t>
-      </w:r>
-      <w:r>
-        <w:rPr>
-          <w:b/>
-        </w:rPr>
-        <w:t>input</w:t>
-      </w:r>
-      <w:r>
-        <w:rPr>
-          <w:b w:val="0"/>
-        </w:rPr>
-        <w:t>, procedure, observed result and limitation of this check.</w:t>
-      </w:r>
-    </w:p>
-    <w:p>
-      <w:pPr>
-        <w:spacing w:line="336" w:lineRule="auto" w:after="180"/>
-      </w:pPr>
-      <w:r>
-        <w:rPr>
-          <w:b w:val="0"/>
-        </w:rPr>
-        <w:t>Label this worked example as practice; use a different, previously unreviewed case when checking independent understanding.</w:t>
-      </w:r>
-    </w:p>
-    <w:p>
-      <w:pPr>
-        <w:pStyle w:val="Heading1"/>
-      </w:pPr>
-      <w:r>
-        <w:t>07. Prepare, teach and assess</w:t>
-      </w:r>
-    </w:p>
-    <w:p>
-      <w:r>
-        <w:t>Use this preparation summary alongside the detailed Capstone Design lesson; it is a checklist rather than a replacement for the full sequence.</w:t>
-      </w:r>
-    </w:p>
-    <w:p>
-      <w:pPr>
-        <w:pStyle w:val="Heading3"/>
-      </w:pPr>
-      <w:r>
-        <w:t>Teaching target</w:t>
-      </w:r>
-    </w:p>
-    <w:p>
-      <w:pPr>
-        <w:spacing w:line="336" w:lineRule="auto" w:after="180"/>
-        <w:shd w:fill="EDF7F3"/>
       </w:pPr>
       <w:r>
         <w:rPr>
@@ -5620,6 +5731,14 @@
     </w:tbl>
     <w:p>
       <w:pPr>
+        <w:pStyle w:val="Heading2"/>
+      </w:pPr>
+      <w:r>
+        <w:t>Practice and assessment reminders</w:t>
+      </w:r>
+    </w:p>
+    <w:p>
+      <w:pPr>
         <w:spacing w:line="336" w:lineRule="auto" w:after="180"/>
       </w:pPr>
       <w:r>
@@ -5642,16 +5761,7 @@
     </w:p>
     <w:p>
       <w:pPr>
-        <w:pStyle w:val="Heading3"/>
-      </w:pPr>
-      <w:r>
-        <w:t>Supported practice answer</w:t>
-      </w:r>
-    </w:p>
-    <w:p>
-      <w:pPr>
         <w:spacing w:line="336" w:lineRule="auto" w:after="180"/>
-        <w:shd w:fill="F1F6FC"/>
       </w:pPr>
       <w:r>
         <w:rPr>
@@ -5663,7 +5773,6 @@
     <w:p>
       <w:pPr>
         <w:spacing w:line="336" w:lineRule="auto" w:after="180"/>
-        <w:shd w:fill="F1F6FC"/>
       </w:pPr>
       <w:r>
         <w:rPr>
@@ -5708,16 +5817,7 @@
     </w:p>
     <w:p>
       <w:pPr>
-        <w:pStyle w:val="Heading3"/>
-      </w:pPr>
-      <w:r>
-        <w:t>Repair the misconception</w:t>
-      </w:r>
-    </w:p>
-    <w:p>
-      <w:pPr>
         <w:spacing w:line="336" w:lineRule="auto" w:after="180"/>
-        <w:shd w:fill="FFF5E6"/>
       </w:pPr>
       <w:r>
         <w:rPr>
@@ -5740,16 +5840,7 @@
     </w:p>
     <w:p>
       <w:pPr>
-        <w:pStyle w:val="Heading3"/>
-      </w:pPr>
-      <w:r>
-        <w:t>Support without giving away the answer</w:t>
-      </w:r>
-    </w:p>
-    <w:p>
-      <w:pPr>
         <w:spacing w:line="336" w:lineRule="auto" w:after="180"/>
-        <w:shd w:fill="F1F6F8"/>
       </w:pPr>
       <w:r>
         <w:rPr>
@@ -5772,16 +5863,7 @@
     </w:p>
     <w:p>
       <w:pPr>
-        <w:pStyle w:val="Heading3"/>
-      </w:pPr>
-      <w:r>
-        <w:t>Extend the reasoning</w:t>
-      </w:r>
-    </w:p>
-    <w:p>
-      <w:pPr>
         <w:spacing w:line="336" w:lineRule="auto" w:after="180"/>
-        <w:shd w:fill="F5F1FB"/>
       </w:pPr>
       <w:r>
         <w:rPr>
@@ -5805,7 +5887,6 @@
     <w:p>
       <w:pPr>
         <w:spacing w:line="336" w:lineRule="auto" w:after="180"/>
-        <w:shd w:fill="F5F1FB"/>
       </w:pPr>
       <w:r>
         <w:rPr>
@@ -5828,16 +5909,7 @@
     </w:p>
     <w:p>
       <w:pPr>
-        <w:pStyle w:val="Heading3"/>
-      </w:pPr>
-      <w:r>
-        <w:t>Protect the independent attempt</w:t>
-      </w:r>
-    </w:p>
-    <w:p>
-      <w:pPr>
         <w:spacing w:line="336" w:lineRule="auto" w:after="180"/>
-        <w:shd w:fill="FFF5E6"/>
       </w:pPr>
       <w:r>
         <w:rPr>
@@ -6032,16 +6104,7 @@
     </w:tbl>
     <w:p>
       <w:pPr>
-        <w:pStyle w:val="Heading3"/>
-      </w:pPr>
-      <w:r>
-        <w:t>Project checkpoint</w:t>
-      </w:r>
-    </w:p>
-    <w:p>
-      <w:pPr>
         <w:spacing w:line="336" w:lineRule="auto" w:after="180"/>
-        <w:shd w:fill="EDF7F3"/>
       </w:pPr>
       <w:r>
         <w:rPr>
@@ -6090,12 +6153,20 @@
         <w:pStyle w:val="Heading1"/>
       </w:pPr>
       <w:r>
-        <w:t>08. Use feedback, labs and repair paths</w:t>
-      </w:r>
-    </w:p>
-    <w:p>
-      <w:r>
-        <w:t>Use feedback, earlier review and portfolios purposefully. Apply the coding routine only when this lesson has an executable lab.</w:t>
+        <w:t>08. Reference: feedback and records</w:t>
+      </w:r>
+    </w:p>
+    <w:p>
+      <w:r>
+        <w:t>Use digital tools where they help retain an explanation and its evidence.</w:t>
+      </w:r>
+    </w:p>
+    <w:p>
+      <w:pPr>
+        <w:pStyle w:val="Heading2"/>
+      </w:pPr>
+      <w:r>
+        <w:t>Keep practice and independent evidence separate</w:t>
       </w:r>
     </w:p>
     <w:p>
@@ -6134,10 +6205,52 @@
     </w:p>
     <w:p>
       <w:pPr>
-        <w:pStyle w:val="Heading3"/>
-      </w:pPr>
-      <w:r>
-        <w:t>For later coding lessons</w:t>
+        <w:pStyle w:val="Heading2"/>
+      </w:pPr>
+      <w:r>
+        <w:t>Repair and portfolio records</w:t>
+      </w:r>
+    </w:p>
+    <w:p>
+      <w:pPr>
+        <w:spacing w:line="336" w:lineRule="auto" w:after="180"/>
+      </w:pPr>
+      <w:r>
+        <w:rPr>
+          <w:b w:val="0"/>
+        </w:rPr>
+        <w:t>Use the earlier worked-explanation links to address a specific missing building block, then return to the current question. Adapt this suggestion after observing the learner; it is not an automatic diagnosis.</w:t>
+      </w:r>
+    </w:p>
+    <w:p>
+      <w:pPr>
+        <w:spacing w:line="336" w:lineRule="auto" w:after="180"/>
+      </w:pPr>
+      <w:r>
+        <w:rPr>
+          <w:b w:val="0"/>
+        </w:rPr>
+        <w:t xml:space="preserve">Collect the completed-work portfolio as </w:t>
+      </w:r>
+      <w:r>
+        <w:rPr>
+          <w:b/>
+        </w:rPr>
+        <w:t>evidence</w:t>
+      </w:r>
+      <w:r>
+        <w:rPr>
+          <w:b w:val="0"/>
+        </w:rPr>
+        <w:t>. Record support separately from correctness, and assess explanation, trace/test and limitations. Progress ticks and quiz selections alone do not establish mastery.</w:t>
+      </w:r>
+    </w:p>
+    <w:p>
+      <w:pPr>
+        <w:pStyle w:val="Heading2"/>
+      </w:pPr>
+      <w:r>
+        <w:t>Earlier wording, alternatives and picture transcripts · reference / check after trying</w:t>
       </w:r>
     </w:p>
     <w:p>
@@ -6148,7 +6261,6 @@
     <w:p>
       <w:pPr>
         <w:spacing w:line="336" w:lineRule="auto" w:after="180"/>
-        <w:shd w:fill="F1F6F8"/>
       </w:pPr>
       <w:r>
         <w:rPr>
@@ -6171,77 +6283,20 @@
     </w:p>
     <w:p>
       <w:pPr>
-        <w:spacing w:line="336" w:lineRule="auto" w:after="180"/>
-      </w:pPr>
-      <w:r>
-        <w:rPr>
-          <w:b w:val="0"/>
-        </w:rPr>
-        <w:t>Use the earlier worked-explanation links to address a specific missing building block, then return to the current question. Adapt this suggestion after observing the learner; it is not an automatic diagnosis.</w:t>
-      </w:r>
-    </w:p>
-    <w:p>
-      <w:pPr>
-        <w:spacing w:line="336" w:lineRule="auto" w:after="180"/>
-      </w:pPr>
-      <w:r>
-        <w:rPr>
-          <w:b w:val="0"/>
-        </w:rPr>
-        <w:t xml:space="preserve">Collect the completed-work portfolio as </w:t>
-      </w:r>
-      <w:r>
-        <w:rPr>
-          <w:b/>
-        </w:rPr>
-        <w:t>evidence</w:t>
-      </w:r>
-      <w:r>
-        <w:rPr>
-          <w:b w:val="0"/>
-        </w:rPr>
-        <w:t>. Record support separately from correctness, and assess explanation, trace/test and limitations. Progress ticks and quiz selections alone do not establish mastery.</w:t>
-      </w:r>
-    </w:p>
-    <w:p>
-      <w:pPr>
         <w:pStyle w:val="Heading1"/>
       </w:pPr>
       <w:r>
-        <w:t>09. Visual concept journey</w:t>
-      </w:r>
-    </w:p>
-    <w:p>
-      <w:r>
-        <w:t>Show one Capstone Design graphic at a time, request a prediction and discuss its trace before the independent assessment.</w:t>
-      </w:r>
-    </w:p>
-    <w:p>
-      <w:pPr>
-        <w:spacing w:line="336" w:lineRule="auto" w:after="180"/>
-      </w:pPr>
-      <w:r>
-        <w:rPr>
-          <w:b w:val="0"/>
-        </w:rPr>
-        <w:t xml:space="preserve">Use one picture at a time. Hide a worked result before asking for a </w:t>
-      </w:r>
-      <w:r>
-        <w:rPr>
-          <w:b/>
-        </w:rPr>
-        <w:t>prediction</w:t>
-      </w:r>
-      <w:r>
-        <w:rPr>
-          <w:b w:val="0"/>
-        </w:rPr>
-        <w:t>, then reveal it for feedback. These are supported teaching cases; retain the separate independent assessment for a fresh first attempt.</w:t>
-      </w:r>
-    </w:p>
-    <w:p>
-      <w:pPr>
-        <w:pStyle w:val="Heading3"/>
+        <w:t>09. Reference: teach with the six pictures</w:t>
+      </w:r>
+    </w:p>
+    <w:p>
+      <w:r>
+        <w:t>Choose the picture for the teaching move and connect it to the explanation.</w:t>
+      </w:r>
+    </w:p>
+    <w:p>
+      <w:pPr>
+        <w:pStyle w:val="Heading2"/>
       </w:pPr>
       <w:r>
         <w:t>01. Capstone Design: the case</w:t>
@@ -6252,7 +6307,7 @@
         <w:drawing>
           <wp:inline xmlns:a="http://schemas.openxmlformats.org/drawingml/2006/main" xmlns:pic="http://schemas.openxmlformats.org/drawingml/2006/picture">
             <wp:extent cx="5486400" cy="3142488"/>
-            <wp:docPr id="2" name="Picture 2" descr="Plan a bounded study buddy around a small approved vocabulary corpus. Supplied facts: Corpus V1 defines roots, stem and leaf. It contains no plant disease treatment. Success requires a source reference; missing definitions require a clear fallback. All inputs and outcomes in this worked example are invented classroom data; no real model run is claimed."/>
+            <wp:docPr id="3" name="Picture 3" descr="Plan a bounded study buddy around a small approved vocabulary corpus. Supplied facts: Corpus V1 defines roots, stem and leaf. It contains no plant disease treatment. Success requires a source reference; missing definitions require a clear fallback. All inputs and outcomes in this worked example are invented classroom data; no real model run is claimed."/>
             <wp:cNvGraphicFramePr>
               <a:graphicFrameLocks noChangeAspect="1"/>
             </wp:cNvGraphicFramePr>
@@ -6264,7 +6319,7 @@
                     <pic:cNvPicPr/>
                   </pic:nvPicPr>
                   <pic:blipFill>
-                    <a:blip r:embed="rId10"/>
+                    <a:blip r:embed="rId11"/>
                     <a:stretch>
                       <a:fillRect/>
                     </a:stretch>
@@ -6320,7 +6375,6 @@
     <w:p>
       <w:pPr>
         <w:spacing w:line="336" w:lineRule="auto" w:after="180"/>
-        <w:shd w:fill="F5F1FB"/>
       </w:pPr>
       <w:r>
         <w:rPr>
@@ -6331,16 +6385,7 @@
     </w:p>
     <w:p>
       <w:pPr>
-        <w:pStyle w:val="Heading3"/>
-      </w:pPr>
-      <w:r>
-        <w:t>Discuss while showing the picture</w:t>
-      </w:r>
-    </w:p>
-    <w:p>
-      <w:pPr>
         <w:spacing w:line="336" w:lineRule="auto" w:after="180"/>
-        <w:shd w:fill="F1F6F8"/>
       </w:pPr>
       <w:r>
         <w:rPr>
@@ -6351,7 +6396,7 @@
     </w:p>
     <w:p>
       <w:pPr>
-        <w:pStyle w:val="Heading3"/>
+        <w:pStyle w:val="Heading2"/>
       </w:pPr>
       <w:r>
         <w:t>02. Follow the deciding steps</w:t>
@@ -6362,7 +6407,7 @@
         <w:drawing>
           <wp:inline xmlns:a="http://schemas.openxmlformats.org/drawingml/2006/main" xmlns:pic="http://schemas.openxmlformats.org/drawingml/2006/picture">
             <wp:extent cx="5486400" cy="3337560"/>
-            <wp:docPr id="3" name="Picture 3" descr="Define contract: Answer only glossary-definition requests supported by V1. → Plan normal test: “What is a stem?” must point to V1’s stem entry. → Plan missing test: “How do I cure this disease?” must produce an out-of-scope response, not a treatment guess."/>
+            <wp:docPr id="4" name="Picture 4" descr="Define contract: Answer only glossary-definition requests supported by V1. → Plan normal test: “What is a stem?” must point to V1’s stem entry. → Plan missing test: “How do I cure this disease?” must produce an out-of-scope response, not a treatment guess."/>
             <wp:cNvGraphicFramePr>
               <a:graphicFrameLocks noChangeAspect="1"/>
             </wp:cNvGraphicFramePr>
@@ -6374,7 +6419,7 @@
                     <pic:cNvPicPr/>
                   </pic:nvPicPr>
                   <pic:blipFill>
-                    <a:blip r:embed="rId11"/>
+                    <a:blip r:embed="rId9"/>
                     <a:stretch>
                       <a:fillRect/>
                     </a:stretch>
@@ -6407,7 +6452,6 @@
     <w:p>
       <w:pPr>
         <w:spacing w:line="336" w:lineRule="auto" w:after="180"/>
-        <w:shd w:fill="F5F1FB"/>
       </w:pPr>
       <w:r>
         <w:rPr>
@@ -6430,16 +6474,7 @@
     </w:p>
     <w:p>
       <w:pPr>
-        <w:pStyle w:val="Heading3"/>
-      </w:pPr>
-      <w:r>
-        <w:t>Discuss while showing the picture</w:t>
-      </w:r>
-    </w:p>
-    <w:p>
-      <w:pPr>
         <w:spacing w:line="336" w:lineRule="auto" w:after="180"/>
-        <w:shd w:fill="F1F6F8"/>
       </w:pPr>
       <w:r>
         <w:rPr>
@@ -6462,7 +6497,7 @@
     </w:p>
     <w:p>
       <w:pPr>
-        <w:pStyle w:val="Heading3"/>
+        <w:pStyle w:val="Heading2"/>
       </w:pPr>
       <w:r>
         <w:t>03. Capstone requirements and corpus — evidence trace</w:t>
@@ -6473,7 +6508,7 @@
         <w:drawing>
           <wp:inline xmlns:a="http://schemas.openxmlformats.org/drawingml/2006/main" xmlns:pic="http://schemas.openxmlformats.org/drawingml/2006/picture">
             <wp:extent cx="5486400" cy="3145536"/>
-            <wp:docPr id="4" name="Picture 4" descr="Capstone requirements and corpus — evidence trace. Student room assistant corpus contains public register P, teacher-only guide T and current approval A. It must report approved room capacity or needs_review. | Specify the user question, source authority, access, output/fallback contract and evaluation plan. Freeze corpus IDs and split cases before implementation. Keep teacher material out of student retrieval. | Authorised corpus contains P and A, excluding T. Baseline manually checks same-room current approval and capacity. Reserve complete, missing and conflicting cases before development."/>
+            <wp:docPr id="5" name="Picture 5" descr="Capstone requirements and corpus — evidence trace. Student room assistant corpus contains public register P, teacher-only guide T and current approval A. It must report approved room capacity or needs_review. | Specify the user question, source authority, access, output/fallback contract and evaluation plan. Freeze corpus IDs and split cases before implementation. Keep teacher material out of student retrieval. | Authorised corpus contains P and A, excluding T. Baseline manually checks same-room current approval and capacity. Reserve complete, missing and conflicting cases before development."/>
             <wp:cNvGraphicFramePr>
               <a:graphicFrameLocks noChangeAspect="1"/>
             </wp:cNvGraphicFramePr>
@@ -6587,7 +6622,6 @@
     <w:p>
       <w:pPr>
         <w:spacing w:line="336" w:lineRule="auto" w:after="180"/>
-        <w:shd w:fill="F5F1FB"/>
       </w:pPr>
       <w:r>
         <w:rPr>
@@ -6598,16 +6632,7 @@
     </w:p>
     <w:p>
       <w:pPr>
-        <w:pStyle w:val="Heading3"/>
-      </w:pPr>
-      <w:r>
-        <w:t>Discuss while showing the picture</w:t>
-      </w:r>
-    </w:p>
-    <w:p>
-      <w:pPr>
         <w:spacing w:line="336" w:lineRule="auto" w:after="180"/>
-        <w:shd w:fill="F1F6F8"/>
       </w:pPr>
       <w:r>
         <w:rPr>
@@ -6618,7 +6643,7 @@
     </w:p>
     <w:p>
       <w:pPr>
-        <w:pStyle w:val="Heading3"/>
+        <w:pStyle w:val="Heading2"/>
       </w:pPr>
       <w:r>
         <w:t>04. Change one thing. Trace what follows.</w:t>
@@ -6629,7 +6654,7 @@
         <w:drawing>
           <wp:inline xmlns:a="http://schemas.openxmlformats.org/drawingml/2006/main" xmlns:pic="http://schemas.openxmlformats.org/drawingml/2006/picture">
             <wp:extent cx="5486400" cy="3191256"/>
-            <wp:docPr id="5" name="Picture 5" descr="Original case: “How do I cure this disease?” must produce an out-of-scope response, not a treatment guess. Changed condition: The corpus gains a teacher-approved flower definition in V2. Expected result: Add a flower test using V2 and record the corpus version. Reason: The evidence boundary changed explicitly; the earlier corpus could not support this new entry."/>
+            <wp:docPr id="6" name="Picture 6" descr="Original case: “How do I cure this disease?” must produce an out-of-scope response, not a treatment guess. Changed condition: The corpus gains a teacher-approved flower definition in V2. Expected result: Add a flower test using V2 and record the corpus version. Reason: The evidence boundary changed explicitly; the earlier corpus could not support this new entry."/>
             <wp:cNvGraphicFramePr>
               <a:graphicFrameLocks noChangeAspect="1"/>
             </wp:cNvGraphicFramePr>
@@ -6697,7 +6722,6 @@
     <w:p>
       <w:pPr>
         <w:spacing w:line="336" w:lineRule="auto" w:after="180"/>
-        <w:shd w:fill="F5F1FB"/>
       </w:pPr>
       <w:r>
         <w:rPr>
@@ -6708,16 +6732,7 @@
     </w:p>
     <w:p>
       <w:pPr>
-        <w:pStyle w:val="Heading3"/>
-      </w:pPr>
-      <w:r>
-        <w:t>Discuss while showing the picture</w:t>
-      </w:r>
-    </w:p>
-    <w:p>
-      <w:pPr>
         <w:spacing w:line="336" w:lineRule="auto" w:after="180"/>
-        <w:shd w:fill="F1F6F8"/>
       </w:pPr>
       <w:r>
         <w:rPr>
@@ -6729,7 +6744,6 @@
     <w:p>
       <w:pPr>
         <w:spacing w:line="336" w:lineRule="auto" w:after="180"/>
-        <w:shd w:fill="F1F6F8"/>
       </w:pPr>
       <w:r>
         <w:rPr>
@@ -6752,7 +6766,7 @@
     </w:p>
     <w:p>
       <w:pPr>
-        <w:pStyle w:val="Heading3"/>
+        <w:pStyle w:val="Heading2"/>
       </w:pPr>
       <w:r>
         <w:t>05. Connect the explanation to its limit</w:t>
@@ -6763,7 +6777,7 @@
         <w:drawing>
           <wp:inline xmlns:a="http://schemas.openxmlformats.org/drawingml/2006/main" xmlns:pic="http://schemas.openxmlformats.org/drawingml/2006/picture">
             <wp:extent cx="5486400" cy="2834640"/>
-            <wp:docPr id="6" name="Picture 6" descr="Read the picture in order. “How do I cure this disease?” must produce an out-of-scope response, not a treatment guess. The arrows show which recorded input or intermediate result each decision uses. Explain the deciding step aloud before checking the changed case; pointing to the final answer alone does not show how it follows. Limit: A capstone design is a testable plan; its proposed behaviours are not verified outcomes until checked."/>
+            <wp:docPr id="7" name="Picture 7" descr="Read the picture in order. “How do I cure this disease?” must produce an out-of-scope response, not a treatment guess. The arrows show which recorded input or intermediate result each decision uses. Explain the deciding step aloud before checking the changed case; pointing to the final answer alone does not show how it follows. Limit: A capstone design is a testable plan; its proposed behaviours are not verified outcomes until checked."/>
             <wp:cNvGraphicFramePr>
               <a:graphicFrameLocks noChangeAspect="1"/>
             </wp:cNvGraphicFramePr>
@@ -6842,7 +6856,6 @@
     <w:p>
       <w:pPr>
         <w:spacing w:line="336" w:lineRule="auto" w:after="180"/>
-        <w:shd w:fill="F5F1FB"/>
       </w:pPr>
       <w:r>
         <w:rPr>
@@ -6853,16 +6866,7 @@
     </w:p>
     <w:p>
       <w:pPr>
-        <w:pStyle w:val="Heading3"/>
-      </w:pPr>
-      <w:r>
-        <w:t>Discuss while showing the picture</w:t>
-      </w:r>
-    </w:p>
-    <w:p>
-      <w:pPr>
         <w:spacing w:line="336" w:lineRule="auto" w:after="180"/>
-        <w:shd w:fill="F1F6F8"/>
       </w:pPr>
       <w:r>
         <w:rPr>
@@ -6874,7 +6878,6 @@
     <w:p>
       <w:pPr>
         <w:spacing w:line="336" w:lineRule="auto" w:after="180"/>
-        <w:shd w:fill="F1F6F8"/>
       </w:pPr>
       <w:r>
         <w:rPr>
@@ -6885,7 +6888,7 @@
     </w:p>
     <w:p>
       <w:pPr>
-        <w:pStyle w:val="Heading3"/>
+        <w:pStyle w:val="Heading2"/>
       </w:pPr>
       <w:r>
         <w:t>06. Make the idea visible in your project</w:t>
@@ -6896,7 +6899,7 @@
         <w:drawing>
           <wp:inline xmlns:a="http://schemas.openxmlformats.org/drawingml/2006/main" xmlns:pic="http://schemas.openxmlformats.org/drawingml/2006/picture">
             <wp:extent cx="5486400" cy="3681984"/>
-            <wp:docPr id="7" name="Picture 7" descr="For your Verified Study Buddy, save the input, procedure, observed result and limitation of this check. Label this worked example as practice; use a different, previously unreviewed case when checking independent understanding. Draw your input, deciding step, result and limit. Supported question: What should the project plan record before the new flower test? Point to the relevant step in the picture, then write the changed result and the rule or evidence that supports it."/>
+            <wp:docPr id="8" name="Picture 8" descr="For your Verified Study Buddy, save the input, procedure, observed result and limitation of this check. Label this worked example as practice; use a different, previously unreviewed case when checking independent understanding. Draw your input, deciding step, result and limit. Supported question: What should the project plan record before the new flower test? Point to the relevant step in the picture, then write the changed result and the rule or evidence that supports it."/>
             <wp:cNvGraphicFramePr>
               <a:graphicFrameLocks noChangeAspect="1"/>
             </wp:cNvGraphicFramePr>
@@ -6999,7 +7002,6 @@
     <w:p>
       <w:pPr>
         <w:spacing w:line="336" w:lineRule="auto" w:after="180"/>
-        <w:shd w:fill="F5F1FB"/>
       </w:pPr>
       <w:r>
         <w:rPr>
@@ -7022,70 +7024,138 @@
     </w:p>
     <w:p>
       <w:pPr>
+        <w:spacing w:line="336" w:lineRule="auto" w:after="180"/>
+      </w:pPr>
+      <w:r>
+        <w:rPr>
+          <w:b w:val="0"/>
+        </w:rPr>
+        <w:t xml:space="preserve">Teacher prompt: Draw your project trace and justify the deciding step using </w:t>
+      </w:r>
+      <w:r>
+        <w:rPr>
+          <w:b/>
+        </w:rPr>
+        <w:t>evidence</w:t>
+      </w:r>
+      <w:r>
+        <w:rPr>
+          <w:b w:val="0"/>
+        </w:rPr>
+        <w:t>. Ask learners to describe one label or arrow in ordinary words. Use the adjacent transcript if the image is difficult to see.</w:t>
+      </w:r>
+    </w:p>
+    <w:p>
+      <w:pPr>
+        <w:spacing w:line="336" w:lineRule="auto" w:after="180"/>
+      </w:pPr>
+      <w:r>
+        <w:rPr>
+          <w:b w:val="0"/>
+        </w:rPr>
+        <w:t>Supported practice key: Record approved corpus V2, the expected sourced definition and which evaluation cases belong to that version. Changed-case check: Add a flower test using V2 and record the corpus version.</w:t>
+      </w:r>
+    </w:p>
+    <w:p>
+      <w:pPr>
+        <w:spacing w:line="336" w:lineRule="auto" w:after="180"/>
+      </w:pPr>
+      <w:r>
+        <w:rPr>
+          <w:b w:val="0"/>
+        </w:rPr>
+        <w:t xml:space="preserve">The </w:t>
+      </w:r>
+      <w:r>
+        <w:rPr>
+          <w:b/>
+        </w:rPr>
+        <w:t>evidence</w:t>
+      </w:r>
+      <w:r>
+        <w:rPr>
+          <w:b w:val="0"/>
+        </w:rPr>
+        <w:t xml:space="preserve"> boundary changed explicitly; the earlier corpus could not support this new entry.</w:t>
+      </w:r>
+    </w:p>
+    <w:p>
+      <w:pPr>
+        <w:pStyle w:val="Heading2"/>
+      </w:pPr>
+      <w:r>
+        <w:t>Earlier wording, alternatives and picture transcripts · reference / check after trying</w:t>
+      </w:r>
+    </w:p>
+    <w:p>
+      <w:pPr>
+        <w:spacing w:line="336" w:lineRule="auto" w:after="180"/>
+      </w:pPr>
+      <w:r>
+        <w:rPr>
+          <w:b w:val="0"/>
+        </w:rPr>
+        <w:t xml:space="preserve">Use one picture at a time. Hide a worked result before asking for a </w:t>
+      </w:r>
+      <w:r>
+        <w:rPr>
+          <w:b/>
+        </w:rPr>
+        <w:t>prediction</w:t>
+      </w:r>
+      <w:r>
+        <w:rPr>
+          <w:b w:val="0"/>
+        </w:rPr>
+        <w:t>, then reveal it for feedback. These are supported teaching cases; retain the separate independent assessment for a fresh first attempt.</w:t>
+      </w:r>
+    </w:p>
+    <w:p>
+      <w:pPr>
         <w:pStyle w:val="Heading3"/>
       </w:pPr>
       <w:r>
-        <w:t>Discuss while showing the picture</w:t>
-      </w:r>
-    </w:p>
-    <w:p>
-      <w:pPr>
-        <w:spacing w:line="336" w:lineRule="auto" w:after="180"/>
-        <w:shd w:fill="F1F6F8"/>
-      </w:pPr>
-      <w:r>
-        <w:rPr>
-          <w:b w:val="0"/>
-        </w:rPr>
-        <w:t xml:space="preserve">Teacher prompt: Draw your project trace and justify the deciding step using </w:t>
-      </w:r>
-      <w:r>
-        <w:rPr>
-          <w:b/>
-        </w:rPr>
-        <w:t>evidence</w:t>
-      </w:r>
-      <w:r>
-        <w:rPr>
-          <w:b w:val="0"/>
-        </w:rPr>
-        <w:t>. Ask learners to describe one label or arrow in ordinary words. Use the adjacent transcript if the image is difficult to see.</w:t>
-      </w:r>
-    </w:p>
-    <w:p>
-      <w:pPr>
-        <w:spacing w:line="336" w:lineRule="auto" w:after="180"/>
-        <w:shd w:fill="F1F6F8"/>
-      </w:pPr>
-      <w:r>
-        <w:rPr>
-          <w:b w:val="0"/>
-        </w:rPr>
-        <w:t>Supported practice key: Record approved corpus V2, the expected sourced definition and which evaluation cases belong to that version. Changed-case check: Add a flower test using V2 and record the corpus version.</w:t>
-      </w:r>
-    </w:p>
-    <w:p>
-      <w:pPr>
-        <w:spacing w:line="336" w:lineRule="auto" w:after="180"/>
-        <w:shd w:fill="F1F6F8"/>
-      </w:pPr>
-      <w:r>
-        <w:rPr>
-          <w:b w:val="0"/>
-        </w:rPr>
-        <w:t xml:space="preserve">The </w:t>
-      </w:r>
-      <w:r>
-        <w:rPr>
-          <w:b/>
-        </w:rPr>
-        <w:t>evidence</w:t>
-      </w:r>
-      <w:r>
-        <w:rPr>
-          <w:b w:val="0"/>
-        </w:rPr>
-        <w:t xml:space="preserve"> boundary changed explicitly; the earlier corpus could not support this new entry.</w:t>
+        <w:t>01. Capstone Design: the case</w:t>
+      </w:r>
+    </w:p>
+    <w:p>
+      <w:pPr>
+        <w:pStyle w:val="Heading3"/>
+      </w:pPr>
+      <w:r>
+        <w:t>02. Follow the deciding steps</w:t>
+      </w:r>
+    </w:p>
+    <w:p>
+      <w:pPr>
+        <w:pStyle w:val="Heading3"/>
+      </w:pPr>
+      <w:r>
+        <w:t>03. Capstone requirements and corpus — evidence trace</w:t>
+      </w:r>
+    </w:p>
+    <w:p>
+      <w:pPr>
+        <w:pStyle w:val="Heading3"/>
+      </w:pPr>
+      <w:r>
+        <w:t>04. Change one thing. Trace what follows.</w:t>
+      </w:r>
+    </w:p>
+    <w:p>
+      <w:pPr>
+        <w:pStyle w:val="Heading3"/>
+      </w:pPr>
+      <w:r>
+        <w:t>05. Connect the explanation to its limit</w:t>
+      </w:r>
+    </w:p>
+    <w:p>
+      <w:pPr>
+        <w:pStyle w:val="Heading3"/>
+      </w:pPr>
+      <w:r>
+        <w:t>06. Make the idea visible in your project</w:t>
       </w:r>
     </w:p>
     <w:sectPr>
